--- a/Entregas/Actividad 4/TP4_Ayarachi_Fuentes.docx
+++ b/Entregas/Actividad 4/TP4_Ayarachi_Fuentes.docx
@@ -1640,7 +1640,7 @@
           <w:b/>
           <w:sz w:val="26"/>
         </w:rPr>
-        <w:t>Evaluación del Desempeño Docente y Factibilidad de Implementación de un Modelo de Retroalimentación 360° en el Departamento de Administración Pública del CURZAS-UNCo (2025–2026)</w:t>
+        <w:t>Evaluación del Desempeño Docente y Factibilidad de Implementación de un Modelo de Retroalimentación 360° en el Departamento de Administración Pública del CURZAS-UNCo (2027)</w:t>
       </w:r>
     </w:p>
     <w:p>
@@ -2205,7 +2205,7 @@
         <w:t xml:space="preserve"> </w:t>
       </w:r>
       <w:r>
-        <w:t xml:space="preserve">Bienio 2025–2026, período lectivo que enmarca la formulación del TFG bajo la vigencia del nuevo Estatuto UNCo (Ord. CS N° 0988/2025).</w:t>
+        <w:t xml:space="preserve">Ciclo lectivo 2027 (mayo a noviembre de 2027), período en el que se llevará a cabo el trabajo de campo empírico, la recolección y análisis de datos y la redacción final del TFG, bajo la plena vigencia del nuevo Estatuto UNCo (Ord. CS N° 0988/2025).</w:t>
       </w:r>
     </w:p>
     <w:p>
@@ -2398,7 +2398,7 @@
         <w:pStyle w:val="BlockText"/>
       </w:pPr>
       <w:r>
-        <w:t xml:space="preserve">¿Cuáles son las condiciones de factibilidad organizacional, técnica, normativa y de gobernanza multinivel para la implementación de un modelo de retroalimentación multiactoral (360°) en la evaluación del desempeño docente en el Departamento de Administración Pública del CURZAS-UNCo durante el período 2025–2026?</w:t>
+        <w:t xml:space="preserve">¿Cuáles son las condiciones de factibilidad organizacional, técnica, normativa y de gobernanza multinivel para la implementación de un modelo de retroalimentación multiactoral (360°) en la evaluación del desempeño docente en el Departamento de Administración Pública del CURZAS-UNCo durante el año 2027?</w:t>
       </w:r>
     </w:p>
     <w:bookmarkEnd w:id="22"/>
@@ -2554,7 +2554,7 @@
         </w:numPr>
       </w:pPr>
       <w:r>
-        <w:t xml:space="preserve">Determinar las condiciones de factibilidad organizacional, técnica, normativa y de gobernanza multinivel para la implementación de un modelo de retroalimentación multiactoral (360°) en la evaluación del desempeño docente en el Departamento de Administración Pública del CURZAS-UNCo (2025–2026).</w:t>
+        <w:t xml:space="preserve">Determinar las condiciones de factibilidad organizacional, técnica, normativa y de gobernanza multinivel para la implementación de un modelo de retroalimentación multiactoral (360°) en la evaluación del desempeño docente en el Departamento de Administración Pública del CURZAS-UNCo (2027).</w:t>
       </w:r>
     </w:p>
     <w:bookmarkEnd w:id="25"/>
@@ -4890,7 +4890,7 @@
         <w:t xml:space="preserve">(Hernández Sampieri et al., 2014)</w:t>
       </w:r>
       <w:r>
-        <w:t xml:space="preserve">, delimitado temporalmente al bienio 2025–2026.</w:t>
+        <w:t xml:space="preserve">, delimitado temporalmente al ciclo lectivo 2027.</w:t>
       </w:r>
     </w:p>
     <w:bookmarkEnd w:id="46"/>
@@ -6356,7 +6356,7 @@
         <w:pStyle w:val="FirstParagraph"/>
       </w:pPr>
       <w:r>
-        <w:t xml:space="preserve">Las actividades de investigación se estructuran en seis fases secuenciales coordinadas a lo largo de los 18 meses del cronograma:</w:t>
+        <w:t xml:space="preserve">Las actividades de investigación se estructuran en seis fases secuenciales coordinadas a lo largo de un lapso intensivo y viable de 7 meses de ejecución proyectados para el año 2027:</w:t>
       </w:r>
     </w:p>
     <w:p>
@@ -6372,7 +6372,7 @@
           <w:b/>
           <w:bCs/>
         </w:rPr>
-        <w:t xml:space="preserve">Fase 1: Preparación, diseño y avales (Meses 1–4 / Bim 1–2):</w:t>
+        <w:t xml:space="preserve">Fase 1: Preparación, diseño y avales (Mes 1 / Mayo 2027):</w:t>
       </w:r>
       <w:r>
         <w:t xml:space="preserve"> </w:t>
@@ -6410,7 +6410,7 @@
           <w:b/>
           <w:bCs/>
         </w:rPr>
-        <w:t xml:space="preserve">Fase 2: Relevamiento normativo y entrevistas (Meses 5–8 / Bim 3–4):</w:t>
+        <w:t xml:space="preserve">Fase 2: Relevamiento normativo y entrevistas (Mes 2 / Junio 2027):</w:t>
       </w:r>
       <w:r>
         <w:t xml:space="preserve"> </w:t>
@@ -6448,7 +6448,7 @@
           <w:b/>
           <w:bCs/>
         </w:rPr>
-        <w:t xml:space="preserve">Fase 3: Aplicación del sondeo exploratorio (Meses 8–10 / Bim 4–5):</w:t>
+        <w:t xml:space="preserve">Fase 3: Aplicación del sondeo exploratorio (Mes 3 / Julio 2027):</w:t>
       </w:r>
       <w:r>
         <w:t xml:space="preserve"> </w:t>
@@ -6486,7 +6486,7 @@
           <w:b/>
           <w:bCs/>
         </w:rPr>
-        <w:t xml:space="preserve">Fase 4: Procesamiento analítico y triangulación (Meses 10–12 / Bim 5–6):</w:t>
+        <w:t xml:space="preserve">Fase 4: Procesamiento analítico y triangulación (Mes 4 / Agosto 2027):</w:t>
       </w:r>
       <w:r>
         <w:t xml:space="preserve"> </w:t>
@@ -6524,7 +6524,7 @@
           <w:b/>
           <w:bCs/>
         </w:rPr>
-        <w:t xml:space="preserve">Fase 5: Formulación de lineamientos y redacción (Meses 12–15 / Bim 6–7):</w:t>
+        <w:t xml:space="preserve">Fase 5: Formulación de lineamientos y redacción (Meses 5–6 / Septiembre–Octubre 2027):</w:t>
       </w:r>
       <w:r>
         <w:t xml:space="preserve"> </w:t>
@@ -6562,7 +6562,7 @@
           <w:b/>
           <w:bCs/>
         </w:rPr>
-        <w:t xml:space="preserve">Fase 6: Revisión final, tramitación y defensa oral (Meses 16–18 / Bim 8):</w:t>
+        <w:t xml:space="preserve">Fase 6: Revisión final, tramitación y defensa oral (Mes 7 / Noviembre 2027):</w:t>
       </w:r>
       <w:r>
         <w:t xml:space="preserve"> </w:t>
@@ -6830,7 +6830,7 @@
         <w:pStyle w:val="FirstParagraph"/>
       </w:pPr>
       <w:r>
-        <w:t xml:space="preserve">El proyecto se planifica en un lapso de 18 meses distribuidos en ocho etapas bimestrales articuladas con las seis fases de investigación:</w:t>
+        <w:t xml:space="preserve">El proyecto se planifica en un lapso de 7 meses continuos distribuidos en etapas mensuales articuladas con las seis fases de investigación para su desarrollo durante el año 2027:</w:t>
       </w:r>
     </w:p>
     <w:tbl>
@@ -6849,15 +6849,14 @@
         </w:tblBorders>
       </w:tblPr>
       <w:tblGrid>
-        <w:gridCol w:w="720"/>
-        <w:gridCol w:w="900"/>
-        <w:gridCol w:w="900"/>
-        <w:gridCol w:w="900"/>
-        <w:gridCol w:w="900"/>
-        <w:gridCol w:w="900"/>
-        <w:gridCol w:w="900"/>
-        <w:gridCol w:w="900"/>
-        <w:gridCol w:w="900"/>
+        <w:gridCol w:w="812"/>
+        <w:gridCol w:w="1015"/>
+        <w:gridCol w:w="1015"/>
+        <w:gridCol w:w="1015"/>
+        <w:gridCol w:w="1015"/>
+        <w:gridCol w:w="1015"/>
+        <w:gridCol w:w="1015"/>
+        <w:gridCol w:w="1015"/>
       </w:tblGrid>
       <w:tr>
         <w:trPr>
@@ -6891,7 +6890,7 @@
               <w:jc w:val="center"/>
             </w:pPr>
             <w:r>
-              <w:t xml:space="preserve">Bim 1 (May-Jun 25)</w:t>
+              <w:t xml:space="preserve">Mes 1 (May 27)</w:t>
             </w:r>
           </w:p>
         </w:tc>
@@ -6907,7 +6906,7 @@
               <w:jc w:val="center"/>
             </w:pPr>
             <w:r>
-              <w:t xml:space="preserve">Bim 2 (Jul-Ago 25)</w:t>
+              <w:t xml:space="preserve">Mes 2 (Jun 27)</w:t>
             </w:r>
           </w:p>
         </w:tc>
@@ -6923,7 +6922,7 @@
               <w:jc w:val="center"/>
             </w:pPr>
             <w:r>
-              <w:t xml:space="preserve">Bim 3 (Sep-Oct 25)</w:t>
+              <w:t xml:space="preserve">Mes 3 (Jul 27)</w:t>
             </w:r>
           </w:p>
         </w:tc>
@@ -6939,7 +6938,7 @@
               <w:jc w:val="center"/>
             </w:pPr>
             <w:r>
-              <w:t xml:space="preserve">Bim 4 (Nov-Dic 25)</w:t>
+              <w:t xml:space="preserve">Mes 4 (Ago 27)</w:t>
             </w:r>
           </w:p>
         </w:tc>
@@ -6955,7 +6954,7 @@
               <w:jc w:val="center"/>
             </w:pPr>
             <w:r>
-              <w:t xml:space="preserve">Bim 5 (Feb-Mar 26)</w:t>
+              <w:t xml:space="preserve">Mes 5 (Sep 27)</w:t>
             </w:r>
           </w:p>
         </w:tc>
@@ -6971,7 +6970,7 @@
               <w:jc w:val="center"/>
             </w:pPr>
             <w:r>
-              <w:t xml:space="preserve">Bim 6 (Abr-May 26)</w:t>
+              <w:t xml:space="preserve">Mes 6 (Oct 27)</w:t>
             </w:r>
           </w:p>
         </w:tc>
@@ -6987,23 +6986,7 @@
               <w:jc w:val="center"/>
             </w:pPr>
             <w:r>
-              <w:t xml:space="preserve">Bim 7 (Jun-Jul 26)</w:t>
-            </w:r>
-          </w:p>
-        </w:tc>
-        <w:tc>
-          <w:tcPr>
-            <w:tcBorders>
-              <w:bottom w:val="single" w:sz="6" w:space="0" w:color="000000"/>
-            </w:tcBorders>
-          </w:tcPr>
-          <w:p>
-            <w:pPr>
-              <w:pStyle w:val="Compact"/>
-              <w:jc w:val="center"/>
-            </w:pPr>
-            <w:r>
-              <w:t xml:space="preserve">Bim 8 (Ago-Sep 26)</w:t>
+              <w:t xml:space="preserve">Mes 7 (Nov 27)</w:t>
             </w:r>
           </w:p>
         </w:tc>
@@ -7085,14 +7068,6 @@
             </w:pPr>
           </w:p>
         </w:tc>
-        <w:tc>
-          <w:tcPr/>
-          <w:p>
-            <w:pPr>
-              <w:pStyle w:val="Compact"/>
-            </w:pPr>
-          </w:p>
-        </w:tc>
       </w:tr>
       <w:tr>
         <w:tc>
@@ -7105,14 +7080,6 @@
             <w:r>
               <w:t xml:space="preserve">2. Gestión de avales y diseño de instrumentos (Fase 1)</w:t>
             </w:r>
-          </w:p>
-        </w:tc>
-        <w:tc>
-          <w:tcPr/>
-          <w:p>
-            <w:pPr>
-              <w:pStyle w:val="Compact"/>
-            </w:pPr>
           </w:p>
         </w:tc>
         <w:tc>
@@ -7198,14 +7165,6 @@
           <w:p>
             <w:pPr>
               <w:pStyle w:val="Compact"/>
-            </w:pPr>
-          </w:p>
-        </w:tc>
-        <w:tc>
-          <w:tcPr/>
-          <w:p>
-            <w:pPr>
-              <w:pStyle w:val="Compact"/>
               <w:jc w:val="center"/>
             </w:pPr>
             <w:r>
@@ -7222,6 +7181,76 @@
           <w:p>
             <w:pPr>
               <w:pStyle w:val="Compact"/>
+            </w:pPr>
+          </w:p>
+        </w:tc>
+        <w:tc>
+          <w:tcPr/>
+          <w:p>
+            <w:pPr>
+              <w:pStyle w:val="Compact"/>
+            </w:pPr>
+          </w:p>
+        </w:tc>
+        <w:tc>
+          <w:tcPr/>
+          <w:p>
+            <w:pPr>
+              <w:pStyle w:val="Compact"/>
+            </w:pPr>
+          </w:p>
+        </w:tc>
+        <w:tc>
+          <w:tcPr/>
+          <w:p>
+            <w:pPr>
+              <w:pStyle w:val="Compact"/>
+            </w:pPr>
+          </w:p>
+        </w:tc>
+        <w:tc>
+          <w:tcPr/>
+          <w:p>
+            <w:pPr>
+              <w:pStyle w:val="Compact"/>
+            </w:pPr>
+          </w:p>
+        </w:tc>
+        <w:tc>
+          <w:tcPr/>
+          <w:p>
+            <w:pPr>
+              <w:pStyle w:val="Compact"/>
+            </w:pPr>
+          </w:p>
+        </w:tc>
+      </w:tr>
+      <w:tr>
+        <w:tc>
+          <w:tcPr/>
+          <w:p>
+            <w:pPr>
+              <w:pStyle w:val="Compact"/>
+              <w:jc w:val="left"/>
+            </w:pPr>
+            <w:r>
+              <w:t xml:space="preserve">4. Trabajo de campo: normativa y entrevistas (Fase 2)</w:t>
+            </w:r>
+          </w:p>
+        </w:tc>
+        <w:tc>
+          <w:tcPr/>
+          <w:p>
+            <w:pPr>
+              <w:pStyle w:val="Compact"/>
+            </w:pPr>
+          </w:p>
+        </w:tc>
+        <w:tc>
+          <w:tcPr/>
+          <w:p>
+            <w:pPr>
+              <w:pStyle w:val="Compact"/>
               <w:jc w:val="center"/>
             </w:pPr>
             <w:r>
@@ -7283,7 +7312,7 @@
               <w:jc w:val="left"/>
             </w:pPr>
             <w:r>
-              <w:t xml:space="preserve">4. Trabajo de campo: normativa y entrevistas (Fase 2)</w:t>
+              <w:t xml:space="preserve">5. Trabajo de campo: sondeo en Viedma y Nodos (Fase 3)</w:t>
             </w:r>
           </w:p>
         </w:tc>
@@ -7324,6 +7353,76 @@
           <w:p>
             <w:pPr>
               <w:pStyle w:val="Compact"/>
+            </w:pPr>
+          </w:p>
+        </w:tc>
+        <w:tc>
+          <w:tcPr/>
+          <w:p>
+            <w:pPr>
+              <w:pStyle w:val="Compact"/>
+            </w:pPr>
+          </w:p>
+        </w:tc>
+        <w:tc>
+          <w:tcPr/>
+          <w:p>
+            <w:pPr>
+              <w:pStyle w:val="Compact"/>
+            </w:pPr>
+          </w:p>
+        </w:tc>
+        <w:tc>
+          <w:tcPr/>
+          <w:p>
+            <w:pPr>
+              <w:pStyle w:val="Compact"/>
+            </w:pPr>
+          </w:p>
+        </w:tc>
+      </w:tr>
+      <w:tr>
+        <w:tc>
+          <w:tcPr/>
+          <w:p>
+            <w:pPr>
+              <w:pStyle w:val="Compact"/>
+              <w:jc w:val="left"/>
+            </w:pPr>
+            <w:r>
+              <w:t xml:space="preserve">6. Procesamiento de datos y triangulación (Fase 4)</w:t>
+            </w:r>
+          </w:p>
+        </w:tc>
+        <w:tc>
+          <w:tcPr/>
+          <w:p>
+            <w:pPr>
+              <w:pStyle w:val="Compact"/>
+            </w:pPr>
+          </w:p>
+        </w:tc>
+        <w:tc>
+          <w:tcPr/>
+          <w:p>
+            <w:pPr>
+              <w:pStyle w:val="Compact"/>
+            </w:pPr>
+          </w:p>
+        </w:tc>
+        <w:tc>
+          <w:tcPr/>
+          <w:p>
+            <w:pPr>
+              <w:pStyle w:val="Compact"/>
+            </w:pPr>
+          </w:p>
+        </w:tc>
+        <w:tc>
+          <w:tcPr/>
+          <w:p>
+            <w:pPr>
+              <w:pStyle w:val="Compact"/>
               <w:jc w:val="center"/>
             </w:pPr>
             <w:r>
@@ -7359,14 +7458,6 @@
             </w:pPr>
           </w:p>
         </w:tc>
-        <w:tc>
-          <w:tcPr/>
-          <w:p>
-            <w:pPr>
-              <w:pStyle w:val="Compact"/>
-            </w:pPr>
-          </w:p>
-        </w:tc>
       </w:tr>
       <w:tr>
         <w:tc>
@@ -7377,8 +7468,16 @@
               <w:jc w:val="left"/>
             </w:pPr>
             <w:r>
-              <w:t xml:space="preserve">5. Trabajo de campo: sondeo en Viedma y Nodos (Fase 3)</w:t>
-            </w:r>
+              <w:t xml:space="preserve">7. Redacción de Tesina y lineamientos (Fase 5)</w:t>
+            </w:r>
+          </w:p>
+        </w:tc>
+        <w:tc>
+          <w:tcPr/>
+          <w:p>
+            <w:pPr>
+              <w:pStyle w:val="Compact"/>
+            </w:pPr>
           </w:p>
         </w:tc>
         <w:tc>
@@ -7445,22 +7544,6 @@
             </w:pPr>
           </w:p>
         </w:tc>
-        <w:tc>
-          <w:tcPr/>
-          <w:p>
-            <w:pPr>
-              <w:pStyle w:val="Compact"/>
-            </w:pPr>
-          </w:p>
-        </w:tc>
-        <w:tc>
-          <w:tcPr/>
-          <w:p>
-            <w:pPr>
-              <w:pStyle w:val="Compact"/>
-            </w:pPr>
-          </w:p>
-        </w:tc>
       </w:tr>
       <w:tr>
         <w:tc>
@@ -7471,8 +7554,24 @@
               <w:jc w:val="left"/>
             </w:pPr>
             <w:r>
-              <w:t xml:space="preserve">6. Procesamiento de datos y triangulación (Fase 4)</w:t>
-            </w:r>
+              <w:t xml:space="preserve">8. Revisión final, tramitación y defensa de TFG (Fase 6)</w:t>
+            </w:r>
+          </w:p>
+        </w:tc>
+        <w:tc>
+          <w:tcPr/>
+          <w:p>
+            <w:pPr>
+              <w:pStyle w:val="Compact"/>
+            </w:pPr>
+          </w:p>
+        </w:tc>
+        <w:tc>
+          <w:tcPr/>
+          <w:p>
+            <w:pPr>
+              <w:pStyle w:val="Compact"/>
+            </w:pPr>
           </w:p>
         </w:tc>
         <w:tc>
@@ -7523,218 +7622,6 @@
             </w:r>
           </w:p>
         </w:tc>
-        <w:tc>
-          <w:tcPr/>
-          <w:p>
-            <w:pPr>
-              <w:pStyle w:val="Compact"/>
-              <w:jc w:val="center"/>
-            </w:pPr>
-            <w:r>
-              <w:rPr>
-                <w:b/>
-                <w:bCs/>
-              </w:rPr>
-              <w:t xml:space="preserve">X</w:t>
-            </w:r>
-          </w:p>
-        </w:tc>
-        <w:tc>
-          <w:tcPr/>
-          <w:p>
-            <w:pPr>
-              <w:pStyle w:val="Compact"/>
-            </w:pPr>
-          </w:p>
-        </w:tc>
-        <w:tc>
-          <w:tcPr/>
-          <w:p>
-            <w:pPr>
-              <w:pStyle w:val="Compact"/>
-            </w:pPr>
-          </w:p>
-        </w:tc>
-      </w:tr>
-      <w:tr>
-        <w:tc>
-          <w:tcPr/>
-          <w:p>
-            <w:pPr>
-              <w:pStyle w:val="Compact"/>
-              <w:jc w:val="left"/>
-            </w:pPr>
-            <w:r>
-              <w:t xml:space="preserve">7. Redacción de Tesina y lineamientos (Fase 5)</w:t>
-            </w:r>
-          </w:p>
-        </w:tc>
-        <w:tc>
-          <w:tcPr/>
-          <w:p>
-            <w:pPr>
-              <w:pStyle w:val="Compact"/>
-            </w:pPr>
-          </w:p>
-        </w:tc>
-        <w:tc>
-          <w:tcPr/>
-          <w:p>
-            <w:pPr>
-              <w:pStyle w:val="Compact"/>
-            </w:pPr>
-          </w:p>
-        </w:tc>
-        <w:tc>
-          <w:tcPr/>
-          <w:p>
-            <w:pPr>
-              <w:pStyle w:val="Compact"/>
-            </w:pPr>
-          </w:p>
-        </w:tc>
-        <w:tc>
-          <w:tcPr/>
-          <w:p>
-            <w:pPr>
-              <w:pStyle w:val="Compact"/>
-            </w:pPr>
-          </w:p>
-        </w:tc>
-        <w:tc>
-          <w:tcPr/>
-          <w:p>
-            <w:pPr>
-              <w:pStyle w:val="Compact"/>
-            </w:pPr>
-          </w:p>
-        </w:tc>
-        <w:tc>
-          <w:tcPr/>
-          <w:p>
-            <w:pPr>
-              <w:pStyle w:val="Compact"/>
-              <w:jc w:val="center"/>
-            </w:pPr>
-            <w:r>
-              <w:rPr>
-                <w:b/>
-                <w:bCs/>
-              </w:rPr>
-              <w:t xml:space="preserve">X</w:t>
-            </w:r>
-          </w:p>
-        </w:tc>
-        <w:tc>
-          <w:tcPr/>
-          <w:p>
-            <w:pPr>
-              <w:pStyle w:val="Compact"/>
-              <w:jc w:val="center"/>
-            </w:pPr>
-            <w:r>
-              <w:rPr>
-                <w:b/>
-                <w:bCs/>
-              </w:rPr>
-              <w:t xml:space="preserve">X</w:t>
-            </w:r>
-          </w:p>
-        </w:tc>
-        <w:tc>
-          <w:tcPr/>
-          <w:p>
-            <w:pPr>
-              <w:pStyle w:val="Compact"/>
-            </w:pPr>
-          </w:p>
-        </w:tc>
-      </w:tr>
-      <w:tr>
-        <w:tc>
-          <w:tcPr/>
-          <w:p>
-            <w:pPr>
-              <w:pStyle w:val="Compact"/>
-              <w:jc w:val="left"/>
-            </w:pPr>
-            <w:r>
-              <w:t xml:space="preserve">8. Revisión final, tramitación y defensa de TFG (Fase 6)</w:t>
-            </w:r>
-          </w:p>
-        </w:tc>
-        <w:tc>
-          <w:tcPr/>
-          <w:p>
-            <w:pPr>
-              <w:pStyle w:val="Compact"/>
-            </w:pPr>
-          </w:p>
-        </w:tc>
-        <w:tc>
-          <w:tcPr/>
-          <w:p>
-            <w:pPr>
-              <w:pStyle w:val="Compact"/>
-            </w:pPr>
-          </w:p>
-        </w:tc>
-        <w:tc>
-          <w:tcPr/>
-          <w:p>
-            <w:pPr>
-              <w:pStyle w:val="Compact"/>
-            </w:pPr>
-          </w:p>
-        </w:tc>
-        <w:tc>
-          <w:tcPr/>
-          <w:p>
-            <w:pPr>
-              <w:pStyle w:val="Compact"/>
-            </w:pPr>
-          </w:p>
-        </w:tc>
-        <w:tc>
-          <w:tcPr/>
-          <w:p>
-            <w:pPr>
-              <w:pStyle w:val="Compact"/>
-            </w:pPr>
-          </w:p>
-        </w:tc>
-        <w:tc>
-          <w:tcPr/>
-          <w:p>
-            <w:pPr>
-              <w:pStyle w:val="Compact"/>
-            </w:pPr>
-          </w:p>
-        </w:tc>
-        <w:tc>
-          <w:tcPr/>
-          <w:p>
-            <w:pPr>
-              <w:pStyle w:val="Compact"/>
-            </w:pPr>
-          </w:p>
-        </w:tc>
-        <w:tc>
-          <w:tcPr/>
-          <w:p>
-            <w:pPr>
-              <w:pStyle w:val="Compact"/>
-              <w:jc w:val="center"/>
-            </w:pPr>
-            <w:r>
-              <w:rPr>
-                <w:b/>
-                <w:bCs/>
-              </w:rPr>
-              <w:t xml:space="preserve">X</w:t>
-            </w:r>
-          </w:p>
-        </w:tc>
       </w:tr>
     </w:tbl>
     <w:p>
@@ -7752,7 +7639,7 @@
         <w:t xml:space="preserve"> </w:t>
       </w:r>
       <w:r>
-        <w:t xml:space="preserve">Elaboración propia. La planificación contempla los recesos de invierno y verano reglamentados por la UNCo.</w:t>
+        <w:t xml:space="preserve">Elaboración propia. La planificación mensual de 7 meses proyectada para el año 2027 se adecua a la escala operativa de un investigador individual y a los plazos académicos reglamentados por el CURZAS-UNCo.</w:t>
       </w:r>
     </w:p>
     <w:p>
@@ -9597,7 +9484,7 @@
           <w:i/>
           <w:iCs/>
         </w:rPr>
-        <w:t xml:space="preserve">Evaluación del Desempeño Docente y Factibilidad de un Modelo de Retroalimentación 360° en el Departamento de Administración Pública del CURZAS-UNCo (2025–2026)</w:t>
+        <w:t xml:space="preserve">Evaluación del Desempeño Docente y Factibilidad de un Modelo de Retroalimentación 360° en el Departamento de Administración Pública del CURZAS-UNCo (2027)</w:t>
       </w:r>
       <w:r>
         <w:br/>
@@ -11342,7 +11229,7 @@
         <w:jc w:val="left"/>
       </w:pPr>
       <w:r>
-        <w:t xml:space="preserve">Viedma, Río Negro, ______ de ________________ de 2025</w:t>
+        <w:t xml:space="preserve">Viedma, Río Negro, ______ de ________________ de 202__</w:t>
       </w:r>
     </w:p>
     <w:p>
@@ -11420,7 +11307,7 @@
           <w:b/>
           <w:bCs/>
         </w:rPr>
-        <w:t xml:space="preserve">“Evaluación del Desempeño Docente y Factibilidad de Implementación de un Modelo de Retroalimentación 360° en el Departamento de Administración Pública del CURZAS-UNCo (2025–2026)”</w:t>
+        <w:t xml:space="preserve">“Evaluación del Desempeño Docente y Factibilidad de Implementación de un Modelo de Retroalimentación 360° en el Departamento de Administración Pública del CURZAS-UNCo (2027)”</w:t>
       </w:r>
     </w:p>
     <w:p>
@@ -11586,7 +11473,7 @@
           <w:i/>
           <w:iCs/>
         </w:rPr>
-        <w:t xml:space="preserve">Evaluación del Desempeño Docente y Factibilidad de Implementación de un Modelo de Retroalimentación 360° en el Departamento de Administración Pública del CURZAS-UNCo (2025–2026)</w:t>
+        <w:t xml:space="preserve">Evaluación del Desempeño Docente y Factibilidad de Implementación de un Modelo de Retroalimentación 360° en el Departamento de Administración Pública del CURZAS-UNCo (2027)</w:t>
       </w:r>
       <w:r>
         <w:t xml:space="preserve">.</w:t>

--- a/Entregas/Actividad 4/TP4_Ayarachi_Fuentes.docx
+++ b/Entregas/Actividad 4/TP4_Ayarachi_Fuentes.docx
@@ -1478,6 +1478,60 @@
     </w:p>
     <w:p>
       <w:pPr>
+        <w:pStyle w:val="TOC1"/>
+        <w:tabs>
+          <w:tab w:val="right" w:leader="dot" w:pos="9026"/>
+        </w:tabs>
+        <w:ind w:left="0"/>
+        <w:spacing w:after="60"/>
+      </w:pPr>
+      <w:r>
+        <w:rPr>
+          <w:rFonts w:ascii="Arial" w:hAnsi="Arial"/>
+          <w:sz w:val="22"/>
+        </w:rPr>
+        <w:t>Referencias Bibliográficas</w:t>
+      </w:r>
+      <w:r>
+        <w:tab/>
+      </w:r>
+      <w:r>
+        <w:rPr>
+          <w:rFonts w:ascii="Arial" w:hAnsi="Arial"/>
+          <w:sz w:val="22"/>
+        </w:rPr>
+        <w:t>24</w:t>
+      </w:r>
+    </w:p>
+    <w:p>
+      <w:pPr>
+        <w:pStyle w:val="TOC1"/>
+        <w:tabs>
+          <w:tab w:val="right" w:leader="dot" w:pos="9026"/>
+        </w:tabs>
+        <w:ind w:left="0"/>
+        <w:spacing w:after="60"/>
+      </w:pPr>
+      <w:r>
+        <w:rPr>
+          <w:rFonts w:ascii="Arial" w:hAnsi="Arial"/>
+          <w:sz w:val="22"/>
+        </w:rPr>
+        <w:t>Anexos Metodológicos</w:t>
+      </w:r>
+      <w:r>
+        <w:tab/>
+      </w:r>
+      <w:r>
+        <w:rPr>
+          <w:rFonts w:ascii="Arial" w:hAnsi="Arial"/>
+          <w:sz w:val="22"/>
+        </w:rPr>
+        <w:t>27</w:t>
+      </w:r>
+    </w:p>
+    <w:p>
+      <w:pPr>
         <w:pStyle w:val="TOC2"/>
         <w:tabs>
           <w:tab w:val="right" w:leader="dot" w:pos="9026"/>
@@ -1490,7 +1544,7 @@
           <w:rFonts w:ascii="Arial" w:hAnsi="Arial"/>
           <w:sz w:val="22"/>
         </w:rPr>
-        <w:t>Anexos Metodológicos</w:t>
+        <w:t>Anexo I: Guía Temática de Entrevista Semiestructurada</w:t>
       </w:r>
       <w:r>
         <w:tab/>
@@ -1500,16 +1554,16 @@
           <w:rFonts w:ascii="Arial" w:hAnsi="Arial"/>
           <w:sz w:val="22"/>
         </w:rPr>
-        <w:t>24</w:t>
-      </w:r>
-    </w:p>
-    <w:p>
-      <w:pPr>
-        <w:pStyle w:val="TOC3"/>
+        <w:t>27</w:t>
+      </w:r>
+    </w:p>
+    <w:p>
+      <w:pPr>
+        <w:pStyle w:val="TOC2"/>
         <w:tabs>
           <w:tab w:val="right" w:leader="dot" w:pos="9026"/>
         </w:tabs>
-        <w:ind w:left="560"/>
+        <w:ind w:left="280"/>
         <w:spacing w:after="60"/>
       </w:pPr>
       <w:r>
@@ -1517,7 +1571,7 @@
           <w:rFonts w:ascii="Arial" w:hAnsi="Arial"/>
           <w:sz w:val="22"/>
         </w:rPr>
-        <w:t>Anexo I: Guía Temática de Entrevista Semiestructurada</w:t>
+        <w:t>Anexo II: Cuestionario Exploratorio de Factibilidad (Escala Likert)</w:t>
       </w:r>
       <w:r>
         <w:tab/>
@@ -1527,16 +1581,16 @@
           <w:rFonts w:ascii="Arial" w:hAnsi="Arial"/>
           <w:sz w:val="22"/>
         </w:rPr>
-        <w:t>24</w:t>
-      </w:r>
-    </w:p>
-    <w:p>
-      <w:pPr>
-        <w:pStyle w:val="TOC3"/>
+        <w:t>28</w:t>
+      </w:r>
+    </w:p>
+    <w:p>
+      <w:pPr>
+        <w:pStyle w:val="TOC2"/>
         <w:tabs>
           <w:tab w:val="right" w:leader="dot" w:pos="9026"/>
         </w:tabs>
-        <w:ind w:left="560"/>
+        <w:ind w:left="280"/>
         <w:spacing w:after="60"/>
       </w:pPr>
       <w:r>
@@ -1544,7 +1598,7 @@
           <w:rFonts w:ascii="Arial" w:hAnsi="Arial"/>
           <w:sz w:val="22"/>
         </w:rPr>
-        <w:t>Anexo II: Cuestionario Exploratorio de Factibilidad (Escala Likert)</w:t>
+        <w:t>Anexo III: Modelo de Nota Institucional de Solicitud de Aval Académico</w:t>
       </w:r>
       <w:r>
         <w:tab/>
@@ -1554,16 +1608,16 @@
           <w:rFonts w:ascii="Arial" w:hAnsi="Arial"/>
           <w:sz w:val="22"/>
         </w:rPr>
-        <w:t>24</w:t>
-      </w:r>
-    </w:p>
-    <w:p>
-      <w:pPr>
-        <w:pStyle w:val="TOC3"/>
+        <w:t>31</w:t>
+      </w:r>
+    </w:p>
+    <w:p>
+      <w:pPr>
+        <w:pStyle w:val="TOC2"/>
         <w:tabs>
           <w:tab w:val="right" w:leader="dot" w:pos="9026"/>
         </w:tabs>
-        <w:ind w:left="560"/>
+        <w:ind w:left="280"/>
         <w:spacing w:after="60"/>
       </w:pPr>
       <w:r>
@@ -1571,7 +1625,7 @@
           <w:rFonts w:ascii="Arial" w:hAnsi="Arial"/>
           <w:sz w:val="22"/>
         </w:rPr>
-        <w:t>Anexo III: Modelo de Nota Institucional y Consentimiento Informado</w:t>
+        <w:t>Anexo IV: Formulario de Consentimiento Informado</w:t>
       </w:r>
       <w:r>
         <w:tab/>
@@ -1581,34 +1635,7 @@
           <w:rFonts w:ascii="Arial" w:hAnsi="Arial"/>
           <w:sz w:val="22"/>
         </w:rPr>
-        <w:t>27</w:t>
-      </w:r>
-    </w:p>
-    <w:p>
-      <w:pPr>
-        <w:pStyle w:val="TOC1"/>
-        <w:tabs>
-          <w:tab w:val="right" w:leader="dot" w:pos="9026"/>
-        </w:tabs>
-        <w:ind w:left="0"/>
-        <w:spacing w:after="60"/>
-      </w:pPr>
-      <w:r>
-        <w:rPr>
-          <w:rFonts w:ascii="Arial" w:hAnsi="Arial"/>
-          <w:sz w:val="22"/>
-        </w:rPr>
-        <w:t>Referencias Bibliográficas</w:t>
-      </w:r>
-      <w:r>
-        <w:tab/>
-      </w:r>
-      <w:r>
-        <w:rPr>
-          <w:rFonts w:ascii="Arial" w:hAnsi="Arial"/>
-          <w:sz w:val="22"/>
-        </w:rPr>
-        <w:t>28</w:t>
+        <w:t>32</w:t>
       </w:r>
     </w:p>
     <w:p>
@@ -6777,7 +6804,7 @@
         <w:t xml:space="preserve"> </w:t>
       </w:r>
       <w:r>
-        <w:t xml:space="preserve">La participación en entrevistas y sondeos es libre y voluntaria. Cada participante valida digitalmente el formulario de consentimiento informado (Anexo III) previo a responder.</w:t>
+        <w:t xml:space="preserve">La participación en entrevistas y sondeos es libre y voluntaria. Cada participante valida digitalmente el formulario de consentimiento informado (Anexo IV) previo a responder.</w:t>
       </w:r>
       <w:r>
         <w:t xml:space="preserve"> </w:t>
@@ -8352,7 +8379,7 @@
     <w:bookmarkEnd w:id="58"/>
     <w:bookmarkEnd w:id="59"/>
     <w:bookmarkEnd w:id="60"/>
-    <w:bookmarkStart w:id="109" w:name="referencias-bibliográficas"/>
+    <w:bookmarkStart w:id="105" w:name="referencias-bibliográficas"/>
     <w:p>
       <w:pPr>
         <w:pStyle w:val="Heading1"/>
@@ -9425,12 +9452,13 @@
         <w:br w:type="page"/>
       </w:r>
     </w:p>
-    <w:bookmarkStart w:id="108" w:name="anexos-metodológicos"/>
-    <w:p>
-      <w:pPr>
-        <w:pStyle w:val="Heading2"/>
+    <w:bookmarkEnd w:id="105"/>
+    <w:bookmarkStart w:id="110" w:name="anexos-metodológicos"/>
+    <w:p>
+      <w:pPr>
+        <w:pStyle w:val="Heading1"/>
         <w:keepNext/>
-        <w:spacing w:before="200" w:after="120" w:line="300" w:lineRule="auto"/>
+        <w:spacing w:before="240" w:after="120" w:line="300" w:lineRule="auto"/>
         <w:ind w:left="720" w:hanging="720"/>
         <w:jc w:val="left"/>
       </w:pPr>
@@ -9438,12 +9466,12 @@
         <w:rPr>
           <w:rFonts w:ascii="Arial" w:hAnsi="Arial"/>
           <w:b/>
-          <w:sz w:val="24"/>
+          <w:sz w:val="28"/>
         </w:rPr>
         <w:t xml:space="preserve">Anexos Metodológicos</w:t>
       </w:r>
     </w:p>
-    <w:bookmarkStart w:id="105" w:name="X8a4bd6135b680293145e26a5b92e72f8957a555"/>
+    <w:bookmarkStart w:id="106" w:name="X8a4bd6135b680293145e26a5b92e72f8957a555"/>
     <w:p>
       <w:pPr>
         <w:pStyle w:val="Heading3"/>
@@ -9701,13 +9729,11 @@
     </w:p>
     <w:p>
       <w:r>
-        <w:pict>
-          <v:rect style="width:0;height:1.5pt" o:hralign="center" o:hrstd="t" o:hr="t"/>
-        </w:pict>
-      </w:r>
-    </w:p>
-    <w:bookmarkEnd w:id="105"/>
-    <w:bookmarkStart w:id="106" w:name="Xed927c32308fb922173a9e4e6308883f42ff086"/>
+        <w:br w:type="page"/>
+      </w:r>
+    </w:p>
+    <w:bookmarkEnd w:id="106"/>
+    <w:bookmarkStart w:id="107" w:name="Xed927c32308fb922173a9e4e6308883f42ff086"/>
     <w:p>
       <w:pPr>
         <w:pStyle w:val="Heading3"/>
@@ -11181,13 +11207,11 @@
     </w:tbl>
     <w:p>
       <w:r>
-        <w:pict>
-          <v:rect style="width:0;height:1.5pt" o:hralign="center" o:hrstd="t" o:hr="t"/>
-        </w:pict>
-      </w:r>
-    </w:p>
-    <w:bookmarkEnd w:id="106"/>
-    <w:bookmarkStart w:id="107" w:name="X22a92d53062c3dffa2a361c91dd61631182eab8"/>
+        <w:br w:type="page"/>
+      </w:r>
+    </w:p>
+    <w:bookmarkEnd w:id="107"/>
+    <w:bookmarkStart w:id="108" w:name="X2fe5c967a6121280ba4c78ad136dc18f1f34381"/>
     <w:p>
       <w:pPr>
         <w:pStyle w:val="Heading3"/>
@@ -11203,7 +11227,7 @@
           <w:i/>
           <w:sz w:val="24"/>
         </w:rPr>
-        <w:t xml:space="preserve">Anexo III: Modelo de Nota Institucional y Consentimiento Informado</w:t>
+        <w:t xml:space="preserve">Anexo III: Modelo de Nota Institucional de Solicitud de Aval Académico</w:t>
       </w:r>
     </w:p>
     <w:p>
@@ -11229,7 +11253,7 @@
         <w:jc w:val="left"/>
       </w:pPr>
       <w:r>
-        <w:t xml:space="preserve">Viedma, Río Negro, ______ de ________________ de 202__</w:t>
+        <w:t xml:space="preserve">Viedma, Río Negro, ______ de ________________ de 202___</w:t>
       </w:r>
     </w:p>
     <w:p>
@@ -11384,12 +11408,6 @@
       <w:r>
         <w:br/>
       </w:r>
-      <w:r>
-        <w:t xml:space="preserve"> </w:t>
-      </w:r>
-      <w:r>
-        <w:br/>
-      </w:r>
     </w:p>
     <w:p>
       <w:r>
@@ -11427,9 +11445,27 @@
     </w:p>
     <w:p>
       <w:r>
-        <w:pict>
-          <v:rect style="width:0;height:1.5pt" o:hralign="center" o:hrstd="t" o:hr="t"/>
-        </w:pict>
+        <w:br w:type="page"/>
+      </w:r>
+    </w:p>
+    <w:bookmarkEnd w:id="108"/>
+    <w:bookmarkStart w:id="109" w:name="Xdd43486170bd3838ba53edb989ff446467f8d87"/>
+    <w:p>
+      <w:pPr>
+        <w:pStyle w:val="Heading3"/>
+        <w:keepNext/>
+        <w:spacing w:before="160" w:after="120" w:line="300" w:lineRule="auto"/>
+        <w:ind w:left="720" w:hanging="720"/>
+        <w:jc w:val="left"/>
+      </w:pPr>
+      <w:r>
+        <w:rPr>
+          <w:rFonts w:ascii="Arial" w:hAnsi="Arial"/>
+          <w:b/>
+          <w:i/>
+          <w:sz w:val="24"/>
+        </w:rPr>
+        <w:t xml:space="preserve">Anexo IV: Formulario de Consentimiento Informado</w:t>
       </w:r>
     </w:p>
     <w:p>
@@ -11545,7 +11581,7 @@
           <w:b/>
           <w:bCs/>
         </w:rPr>
-        <w:t xml:space="preserve">Constancia:</w:t>
+        <w:t xml:space="preserve">Constancia y Declaración del Participante:</w:t>
       </w:r>
     </w:p>
     <w:p>
@@ -11560,7 +11596,7 @@
         <w:jc w:val="left"/>
       </w:pPr>
       <w:r>
-        <w:t xml:space="preserve">Declaro haber recibido información clara sobre los objetivos de la investigación.</w:t>
+        <w:t xml:space="preserve">Declaro haber recibido información clara y suficiente sobre los objetivos de la investigación.</w:t>
       </w:r>
     </w:p>
     <w:p>
@@ -11590,7 +11626,7 @@
         <w:jc w:val="left"/>
       </w:pPr>
       <w:r>
-        <w:t xml:space="preserve">Se me garantiza el anonimato estricto y la confidencialidad de mis respuestas (Ley N° 25.326).</w:t>
+        <w:t xml:space="preserve">Se me garantiza el anonimato estricto y la confidencialidad de mis respuestas (Ley N° 25.326 de Protección de los Datos Personales).</w:t>
       </w:r>
     </w:p>
     <w:p>
@@ -11611,29 +11647,190 @@
     <w:p>
       <w:pPr>
         <w:pStyle w:val="FirstParagraph"/>
-        <w:spacing w:after="120"/>
-        <w:ind w:left="720" w:hanging="720"/>
-        <w:jc w:val="left"/>
-      </w:pPr>
-      <w:r>
-        <w:t xml:space="preserve">Lugar y Fecha: ____________________________________________________________________</w:t>
-      </w:r>
+      </w:pPr>
       <w:r>
         <w:br/>
       </w:r>
-      <w:r>
-        <w:t xml:space="preserve">Firma (o validación digital): ________________________________________________________</w:t>
-      </w:r>
-      <w:r>
-        <w:br/>
-      </w:r>
-      <w:r>
-        <w:t xml:space="preserve">Aclaración: _______________________________________________________________________</w:t>
-      </w:r>
-    </w:p>
-    <w:bookmarkEnd w:id="107"/>
-    <w:bookmarkEnd w:id="108"/>
+    </w:p>
+    <w:tbl>
+      <w:tblPr>
+        <w:tblStyle w:val="Table"/>
+        <w:tblW w:type="pct" w:w="5000"/>
+        <w:tblLayout w:type="fixed"/>
+        <w:tblLook w:firstRow="1" w:lastRow="0" w:firstColumn="0" w:lastColumn="0" w:noHBand="0" w:noVBand="0" w:val="0020"/>
+        <w:tblBorders>
+          <w:top w:val="single" w:sz="8" w:space="0" w:color="000000"/>
+          <w:left w:val="none"/>
+          <w:bottom w:val="single" w:sz="8" w:space="0" w:color="000000"/>
+          <w:right w:val="none"/>
+          <w:insideH w:val="none"/>
+          <w:insideV w:val="none"/>
+        </w:tblBorders>
+      </w:tblPr>
+      <w:tblGrid>
+        <w:gridCol w:w="3960"/>
+        <w:gridCol w:w="3960"/>
+      </w:tblGrid>
+      <w:tr>
+        <w:trPr>
+          <w:tblHeader w:val="on"/>
+        </w:trPr>
+        <w:tc>
+          <w:tcPr>
+            <w:tcBorders>
+              <w:bottom w:val="single" w:sz="6" w:space="0" w:color="000000"/>
+            </w:tcBorders>
+          </w:tcPr>
+          <w:p>
+            <w:pPr>
+              <w:pStyle w:val="Compact"/>
+              <w:jc w:val="left"/>
+            </w:pPr>
+            <w:r>
+              <w:t xml:space="preserve">Campo</w:t>
+            </w:r>
+          </w:p>
+        </w:tc>
+        <w:tc>
+          <w:tcPr>
+            <w:tcBorders>
+              <w:bottom w:val="single" w:sz="6" w:space="0" w:color="000000"/>
+            </w:tcBorders>
+          </w:tcPr>
+          <w:p>
+            <w:pPr>
+              <w:pStyle w:val="Compact"/>
+              <w:jc w:val="left"/>
+            </w:pPr>
+            <w:r>
+              <w:t xml:space="preserve">Registro del Participante</w:t>
+            </w:r>
+          </w:p>
+        </w:tc>
+      </w:tr>
+      <w:tr>
+        <w:tc>
+          <w:tcPr/>
+          <w:p>
+            <w:pPr>
+              <w:pStyle w:val="Compact"/>
+              <w:jc w:val="left"/>
+            </w:pPr>
+            <w:r>
+              <w:rPr>
+                <w:b/>
+                <w:bCs/>
+              </w:rPr>
+              <w:t xml:space="preserve">Lugar y Fecha:</w:t>
+            </w:r>
+          </w:p>
+        </w:tc>
+        <w:tc>
+          <w:tcPr/>
+          <w:p>
+            <w:pPr>
+              <w:pStyle w:val="Compact"/>
+              <w:jc w:val="left"/>
+            </w:pPr>
+            <w:r>
+              <w:t xml:space="preserve">__________________________________________________</w:t>
+            </w:r>
+          </w:p>
+        </w:tc>
+      </w:tr>
+      <w:tr>
+        <w:tc>
+          <w:tcPr/>
+          <w:p>
+            <w:pPr>
+              <w:pStyle w:val="Compact"/>
+              <w:jc w:val="left"/>
+            </w:pPr>
+            <w:r>
+              <w:rPr>
+                <w:b/>
+                <w:bCs/>
+              </w:rPr>
+              <w:t xml:space="preserve">Firma (o validación digital):</w:t>
+            </w:r>
+          </w:p>
+        </w:tc>
+        <w:tc>
+          <w:tcPr/>
+          <w:p>
+            <w:pPr>
+              <w:pStyle w:val="Compact"/>
+              <w:jc w:val="left"/>
+            </w:pPr>
+            <w:r>
+              <w:t xml:space="preserve">__________________________________________________</w:t>
+            </w:r>
+          </w:p>
+        </w:tc>
+      </w:tr>
+      <w:tr>
+        <w:tc>
+          <w:tcPr/>
+          <w:p>
+            <w:pPr>
+              <w:pStyle w:val="Compact"/>
+              <w:jc w:val="left"/>
+            </w:pPr>
+            <w:r>
+              <w:rPr>
+                <w:b/>
+                <w:bCs/>
+              </w:rPr>
+              <w:t xml:space="preserve">Aclaración de Firma:</w:t>
+            </w:r>
+          </w:p>
+        </w:tc>
+        <w:tc>
+          <w:tcPr/>
+          <w:p>
+            <w:pPr>
+              <w:pStyle w:val="Compact"/>
+              <w:jc w:val="left"/>
+            </w:pPr>
+            <w:r>
+              <w:t xml:space="preserve">__________________________________________________</w:t>
+            </w:r>
+          </w:p>
+        </w:tc>
+      </w:tr>
+      <w:tr>
+        <w:tc>
+          <w:tcPr/>
+          <w:p>
+            <w:pPr>
+              <w:pStyle w:val="Compact"/>
+              <w:jc w:val="left"/>
+            </w:pPr>
+            <w:r>
+              <w:rPr>
+                <w:b/>
+                <w:bCs/>
+              </w:rPr>
+              <w:t xml:space="preserve">Estamento / Rol:</w:t>
+            </w:r>
+          </w:p>
+        </w:tc>
+        <w:tc>
+          <w:tcPr/>
+          <w:p>
+            <w:pPr>
+              <w:pStyle w:val="Compact"/>
+              <w:jc w:val="left"/>
+            </w:pPr>
+            <w:r>
+              <w:t xml:space="preserve">[ ] Docente      [ ] Estudiante      [ ] Autoridad</w:t>
+            </w:r>
+          </w:p>
+        </w:tc>
+      </w:tr>
+    </w:tbl>
     <w:bookmarkEnd w:id="109"/>
+    <w:bookmarkEnd w:id="110"/>
     <w:sectPr>
       <w:footerReference w:type="default" r:id="rId11"/>
       <w:footnotePr>

--- a/Entregas/Actividad 4/TP4_Ayarachi_Fuentes.docx
+++ b/Entregas/Actividad 4/TP4_Ayarachi_Fuentes.docx
@@ -447,7 +447,7 @@
           <w:rFonts w:ascii="Arial" w:hAnsi="Arial"/>
           <w:sz w:val="22"/>
         </w:rPr>
-        <w:t>3</w:t>
+        <w:t>4</w:t>
       </w:r>
     </w:p>
     <w:p>
@@ -501,7 +501,7 @@
           <w:rFonts w:ascii="Arial" w:hAnsi="Arial"/>
           <w:sz w:val="22"/>
         </w:rPr>
-        <w:t>4</w:t>
+        <w:t>5</w:t>
       </w:r>
     </w:p>
     <w:p>
@@ -555,7 +555,7 @@
           <w:rFonts w:ascii="Arial" w:hAnsi="Arial"/>
           <w:sz w:val="22"/>
         </w:rPr>
-        <w:t>5</w:t>
+        <w:t>6</w:t>
       </w:r>
     </w:p>
     <w:p>
@@ -582,7 +582,7 @@
           <w:rFonts w:ascii="Arial" w:hAnsi="Arial"/>
           <w:sz w:val="22"/>
         </w:rPr>
-        <w:t>5</w:t>
+        <w:t>6</w:t>
       </w:r>
     </w:p>
     <w:p>
@@ -609,7 +609,7 @@
           <w:rFonts w:ascii="Arial" w:hAnsi="Arial"/>
           <w:sz w:val="22"/>
         </w:rPr>
-        <w:t>5</w:t>
+        <w:t>6</w:t>
       </w:r>
     </w:p>
     <w:p>
@@ -852,7 +852,7 @@
           <w:rFonts w:ascii="Arial" w:hAnsi="Arial"/>
           <w:sz w:val="22"/>
         </w:rPr>
-        <w:t>10</w:t>
+        <w:t>11</w:t>
       </w:r>
     </w:p>
     <w:p>
@@ -933,7 +933,7 @@
           <w:rFonts w:ascii="Arial" w:hAnsi="Arial"/>
           <w:sz w:val="22"/>
         </w:rPr>
-        <w:t>11</w:t>
+        <w:t>12</w:t>
       </w:r>
     </w:p>
     <w:p>
@@ -1014,7 +1014,7 @@
           <w:rFonts w:ascii="Arial" w:hAnsi="Arial"/>
           <w:sz w:val="22"/>
         </w:rPr>
-        <w:t>12</w:t>
+        <w:t>13</w:t>
       </w:r>
     </w:p>
     <w:p>
@@ -1068,7 +1068,7 @@
           <w:rFonts w:ascii="Arial" w:hAnsi="Arial"/>
           <w:sz w:val="22"/>
         </w:rPr>
-        <w:t>13</w:t>
+        <w:t>14</w:t>
       </w:r>
     </w:p>
     <w:p>
@@ -1095,7 +1095,7 @@
           <w:rFonts w:ascii="Arial" w:hAnsi="Arial"/>
           <w:sz w:val="22"/>
         </w:rPr>
-        <w:t>14</w:t>
+        <w:t>15</w:t>
       </w:r>
     </w:p>
     <w:p>
@@ -1122,7 +1122,7 @@
           <w:rFonts w:ascii="Arial" w:hAnsi="Arial"/>
           <w:sz w:val="22"/>
         </w:rPr>
-        <w:t>14</w:t>
+        <w:t>15</w:t>
       </w:r>
     </w:p>
     <w:p>
@@ -1149,7 +1149,7 @@
           <w:rFonts w:ascii="Arial" w:hAnsi="Arial"/>
           <w:sz w:val="22"/>
         </w:rPr>
-        <w:t>14</w:t>
+        <w:t>15</w:t>
       </w:r>
     </w:p>
     <w:p>
@@ -1176,7 +1176,7 @@
           <w:rFonts w:ascii="Arial" w:hAnsi="Arial"/>
           <w:sz w:val="22"/>
         </w:rPr>
-        <w:t>14</w:t>
+        <w:t>15</w:t>
       </w:r>
     </w:p>
     <w:p>
@@ -1203,7 +1203,7 @@
           <w:rFonts w:ascii="Arial" w:hAnsi="Arial"/>
           <w:sz w:val="22"/>
         </w:rPr>
-        <w:t>15</w:t>
+        <w:t>16</w:t>
       </w:r>
     </w:p>
     <w:p>
@@ -1230,7 +1230,7 @@
           <w:rFonts w:ascii="Arial" w:hAnsi="Arial"/>
           <w:sz w:val="22"/>
         </w:rPr>
-        <w:t>16</w:t>
+        <w:t>17</w:t>
       </w:r>
     </w:p>
     <w:p>
@@ -1257,7 +1257,7 @@
           <w:rFonts w:ascii="Arial" w:hAnsi="Arial"/>
           <w:sz w:val="22"/>
         </w:rPr>
-        <w:t>18</w:t>
+        <w:t>19</w:t>
       </w:r>
     </w:p>
     <w:p>
@@ -1284,7 +1284,7 @@
           <w:rFonts w:ascii="Arial" w:hAnsi="Arial"/>
           <w:sz w:val="22"/>
         </w:rPr>
-        <w:t>18</w:t>
+        <w:t>19</w:t>
       </w:r>
     </w:p>
     <w:p>
@@ -1311,7 +1311,7 @@
           <w:rFonts w:ascii="Arial" w:hAnsi="Arial"/>
           <w:sz w:val="22"/>
         </w:rPr>
-        <w:t>19</w:t>
+        <w:t>20</w:t>
       </w:r>
     </w:p>
     <w:p>
@@ -1338,7 +1338,7 @@
           <w:rFonts w:ascii="Arial" w:hAnsi="Arial"/>
           <w:sz w:val="22"/>
         </w:rPr>
-        <w:t>20</w:t>
+        <w:t>21</w:t>
       </w:r>
     </w:p>
     <w:p>
@@ -1365,7 +1365,7 @@
           <w:rFonts w:ascii="Arial" w:hAnsi="Arial"/>
           <w:sz w:val="22"/>
         </w:rPr>
-        <w:t>22</w:t>
+        <w:t>23</w:t>
       </w:r>
     </w:p>
     <w:p>
@@ -1392,7 +1392,7 @@
           <w:rFonts w:ascii="Arial" w:hAnsi="Arial"/>
           <w:sz w:val="22"/>
         </w:rPr>
-        <w:t>22</w:t>
+        <w:t>23</w:t>
       </w:r>
     </w:p>
     <w:p>
@@ -1419,7 +1419,7 @@
           <w:rFonts w:ascii="Arial" w:hAnsi="Arial"/>
           <w:sz w:val="22"/>
         </w:rPr>
-        <w:t>22</w:t>
+        <w:t>23</w:t>
       </w:r>
     </w:p>
     <w:p>
@@ -1446,7 +1446,7 @@
           <w:rFonts w:ascii="Arial" w:hAnsi="Arial"/>
           <w:sz w:val="22"/>
         </w:rPr>
-        <w:t>22</w:t>
+        <w:t>23</w:t>
       </w:r>
     </w:p>
     <w:p>
@@ -1473,7 +1473,7 @@
           <w:rFonts w:ascii="Arial" w:hAnsi="Arial"/>
           <w:sz w:val="22"/>
         </w:rPr>
-        <w:t>23</w:t>
+        <w:t>24</w:t>
       </w:r>
     </w:p>
     <w:p>
@@ -1500,7 +1500,7 @@
           <w:rFonts w:ascii="Arial" w:hAnsi="Arial"/>
           <w:sz w:val="22"/>
         </w:rPr>
-        <w:t>24</w:t>
+        <w:t>25</w:t>
       </w:r>
     </w:p>
     <w:p>
@@ -1527,7 +1527,7 @@
           <w:rFonts w:ascii="Arial" w:hAnsi="Arial"/>
           <w:sz w:val="22"/>
         </w:rPr>
-        <w:t>27</w:t>
+        <w:t>28</w:t>
       </w:r>
     </w:p>
     <w:p>
@@ -1554,7 +1554,88 @@
           <w:rFonts w:ascii="Arial" w:hAnsi="Arial"/>
           <w:sz w:val="22"/>
         </w:rPr>
-        <w:t>27</w:t>
+        <w:t>28</w:t>
+      </w:r>
+    </w:p>
+    <w:p>
+      <w:pPr>
+        <w:pStyle w:val="TOC3"/>
+        <w:tabs>
+          <w:tab w:val="right" w:leader="dot" w:pos="9026"/>
+        </w:tabs>
+        <w:ind w:left="560"/>
+        <w:spacing w:after="60"/>
+      </w:pPr>
+      <w:r>
+        <w:rPr>
+          <w:rFonts w:ascii="Arial" w:hAnsi="Arial"/>
+          <w:sz w:val="22"/>
+        </w:rPr>
+        <w:t>Bloque A: Guía Temática para Docentes de Cátedra y Autoridades Académicas</w:t>
+      </w:r>
+      <w:r>
+        <w:tab/>
+      </w:r>
+      <w:r>
+        <w:rPr>
+          <w:rFonts w:ascii="Arial" w:hAnsi="Arial"/>
+          <w:sz w:val="22"/>
+        </w:rPr>
+        <w:t>28</w:t>
+      </w:r>
+    </w:p>
+    <w:p>
+      <w:pPr>
+        <w:pStyle w:val="TOC3"/>
+        <w:tabs>
+          <w:tab w:val="right" w:leader="dot" w:pos="9026"/>
+        </w:tabs>
+        <w:ind w:left="560"/>
+        <w:spacing w:after="60"/>
+      </w:pPr>
+      <w:r>
+        <w:rPr>
+          <w:rFonts w:ascii="Arial" w:hAnsi="Arial"/>
+          <w:sz w:val="22"/>
+        </w:rPr>
+        <w:t>Bloque B: Preguntas Específicas para la Representación Gremial Paritaria (ADUNC)</w:t>
+      </w:r>
+      <w:r>
+        <w:tab/>
+      </w:r>
+      <w:r>
+        <w:rPr>
+          <w:rFonts w:ascii="Arial" w:hAnsi="Arial"/>
+          <w:sz w:val="22"/>
+        </w:rPr>
+        <w:t>28</w:t>
+      </w:r>
+    </w:p>
+    <w:p>
+      <w:pPr>
+        <w:pStyle w:val="TOC3"/>
+        <w:tabs>
+          <w:tab w:val="right" w:leader="dot" w:pos="9026"/>
+        </w:tabs>
+        <w:ind w:left="560"/>
+        <w:spacing w:after="60"/>
+      </w:pPr>
+      <w:r>
+        <w:rPr>
+          <w:rFonts w:ascii="Arial" w:hAnsi="Arial"/>
+          <w:sz w:val="22"/>
+        </w:rPr>
+        <w:t>Bloque C: Preguntas Específicas para Estudiantes Avanzados</w:t>
+      </w:r>
+      <w:r>
+        <w:tab/>
+      </w:r>
+      <w:r>
+        <w:rPr>
+          <w:rFonts w:ascii="Arial" w:hAnsi="Arial"/>
+          <w:sz w:val="22"/>
+        </w:rPr>
+        <w:t>29</w:t>
       </w:r>
     </w:p>
     <w:p>
@@ -1581,7 +1662,7 @@
           <w:rFonts w:ascii="Arial" w:hAnsi="Arial"/>
           <w:sz w:val="22"/>
         </w:rPr>
-        <w:t>28</w:t>
+        <w:t>30</w:t>
       </w:r>
     </w:p>
     <w:p>
@@ -1794,7 +1875,7 @@
       <w:r>
         <w:drawing>
           <wp:inline>
-            <wp:extent cx="2667000" cy="2066924"/>
+            <wp:extent cx="5067300" cy="3927157"/>
             <wp:effectExtent b="0" l="0" r="0" t="0"/>
             <wp:docPr descr="Subsistemas de la Gestión de Recursos Humanos en el Sector Público (Longo, 2006)." title="" id="14" name="Picture"/>
             <a:graphic>
@@ -1824,7 +1905,7 @@
                   <pic:spPr bwMode="auto">
                     <a:xfrm>
                       <a:off x="0" y="0"/>
-                      <a:ext cx="2667000" cy="2066924"/>
+                      <a:ext cx="5067300" cy="3927157"/>
                     </a:xfrm>
                     <a:prstGeom prst="rect">
                       <a:avLst/>
@@ -1999,166 +2080,6 @@
       <w:r>
         <w:t xml:space="preserve">En el plano regulatorio, la labor docente en la institución se encuentra regida por:</w:t>
       </w:r>
-      <w:r>
-        <w:t xml:space="preserve"> </w:t>
-      </w:r>
-      <w:r>
-        <w:t xml:space="preserve">1. El Estatuto de la Universidad Nacional del Comahue (Ordenanza CS N° 0988/2025, texto ordenado)</w:t>
-      </w:r>
-      <w:r>
-        <w:t xml:space="preserve"> </w:t>
-      </w:r>
-      <w:r>
-        <w:t xml:space="preserve">(Universidad Nacional del Comahue, 2025)</w:t>
-      </w:r>
-      <w:r>
-        <w:t xml:space="preserve">, que en sus artículos 17 y Disposición Transitoria Cuarta define al CURZAS como Complejo Universitario Regional, y en su Título X regula la Carrera Docente (Arts. 65 a 76).</w:t>
-      </w:r>
-      <w:r>
-        <w:t xml:space="preserve"> </w:t>
-      </w:r>
-      <w:r>
-        <w:t xml:space="preserve">2. El Reglamento General de Carrera Docente de la UNCo (Ordenanza CS N° 0910/1997 y modificatorias)</w:t>
-      </w:r>
-      <w:r>
-        <w:t xml:space="preserve"> </w:t>
-      </w:r>
-      <w:r>
-        <w:t xml:space="preserve">(Universidad Nacional del Comahue, 1997)</w:t>
-      </w:r>
-      <w:r>
-        <w:t xml:space="preserve">, que fija las pautas para informes anuales y evaluaciones periódicas cuatrienales.</w:t>
-      </w:r>
-      <w:r>
-        <w:t xml:space="preserve"> </w:t>
-      </w:r>
-      <w:r>
-        <w:t xml:space="preserve">3. El Convenio Colectivo de Trabajo para los Docentes de las Instituciones Universitarias Nacionales (Decreto PEN N° 1246/2015)</w:t>
-      </w:r>
-      <w:r>
-        <w:t xml:space="preserve"> </w:t>
-      </w:r>
-      <w:r>
-        <w:t xml:space="preserve">(Decreto N° 1246/2015. Convenio Colectivo de Trabajo para los Docentes de las Instituciones Universitarias Nacionales, 2015)</w:t>
-      </w:r>
-      <w:r>
-        <w:t xml:space="preserve">, que establece la garantía de estabilidad laboral, el régimen de concursos y los resguardos contra prácticas evaluativas arbitrarias.</w:t>
-      </w:r>
-    </w:p>
-    <w:p>
-      <w:pPr>
-        <w:pStyle w:val="BodyText"/>
-      </w:pPr>
-      <w:r>
-        <w:t xml:space="preserve">Conforme a este marco estatutario, la permanencia docente descansa actualmente en dos dispositivos formales: informes anuales de cátedra (con memoria de actividades y encuesta estudiantil, Art. 74) y evaluaciones periódicas cuatrienales ante jurados externos con veeduría estudiantil (Art. 75). El supuesto orientador de la investigación</w:t>
-      </w:r>
-      <w:r>
-        <w:t xml:space="preserve"> </w:t>
-      </w:r>
-      <w:r>
-        <w:t xml:space="preserve">(Sautu, 2005)</w:t>
-      </w:r>
-      <w:r>
-        <w:t xml:space="preserve"> </w:t>
-      </w:r>
-      <w:r>
-        <w:t xml:space="preserve">plantea que estos dispositivos operan prioritariamente bajo una lógica de control administrativo-sumativo orientado a la acreditación del cargo, existiendo un área de vacancia institucional respecto a instancias de retroalimentación formativa y colegiada para el perfeccionamiento pedagógico.</w:t>
-      </w:r>
-    </w:p>
-    <w:bookmarkEnd w:id="17"/>
-    <w:bookmarkEnd w:id="18"/>
-    <w:bookmarkStart w:id="23" w:name="delimitación-del-objeto-problema"/>
-    <w:p>
-      <w:pPr>
-        <w:pStyle w:val="Heading2"/>
-        <w:keepNext/>
-        <w:spacing w:before="200" w:after="80" w:line="300" w:lineRule="auto"/>
-      </w:pPr>
-      <w:r>
-        <w:rPr>
-          <w:rFonts w:ascii="Arial" w:hAnsi="Arial"/>
-          <w:b/>
-          <w:sz w:val="24"/>
-        </w:rPr>
-        <w:t xml:space="preserve">Delimitación del Objeto Problema</w:t>
-      </w:r>
-    </w:p>
-    <w:bookmarkStart w:id="19" w:name="X980636a51acd85172d6d0208c80bd39d305601a"/>
-    <w:p>
-      <w:pPr>
-        <w:pStyle w:val="Heading3"/>
-        <w:keepNext/>
-        <w:spacing w:before="160" w:after="40" w:line="300" w:lineRule="auto"/>
-      </w:pPr>
-      <w:r>
-        <w:rPr>
-          <w:rFonts w:ascii="Arial" w:hAnsi="Arial"/>
-          <w:b/>
-          <w:i/>
-          <w:sz w:val="24"/>
-        </w:rPr>
-        <w:t xml:space="preserve">Problematización y Justificación del Caso</w:t>
-      </w:r>
-    </w:p>
-    <w:p>
-      <w:pPr>
-        <w:pStyle w:val="FirstParagraph"/>
-      </w:pPr>
-      <w:r>
-        <w:t xml:space="preserve">Problematizar una práctica organizacional implica desnaturalizar las rutinas administrativas para examinar sus tensiones de fondo</w:t>
-      </w:r>
-      <w:r>
-        <w:t xml:space="preserve"> </w:t>
-      </w:r>
-      <w:r>
-        <w:t xml:space="preserve">(Wainerman &amp; Sautu, 2011)</w:t>
-      </w:r>
-      <w:r>
-        <w:t xml:space="preserve">. En la universidad pública rionegrina, la evaluación docente convive con la exigencia de acreditar permanencia estatutaria bajo un régimen donde dos evaluaciones cuatrienales negativas consecutivas determinan la vacancia del cargo (Art. 75, inc. c, Estatuto UNCo). Este mecanismo sumativo formal genera una prevención razonable en el cuerpo docente ante instrumentos evaluativos no consensuados.</w:t>
-      </w:r>
-    </w:p>
-    <w:p>
-      <w:pPr>
-        <w:pStyle w:val="BodyText"/>
-      </w:pPr>
-      <w:r>
-        <w:t xml:space="preserve">No obstante, los mecanismos estatutarios vigentes no proveen devoluciones pedagógicas sistemáticas que permitan al profesorado reflexionar sobre su práctica didáctica cotidiana ni aportan información cualitativa estructurada para orientar el Programa Anual de Capacitación Docente previsto en el artículo 76 del Estatuto. Frente a esta brecha entre el control de permanencia y el desarrollo profesional continuo, la literatura universitaria destaca la potencialidad de los modelos de retroalimentación multiactoral o 360 grados</w:t>
-      </w:r>
-      <w:r>
-        <w:t xml:space="preserve"> </w:t>
-      </w:r>
-      <w:r>
-        <w:t xml:space="preserve">(Obando Freire et al., 2014; Sifuentes Ocegueda et al., 2016)</w:t>
-      </w:r>
-      <w:r>
-        <w:t xml:space="preserve">. La singularidad de esta investigación radica en indagar la factibilidad de este dispositivo en una unidad académica signada por el cogobierno colegiado, la negociación paritaria y la dispersión territorial en entornos híbridos.</w:t>
-      </w:r>
-    </w:p>
-    <w:bookmarkEnd w:id="19"/>
-    <w:bookmarkStart w:id="20" w:name="delimitaciones-metodológicas"/>
-    <w:p>
-      <w:pPr>
-        <w:pStyle w:val="Heading3"/>
-        <w:keepNext/>
-        <w:spacing w:before="160" w:after="40" w:line="300" w:lineRule="auto"/>
-      </w:pPr>
-      <w:r>
-        <w:rPr>
-          <w:rFonts w:ascii="Arial" w:hAnsi="Arial"/>
-          <w:b/>
-          <w:i/>
-          <w:sz w:val="24"/>
-        </w:rPr>
-        <w:t xml:space="preserve">Delimitaciones Metodológicas</w:t>
-      </w:r>
-    </w:p>
-    <w:p>
-      <w:pPr>
-        <w:pStyle w:val="FirstParagraph"/>
-      </w:pPr>
-      <w:r>
-        <w:t xml:space="preserve">Siguiendo las pautas del SIA, el objeto de estudio se delimita en cuatro dimensiones analíticas:</w:t>
-      </w:r>
     </w:p>
     <w:p>
       <w:pPr>
@@ -2169,26 +2090,16 @@
         </w:numPr>
       </w:pPr>
       <w:r>
-        <w:rPr>
-          <w:b/>
-          <w:bCs/>
-        </w:rPr>
-        <w:t xml:space="preserve">Delimitación Temática y Conceptual:</w:t>
-      </w:r>
-      <w:r>
-        <w:t xml:space="preserve"> </w:t>
-      </w:r>
-      <w:r>
-        <w:t xml:space="preserve">Factibilidad de implementación de un modelo de retroalimentación 360° en la evaluación docente, analizado desde cuatro subsistemas de recursos humanos</w:t>
-      </w:r>
-      <w:r>
-        <w:t xml:space="preserve"> </w:t>
-      </w:r>
-      <w:r>
-        <w:t xml:space="preserve">(Longo, 2006)</w:t>
-      </w:r>
-      <w:r>
-        <w:t xml:space="preserve">: rendimiento, desarrollo, organización del trabajo y relaciones humanas.</w:t>
+        <w:t xml:space="preserve">El Estatuto de la Universidad Nacional del Comahue (Ordenanza CS N° 0988/2025, texto ordenado)</w:t>
+      </w:r>
+      <w:r>
+        <w:t xml:space="preserve"> </w:t>
+      </w:r>
+      <w:r>
+        <w:t xml:space="preserve">(Universidad Nacional del Comahue, 2025)</w:t>
+      </w:r>
+      <w:r>
+        <w:t xml:space="preserve">, que en sus artículos 17 y Disposición Transitoria Cuarta define al CURZAS como Complejo Universitario Regional, y en su Título X regula la Carrera Docente (Arts. 65 a 76).</w:t>
       </w:r>
     </w:p>
     <w:p>
@@ -2200,17 +2111,16 @@
         </w:numPr>
       </w:pPr>
       <w:r>
-        <w:rPr>
-          <w:b/>
-          <w:bCs/>
-        </w:rPr>
-        <w:t xml:space="preserve">Delimitación Espacial:</w:t>
-      </w:r>
-      <w:r>
-        <w:t xml:space="preserve"> </w:t>
-      </w:r>
-      <w:r>
-        <w:t xml:space="preserve">Sede central del CURZAS (Viedma) y Red de Nodos Universitarios (Sierra Grande, Valcheta, Los Menucos y Ramos Mexía) donde el Departamento dicta asignaturas con mediación tecnológica y presencialidad distribuida.</w:t>
+        <w:t xml:space="preserve">El Reglamento General de Carrera Docente de la UNCo (Ordenanza CS N° 0910/1997 y modificatorias)</w:t>
+      </w:r>
+      <w:r>
+        <w:t xml:space="preserve"> </w:t>
+      </w:r>
+      <w:r>
+        <w:t xml:space="preserve">(Universidad Nacional del Comahue, 1997)</w:t>
+      </w:r>
+      <w:r>
+        <w:t xml:space="preserve">, que fija las pautas para informes anuales y evaluaciones periódicas cuatrienales.</w:t>
       </w:r>
     </w:p>
     <w:p>
@@ -2222,43 +2132,57 @@
         </w:numPr>
       </w:pPr>
       <w:r>
-        <w:rPr>
+        <w:t xml:space="preserve">El Convenio Colectivo de Trabajo para los Docentes de las Instituciones Universitarias Nacionales (Decreto PEN N° 1246/2015)</w:t>
+      </w:r>
+      <w:r>
+        <w:t xml:space="preserve"> </w:t>
+      </w:r>
+      <w:r>
+        <w:t xml:space="preserve">(Decreto N° 1246/2015. Convenio Colectivo de Trabajo para los Docentes de las Instituciones Universitarias Nacionales, 2015)</w:t>
+      </w:r>
+      <w:r>
+        <w:t xml:space="preserve">, que establece la garantía de estabilidad laboral, el régimen de concursos y los resguardos contra prácticas evaluativas arbitrarias.</w:t>
+      </w:r>
+    </w:p>
+    <w:p>
+      <w:pPr>
+        <w:pStyle w:val="FirstParagraph"/>
+      </w:pPr>
+      <w:r>
+        <w:t xml:space="preserve">Conforme a este marco estatutario, la permanencia docente descansa actualmente en dos dispositivos formales: informes anuales de cátedra (con memoria de actividades y encuesta estudiantil, Art. 74) y evaluaciones periódicas cuatrienales ante jurados externos con veeduría estudiantil (Art. 75). El supuesto orientador de la investigación</w:t>
+      </w:r>
+      <w:r>
+        <w:t xml:space="preserve"> </w:t>
+      </w:r>
+      <w:r>
+        <w:t xml:space="preserve">(Sautu, 2005)</w:t>
+      </w:r>
+      <w:r>
+        <w:t xml:space="preserve"> </w:t>
+      </w:r>
+      <w:r>
+        <w:t xml:space="preserve">plantea que estos dispositivos operan prioritariamente bajo una lógica de control administrativo-sumativo orientado a la acreditación del cargo, existiendo un área de vacancia institucional respecto a instancias de retroalimentación formativa y colegiada para el perfeccionamiento pedagógico.</w:t>
+      </w:r>
+    </w:p>
+    <w:bookmarkEnd w:id="17"/>
+    <w:bookmarkEnd w:id="18"/>
+    <w:bookmarkStart w:id="23" w:name="delimitación-del-objeto-problema"/>
+    <w:p>
+      <w:pPr>
+        <w:pStyle w:val="Heading2"/>
+        <w:keepNext/>
+        <w:spacing w:before="200" w:after="80" w:line="300" w:lineRule="auto"/>
+      </w:pPr>
+      <w:r>
+        <w:rPr>
+          <w:rFonts w:ascii="Arial" w:hAnsi="Arial"/>
           <w:b/>
-          <w:bCs/>
-        </w:rPr>
-        <w:t xml:space="preserve">Delimitación Temporal:</w:t>
-      </w:r>
-      <w:r>
-        <w:t xml:space="preserve"> </w:t>
-      </w:r>
-      <w:r>
-        <w:t xml:space="preserve">Ciclo lectivo 2027 (mayo a noviembre de 2027), período en el que se llevará a cabo el trabajo de campo empírico, la recolección y análisis de datos y la redacción final del TFG, bajo la plena vigencia del nuevo Estatuto UNCo (Ord. CS N° 0988/2025).</w:t>
-      </w:r>
-    </w:p>
-    <w:p>
-      <w:pPr>
-        <w:pStyle w:val="Compact"/>
-        <w:numPr>
-          <w:ilvl w:val="0"/>
-          <w:numId w:val="1001"/>
-        </w:numPr>
-      </w:pPr>
-      <w:r>
-        <w:rPr>
-          <w:b/>
-          <w:bCs/>
-        </w:rPr>
-        <w:t xml:space="preserve">Delimitación Poblacional y Organizacional:</w:t>
-      </w:r>
-      <w:r>
-        <w:t xml:space="preserve"> </w:t>
-      </w:r>
-      <w:r>
-        <w:t xml:space="preserve">La unidad institucional es el Departamento de Administración Pública. Los actores involucrados comprenden docentes (regulares e interinos), estudiantes regulares y autoridades académicas (Dirección departamental y miembros del Consejo Departamental).</w:t>
-      </w:r>
-    </w:p>
-    <w:bookmarkEnd w:id="20"/>
-    <w:bookmarkStart w:id="21" w:name="X34b8878ee35a59a32f57e99ffb922f09a66d9ea"/>
+          <w:sz w:val="24"/>
+        </w:rPr>
+        <w:t xml:space="preserve">Delimitación del Objeto Problema</w:t>
+      </w:r>
+    </w:p>
+    <w:bookmarkStart w:id="19" w:name="X980636a51acd85172d6d0208c80bd39d305601a"/>
     <w:p>
       <w:pPr>
         <w:pStyle w:val="Heading3"/>
@@ -2272,7 +2196,7 @@
           <w:i/>
           <w:sz w:val="24"/>
         </w:rPr>
-        <w:t xml:space="preserve">Enfoque Analítico de las Dimensiones de Factibilidad</w:t>
+        <w:t xml:space="preserve">Problematización y Justificación del Caso</w:t>
       </w:r>
     </w:p>
     <w:p>
@@ -2280,16 +2204,59 @@
         <w:pStyle w:val="FirstParagraph"/>
       </w:pPr>
       <w:r>
-        <w:t xml:space="preserve">En el marco de la gestión pública</w:t>
-      </w:r>
-      <w:r>
-        <w:t xml:space="preserve"> </w:t>
-      </w:r>
-      <w:r>
-        <w:t xml:space="preserve">(Longo, 2006; Matus, 1993)</w:t>
-      </w:r>
-      <w:r>
-        <w:t xml:space="preserve">, la factibilidad representa el grado de adecuación y compatibilidad real entre una innovación propuesta y las condiciones contextuales donde pretende operar. En el CURZAS-UNCo, esta evaluación preliminar abarca cinco dimensiones analíticas:</w:t>
+        <w:t xml:space="preserve">Problematizar una práctica organizacional implica desnaturalizar las rutinas administrativas para examinar sus tensiones de fondo</w:t>
+      </w:r>
+      <w:r>
+        <w:t xml:space="preserve"> </w:t>
+      </w:r>
+      <w:r>
+        <w:t xml:space="preserve">(Wainerman &amp; Sautu, 2011)</w:t>
+      </w:r>
+      <w:r>
+        <w:t xml:space="preserve">. En la universidad pública rionegrina, la evaluación docente convive con la exigencia de acreditar permanencia estatutaria bajo un régimen donde dos evaluaciones cuatrienales negativas consecutivas determinan la vacancia del cargo (Art. 75, inc. c, Estatuto UNCo). Este mecanismo sumativo formal genera una prevención razonable en el cuerpo docente ante instrumentos evaluativos no consensuados.</w:t>
+      </w:r>
+    </w:p>
+    <w:p>
+      <w:pPr>
+        <w:pStyle w:val="BodyText"/>
+      </w:pPr>
+      <w:r>
+        <w:t xml:space="preserve">No obstante, los mecanismos estatutarios vigentes no proveen devoluciones pedagógicas sistemáticas que permitan al profesorado reflexionar sobre su práctica didáctica cotidiana ni aportan información cualitativa estructurada para orientar el Programa Anual de Capacitación Docente previsto en el artículo 76 del Estatuto. Frente a esta brecha entre el control de permanencia y el desarrollo profesional continuo, la literatura universitaria destaca la potencialidad de los modelos de retroalimentación multiactoral o 360 grados</w:t>
+      </w:r>
+      <w:r>
+        <w:t xml:space="preserve"> </w:t>
+      </w:r>
+      <w:r>
+        <w:t xml:space="preserve">(Obando Freire et al., 2014; Sifuentes Ocegueda et al., 2016)</w:t>
+      </w:r>
+      <w:r>
+        <w:t xml:space="preserve">. La singularidad de esta investigación radica en indagar la factibilidad de este dispositivo en una unidad académica signada por el cogobierno colegiado, la negociación paritaria y la dispersión territorial en entornos híbridos.</w:t>
+      </w:r>
+    </w:p>
+    <w:bookmarkEnd w:id="19"/>
+    <w:bookmarkStart w:id="20" w:name="delimitaciones-metodológicas"/>
+    <w:p>
+      <w:pPr>
+        <w:pStyle w:val="Heading3"/>
+        <w:keepNext/>
+        <w:spacing w:before="160" w:after="40" w:line="300" w:lineRule="auto"/>
+      </w:pPr>
+      <w:r>
+        <w:rPr>
+          <w:rFonts w:ascii="Arial" w:hAnsi="Arial"/>
+          <w:b/>
+          <w:i/>
+          <w:sz w:val="24"/>
+        </w:rPr>
+        <w:t xml:space="preserve">Delimitaciones Metodológicas</w:t>
+      </w:r>
+    </w:p>
+    <w:p>
+      <w:pPr>
+        <w:pStyle w:val="FirstParagraph"/>
+      </w:pPr>
+      <w:r>
+        <w:t xml:space="preserve">Siguiendo las pautas del SIA, el objeto de estudio se delimita en cuatro dimensiones analíticas:</w:t>
       </w:r>
     </w:p>
     <w:p>
@@ -2302,16 +2269,25 @@
       </w:pPr>
       <w:r>
         <w:rPr>
-          <w:i/>
-          <w:iCs/>
-        </w:rPr>
-        <w:t xml:space="preserve">Factibilidad normativa y estatutaria:</w:t>
-      </w:r>
-      <w:r>
-        <w:t xml:space="preserve"> </w:t>
-      </w:r>
-      <w:r>
-        <w:t xml:space="preserve">Compatibilidad con el Estatuto UNCo, el Reglamento de Carrera Docente y el Convenio Colectivo de Trabajo Docente (Decreto N° 1246/2015), asegurando la no sumatividad y la preservación de la estabilidad laboral.</w:t>
+          <w:b/>
+          <w:bCs/>
+        </w:rPr>
+        <w:t xml:space="preserve">Delimitación Temática y Conceptual:</w:t>
+      </w:r>
+      <w:r>
+        <w:t xml:space="preserve"> </w:t>
+      </w:r>
+      <w:r>
+        <w:t xml:space="preserve">Factibilidad de implementación de un modelo de retroalimentación 360° en la evaluación docente, analizado desde cuatro subsistemas de recursos humanos</w:t>
+      </w:r>
+      <w:r>
+        <w:t xml:space="preserve"> </w:t>
+      </w:r>
+      <w:r>
+        <w:t xml:space="preserve">(Longo, 2006)</w:t>
+      </w:r>
+      <w:r>
+        <w:t xml:space="preserve">: rendimiento, desarrollo, organización del trabajo y relaciones humanas.</w:t>
       </w:r>
     </w:p>
     <w:p>
@@ -2324,16 +2300,16 @@
       </w:pPr>
       <w:r>
         <w:rPr>
-          <w:i/>
-          <w:iCs/>
-        </w:rPr>
-        <w:t xml:space="preserve">Factibilidad técnica e instrumental:</w:t>
-      </w:r>
-      <w:r>
-        <w:t xml:space="preserve"> </w:t>
-      </w:r>
-      <w:r>
-        <w:t xml:space="preserve">Disponibilidad de plataformas digitales institucionales (Moodle, SIU-Guaraní) e instrumentos breves capaces de procesar la retroalimentación multiactoral resguardando rigurosamente el anonimato técnico.</w:t>
+          <w:b/>
+          <w:bCs/>
+        </w:rPr>
+        <w:t xml:space="preserve">Delimitación Espacial:</w:t>
+      </w:r>
+      <w:r>
+        <w:t xml:space="preserve"> </w:t>
+      </w:r>
+      <w:r>
+        <w:t xml:space="preserve">Sede central del CURZAS (Viedma) y Red de Nodos Universitarios (Sierra Grande, Valcheta, Los Menucos y Ramos Mexía) donde el Departamento dicta asignaturas con mediación tecnológica y presencialidad distribuida.</w:t>
       </w:r>
     </w:p>
     <w:p>
@@ -2346,16 +2322,16 @@
       </w:pPr>
       <w:r>
         <w:rPr>
-          <w:i/>
-          <w:iCs/>
-        </w:rPr>
-        <w:t xml:space="preserve">Factibilidad organizacional y procedimental:</w:t>
-      </w:r>
-      <w:r>
-        <w:t xml:space="preserve"> </w:t>
-      </w:r>
-      <w:r>
-        <w:t xml:space="preserve">Capacidad de gestión del Departamento para canalizar los diagnósticos hacia el Programa Anual de Capacitación Docente (Art. 76 del Estatuto) sin sobrecargar los circuitos administrativos.</w:t>
+          <w:b/>
+          <w:bCs/>
+        </w:rPr>
+        <w:t xml:space="preserve">Delimitación Temporal:</w:t>
+      </w:r>
+      <w:r>
+        <w:t xml:space="preserve"> </w:t>
+      </w:r>
+      <w:r>
+        <w:t xml:space="preserve">Ciclo lectivo 2027 (mayo a noviembre de 2027), período en el que se llevará a cabo el trabajo de campo empírico, la recolección y análisis de datos y la redacción final del TFG, bajo la plena vigencia del nuevo Estatuto UNCo (Ord. CS N° 0988/2025).</w:t>
       </w:r>
     </w:p>
     <w:p>
@@ -2368,42 +2344,20 @@
       </w:pPr>
       <w:r>
         <w:rPr>
-          <w:i/>
-          <w:iCs/>
-        </w:rPr>
-        <w:t xml:space="preserve">Factibilidad cultural y actitudinal:</w:t>
-      </w:r>
-      <w:r>
-        <w:t xml:space="preserve"> </w:t>
-      </w:r>
-      <w:r>
-        <w:t xml:space="preserve">Clima de confianza institucional y disposición de docentes y estudiantes ante la coevaluación y la autorreflexión pedagógica.</w:t>
-      </w:r>
-    </w:p>
-    <w:p>
-      <w:pPr>
-        <w:pStyle w:val="Compact"/>
-        <w:numPr>
-          <w:ilvl w:val="0"/>
-          <w:numId w:val="1002"/>
-        </w:numPr>
-      </w:pPr>
-      <w:r>
-        <w:rPr>
-          <w:i/>
-          <w:iCs/>
-        </w:rPr>
-        <w:t xml:space="preserve">Factibilidad de gobernanza multinivel:</w:t>
-      </w:r>
-      <w:r>
-        <w:t xml:space="preserve"> </w:t>
-      </w:r>
-      <w:r>
-        <w:t xml:space="preserve">Viabilidad política para deliberar y consensuar la propuesta en los órganos colegiados de gobierno y con la representación gremial docente (ADUNC).</w:t>
-      </w:r>
-    </w:p>
-    <w:bookmarkEnd w:id="21"/>
-    <w:bookmarkStart w:id="22" w:name="pregunta-general-de-investigación"/>
+          <w:b/>
+          <w:bCs/>
+        </w:rPr>
+        <w:t xml:space="preserve">Delimitación Poblacional y Organizacional:</w:t>
+      </w:r>
+      <w:r>
+        <w:t xml:space="preserve"> </w:t>
+      </w:r>
+      <w:r>
+        <w:t xml:space="preserve">La unidad institucional es el Departamento de Administración Pública. Los actores involucrados comprenden docentes (regulares e interinos), estudiantes regulares y autoridades académicas (Dirección departamental y miembros del Consejo Departamental).</w:t>
+      </w:r>
+    </w:p>
+    <w:bookmarkEnd w:id="20"/>
+    <w:bookmarkStart w:id="21" w:name="X34b8878ee35a59a32f57e99ffb922f09a66d9ea"/>
     <w:p>
       <w:pPr>
         <w:pStyle w:val="Heading3"/>
@@ -2417,33 +2371,7 @@
           <w:i/>
           <w:sz w:val="24"/>
         </w:rPr>
-        <w:t xml:space="preserve">Pregunta General de Investigación</w:t>
-      </w:r>
-    </w:p>
-    <w:p>
-      <w:pPr>
-        <w:pStyle w:val="BlockText"/>
-      </w:pPr>
-      <w:r>
-        <w:t xml:space="preserve">¿Cuáles son las condiciones de factibilidad organizacional, técnica, normativa y de gobernanza multinivel para la implementación de un modelo de retroalimentación multiactoral (360°) en la evaluación del desempeño docente en el Departamento de Administración Pública del CURZAS-UNCo durante el año 2027?</w:t>
-      </w:r>
-    </w:p>
-    <w:bookmarkEnd w:id="22"/>
-    <w:bookmarkEnd w:id="23"/>
-    <w:bookmarkStart w:id="24" w:name="X681cec084bc0b6c304e32f87344fd4265dfa7e1"/>
-    <w:p>
-      <w:pPr>
-        <w:pStyle w:val="Heading2"/>
-        <w:keepNext/>
-        <w:spacing w:before="200" w:after="80" w:line="300" w:lineRule="auto"/>
-      </w:pPr>
-      <w:r>
-        <w:rPr>
-          <w:rFonts w:ascii="Arial" w:hAnsi="Arial"/>
-          <w:b/>
-          <w:sz w:val="24"/>
-        </w:rPr>
-        <w:t xml:space="preserve">Justificación y Relevancia de la Investigación</w:t>
+        <w:t xml:space="preserve">Enfoque Analítico de las Dimensiones de Factibilidad</w:t>
       </w:r>
     </w:p>
     <w:p>
@@ -2451,7 +2379,16 @@
         <w:pStyle w:val="FirstParagraph"/>
       </w:pPr>
       <w:r>
-        <w:t xml:space="preserve">La investigación se justifica en tres planos complementarios:</w:t>
+        <w:t xml:space="preserve">En el marco de la gestión pública</w:t>
+      </w:r>
+      <w:r>
+        <w:t xml:space="preserve"> </w:t>
+      </w:r>
+      <w:r>
+        <w:t xml:space="preserve">(Longo, 2006; Matus, 1993)</w:t>
+      </w:r>
+      <w:r>
+        <w:t xml:space="preserve">, la factibilidad representa el grado de adecuación y compatibilidad real entre una innovación propuesta y las condiciones contextuales donde pretende operar. En el CURZAS-UNCo, esta evaluación preliminar abarca cinco dimensiones analíticas:</w:t>
       </w:r>
     </w:p>
     <w:p>
@@ -2464,34 +2401,16 @@
       </w:pPr>
       <w:r>
         <w:rPr>
-          <w:b/>
-          <w:bCs/>
-        </w:rPr>
-        <w:t xml:space="preserve">Plano Cognitivo y Disciplinar:</w:t>
-      </w:r>
-      <w:r>
-        <w:t xml:space="preserve"> </w:t>
-      </w:r>
-      <w:r>
-        <w:t xml:space="preserve">Aporta evidencia empírica situada sobre la evaluación del rendimiento en universidades públicas patagónicas. La literatura sobre modelos 360° proviene predominantemente del ámbito corporativo o de universidades privadas</w:t>
-      </w:r>
-      <w:r>
-        <w:t xml:space="preserve"> </w:t>
-      </w:r>
-      <w:r>
-        <w:t xml:space="preserve">(Lepsinger &amp; Lucia, 2009)</w:t>
-      </w:r>
-      <w:r>
-        <w:t xml:space="preserve">; investigar su adaptación a una universidad pública cogobernada y con docencia híbrida contribuye al análisis de las capacidades estatales y la gestión de personas en el sector público</w:t>
-      </w:r>
-      <w:r>
-        <w:t xml:space="preserve"> </w:t>
-      </w:r>
-      <w:r>
-        <w:t xml:space="preserve">(Longo, 2006; Oszlak, 2020)</w:t>
-      </w:r>
-      <w:r>
-        <w:t xml:space="preserve">.</w:t>
+          <w:i/>
+          <w:iCs/>
+        </w:rPr>
+        <w:t xml:space="preserve">Factibilidad normativa y estatutaria:</w:t>
+      </w:r>
+      <w:r>
+        <w:t xml:space="preserve"> </w:t>
+      </w:r>
+      <w:r>
+        <w:t xml:space="preserve">Compatibilidad con el Estatuto UNCo, el Reglamento de Carrera Docente y el Convenio Colectivo de Trabajo Docente (Decreto N° 1246/2015), asegurando la no sumatividad y la preservación de la estabilidad laboral.</w:t>
       </w:r>
     </w:p>
     <w:p>
@@ -2504,16 +2423,16 @@
       </w:pPr>
       <w:r>
         <w:rPr>
-          <w:b/>
-          <w:bCs/>
-        </w:rPr>
-        <w:t xml:space="preserve">Plano Social e Institucional:</w:t>
-      </w:r>
-      <w:r>
-        <w:t xml:space="preserve"> </w:t>
-      </w:r>
-      <w:r>
-        <w:t xml:space="preserve">Proporciona al Departamento de Administración Pública un diagnóstico riguroso sobre las percepciones y demandas formativas de su comunidad académica. Permite indagar cómo los docentes valoran el intercambio reflexivo con colegas, cómo los estudiantes pueden aportar juicios pedagógicos constructivos más allá de la encuesta sumativa de fin de curso, y qué capacidades de procesamiento requiere la conducción institucional.</w:t>
+          <w:i/>
+          <w:iCs/>
+        </w:rPr>
+        <w:t xml:space="preserve">Factibilidad técnica e instrumental:</w:t>
+      </w:r>
+      <w:r>
+        <w:t xml:space="preserve"> </w:t>
+      </w:r>
+      <w:r>
+        <w:t xml:space="preserve">Disponibilidad de plataformas digitales institucionales (Moodle, SIU-Guaraní) e instrumentos breves capaces de procesar la retroalimentación multiactoral resguardando rigurosamente el anonimato técnico.</w:t>
       </w:r>
     </w:p>
     <w:p>
@@ -2526,20 +2445,91 @@
       </w:pPr>
       <w:r>
         <w:rPr>
+          <w:i/>
+          <w:iCs/>
+        </w:rPr>
+        <w:t xml:space="preserve">Factibilidad organizacional y procedimental:</w:t>
+      </w:r>
+      <w:r>
+        <w:t xml:space="preserve"> </w:t>
+      </w:r>
+      <w:r>
+        <w:t xml:space="preserve">Capacidad de gestión del Departamento para canalizar los diagnósticos hacia el Programa Anual de Capacitación Docente (Art. 76 del Estatuto) sin sobrecargar los circuitos administrativos.</w:t>
+      </w:r>
+    </w:p>
+    <w:p>
+      <w:pPr>
+        <w:pStyle w:val="Compact"/>
+        <w:numPr>
+          <w:ilvl w:val="0"/>
+          <w:numId w:val="1003"/>
+        </w:numPr>
+      </w:pPr>
+      <w:r>
+        <w:rPr>
+          <w:i/>
+          <w:iCs/>
+        </w:rPr>
+        <w:t xml:space="preserve">Factibilidad cultural y actitudinal:</w:t>
+      </w:r>
+      <w:r>
+        <w:t xml:space="preserve"> </w:t>
+      </w:r>
+      <w:r>
+        <w:t xml:space="preserve">Clima de confianza institucional y disposición de docentes y estudiantes ante la coevaluación y la autorreflexión pedagógica.</w:t>
+      </w:r>
+    </w:p>
+    <w:p>
+      <w:pPr>
+        <w:pStyle w:val="Compact"/>
+        <w:numPr>
+          <w:ilvl w:val="0"/>
+          <w:numId w:val="1003"/>
+        </w:numPr>
+      </w:pPr>
+      <w:r>
+        <w:rPr>
+          <w:i/>
+          <w:iCs/>
+        </w:rPr>
+        <w:t xml:space="preserve">Factibilidad de gobernanza multinivel:</w:t>
+      </w:r>
+      <w:r>
+        <w:t xml:space="preserve"> </w:t>
+      </w:r>
+      <w:r>
+        <w:t xml:space="preserve">Viabilidad política para deliberar y consensuar la propuesta en los órganos colegiados de gobierno y con la representación gremial docente (ADUNC).</w:t>
+      </w:r>
+    </w:p>
+    <w:bookmarkEnd w:id="21"/>
+    <w:bookmarkStart w:id="22" w:name="pregunta-general-de-investigación"/>
+    <w:p>
+      <w:pPr>
+        <w:pStyle w:val="Heading3"/>
+        <w:keepNext/>
+        <w:spacing w:before="160" w:after="40" w:line="300" w:lineRule="auto"/>
+      </w:pPr>
+      <w:r>
+        <w:rPr>
+          <w:rFonts w:ascii="Arial" w:hAnsi="Arial"/>
           <w:b/>
-          <w:bCs/>
-        </w:rPr>
-        <w:t xml:space="preserve">Plano Personal y Profesional:</w:t>
-      </w:r>
-      <w:r>
-        <w:t xml:space="preserve"> </w:t>
-      </w:r>
-      <w:r>
-        <w:t xml:space="preserve">Consolida la trayectoria del tesista integrando la formación de base como Técnico Superior en Recursos Humanos con el Ciclo de Complementación Curricular de la Licenciatura en Gestión de Recursos Humanos, aplicando herramientas de diagnóstico organizacional al fortalecimiento de la educación pública regional.</w:t>
-      </w:r>
-    </w:p>
-    <w:bookmarkEnd w:id="24"/>
-    <w:bookmarkStart w:id="28" w:name="definición-de-objetivos-del-tfg"/>
+          <w:i/>
+          <w:sz w:val="24"/>
+        </w:rPr>
+        <w:t xml:space="preserve">Pregunta General de Investigación</w:t>
+      </w:r>
+    </w:p>
+    <w:p>
+      <w:pPr>
+        <w:pStyle w:val="BlockText"/>
+      </w:pPr>
+      <w:r>
+        <w:t xml:space="preserve">¿Cuáles son las condiciones de factibilidad organizacional, técnica, normativa y de gobernanza multinivel para la implementación de un modelo de retroalimentación multiactoral (360°) en la evaluación del desempeño docente en el Departamento de Administración Pública del CURZAS-UNCo durante el año 2027?</w:t>
+      </w:r>
+    </w:p>
+    <w:bookmarkEnd w:id="22"/>
+    <w:bookmarkEnd w:id="23"/>
+    <w:bookmarkStart w:id="24" w:name="X681cec084bc0b6c304e32f87344fd4265dfa7e1"/>
     <w:p>
       <w:pPr>
         <w:pStyle w:val="Heading2"/>
@@ -2552,24 +2542,15 @@
           <w:b/>
           <w:sz w:val="24"/>
         </w:rPr>
-        <w:t xml:space="preserve">Definición de Objetivos del TFG</w:t>
-      </w:r>
-    </w:p>
-    <w:bookmarkStart w:id="25" w:name="objetivo-general"/>
-    <w:p>
-      <w:pPr>
-        <w:pStyle w:val="Heading3"/>
-        <w:keepNext/>
-        <w:spacing w:before="160" w:after="40" w:line="300" w:lineRule="auto"/>
-      </w:pPr>
-      <w:r>
-        <w:rPr>
-          <w:rFonts w:ascii="Arial" w:hAnsi="Arial"/>
-          <w:b/>
-          <w:i/>
-          <w:sz w:val="24"/>
-        </w:rPr>
-        <w:t xml:space="preserve">Objetivo General</w:t>
+        <w:t xml:space="preserve">Justificación y Relevancia de la Investigación</w:t>
+      </w:r>
+    </w:p>
+    <w:p>
+      <w:pPr>
+        <w:pStyle w:val="FirstParagraph"/>
+      </w:pPr>
+      <w:r>
+        <w:t xml:space="preserve">La investigación se justifica en tres planos complementarios:</w:t>
       </w:r>
     </w:p>
     <w:p>
@@ -2581,11 +2562,99 @@
         </w:numPr>
       </w:pPr>
       <w:r>
-        <w:t xml:space="preserve">Determinar las condiciones de factibilidad organizacional, técnica, normativa y de gobernanza multinivel para la implementación de un modelo de retroalimentación multiactoral (360°) en la evaluación del desempeño docente en el Departamento de Administración Pública del CURZAS-UNCo (2027).</w:t>
-      </w:r>
-    </w:p>
-    <w:bookmarkEnd w:id="25"/>
-    <w:bookmarkStart w:id="26" w:name="objetivos-específicos"/>
+        <w:rPr>
+          <w:b/>
+          <w:bCs/>
+        </w:rPr>
+        <w:t xml:space="preserve">Plano Cognitivo y Disciplinar:</w:t>
+      </w:r>
+      <w:r>
+        <w:t xml:space="preserve"> </w:t>
+      </w:r>
+      <w:r>
+        <w:t xml:space="preserve">Aporta evidencia empírica situada sobre la evaluación del rendimiento en universidades públicas patagónicas. La literatura sobre modelos 360° proviene predominantemente del ámbito corporativo o de universidades privadas</w:t>
+      </w:r>
+      <w:r>
+        <w:t xml:space="preserve"> </w:t>
+      </w:r>
+      <w:r>
+        <w:t xml:space="preserve">(Lepsinger &amp; Lucia, 2009)</w:t>
+      </w:r>
+      <w:r>
+        <w:t xml:space="preserve">; investigar su adaptación a una universidad pública cogobernada y con docencia híbrida contribuye al análisis de las capacidades estatales y la gestión de personas en el sector público</w:t>
+      </w:r>
+      <w:r>
+        <w:t xml:space="preserve"> </w:t>
+      </w:r>
+      <w:r>
+        <w:t xml:space="preserve">(Longo, 2006; Oszlak, 2020)</w:t>
+      </w:r>
+      <w:r>
+        <w:t xml:space="preserve">.</w:t>
+      </w:r>
+    </w:p>
+    <w:p>
+      <w:pPr>
+        <w:pStyle w:val="Compact"/>
+        <w:numPr>
+          <w:ilvl w:val="0"/>
+          <w:numId w:val="1004"/>
+        </w:numPr>
+      </w:pPr>
+      <w:r>
+        <w:rPr>
+          <w:b/>
+          <w:bCs/>
+        </w:rPr>
+        <w:t xml:space="preserve">Plano Social e Institucional:</w:t>
+      </w:r>
+      <w:r>
+        <w:t xml:space="preserve"> </w:t>
+      </w:r>
+      <w:r>
+        <w:t xml:space="preserve">Proporciona al Departamento de Administración Pública un diagnóstico riguroso sobre las percepciones y demandas formativas de su comunidad académica. Permite indagar cómo los docentes valoran el intercambio reflexivo con colegas, cómo los estudiantes pueden aportar juicios pedagógicos constructivos más allá de la encuesta sumativa de fin de curso, y qué capacidades de procesamiento requiere la conducción institucional.</w:t>
+      </w:r>
+    </w:p>
+    <w:p>
+      <w:pPr>
+        <w:pStyle w:val="Compact"/>
+        <w:numPr>
+          <w:ilvl w:val="0"/>
+          <w:numId w:val="1004"/>
+        </w:numPr>
+      </w:pPr>
+      <w:r>
+        <w:rPr>
+          <w:b/>
+          <w:bCs/>
+        </w:rPr>
+        <w:t xml:space="preserve">Plano Personal y Profesional:</w:t>
+      </w:r>
+      <w:r>
+        <w:t xml:space="preserve"> </w:t>
+      </w:r>
+      <w:r>
+        <w:t xml:space="preserve">Consolida la trayectoria del tesista integrando la formación de base como Técnico Superior en Recursos Humanos con el Ciclo de Complementación Curricular de la Licenciatura en Gestión de Recursos Humanos, aplicando herramientas de diagnóstico organizacional al fortalecimiento de la educación pública regional.</w:t>
+      </w:r>
+    </w:p>
+    <w:bookmarkEnd w:id="24"/>
+    <w:bookmarkStart w:id="28" w:name="definición-de-objetivos-del-tfg"/>
+    <w:p>
+      <w:pPr>
+        <w:pStyle w:val="Heading2"/>
+        <w:keepNext/>
+        <w:spacing w:before="200" w:after="80" w:line="300" w:lineRule="auto"/>
+      </w:pPr>
+      <w:r>
+        <w:rPr>
+          <w:rFonts w:ascii="Arial" w:hAnsi="Arial"/>
+          <w:b/>
+          <w:sz w:val="24"/>
+        </w:rPr>
+        <w:t xml:space="preserve">Definición de Objetivos del TFG</w:t>
+      </w:r>
+    </w:p>
+    <w:bookmarkStart w:id="25" w:name="objetivo-general"/>
     <w:p>
       <w:pPr>
         <w:pStyle w:val="Heading3"/>
@@ -2599,7 +2668,7 @@
           <w:i/>
           <w:sz w:val="24"/>
         </w:rPr>
-        <w:t xml:space="preserve">Objetivos Específicos</w:t>
+        <w:t xml:space="preserve">Objetivo General</w:t>
       </w:r>
     </w:p>
     <w:p>
@@ -2611,7 +2680,25 @@
         </w:numPr>
       </w:pPr>
       <w:r>
-        <w:t xml:space="preserve">Relevar y caracterizar los instrumentos normativos, procedimientos y prácticas vigentes aplicadas a la evaluación del desempeño docente en el Departamento de Administración Pública del CURZAS-UNCo, distinguiendo las prescripciones estatutarias de su implementación efectiva.</w:t>
+        <w:t xml:space="preserve">Determinar las condiciones de factibilidad organizacional, técnica, normativa y de gobernanza multinivel para la implementación de un modelo de retroalimentación multiactoral (360°) en la evaluación del desempeño docente en el Departamento de Administración Pública del CURZAS-UNCo (2027).</w:t>
+      </w:r>
+    </w:p>
+    <w:bookmarkEnd w:id="25"/>
+    <w:bookmarkStart w:id="26" w:name="objetivos-específicos"/>
+    <w:p>
+      <w:pPr>
+        <w:pStyle w:val="Heading3"/>
+        <w:keepNext/>
+        <w:spacing w:before="160" w:after="40" w:line="300" w:lineRule="auto"/>
+      </w:pPr>
+      <w:r>
+        <w:rPr>
+          <w:rFonts w:ascii="Arial" w:hAnsi="Arial"/>
+          <w:b/>
+          <w:i/>
+          <w:sz w:val="24"/>
+        </w:rPr>
+        <w:t xml:space="preserve">Objetivos Específicos</w:t>
       </w:r>
     </w:p>
     <w:p>
@@ -2619,11 +2706,11 @@
         <w:pStyle w:val="Compact"/>
         <w:numPr>
           <w:ilvl w:val="0"/>
-          <w:numId w:val="1005"/>
+          <w:numId w:val="1006"/>
         </w:numPr>
       </w:pPr>
       <w:r>
-        <w:t xml:space="preserve">Explorar las percepciones, disposiciones y representaciones de los actores institucionales involucrados (docentes y estudiantes) y de las autoridades departamentales respecto a la retroalimentación multiactoral (360°) y las condiciones de confianza institucional requeridas.</w:t>
+        <w:t xml:space="preserve">Relevar y caracterizar los instrumentos normativos, procedimientos y prácticas vigentes aplicadas a la evaluación del desempeño docente en el Departamento de Administración Pública del CURZAS-UNCo, distinguiendo las prescripciones estatutarias de su implementación efectiva.</w:t>
       </w:r>
     </w:p>
     <w:p>
@@ -2631,11 +2718,11 @@
         <w:pStyle w:val="Compact"/>
         <w:numPr>
           <w:ilvl w:val="0"/>
-          <w:numId w:val="1005"/>
+          <w:numId w:val="1006"/>
         </w:numPr>
       </w:pPr>
       <w:r>
-        <w:t xml:space="preserve">Identificar los condicionantes técnico-organizacionales, normativos y de gobernanza multinivel (acuerdos paritarios, carrera docente, confidencialidad y cogobierno) que inciden en la factibilidad del modelo en el marco de la poligobernanza institucional.</w:t>
+        <w:t xml:space="preserve">Explorar las percepciones, disposiciones y representaciones de los actores institucionales involucrados (docentes y estudiantes) y de las autoridades departamentales respecto a la retroalimentación multiactoral (360°) y las condiciones de confianza institucional requeridas.</w:t>
       </w:r>
     </w:p>
     <w:p>
@@ -2643,7 +2730,19 @@
         <w:pStyle w:val="Compact"/>
         <w:numPr>
           <w:ilvl w:val="0"/>
-          <w:numId w:val="1005"/>
+          <w:numId w:val="1006"/>
+        </w:numPr>
+      </w:pPr>
+      <w:r>
+        <w:t xml:space="preserve">Identificar los condicionantes técnico-organizacionales (incluyendo la resolución de la coevaluación en cátedras unipersonales mediante pares horizontales por área o tramo curricular), normativos y de gobernanza multinivel (acuerdos paritarios, carrera docente, confidencialidad y cogobierno) que inciden en la factibilidad del modelo en el marco de la poligobernanza institucional.</w:t>
+      </w:r>
+    </w:p>
+    <w:p>
+      <w:pPr>
+        <w:pStyle w:val="Compact"/>
+        <w:numPr>
+          <w:ilvl w:val="0"/>
+          <w:numId w:val="1006"/>
         </w:numPr>
       </w:pPr>
       <w:r>
@@ -3339,1175 +3438,6 @@
       <w:r>
         <w:t xml:space="preserve">Esta perspectiva resulta fértil para el estudio de la factibilidad organizacional:</w:t>
       </w:r>
-      <w:r>
-        <w:t xml:space="preserve"> </w:t>
-      </w:r>
-      <w:r>
-        <w:t xml:space="preserve">1.</w:t>
-      </w:r>
-      <w:r>
-        <w:t xml:space="preserve"> </w:t>
-      </w:r>
-      <w:r>
-        <w:rPr>
-          <w:i/>
-          <w:iCs/>
-        </w:rPr>
-        <w:t xml:space="preserve">La realidad social como proceso abierto:</w:t>
-      </w:r>
-      <w:r>
-        <w:t xml:space="preserve"> </w:t>
-      </w:r>
-      <w:r>
-        <w:t xml:space="preserve">La organización universitaria no es un sistema estático regido por normas mecánicas, sino una trama dinámica construida cotidianamente por sujetos reflexivos (docentes, estudiantes y autoridades).</w:t>
-      </w:r>
-      <w:r>
-        <w:t xml:space="preserve"> </w:t>
-      </w:r>
-      <w:r>
-        <w:t xml:space="preserve">2.</w:t>
-      </w:r>
-      <w:r>
-        <w:t xml:space="preserve"> </w:t>
-      </w:r>
-      <w:r>
-        <w:rPr>
-          <w:i/>
-          <w:iCs/>
-        </w:rPr>
-        <w:t xml:space="preserve">Determinación del campo de lo viable:</w:t>
-      </w:r>
-      <w:r>
-        <w:t xml:space="preserve"> </w:t>
-      </w:r>
-      <w:r>
-        <w:t xml:space="preserve">Evaluar la factibilidad no consiste en emitir un pronóstico cerrado sobre el éxito o fracaso de un dispositivo, sino en desentrañar las condiciones estructurales, normativas y culturales del presente para reconstruir el espacio de posibilidades viables para la acción institucional</w:t>
-      </w:r>
-      <w:r>
-        <w:t xml:space="preserve"> </w:t>
-      </w:r>
-      <w:r>
-        <w:t xml:space="preserve">(De la Garza Toledo, 2001; Matus, 1993)</w:t>
-      </w:r>
-      <w:r>
-        <w:t xml:space="preserve">.</w:t>
-      </w:r>
-      <w:r>
-        <w:t xml:space="preserve"> </w:t>
-      </w:r>
-      <w:r>
-        <w:t xml:space="preserve">3.</w:t>
-      </w:r>
-      <w:r>
-        <w:t xml:space="preserve"> </w:t>
-      </w:r>
-      <w:r>
-        <w:rPr>
-          <w:i/>
-          <w:iCs/>
-        </w:rPr>
-        <w:t xml:space="preserve">Articulación conceptual en pirámide invertida:</w:t>
-      </w:r>
-      <w:r>
-        <w:t xml:space="preserve"> </w:t>
-      </w:r>
-      <w:r>
-        <w:t xml:space="preserve">Siguiendo a</w:t>
-      </w:r>
-      <w:r>
-        <w:t xml:space="preserve"> </w:t>
-      </w:r>
-      <w:r>
-        <w:t xml:space="preserve">Sautu (2005)</w:t>
-      </w:r>
-      <w:r>
-        <w:t xml:space="preserve">, el marco conceptual transita desde el análisis sistémico de personas en el Estado</w:t>
-      </w:r>
-      <w:r>
-        <w:t xml:space="preserve"> </w:t>
-      </w:r>
-      <w:r>
-        <w:t xml:space="preserve">(Longo, 2006)</w:t>
-      </w:r>
-      <w:r>
-        <w:t xml:space="preserve"> </w:t>
-      </w:r>
-      <w:r>
-        <w:t xml:space="preserve">hacia los conceptos específicos sobre evaluación multiactoral y gobernanza universitaria.</w:t>
-      </w:r>
-    </w:p>
-    <w:bookmarkEnd w:id="30"/>
-    <w:bookmarkStart w:id="31" w:name="Xb8875c50f8cca48579b6c9183d92a2c8c162b10"/>
-    <w:p>
-      <w:pPr>
-        <w:pStyle w:val="Heading3"/>
-        <w:keepNext/>
-        <w:spacing w:before="160" w:after="40" w:line="300" w:lineRule="auto"/>
-      </w:pPr>
-      <w:r>
-        <w:rPr>
-          <w:rFonts w:ascii="Arial" w:hAnsi="Arial"/>
-          <w:b/>
-          <w:i/>
-          <w:sz w:val="24"/>
-        </w:rPr>
-        <w:t xml:space="preserve">El Enfoque Sistémico de Gestión de Personas en el Sector Público: Modelo de Francisco Longo</w:t>
-      </w:r>
-    </w:p>
-    <w:p>
-      <w:pPr>
-        <w:pStyle w:val="FirstParagraph"/>
-      </w:pPr>
-      <w:r>
-        <w:t xml:space="preserve">La columna analítica de la investigación adopta el modelo de gestión estratégica de recursos humanos en organizaciones públicas desarrollado por Francisco</w:t>
-      </w:r>
-      <w:r>
-        <w:t xml:space="preserve"> </w:t>
-      </w:r>
-      <w:r>
-        <w:t xml:space="preserve">Longo (2006)</w:t>
-      </w:r>
-      <w:r>
-        <w:t xml:space="preserve">. El autor propone superar el modelo burocrático-weberiano tradicional —enfocado en el apego formal a la norma procedimental sin atención a los resultados— mediante una administración orientada al mérito, el valor público y la flexibilidad directiva.</w:t>
-      </w:r>
-    </w:p>
-    <w:p>
-      <w:pPr>
-        <w:pStyle w:val="BodyText"/>
-      </w:pPr>
-      <w:r>
-        <w:t xml:space="preserve">El modelo se articula en torno al subsistema de</w:t>
-      </w:r>
-      <w:r>
-        <w:t xml:space="preserve"> </w:t>
-      </w:r>
-      <w:r>
-        <w:rPr>
-          <w:i/>
-          <w:iCs/>
-        </w:rPr>
-        <w:t xml:space="preserve">gestión del rendimiento</w:t>
-      </w:r>
-      <w:r>
-        <w:t xml:space="preserve"> </w:t>
-      </w:r>
-      <w:r>
-        <w:t xml:space="preserve">en estrecha interdependencia con otros tres subsistemas:</w:t>
-      </w:r>
-      <w:r>
-        <w:t xml:space="preserve"> </w:t>
-      </w:r>
-      <w:r>
-        <w:t xml:space="preserve">*</w:t>
-      </w:r>
-      <w:r>
-        <w:t xml:space="preserve"> </w:t>
-      </w:r>
-      <w:r>
-        <w:rPr>
-          <w:b/>
-          <w:bCs/>
-        </w:rPr>
-        <w:t xml:space="preserve">Gestión del Rendimiento:</w:t>
-      </w:r>
-      <w:r>
-        <w:t xml:space="preserve"> </w:t>
-      </w:r>
-      <w:r>
-        <w:t xml:space="preserve">Constituye el eje estructurante del estudio. Comprende los instrumentos dirigidos a valorar la contribución de los agentes a los fines institucionales. Según</w:t>
-      </w:r>
-      <w:r>
-        <w:t xml:space="preserve"> </w:t>
-      </w:r>
-      <w:r>
-        <w:t xml:space="preserve">Longo (2006)</w:t>
-      </w:r>
-      <w:r>
-        <w:t xml:space="preserve">, este subsistema adquiere legitimidad en el sector público cuando trasciende la fiscalización burocrática y se consolida como un proceso reflexivo de evaluación y perfeccionamiento laboral.</w:t>
-      </w:r>
-      <w:r>
-        <w:t xml:space="preserve"> </w:t>
-      </w:r>
-      <w:r>
-        <w:t xml:space="preserve">*</w:t>
-      </w:r>
-      <w:r>
-        <w:t xml:space="preserve"> </w:t>
-      </w:r>
-      <w:r>
-        <w:rPr>
-          <w:b/>
-          <w:bCs/>
-        </w:rPr>
-        <w:t xml:space="preserve">Organización del Trabajo:</w:t>
-      </w:r>
-      <w:r>
-        <w:t xml:space="preserve"> </w:t>
-      </w:r>
-      <w:r>
-        <w:t xml:space="preserve">Articula los perfiles y funciones académicas de las cátedras con las demandas pedagógicas contemporáneas. En el CURZAS-UNCo, esto implica contrastar los criterios estatutarios formales con las exigencias docentes que imponen las aulas híbridas y el acompañamiento tutorial en los Nodos Universitarios</w:t>
-      </w:r>
-      <w:r>
-        <w:t xml:space="preserve"> </w:t>
-      </w:r>
-      <w:r>
-        <w:t xml:space="preserve">(Consejo Directivo del CURZAS, 2022)</w:t>
-      </w:r>
-      <w:r>
-        <w:t xml:space="preserve">.</w:t>
-      </w:r>
-      <w:r>
-        <w:t xml:space="preserve"> </w:t>
-      </w:r>
-      <w:r>
-        <w:t xml:space="preserve">*</w:t>
-      </w:r>
-      <w:r>
-        <w:t xml:space="preserve"> </w:t>
-      </w:r>
-      <w:r>
-        <w:rPr>
-          <w:b/>
-          <w:bCs/>
-        </w:rPr>
-        <w:t xml:space="preserve">Gestión del Desarrollo:</w:t>
-      </w:r>
-      <w:r>
-        <w:t xml:space="preserve"> </w:t>
-      </w:r>
-      <w:r>
-        <w:t xml:space="preserve">Vincula la evaluación con oportunidades de formación continua y actualización docente (Art. 76 del Estatuto UNCo). Evaluar sin ofrecer vías de perfeccionamiento pedagógico despoja al proceso de sentido formativo y lo reduce a un trámite administrativo estéril</w:t>
-      </w:r>
-      <w:r>
-        <w:t xml:space="preserve"> </w:t>
-      </w:r>
-      <w:r>
-        <w:t xml:space="preserve">(Longo, 2006)</w:t>
-      </w:r>
-      <w:r>
-        <w:t xml:space="preserve">.</w:t>
-      </w:r>
-      <w:r>
-        <w:t xml:space="preserve"> </w:t>
-      </w:r>
-      <w:r>
-        <w:t xml:space="preserve">*</w:t>
-      </w:r>
-      <w:r>
-        <w:t xml:space="preserve"> </w:t>
-      </w:r>
-      <w:r>
-        <w:rPr>
-          <w:b/>
-          <w:bCs/>
-        </w:rPr>
-        <w:t xml:space="preserve">Gestión de las Relaciones Humanas y Sociales:</w:t>
-      </w:r>
-      <w:r>
-        <w:t xml:space="preserve"> </w:t>
-      </w:r>
-      <w:r>
-        <w:t xml:space="preserve">Analiza el clima institucional, la confianza intersubjetiva y los canales de diálogo paritario docente. En instituciones cogobernadas, la evaluación incide en la percepción de estabilidad en el empleo; por ende, los acuerdos paritarios y los resguardos éticos de confidencialidad resultan indispensables para habilitar una disposición favorable hacia la coevaluación formativa.</w:t>
-      </w:r>
-    </w:p>
-    <w:bookmarkEnd w:id="31"/>
-    <w:bookmarkStart w:id="32" w:name="Xbe717e7d4a9ec277373b323803583edbc62981a"/>
-    <w:p>
-      <w:pPr>
-        <w:pStyle w:val="Heading3"/>
-        <w:keepNext/>
-        <w:spacing w:before="160" w:after="40" w:line="300" w:lineRule="auto"/>
-      </w:pPr>
-      <w:r>
-        <w:rPr>
-          <w:rFonts w:ascii="Arial" w:hAnsi="Arial"/>
-          <w:b/>
-          <w:i/>
-          <w:sz w:val="24"/>
-        </w:rPr>
-        <w:t xml:space="preserve">El Modelo de Retroalimentación 360° en la Educación Superior</w:t>
-      </w:r>
-    </w:p>
-    <w:p>
-      <w:pPr>
-        <w:pStyle w:val="FirstParagraph"/>
-      </w:pPr>
-      <w:r>
-        <w:t xml:space="preserve">En la gestión del rendimiento, la literatura distingue entre dos orientaciones evaluativas</w:t>
-      </w:r>
-      <w:r>
-        <w:t xml:space="preserve"> </w:t>
-      </w:r>
-      <w:r>
-        <w:t xml:space="preserve">(Chiavenato, 2020; Lepsinger &amp; Lucia, 2009)</w:t>
-      </w:r>
-      <w:r>
-        <w:t xml:space="preserve">: la</w:t>
-      </w:r>
-      <w:r>
-        <w:t xml:space="preserve"> </w:t>
-      </w:r>
-      <w:r>
-        <w:rPr>
-          <w:i/>
-          <w:iCs/>
-        </w:rPr>
-        <w:t xml:space="preserve">lógica sumativa</w:t>
-      </w:r>
-      <w:r>
-        <w:t xml:space="preserve"> </w:t>
-      </w:r>
-      <w:r>
-        <w:t xml:space="preserve">(dirigida al control procesal, la auditoría reglamentaria y la toma de decisiones contractuales de permanencia) y la</w:t>
-      </w:r>
-      <w:r>
-        <w:t xml:space="preserve"> </w:t>
-      </w:r>
-      <w:r>
-        <w:rPr>
-          <w:i/>
-          <w:iCs/>
-        </w:rPr>
-        <w:t xml:space="preserve">lógica formativa</w:t>
-      </w:r>
-      <w:r>
-        <w:t xml:space="preserve"> </w:t>
-      </w:r>
-      <w:r>
-        <w:t xml:space="preserve">(orientada al aprendizaje reflexivo, al diagnóstico de fortalezas y debilidades pedagógicas y al enriquecimiento de la labor docente).</w:t>
-      </w:r>
-    </w:p>
-    <w:p>
-      <w:pPr>
-        <w:pStyle w:val="BodyText"/>
-      </w:pPr>
-      <w:r>
-        <w:t xml:space="preserve">Para operativizar un enfoque formativo en la universidad, el modelo de retroalimentación 360 grados</w:t>
-      </w:r>
-      <w:r>
-        <w:t xml:space="preserve"> </w:t>
-      </w:r>
-      <w:r>
-        <w:t xml:space="preserve">(Lepsinger &amp; Lucia, 2009; Obando Freire et al., 2014; Sifuentes Ocegueda et al., 2016)</w:t>
-      </w:r>
-      <w:r>
-        <w:t xml:space="preserve"> </w:t>
-      </w:r>
-      <w:r>
-        <w:t xml:space="preserve">plantea superar las evaluaciones unilaterales descendentes mediante una triangulación multiactoral que integra cuatro miradas sobre la práctica educativa:</w:t>
-      </w:r>
-      <w:r>
-        <w:t xml:space="preserve"> </w:t>
-      </w:r>
-      <w:r>
-        <w:t xml:space="preserve">1.</w:t>
-      </w:r>
-      <w:r>
-        <w:t xml:space="preserve"> </w:t>
-      </w:r>
-      <w:r>
-        <w:rPr>
-          <w:i/>
-          <w:iCs/>
-        </w:rPr>
-        <w:t xml:space="preserve">Autoevaluación docente:</w:t>
-      </w:r>
-      <w:r>
-        <w:t xml:space="preserve"> </w:t>
-      </w:r>
-      <w:r>
-        <w:t xml:space="preserve">Espacio reflexivo donde el profesorado examina su propia planificación académica, sus elecciones didácticas y los desafíos emergentes del aula.</w:t>
-      </w:r>
-      <w:r>
-        <w:t xml:space="preserve"> </w:t>
-      </w:r>
-      <w:r>
-        <w:t xml:space="preserve">2.</w:t>
-      </w:r>
-      <w:r>
-        <w:t xml:space="preserve"> </w:t>
-      </w:r>
-      <w:r>
-        <w:rPr>
-          <w:i/>
-          <w:iCs/>
-        </w:rPr>
-        <w:t xml:space="preserve">Coevaluación de pares:</w:t>
-      </w:r>
-      <w:r>
-        <w:t xml:space="preserve"> </w:t>
-      </w:r>
-      <w:r>
-        <w:t xml:space="preserve">Valoración colegiada realizada por docentes del mismo equipo de cátedra o área disciplinar, focalizada en la pertinencia conceptual, la rigurosidad disciplinar y el trabajo colaborativo.</w:t>
-      </w:r>
-      <w:r>
-        <w:t xml:space="preserve"> </w:t>
-      </w:r>
-      <w:r>
-        <w:t xml:space="preserve">3.</w:t>
-      </w:r>
-      <w:r>
-        <w:t xml:space="preserve"> </w:t>
-      </w:r>
-      <w:r>
-        <w:rPr>
-          <w:i/>
-          <w:iCs/>
-        </w:rPr>
-        <w:t xml:space="preserve">Heteroevaluación estudiantil:</w:t>
-      </w:r>
-      <w:r>
-        <w:t xml:space="preserve"> </w:t>
-      </w:r>
-      <w:r>
-        <w:t xml:space="preserve">Apreciación realizada por los estudiantes sobre la labor docente cotidiana, la claridad explicativa, la puntualidad en las devoluciones y el acompañamiento pedagógico en entornos presenciales y virtuales.</w:t>
-      </w:r>
-      <w:r>
-        <w:t xml:space="preserve"> </w:t>
-      </w:r>
-      <w:r>
-        <w:t xml:space="preserve">4.</w:t>
-      </w:r>
-      <w:r>
-        <w:t xml:space="preserve"> </w:t>
-      </w:r>
-      <w:r>
-        <w:rPr>
-          <w:i/>
-          <w:iCs/>
-        </w:rPr>
-        <w:t xml:space="preserve">Apreciación de la dirección departamental:</w:t>
-      </w:r>
-      <w:r>
-        <w:t xml:space="preserve"> </w:t>
-      </w:r>
-      <w:r>
-        <w:t xml:space="preserve">Mirada estratégica orientada a valorar la articulación de la cátedra con los planes de estudio y las prioridades académicas e institucionales del Departamento.</w:t>
-      </w:r>
-    </w:p>
-    <w:p>
-      <w:pPr>
-        <w:pStyle w:val="BodyText"/>
-      </w:pPr>
-      <w:r>
-        <w:t xml:space="preserve">La potencia del modelo reside en triangular juicios complementarios para identificar brechas entre la autopercepción docente y las percepciones externas, produciendo un informe diagnóstico cualitativo para la mejora sin consecuencias sancionatorias</w:t>
-      </w:r>
-      <w:r>
-        <w:t xml:space="preserve"> </w:t>
-      </w:r>
-      <w:r>
-        <w:t xml:space="preserve">(Obando Freire et al., 2014)</w:t>
-      </w:r>
-      <w:r>
-        <w:t xml:space="preserve">.</w:t>
-      </w:r>
-    </w:p>
-    <w:bookmarkEnd w:id="32"/>
-    <w:bookmarkStart w:id="36" w:name="Xd97e498e3d88442da002e9050d2761475d79c3a"/>
-    <w:p>
-      <w:pPr>
-        <w:pStyle w:val="Heading3"/>
-        <w:keepNext/>
-        <w:spacing w:before="160" w:after="40" w:line="300" w:lineRule="auto"/>
-      </w:pPr>
-      <w:r>
-        <w:rPr>
-          <w:rFonts w:ascii="Arial" w:hAnsi="Arial"/>
-          <w:b/>
-          <w:i/>
-          <w:sz w:val="24"/>
-        </w:rPr>
-        <w:t xml:space="preserve">Gobernanza Universitaria Multinivel, Cogobierno y Negociación Paritaria</w:t>
-      </w:r>
-    </w:p>
-    <w:p>
-      <w:pPr>
-        <w:pStyle w:val="FirstParagraph"/>
-      </w:pPr>
-      <w:r>
-        <w:t xml:space="preserve">La incorporación de un dispositivo 360° en una universidad pública no constituye un desafío meramente instrumental; requiere comprender la dinámica de la gobernanza universitaria en el Estado argentino:</w:t>
-      </w:r>
-    </w:p>
-    <w:bookmarkStart w:id="33" w:name="X441a00c0d254351c9a332b2c631a0519d33222b"/>
-    <w:p>
-      <w:pPr>
-        <w:pStyle w:val="Heading4"/>
-      </w:pPr>
-      <w:r>
-        <w:t xml:space="preserve">La Perspectiva de la Poligobernanza: El Aporte de Cao y Blutman</w:t>
-      </w:r>
-    </w:p>
-    <w:p>
-      <w:pPr>
-        <w:pStyle w:val="FirstParagraph"/>
-      </w:pPr>
-      <w:r>
-        <w:t xml:space="preserve">Partiendo del concepto clásico de gobernanza como</w:t>
-      </w:r>
-      <w:r>
-        <w:t xml:space="preserve"> </w:t>
-      </w:r>
-      <w:r>
-        <w:rPr>
-          <w:i/>
-          <w:iCs/>
-        </w:rPr>
-        <w:t xml:space="preserve">dirección social compartida</w:t>
-      </w:r>
-      <w:r>
-        <w:t xml:space="preserve"> </w:t>
-      </w:r>
-      <w:r>
-        <w:t xml:space="preserve">(Aguilar Villanueva, 2006)</w:t>
-      </w:r>
-      <w:r>
-        <w:t xml:space="preserve">, el proyecto incorpora los desarrollos de Horacio Cao y Gustavo Blutman</w:t>
-      </w:r>
-      <w:r>
-        <w:t xml:space="preserve"> </w:t>
-      </w:r>
-      <w:r>
-        <w:t xml:space="preserve">(Cao &amp; Blutman, 2021, 2023)</w:t>
-      </w:r>
-      <w:r>
-        <w:t xml:space="preserve"> </w:t>
-      </w:r>
-      <w:r>
-        <w:t xml:space="preserve">en torno a la</w:t>
-      </w:r>
-      <w:r>
-        <w:t xml:space="preserve"> </w:t>
-      </w:r>
-      <w:r>
-        <w:rPr>
-          <w:i/>
-          <w:iCs/>
-        </w:rPr>
-        <w:t xml:space="preserve">poligobernanza</w:t>
-      </w:r>
-      <w:r>
-        <w:t xml:space="preserve">. Frente al control burocrático rígido y a las recetas mercantiles de la Nueva Gerencia Pública, la poligobernanza postula un enfoque sociocéntrico y relacional:</w:t>
-      </w:r>
-      <w:r>
-        <w:t xml:space="preserve"> </w:t>
-      </w:r>
-      <w:r>
-        <w:t xml:space="preserve">*</w:t>
-      </w:r>
-      <w:r>
-        <w:t xml:space="preserve"> </w:t>
-      </w:r>
-      <w:r>
-        <w:rPr>
-          <w:i/>
-          <w:iCs/>
-        </w:rPr>
-        <w:t xml:space="preserve">El Estado plataforma y la descentralización:</w:t>
-      </w:r>
-      <w:r>
-        <w:t xml:space="preserve"> </w:t>
-      </w:r>
-      <w:r>
-        <w:t xml:space="preserve">Estructuras horizontales e interconectadas que coordinan interacciones entre comunidades y colectivos profesionales</w:t>
-      </w:r>
-      <w:r>
-        <w:t xml:space="preserve"> </w:t>
-      </w:r>
-      <w:r>
-        <w:t xml:space="preserve">(Cao &amp; Blutman, 2021)</w:t>
-      </w:r>
-      <w:r>
-        <w:t xml:space="preserve">. En el CURZAS, esta noción permite conceptualizar la articulación entre la sede central en Viedma y los Nodos Universitarios de la Línea Sur y la Costa Atlántica, concibiendo al 360° como una red horizontal de acompañamiento pedagógico en territorio.</w:t>
-      </w:r>
-      <w:r>
-        <w:t xml:space="preserve"> </w:t>
-      </w:r>
-      <w:r>
-        <w:t xml:space="preserve">*</w:t>
-      </w:r>
-      <w:r>
-        <w:t xml:space="preserve"> </w:t>
-      </w:r>
-      <w:r>
-        <w:rPr>
-          <w:i/>
-          <w:iCs/>
-        </w:rPr>
-        <w:t xml:space="preserve">Gestión de la complejidad situada:</w:t>
-      </w:r>
-      <w:r>
-        <w:t xml:space="preserve"> </w:t>
-      </w:r>
-      <w:r>
-        <w:t xml:space="preserve">Metodología relacional que busca gestionar la incertidumbre construyendo soluciones adaptadas a la singularidad institucional</w:t>
-      </w:r>
-      <w:r>
-        <w:t xml:space="preserve"> </w:t>
-      </w:r>
-      <w:r>
-        <w:t xml:space="preserve">(Cao &amp; Blutman, 2023)</w:t>
-      </w:r>
-      <w:r>
-        <w:t xml:space="preserve">. En el CURZAS, implica superar las encuestas genéricas estandarizadas para captar las realidades específicas de cada cátedra y modalidad de cursada.</w:t>
-      </w:r>
-    </w:p>
-    <w:bookmarkEnd w:id="33"/>
-    <w:bookmarkStart w:id="34" w:name="X3b7f0cca9a35347f8fa298fc8173bc4a1360520"/>
-    <w:p>
-      <w:pPr>
-        <w:pStyle w:val="Heading4"/>
-      </w:pPr>
-      <w:r>
-        <w:t xml:space="preserve">La Poligobernanza Universitaria en Cuatro Planos Decisionales</w:t>
-      </w:r>
-    </w:p>
-    <w:p>
-      <w:pPr>
-        <w:pStyle w:val="FirstParagraph"/>
-      </w:pPr>
-      <w:r>
-        <w:t xml:space="preserve">A partir de los marcos de</w:t>
-      </w:r>
-      <w:r>
-        <w:t xml:space="preserve"> </w:t>
-      </w:r>
-      <w:r>
-        <w:t xml:space="preserve">Aguilar Villanueva (2006)</w:t>
-      </w:r>
-      <w:r>
-        <w:t xml:space="preserve"> </w:t>
-      </w:r>
-      <w:r>
-        <w:t xml:space="preserve">y</w:t>
-      </w:r>
-      <w:r>
-        <w:t xml:space="preserve"> </w:t>
-      </w:r>
-      <w:r>
-        <w:t xml:space="preserve">Cao &amp; Blutman (2023)</w:t>
-      </w:r>
-      <w:r>
-        <w:t xml:space="preserve">, la gobernanza institucional del CURZAS-UNCo se estructura en cuatro planos interdependientes:</w:t>
-      </w:r>
-      <w:r>
-        <w:t xml:space="preserve"> </w:t>
-      </w:r>
-      <w:r>
-        <w:t xml:space="preserve">1.</w:t>
-      </w:r>
-      <w:r>
-        <w:t xml:space="preserve"> </w:t>
-      </w:r>
-      <w:r>
-        <w:rPr>
-          <w:i/>
-          <w:iCs/>
-        </w:rPr>
-        <w:t xml:space="preserve">Nivel Macro (Central):</w:t>
-      </w:r>
-      <w:r>
-        <w:t xml:space="preserve"> </w:t>
-      </w:r>
-      <w:r>
-        <w:t xml:space="preserve">El Consejo Superior y el Rectorado de la UNCo (Neuquén), donde se regulan los marcos estatutarios generales y el régimen de Carrera Docente (Ord. CS N° 0988/2025 y Ord. CS N° 0910/1997).</w:t>
-      </w:r>
-      <w:r>
-        <w:t xml:space="preserve"> </w:t>
-      </w:r>
-      <w:r>
-        <w:t xml:space="preserve">2.</w:t>
-      </w:r>
-      <w:r>
-        <w:t xml:space="preserve"> </w:t>
-      </w:r>
-      <w:r>
-        <w:rPr>
-          <w:i/>
-          <w:iCs/>
-        </w:rPr>
-        <w:t xml:space="preserve">Nivel Meso (Regional):</w:t>
-      </w:r>
-      <w:r>
-        <w:t xml:space="preserve"> </w:t>
-      </w:r>
-      <w:r>
-        <w:t xml:space="preserve">El Consejo Directivo del CURZAS y la Dirección del Departamento de Administración Pública (Viedma), responsables de la coordinación operativa de las carreras y la definición de planes anuales de capacitación docente (Art. 76).</w:t>
-      </w:r>
-      <w:r>
-        <w:t xml:space="preserve"> </w:t>
-      </w:r>
-      <w:r>
-        <w:t xml:space="preserve">3.</w:t>
-      </w:r>
-      <w:r>
-        <w:t xml:space="preserve"> </w:t>
-      </w:r>
-      <w:r>
-        <w:rPr>
-          <w:i/>
-          <w:iCs/>
-        </w:rPr>
-        <w:t xml:space="preserve">Nivel Micro (Territorial):</w:t>
-      </w:r>
-      <w:r>
-        <w:t xml:space="preserve"> </w:t>
-      </w:r>
-      <w:r>
-        <w:t xml:space="preserve">La Red de Nodos Universitarios (Sierra Grande, Valcheta, Los Menucos y Ramos Mexía), donde las prácticas híbridas demandan acompañamiento tutorial virtual específico</w:t>
-      </w:r>
-      <w:r>
-        <w:t xml:space="preserve"> </w:t>
-      </w:r>
-      <w:r>
-        <w:t xml:space="preserve">(Consejo Directivo del CURZAS, 2022)</w:t>
-      </w:r>
-      <w:r>
-        <w:t xml:space="preserve">.</w:t>
-      </w:r>
-      <w:r>
-        <w:t xml:space="preserve"> </w:t>
-      </w:r>
-      <w:r>
-        <w:t xml:space="preserve">4.</w:t>
-      </w:r>
-      <w:r>
-        <w:t xml:space="preserve"> </w:t>
-      </w:r>
-      <w:r>
-        <w:rPr>
-          <w:i/>
-          <w:iCs/>
-        </w:rPr>
-        <w:t xml:space="preserve">Dimensión Transversal Sociolaboral:</w:t>
-      </w:r>
-      <w:r>
-        <w:t xml:space="preserve"> </w:t>
-      </w:r>
-      <w:r>
-        <w:t xml:space="preserve">La representación paritaria docente (ADUNC), encargada de salvaguardar las condiciones laborales y la estabilidad en el marco del Convenio Colectivo de Trabajo (Decreto N° 1246/2015).</w:t>
-      </w:r>
-    </w:p>
-    <w:bookmarkEnd w:id="34"/>
-    <w:bookmarkStart w:id="35" w:name="X06fb08f7e444eef45b7a0765efa6c79209c7fab"/>
-    <w:p>
-      <w:pPr>
-        <w:pStyle w:val="Heading4"/>
-      </w:pPr>
-      <w:r>
-        <w:t xml:space="preserve">Poder Compartido y Capacidades Estatales: Matus y Oszlak</w:t>
-      </w:r>
-    </w:p>
-    <w:p>
-      <w:pPr>
-        <w:pStyle w:val="FirstParagraph"/>
-      </w:pPr>
-      <w:r>
-        <w:t xml:space="preserve">Al interior de esta trama convergen los aportes conceptuales de Carlos Matus y Oscar Oszlak:</w:t>
-      </w:r>
-      <w:r>
-        <w:t xml:space="preserve"> </w:t>
-      </w:r>
-      <w:r>
-        <w:t xml:space="preserve">*</w:t>
-      </w:r>
-      <w:r>
-        <w:t xml:space="preserve"> </w:t>
-      </w:r>
-      <w:r>
-        <w:rPr>
-          <w:i/>
-          <w:iCs/>
-        </w:rPr>
-        <w:t xml:space="preserve">Carlos Matus y la viabilidad en arenas de poder compartido:</w:t>
-      </w:r>
-      <w:r>
-        <w:t xml:space="preserve"> </w:t>
-      </w:r>
-      <w:r>
-        <w:t xml:space="preserve">Desde la Planificación Estratégica Situacional,</w:t>
-      </w:r>
-      <w:r>
-        <w:t xml:space="preserve"> </w:t>
-      </w:r>
-      <w:r>
-        <w:t xml:space="preserve">Matus (1993)</w:t>
-      </w:r>
-      <w:r>
-        <w:t xml:space="preserve"> </w:t>
-      </w:r>
-      <w:r>
-        <w:t xml:space="preserve">demuestra que en organizaciones complejas ningún actor concentra el monopolio del poder decisional. En el CURZAS, un modelo de retroalimentación solo es viable si se construye sobre variables de control compartido, concertando con la representación docente reglas claras de voluntariedad, confidencialidad y desvinculación de los jurados de permanencia sumativa.</w:t>
-      </w:r>
-      <w:r>
-        <w:t xml:space="preserve"> </w:t>
-      </w:r>
-      <w:r>
-        <w:t xml:space="preserve">*</w:t>
-      </w:r>
-      <w:r>
-        <w:t xml:space="preserve"> </w:t>
-      </w:r>
-      <w:r>
-        <w:rPr>
-          <w:i/>
-          <w:iCs/>
-        </w:rPr>
-        <w:t xml:space="preserve">Oscar Oszlak y las capacidades estatales en la era digital:</w:t>
-      </w:r>
-      <w:r>
-        <w:t xml:space="preserve"> </w:t>
-      </w:r>
-      <w:r>
-        <w:t xml:space="preserve">Oszlak (2020)</w:t>
-      </w:r>
-      <w:r>
-        <w:t xml:space="preserve"> </w:t>
-      </w:r>
-      <w:r>
-        <w:t xml:space="preserve">fundamenta que las plataformas digitales institucionales (Moodle y SIU-Guaraní) deben ponerse al servicio del desarrollo de capacidades de gestión de personas</w:t>
-      </w:r>
-      <w:r>
-        <w:t xml:space="preserve"> </w:t>
-      </w:r>
-      <w:r>
-        <w:t xml:space="preserve">(Longo, 2006)</w:t>
-      </w:r>
-      <w:r>
-        <w:t xml:space="preserve">, evitando la fiscalización tecno-burocrática y garantizando el procesamiento anónimo de información para nutrir la capacitación continua.</w:t>
-      </w:r>
-    </w:p>
-    <w:bookmarkEnd w:id="35"/>
-    <w:bookmarkEnd w:id="36"/>
-    <w:bookmarkStart w:id="37" w:name="X120ce32e3a55bf3a66f31e165867e06e6d73a60"/>
-    <w:p>
-      <w:pPr>
-        <w:pStyle w:val="Heading3"/>
-        <w:keepNext/>
-        <w:spacing w:before="160" w:after="40" w:line="300" w:lineRule="auto"/>
-      </w:pPr>
-      <w:r>
-        <w:rPr>
-          <w:rFonts w:ascii="Arial" w:hAnsi="Arial"/>
-          <w:b/>
-          <w:i/>
-          <w:sz w:val="24"/>
-        </w:rPr>
-        <w:t xml:space="preserve">Precisión Categorial:</w:t>
-      </w:r>
-      <w:r>
-        <w:rPr>
-          <w:rFonts w:ascii="Arial" w:hAnsi="Arial"/>
-          <w:b/>
-          <w:i/>
-          <w:sz w:val="24"/>
-        </w:rPr>
-        <w:t xml:space="preserve"> </w:t>
-      </w:r>
-      <w:r>
-        <w:rPr>
-          <w:rFonts w:ascii="Arial" w:hAnsi="Arial"/>
-          <w:b/>
-          <w:i/>
-          <w:sz w:val="24"/>
-        </w:rPr>
-        <w:t xml:space="preserve">“Claustro”</w:t>
-      </w:r>
-      <w:r>
-        <w:rPr>
-          <w:rFonts w:ascii="Arial" w:hAnsi="Arial"/>
-          <w:b/>
-          <w:i/>
-          <w:sz w:val="24"/>
-        </w:rPr>
-        <w:t xml:space="preserve"> </w:t>
-      </w:r>
-      <w:r>
-        <w:rPr>
-          <w:rFonts w:ascii="Arial" w:hAnsi="Arial"/>
-          <w:b/>
-          <w:i/>
-          <w:sz w:val="24"/>
-        </w:rPr>
-        <w:t xml:space="preserve">frente a</w:t>
-      </w:r>
-      <w:r>
-        <w:rPr>
-          <w:rFonts w:ascii="Arial" w:hAnsi="Arial"/>
-          <w:b/>
-          <w:i/>
-          <w:sz w:val="24"/>
-        </w:rPr>
-        <w:t xml:space="preserve"> </w:t>
-      </w:r>
-      <w:r>
-        <w:rPr>
-          <w:rFonts w:ascii="Arial" w:hAnsi="Arial"/>
-          <w:b/>
-          <w:i/>
-          <w:sz w:val="24"/>
-        </w:rPr>
-        <w:t xml:space="preserve">“Actores Situados”</w:t>
-      </w:r>
-    </w:p>
-    <w:p>
-      <w:pPr>
-        <w:pStyle w:val="FirstParagraph"/>
-      </w:pPr>
-      <w:r>
-        <w:t xml:space="preserve">Para asegurar precisión analítica, la investigación distingue explícitamente entre dos categorías conceptuales:</w:t>
-      </w:r>
-      <w:r>
-        <w:t xml:space="preserve"> </w:t>
-      </w:r>
-      <w:r>
-        <w:t xml:space="preserve">*</w:t>
-      </w:r>
-      <w:r>
-        <w:t xml:space="preserve"> </w:t>
-      </w:r>
-      <w:r>
-        <w:rPr>
-          <w:i/>
-          <w:iCs/>
-        </w:rPr>
-        <w:t xml:space="preserve">Claustros (categoría jurídico-institucional):</w:t>
-      </w:r>
-      <w:r>
-        <w:t xml:space="preserve"> </w:t>
-      </w:r>
-      <w:r>
-        <w:t xml:space="preserve">Estamentos de representación legal reglamentados por la Ley N° 24.521</w:t>
-      </w:r>
-      <w:r>
-        <w:t xml:space="preserve"> </w:t>
-      </w:r>
-      <w:r>
-        <w:t xml:space="preserve">(Ley N° 24.521 de Educación Superior, 1995)</w:t>
-      </w:r>
-      <w:r>
-        <w:t xml:space="preserve"> </w:t>
-      </w:r>
-      <w:r>
-        <w:t xml:space="preserve">y el Estatuto de la UNCo (docente, estudiantil, nodocente y graduados), cuya función reside en estructurar el cogobierno y la deliberación política en cuerpos colegiados.</w:t>
-      </w:r>
-      <w:r>
-        <w:t xml:space="preserve"> </w:t>
-      </w:r>
-      <w:r>
-        <w:t xml:space="preserve">*</w:t>
-      </w:r>
-      <w:r>
-        <w:t xml:space="preserve"> </w:t>
-      </w:r>
-      <w:r>
-        <w:rPr>
-          <w:i/>
-          <w:iCs/>
-        </w:rPr>
-        <w:t xml:space="preserve">Actores situados (categoría analítica de la investigación):</w:t>
-      </w:r>
-      <w:r>
-        <w:t xml:space="preserve"> </w:t>
-      </w:r>
-      <w:r>
-        <w:t xml:space="preserve">Sujetos concretos que experimentan cotidianamente la práctica formativa: docentes de cátedra y tutores de nodos, estudiantes de diversas trayectorias, equipos de conducción académica y representantes gremiales paritarios. La evaluación formativa interpela a los actores en sus dinámicas reales de enseñanza y aprendizaje, más allá de la abstracción de los estamentos jurídicos formales.</w:t>
-      </w:r>
-    </w:p>
-    <w:bookmarkEnd w:id="37"/>
-    <w:bookmarkStart w:id="38" w:name="Xe4682b0903028e640f5cdf6dae8165b743875f4"/>
-    <w:p>
-      <w:pPr>
-        <w:pStyle w:val="Heading3"/>
-        <w:keepNext/>
-        <w:spacing w:before="160" w:after="40" w:line="300" w:lineRule="auto"/>
-      </w:pPr>
-      <w:r>
-        <w:rPr>
-          <w:rFonts w:ascii="Arial" w:hAnsi="Arial"/>
-          <w:b/>
-          <w:i/>
-          <w:sz w:val="24"/>
-        </w:rPr>
-        <w:t xml:space="preserve">Las Condiciones de Viabilidad como Hipótesis de Indagación Abierta</w:t>
-      </w:r>
-    </w:p>
-    <w:p>
-      <w:pPr>
-        <w:pStyle w:val="FirstParagraph"/>
-      </w:pPr>
-      <w:r>
-        <w:t xml:space="preserve">La investigación evita postular deductivamente las condiciones definitivas de viabilidad. Por el contrario, se formulan como hipótesis preliminares abiertas a contrastación empírica: corresponderá al trabajo de campo relevar en qué medida las garantías de voluntariedad, anonimato y finalidad formativa son valoradas como indispensables por la comunidad del CURZAS, o si emergen otros condicionantes culturales (como la visibilidad en cátedras unipersonales) o técnicos (fatiga evaluativa) que deban considerarse en la formulación de los lineamientos finales.</w:t>
-      </w:r>
-    </w:p>
-    <w:bookmarkEnd w:id="38"/>
-    <w:bookmarkEnd w:id="39"/>
-    <w:bookmarkStart w:id="44" w:name="X77155299af2def8333549b16a82948e9810ead2"/>
-    <w:p>
-      <w:pPr>
-        <w:pStyle w:val="Heading2"/>
-        <w:keepNext/>
-        <w:spacing w:before="200" w:after="80" w:line="300" w:lineRule="auto"/>
-      </w:pPr>
-      <w:r>
-        <w:rPr>
-          <w:rFonts w:ascii="Arial" w:hAnsi="Arial"/>
-          <w:b/>
-          <w:sz w:val="24"/>
-        </w:rPr>
-        <w:t xml:space="preserve">Antecedentes: Estado del Arte de la Cuestión</w:t>
-      </w:r>
-    </w:p>
-    <w:p>
-      <w:pPr>
-        <w:pStyle w:val="FirstParagraph"/>
-      </w:pPr>
-      <w:r>
-        <w:t xml:space="preserve">Conforme a las pautas metodológicas de</w:t>
-      </w:r>
-      <w:r>
-        <w:t xml:space="preserve"> </w:t>
-      </w:r>
-      <w:r>
-        <w:t xml:space="preserve">Torraco (2016)</w:t>
-      </w:r>
-      <w:r>
-        <w:t xml:space="preserve"> </w:t>
-      </w:r>
-      <w:r>
-        <w:t xml:space="preserve">y</w:t>
-      </w:r>
-      <w:r>
-        <w:t xml:space="preserve"> </w:t>
-      </w:r>
-      <w:r>
-        <w:t xml:space="preserve">Jiménez Becerra (2008)</w:t>
-      </w:r>
-      <w:r>
-        <w:t xml:space="preserve">, el relevamiento de antecedentes sistematiza la evidencia empírica acumulada y delimita la vacancia de conocimiento que justifica el proyecto, organizándose en tres escalas geográficas:</w:t>
-      </w:r>
-    </w:p>
-    <w:bookmarkStart w:id="40" w:name="antecedentes-internacionales"/>
-    <w:p>
-      <w:pPr>
-        <w:pStyle w:val="Heading3"/>
-        <w:keepNext/>
-        <w:spacing w:before="160" w:after="40" w:line="300" w:lineRule="auto"/>
-      </w:pPr>
-      <w:r>
-        <w:rPr>
-          <w:rFonts w:ascii="Arial" w:hAnsi="Arial"/>
-          <w:b/>
-          <w:i/>
-          <w:sz w:val="24"/>
-        </w:rPr>
-        <w:t xml:space="preserve">Antecedentes Internacionales</w:t>
-      </w:r>
-    </w:p>
-    <w:p>
-      <w:pPr>
-        <w:pStyle w:val="Compact"/>
-        <w:numPr>
-          <w:ilvl w:val="0"/>
-          <w:numId w:val="1006"/>
-        </w:numPr>
-      </w:pPr>
-      <w:r>
-        <w:rPr>
-          <w:b/>
-          <w:bCs/>
-        </w:rPr>
-        <w:t xml:space="preserve">Sifuentes Ocegueda et al. (2016)</w:t>
-      </w:r>
-      <w:r>
-        <w:t xml:space="preserve"> </w:t>
-      </w:r>
-      <w:r>
-        <w:t xml:space="preserve">evaluaron en México la aceptación de un instrumento 360° en docentes de educación superior mediante encuestas a profesores, directivos y alumnos. Concluyeron que el modelo alcanza una aceptación docente superior al 85% siempre que se asegure el estricto anonimato, la entrega de reportes individuales y la ausencia de sanciones administrativas.</w:t>
-      </w:r>
-    </w:p>
-    <w:p>
-      <w:pPr>
-        <w:pStyle w:val="Compact"/>
-        <w:numPr>
-          <w:ilvl w:val="0"/>
-          <w:numId w:val="1006"/>
-        </w:numPr>
-      </w:pPr>
-      <w:r>
-        <w:rPr>
-          <w:b/>
-          <w:bCs/>
-        </w:rPr>
-        <w:t xml:space="preserve">Obando Freire et al. (2014)</w:t>
-      </w:r>
-      <w:r>
-        <w:t xml:space="preserve"> </w:t>
-      </w:r>
-      <w:r>
-        <w:t xml:space="preserve">investigaron en Cuba un sistema de evaluación 360° articulado con portafolios electrónicos. Demostraron que la triangulación multiactoral mitiga sesgos de complacencia o desquite propios de las encuestas estudiantiles aisladas y estimula la autorreflexión docente, evidenciando la viabilidad técnica de procesar evaluaciones multidireccionales en entornos virtuales.</w:t>
-      </w:r>
-    </w:p>
-    <w:p>
-      <w:pPr>
-        <w:pStyle w:val="Compact"/>
-        <w:numPr>
-          <w:ilvl w:val="0"/>
-          <w:numId w:val="1006"/>
-        </w:numPr>
-      </w:pPr>
-      <w:r>
-        <w:rPr>
-          <w:b/>
-          <w:bCs/>
-        </w:rPr>
-        <w:t xml:space="preserve">Reyes &amp; Díaz (2020)</w:t>
-      </w:r>
-      <w:r>
-        <w:t xml:space="preserve"> </w:t>
-      </w:r>
-      <w:r>
-        <w:t xml:space="preserve">examinaron mediante metodología mixta el sistema de evaluación docente de una universidad pública mexicana. Constataron que las evaluaciones sumativas generan un cumplimiento meramente formal y desconfianza en el profesorado, advirtiendo que toda innovación evaluativa en la universidad pública requiere legitimación gremial y orientación explícita a la mejora formativa.</w:t>
-      </w:r>
-    </w:p>
-    <w:p>
-      <w:pPr>
-        <w:pStyle w:val="Compact"/>
-        <w:numPr>
-          <w:ilvl w:val="0"/>
-          <w:numId w:val="1006"/>
-        </w:numPr>
-      </w:pPr>
-      <w:r>
-        <w:rPr>
-          <w:b/>
-          <w:bCs/>
-        </w:rPr>
-        <w:t xml:space="preserve">Alvarado &amp; Morales (2019)</w:t>
-      </w:r>
-      <w:r>
-        <w:t xml:space="preserve"> </w:t>
-      </w:r>
-      <w:r>
-        <w:t xml:space="preserve">desarrollaron en la UNAM una propuesta 360° que pondera docencia, tutoría y gestión institucional, aportando criterios para operacionalizar cuestionarios estructurados y articularlos con planes de actualización pedagógica.</w:t>
-      </w:r>
-    </w:p>
-    <w:bookmarkEnd w:id="40"/>
-    <w:bookmarkStart w:id="41" w:name="antecedentes-nacionales"/>
-    <w:p>
-      <w:pPr>
-        <w:pStyle w:val="Heading3"/>
-        <w:keepNext/>
-        <w:spacing w:before="160" w:after="40" w:line="300" w:lineRule="auto"/>
-      </w:pPr>
-      <w:r>
-        <w:rPr>
-          <w:rFonts w:ascii="Arial" w:hAnsi="Arial"/>
-          <w:b/>
-          <w:i/>
-          <w:sz w:val="24"/>
-        </w:rPr>
-        <w:t xml:space="preserve">Antecedentes Nacionales</w:t>
-      </w:r>
     </w:p>
     <w:p>
       <w:pPr>
@@ -4519,16 +3449,16 @@
       </w:pPr>
       <w:r>
         <w:rPr>
-          <w:b/>
-          <w:bCs/>
-        </w:rPr>
-        <w:t xml:space="preserve">Marquina (2012)</w:t>
-      </w:r>
-      <w:r>
-        <w:t xml:space="preserve"> </w:t>
-      </w:r>
-      <w:r>
-        <w:t xml:space="preserve">analizó cualitativamente las tensiones de la profesión académica en universidades públicas argentinas, constatando que los mecanismos tradicionales de permanencia suelen privilegiar la acreditación de posgrados y la producción científica en detrimento de la calidad didáctica en las aulas de grado. Este hallazgo fundamenta la necesidad de dispositivos orientados específicamente a la retroalimentación de la enseñanza.</w:t>
+          <w:i/>
+          <w:iCs/>
+        </w:rPr>
+        <w:t xml:space="preserve">La realidad social como proceso abierto:</w:t>
+      </w:r>
+      <w:r>
+        <w:t xml:space="preserve"> </w:t>
+      </w:r>
+      <w:r>
+        <w:t xml:space="preserve">La organización universitaria no es un sistema estático regido por normas mecánicas, sino una trama dinámica construida cotidianamente por sujetos reflexivos (docentes, estudiantes y autoridades).</w:t>
       </w:r>
     </w:p>
     <w:p>
@@ -4541,20 +3471,72 @@
       </w:pPr>
       <w:r>
         <w:rPr>
-          <w:b/>
-          <w:bCs/>
-        </w:rPr>
-        <w:t xml:space="preserve">Pérez et al. (2021)</w:t>
-      </w:r>
-      <w:r>
-        <w:t xml:space="preserve"> </w:t>
-      </w:r>
-      <w:r>
-        <w:t xml:space="preserve">evaluaron la aplicación de la metodología 360° en tutorías presenciales y virtuales de universidades públicas. Concluyeron que el modelo multidireccional capta competencias pedagógicas y tutoriales (comunicación asertiva, acompañamiento digital) con mayor precisión que las rúbricas estandarizadas, aportando un antecedente relevante para entornos de enseñanza híbridos.</w:t>
-      </w:r>
-    </w:p>
-    <w:bookmarkEnd w:id="41"/>
-    <w:bookmarkStart w:id="42" w:name="Xd9ab4c3fa3d27cdc1a70efec5c56f421e0bf059"/>
+          <w:i/>
+          <w:iCs/>
+        </w:rPr>
+        <w:t xml:space="preserve">Determinación del campo de lo viable:</w:t>
+      </w:r>
+      <w:r>
+        <w:t xml:space="preserve"> </w:t>
+      </w:r>
+      <w:r>
+        <w:t xml:space="preserve">Evaluar la factibilidad no consiste en emitir un pronóstico cerrado sobre el éxito o fracaso de un dispositivo, sino en desentrañar las condiciones estructurales, normativas y culturales del presente para reconstruir el espacio de posibilidades viables para la acción institucional</w:t>
+      </w:r>
+      <w:r>
+        <w:t xml:space="preserve"> </w:t>
+      </w:r>
+      <w:r>
+        <w:t xml:space="preserve">(De la Garza Toledo, 2001; Matus, 1993)</w:t>
+      </w:r>
+      <w:r>
+        <w:t xml:space="preserve">.</w:t>
+      </w:r>
+    </w:p>
+    <w:p>
+      <w:pPr>
+        <w:pStyle w:val="Compact"/>
+        <w:numPr>
+          <w:ilvl w:val="0"/>
+          <w:numId w:val="1007"/>
+        </w:numPr>
+      </w:pPr>
+      <w:r>
+        <w:rPr>
+          <w:i/>
+          <w:iCs/>
+        </w:rPr>
+        <w:t xml:space="preserve">Articulación conceptual en pirámide invertida:</w:t>
+      </w:r>
+      <w:r>
+        <w:t xml:space="preserve"> </w:t>
+      </w:r>
+      <w:r>
+        <w:t xml:space="preserve">Siguiendo a</w:t>
+      </w:r>
+      <w:r>
+        <w:t xml:space="preserve"> </w:t>
+      </w:r>
+      <w:r>
+        <w:t xml:space="preserve">Sautu (2005)</w:t>
+      </w:r>
+      <w:r>
+        <w:t xml:space="preserve">, el marco conceptual transita desde el análisis sistémico de personas en el Estado</w:t>
+      </w:r>
+      <w:r>
+        <w:t xml:space="preserve"> </w:t>
+      </w:r>
+      <w:r>
+        <w:t xml:space="preserve">(Longo, 2006)</w:t>
+      </w:r>
+      <w:r>
+        <w:t xml:space="preserve"> </w:t>
+      </w:r>
+      <w:r>
+        <w:t xml:space="preserve">hacia los conceptos específicos sobre evaluación multiactoral y gobernanza universitaria.</w:t>
+      </w:r>
+    </w:p>
+    <w:bookmarkEnd w:id="30"/>
+    <w:bookmarkStart w:id="31" w:name="Xb8875c50f8cca48579b6c9183d92a2c8c162b10"/>
     <w:p>
       <w:pPr>
         <w:pStyle w:val="Heading3"/>
@@ -4568,7 +3550,48 @@
           <w:i/>
           <w:sz w:val="24"/>
         </w:rPr>
-        <w:t xml:space="preserve">Antecedentes Regionales e Institucionales (UNCo y CURZAS)</w:t>
+        <w:t xml:space="preserve">El Enfoque Sistémico de Gestión de Personas en el Sector Público: Modelo de Francisco Longo</w:t>
+      </w:r>
+    </w:p>
+    <w:p>
+      <w:pPr>
+        <w:pStyle w:val="FirstParagraph"/>
+      </w:pPr>
+      <w:r>
+        <w:t xml:space="preserve">La columna analítica de la investigación adopta el modelo de gestión estratégica de recursos humanos en organizaciones públicas desarrollado por Francisco</w:t>
+      </w:r>
+      <w:r>
+        <w:t xml:space="preserve"> </w:t>
+      </w:r>
+      <w:r>
+        <w:t xml:space="preserve">Longo (2006)</w:t>
+      </w:r>
+      <w:r>
+        <w:t xml:space="preserve">. El autor propone superar el modelo burocrático-weberiano tradicional —enfocado en el apego formal a la norma procedimental sin atención a los resultados— mediante una administración orientada al mérito, el valor público y la flexibilidad directiva.</w:t>
+      </w:r>
+    </w:p>
+    <w:p>
+      <w:pPr>
+        <w:pStyle w:val="BodyText"/>
+      </w:pPr>
+      <w:r>
+        <w:t xml:space="preserve">El modelo se articula en torno al subsistema de</w:t>
+      </w:r>
+      <w:r>
+        <w:t xml:space="preserve"> </w:t>
+      </w:r>
+      <w:r>
+        <w:rPr>
+          <w:i/>
+          <w:iCs/>
+        </w:rPr>
+        <w:t xml:space="preserve">gestión del rendimiento</w:t>
+      </w:r>
+      <w:r>
+        <w:t xml:space="preserve"> </w:t>
+      </w:r>
+      <w:r>
+        <w:t xml:space="preserve">en estrecha interdependencia con otros tres subsistemas:</w:t>
       </w:r>
     </w:p>
     <w:p>
@@ -4584,22 +3607,22 @@
           <w:b/>
           <w:bCs/>
         </w:rPr>
-        <w:t xml:space="preserve">Estatuto UNCo (Ordenanza CS N° 0988/2025):</w:t>
-      </w:r>
-      <w:r>
-        <w:t xml:space="preserve"> </w:t>
-      </w:r>
-      <w:r>
-        <w:t xml:space="preserve">Define al CURZAS como Complejo Universitario Regional y consolida en su Título X la Carrera Docente mediante informes anuales (Art. 74) y evaluaciones cuatrienales de permanencia ante jurados externos (Art. 75), instituyendo en el Art. 76 la formulación de programas anuales de capacitación departamental</w:t>
-      </w:r>
-      <w:r>
-        <w:t xml:space="preserve"> </w:t>
-      </w:r>
-      <w:r>
-        <w:t xml:space="preserve">(Universidad Nacional del Comahue, 2025)</w:t>
-      </w:r>
-      <w:r>
-        <w:t xml:space="preserve">.</w:t>
+        <w:t xml:space="preserve">Gestión del Rendimiento:</w:t>
+      </w:r>
+      <w:r>
+        <w:t xml:space="preserve"> </w:t>
+      </w:r>
+      <w:r>
+        <w:t xml:space="preserve">Constituye el eje estructurante del estudio. Comprende los instrumentos dirigidos a valorar la contribución de los agentes a los fines institucionales. Según</w:t>
+      </w:r>
+      <w:r>
+        <w:t xml:space="preserve"> </w:t>
+      </w:r>
+      <w:r>
+        <w:t xml:space="preserve">Longo (2006)</w:t>
+      </w:r>
+      <w:r>
+        <w:t xml:space="preserve">, este subsistema adquiere legitimidad en el sector público cuando trasciende la fiscalización burocrática y se consolida como un proceso reflexivo de evaluación y perfeccionamiento laboral.</w:t>
       </w:r>
     </w:p>
     <w:p>
@@ -4615,22 +3638,22 @@
           <w:b/>
           <w:bCs/>
         </w:rPr>
-        <w:t xml:space="preserve">Reglamento de Carrera Docente (Ordenanza CS N° 0910/1997 y modif.):</w:t>
-      </w:r>
-      <w:r>
-        <w:t xml:space="preserve"> </w:t>
-      </w:r>
-      <w:r>
-        <w:t xml:space="preserve">Norma los procedimientos de presentación de informes docentes y encuestas estudiantiles en armonía con el Convenio Colectivo de Trabajo Docente (Decreto N° 1246/2015)</w:t>
-      </w:r>
-      <w:r>
-        <w:t xml:space="preserve"> </w:t>
-      </w:r>
-      <w:r>
-        <w:t xml:space="preserve">(Decreto N° 1246/2015. Convenio Colectivo de Trabajo para los Docentes de las Instituciones Universitarias Nacionales, 2015; Universidad Nacional del Comahue, 1997)</w:t>
-      </w:r>
-      <w:r>
-        <w:t xml:space="preserve">. Si bien asegura solvencia jurídica en la acreditación de permanencia, los registros evidencian la ausencia de circuitos sistemáticos de retroalimentación formativa y confidencial.</w:t>
+        <w:t xml:space="preserve">Organización del Trabajo:</w:t>
+      </w:r>
+      <w:r>
+        <w:t xml:space="preserve"> </w:t>
+      </w:r>
+      <w:r>
+        <w:t xml:space="preserve">Articula los perfiles y funciones académicas de las cátedras con las demandas pedagógicas contemporáneas. En el CURZAS-UNCo, esto implica contrastar los criterios estatutarios formales con las exigencias docentes que imponen las aulas híbridas y el acompañamiento tutorial en los Nodos Universitarios</w:t>
+      </w:r>
+      <w:r>
+        <w:t xml:space="preserve"> </w:t>
+      </w:r>
+      <w:r>
+        <w:t xml:space="preserve">(Consejo Directivo del CURZAS, 2022)</w:t>
+      </w:r>
+      <w:r>
+        <w:t xml:space="preserve">.</w:t>
       </w:r>
     </w:p>
     <w:p>
@@ -4639,6 +3662,1098 @@
         <w:numPr>
           <w:ilvl w:val="0"/>
           <w:numId w:val="1008"/>
+        </w:numPr>
+      </w:pPr>
+      <w:r>
+        <w:rPr>
+          <w:b/>
+          <w:bCs/>
+        </w:rPr>
+        <w:t xml:space="preserve">Gestión del Desarrollo:</w:t>
+      </w:r>
+      <w:r>
+        <w:t xml:space="preserve"> </w:t>
+      </w:r>
+      <w:r>
+        <w:t xml:space="preserve">Vincula la evaluación con oportunidades de formación continua y actualización docente (Art. 76 del Estatuto UNCo). Evaluar sin ofrecer vías de perfeccionamiento pedagógico despoja al proceso de sentido formativo y lo reduce a un trámite administrativo estéril</w:t>
+      </w:r>
+      <w:r>
+        <w:t xml:space="preserve"> </w:t>
+      </w:r>
+      <w:r>
+        <w:t xml:space="preserve">(Longo, 2006)</w:t>
+      </w:r>
+      <w:r>
+        <w:t xml:space="preserve">.</w:t>
+      </w:r>
+    </w:p>
+    <w:p>
+      <w:pPr>
+        <w:pStyle w:val="Compact"/>
+        <w:numPr>
+          <w:ilvl w:val="0"/>
+          <w:numId w:val="1008"/>
+        </w:numPr>
+      </w:pPr>
+      <w:r>
+        <w:rPr>
+          <w:b/>
+          <w:bCs/>
+        </w:rPr>
+        <w:t xml:space="preserve">Gestión de las Relaciones Humanas y Sociales:</w:t>
+      </w:r>
+      <w:r>
+        <w:t xml:space="preserve"> </w:t>
+      </w:r>
+      <w:r>
+        <w:t xml:space="preserve">Analiza el clima institucional, la confianza intersubjetiva y los canales de diálogo paritario docente. En instituciones cogobernadas, la evaluación incide en la percepción de estabilidad en el empleo; por ende, los acuerdos paritarios y los resguardos éticos de confidencialidad resultan indispensables para habilitar una disposición favorable hacia la coevaluación formativa.</w:t>
+      </w:r>
+    </w:p>
+    <w:bookmarkEnd w:id="31"/>
+    <w:bookmarkStart w:id="32" w:name="Xbe717e7d4a9ec277373b323803583edbc62981a"/>
+    <w:p>
+      <w:pPr>
+        <w:pStyle w:val="Heading3"/>
+        <w:keepNext/>
+        <w:spacing w:before="160" w:after="40" w:line="300" w:lineRule="auto"/>
+      </w:pPr>
+      <w:r>
+        <w:rPr>
+          <w:rFonts w:ascii="Arial" w:hAnsi="Arial"/>
+          <w:b/>
+          <w:i/>
+          <w:sz w:val="24"/>
+        </w:rPr>
+        <w:t xml:space="preserve">El Modelo de Retroalimentación 360° en la Educación Superior</w:t>
+      </w:r>
+    </w:p>
+    <w:p>
+      <w:pPr>
+        <w:pStyle w:val="FirstParagraph"/>
+      </w:pPr>
+      <w:r>
+        <w:t xml:space="preserve">En la gestión del rendimiento, la literatura distingue entre dos orientaciones evaluativas</w:t>
+      </w:r>
+      <w:r>
+        <w:t xml:space="preserve"> </w:t>
+      </w:r>
+      <w:r>
+        <w:t xml:space="preserve">(Chiavenato, 2020; Lepsinger &amp; Lucia, 2009)</w:t>
+      </w:r>
+      <w:r>
+        <w:t xml:space="preserve">: la</w:t>
+      </w:r>
+      <w:r>
+        <w:t xml:space="preserve"> </w:t>
+      </w:r>
+      <w:r>
+        <w:rPr>
+          <w:i/>
+          <w:iCs/>
+        </w:rPr>
+        <w:t xml:space="preserve">lógica sumativa</w:t>
+      </w:r>
+      <w:r>
+        <w:t xml:space="preserve"> </w:t>
+      </w:r>
+      <w:r>
+        <w:t xml:space="preserve">(dirigida al control procesal, la auditoría reglamentaria y la toma de decisiones contractuales de permanencia) y la</w:t>
+      </w:r>
+      <w:r>
+        <w:t xml:space="preserve"> </w:t>
+      </w:r>
+      <w:r>
+        <w:rPr>
+          <w:i/>
+          <w:iCs/>
+        </w:rPr>
+        <w:t xml:space="preserve">lógica formativa</w:t>
+      </w:r>
+      <w:r>
+        <w:t xml:space="preserve"> </w:t>
+      </w:r>
+      <w:r>
+        <w:t xml:space="preserve">(orientada al aprendizaje reflexivo, al diagnóstico de fortalezas y debilidades pedagógicas y al enriquecimiento de la labor docente).</w:t>
+      </w:r>
+    </w:p>
+    <w:p>
+      <w:pPr>
+        <w:pStyle w:val="BodyText"/>
+      </w:pPr>
+      <w:r>
+        <w:t xml:space="preserve">Para operativizar un enfoque formativo en la universidad, el modelo de retroalimentación 360 grados</w:t>
+      </w:r>
+      <w:r>
+        <w:t xml:space="preserve"> </w:t>
+      </w:r>
+      <w:r>
+        <w:t xml:space="preserve">(Lepsinger &amp; Lucia, 2009; Obando Freire et al., 2014; Sifuentes Ocegueda et al., 2016)</w:t>
+      </w:r>
+      <w:r>
+        <w:t xml:space="preserve"> </w:t>
+      </w:r>
+      <w:r>
+        <w:t xml:space="preserve">plantea superar las evaluaciones unilaterales descendentes mediante una triangulación multiactoral que integra cuatro miradas sobre la práctica educativa:</w:t>
+      </w:r>
+    </w:p>
+    <w:p>
+      <w:pPr>
+        <w:pStyle w:val="Compact"/>
+        <w:numPr>
+          <w:ilvl w:val="0"/>
+          <w:numId w:val="1009"/>
+        </w:numPr>
+      </w:pPr>
+      <w:r>
+        <w:rPr>
+          <w:i/>
+          <w:iCs/>
+        </w:rPr>
+        <w:t xml:space="preserve">Autoevaluación docente:</w:t>
+      </w:r>
+      <w:r>
+        <w:t xml:space="preserve"> </w:t>
+      </w:r>
+      <w:r>
+        <w:t xml:space="preserve">Espacio reflexivo donde el profesorado examina su propia planificación académica, sus elecciones didácticas y los desafíos emergentes del aula.</w:t>
+      </w:r>
+    </w:p>
+    <w:p>
+      <w:pPr>
+        <w:pStyle w:val="Compact"/>
+        <w:numPr>
+          <w:ilvl w:val="0"/>
+          <w:numId w:val="1009"/>
+        </w:numPr>
+      </w:pPr>
+      <w:r>
+        <w:rPr>
+          <w:i/>
+          <w:iCs/>
+        </w:rPr>
+        <w:t xml:space="preserve">Coevaluación de pares:</w:t>
+      </w:r>
+      <w:r>
+        <w:t xml:space="preserve"> </w:t>
+      </w:r>
+      <w:r>
+        <w:t xml:space="preserve">Valoración colegiada realizada por docentes del mismo equipo de cátedra o área disciplinar, focalizada en la pertinencia conceptual, la rigurosidad disciplinar y el trabajo colaborativo. Para las asignaturas de cátedra unipersonal (frecuentes en el Departamento de Administración Pública y en el CCC de RRHH, donde una materia cuenta con un único docente sin auxiliares ni adjuntos), la investigación indagará la viabilidad de instrumentar una</w:t>
+      </w:r>
+      <w:r>
+        <w:t xml:space="preserve"> </w:t>
+      </w:r>
+      <w:r>
+        <w:rPr>
+          <w:b/>
+          <w:bCs/>
+        </w:rPr>
+        <w:t xml:space="preserve">coevaluación horizontal por área o tramo curricular</w:t>
+      </w:r>
+      <w:r>
+        <w:t xml:space="preserve"> </w:t>
+      </w:r>
+      <w:r>
+        <w:t xml:space="preserve">(articulando docentes de materias afines del mismo año o ciclo), evitando que el anillo de pares del dispositivo 360° quede vacante.</w:t>
+      </w:r>
+    </w:p>
+    <w:p>
+      <w:pPr>
+        <w:pStyle w:val="Compact"/>
+        <w:numPr>
+          <w:ilvl w:val="0"/>
+          <w:numId w:val="1009"/>
+        </w:numPr>
+      </w:pPr>
+      <w:r>
+        <w:rPr>
+          <w:i/>
+          <w:iCs/>
+        </w:rPr>
+        <w:t xml:space="preserve">Heteroevaluación estudiantil:</w:t>
+      </w:r>
+      <w:r>
+        <w:t xml:space="preserve"> </w:t>
+      </w:r>
+      <w:r>
+        <w:t xml:space="preserve">Apreciación realizada por los estudiantes sobre la labor docente cotidiana, la claridad explicativa, la puntualidad en las devoluciones y el acompañamiento pedagógico en entornos presenciales y virtuales.</w:t>
+      </w:r>
+    </w:p>
+    <w:p>
+      <w:pPr>
+        <w:pStyle w:val="Compact"/>
+        <w:numPr>
+          <w:ilvl w:val="0"/>
+          <w:numId w:val="1009"/>
+        </w:numPr>
+      </w:pPr>
+      <w:r>
+        <w:rPr>
+          <w:i/>
+          <w:iCs/>
+        </w:rPr>
+        <w:t xml:space="preserve">Apreciación de la dirección departamental:</w:t>
+      </w:r>
+      <w:r>
+        <w:t xml:space="preserve"> </w:t>
+      </w:r>
+      <w:r>
+        <w:t xml:space="preserve">Mirada estratégica orientada a valorar la articulación de la cátedra con los planes de estudio y las prioridades académicas e institucionales del Departamento.</w:t>
+      </w:r>
+    </w:p>
+    <w:p>
+      <w:pPr>
+        <w:pStyle w:val="FirstParagraph"/>
+      </w:pPr>
+      <w:r>
+        <w:t xml:space="preserve">La potencia del modelo reside en triangular juicios complementarios para identificar brechas entre la autopercepción docente y las percepciones externas, produciendo un informe diagnóstico cualitativo para la mejora sin consecuencias sancionatorias</w:t>
+      </w:r>
+      <w:r>
+        <w:t xml:space="preserve"> </w:t>
+      </w:r>
+      <w:r>
+        <w:t xml:space="preserve">(Obando Freire et al., 2014)</w:t>
+      </w:r>
+      <w:r>
+        <w:t xml:space="preserve">.</w:t>
+      </w:r>
+    </w:p>
+    <w:bookmarkEnd w:id="32"/>
+    <w:bookmarkStart w:id="36" w:name="Xd97e498e3d88442da002e9050d2761475d79c3a"/>
+    <w:p>
+      <w:pPr>
+        <w:pStyle w:val="Heading3"/>
+        <w:keepNext/>
+        <w:spacing w:before="160" w:after="40" w:line="300" w:lineRule="auto"/>
+      </w:pPr>
+      <w:r>
+        <w:rPr>
+          <w:rFonts w:ascii="Arial" w:hAnsi="Arial"/>
+          <w:b/>
+          <w:i/>
+          <w:sz w:val="24"/>
+        </w:rPr>
+        <w:t xml:space="preserve">Gobernanza Universitaria Multinivel, Cogobierno y Negociación Paritaria</w:t>
+      </w:r>
+    </w:p>
+    <w:p>
+      <w:pPr>
+        <w:pStyle w:val="FirstParagraph"/>
+      </w:pPr>
+      <w:r>
+        <w:t xml:space="preserve">La incorporación de un dispositivo 360° en una universidad pública no constituye un desafío meramente instrumental; requiere comprender la dinámica de la gobernanza universitaria en el Estado argentino:</w:t>
+      </w:r>
+    </w:p>
+    <w:bookmarkStart w:id="33" w:name="X441a00c0d254351c9a332b2c631a0519d33222b"/>
+    <w:p>
+      <w:pPr>
+        <w:pStyle w:val="Heading4"/>
+      </w:pPr>
+      <w:r>
+        <w:t xml:space="preserve">La Perspectiva de la Poligobernanza: El Aporte de Cao y Blutman</w:t>
+      </w:r>
+    </w:p>
+    <w:p>
+      <w:pPr>
+        <w:pStyle w:val="FirstParagraph"/>
+      </w:pPr>
+      <w:r>
+        <w:t xml:space="preserve">Partiendo del concepto clásico de gobernanza como</w:t>
+      </w:r>
+      <w:r>
+        <w:t xml:space="preserve"> </w:t>
+      </w:r>
+      <w:r>
+        <w:rPr>
+          <w:i/>
+          <w:iCs/>
+        </w:rPr>
+        <w:t xml:space="preserve">dirección social compartida</w:t>
+      </w:r>
+      <w:r>
+        <w:t xml:space="preserve"> </w:t>
+      </w:r>
+      <w:r>
+        <w:t xml:space="preserve">(Aguilar Villanueva, 2006)</w:t>
+      </w:r>
+      <w:r>
+        <w:t xml:space="preserve">, el proyecto incorpora los desarrollos de Horacio Cao y Gustavo Blutman</w:t>
+      </w:r>
+      <w:r>
+        <w:t xml:space="preserve"> </w:t>
+      </w:r>
+      <w:r>
+        <w:t xml:space="preserve">(Cao &amp; Blutman, 2021, 2023)</w:t>
+      </w:r>
+      <w:r>
+        <w:t xml:space="preserve"> </w:t>
+      </w:r>
+      <w:r>
+        <w:t xml:space="preserve">en torno a la</w:t>
+      </w:r>
+      <w:r>
+        <w:t xml:space="preserve"> </w:t>
+      </w:r>
+      <w:r>
+        <w:rPr>
+          <w:i/>
+          <w:iCs/>
+        </w:rPr>
+        <w:t xml:space="preserve">poligobernanza</w:t>
+      </w:r>
+      <w:r>
+        <w:t xml:space="preserve">. Frente al control burocrático rígido y a las recetas mercantiles de la Nueva Gerencia Pública, la poligobernanza postula un enfoque sociocéntrico y relacional:</w:t>
+      </w:r>
+    </w:p>
+    <w:p>
+      <w:pPr>
+        <w:pStyle w:val="Compact"/>
+        <w:numPr>
+          <w:ilvl w:val="0"/>
+          <w:numId w:val="1010"/>
+        </w:numPr>
+      </w:pPr>
+      <w:r>
+        <w:rPr>
+          <w:i/>
+          <w:iCs/>
+        </w:rPr>
+        <w:t xml:space="preserve">El Estado plataforma y la descentralización:</w:t>
+      </w:r>
+      <w:r>
+        <w:t xml:space="preserve"> </w:t>
+      </w:r>
+      <w:r>
+        <w:t xml:space="preserve">Estructuras horizontales e interconectadas que coordinan interacciones entre comunidades y colectivos profesionales</w:t>
+      </w:r>
+      <w:r>
+        <w:t xml:space="preserve"> </w:t>
+      </w:r>
+      <w:r>
+        <w:t xml:space="preserve">(Cao &amp; Blutman, 2021)</w:t>
+      </w:r>
+      <w:r>
+        <w:t xml:space="preserve">. En el CURZAS, esta noción permite conceptualizar la articulación entre la sede central en Viedma y los Nodos Universitarios de la Línea Sur y la Costa Atlántica, concibiendo al 360° como una red horizontal de acompañamiento pedagógico en territorio.</w:t>
+      </w:r>
+    </w:p>
+    <w:p>
+      <w:pPr>
+        <w:pStyle w:val="Compact"/>
+        <w:numPr>
+          <w:ilvl w:val="0"/>
+          <w:numId w:val="1010"/>
+        </w:numPr>
+      </w:pPr>
+      <w:r>
+        <w:rPr>
+          <w:i/>
+          <w:iCs/>
+        </w:rPr>
+        <w:t xml:space="preserve">Gestión de la complejidad situada:</w:t>
+      </w:r>
+      <w:r>
+        <w:t xml:space="preserve"> </w:t>
+      </w:r>
+      <w:r>
+        <w:t xml:space="preserve">Metodología relacional que busca gestionar la incertidumbre construyendo soluciones adaptadas a la singularidad institucional</w:t>
+      </w:r>
+      <w:r>
+        <w:t xml:space="preserve"> </w:t>
+      </w:r>
+      <w:r>
+        <w:t xml:space="preserve">(Cao &amp; Blutman, 2023)</w:t>
+      </w:r>
+      <w:r>
+        <w:t xml:space="preserve">. En el CURZAS, implica superar las encuestas genéricas estandarizadas para captar las realidades específicas de cada cátedra y modalidad de cursada.</w:t>
+      </w:r>
+    </w:p>
+    <w:bookmarkEnd w:id="33"/>
+    <w:bookmarkStart w:id="34" w:name="X3b7f0cca9a35347f8fa298fc8173bc4a1360520"/>
+    <w:p>
+      <w:pPr>
+        <w:pStyle w:val="Heading4"/>
+      </w:pPr>
+      <w:r>
+        <w:t xml:space="preserve">La Poligobernanza Universitaria en Cuatro Planos Decisionales</w:t>
+      </w:r>
+    </w:p>
+    <w:p>
+      <w:pPr>
+        <w:pStyle w:val="FirstParagraph"/>
+      </w:pPr>
+      <w:r>
+        <w:t xml:space="preserve">A partir de los marcos de</w:t>
+      </w:r>
+      <w:r>
+        <w:t xml:space="preserve"> </w:t>
+      </w:r>
+      <w:r>
+        <w:t xml:space="preserve">Aguilar Villanueva (2006)</w:t>
+      </w:r>
+      <w:r>
+        <w:t xml:space="preserve"> </w:t>
+      </w:r>
+      <w:r>
+        <w:t xml:space="preserve">y</w:t>
+      </w:r>
+      <w:r>
+        <w:t xml:space="preserve"> </w:t>
+      </w:r>
+      <w:r>
+        <w:t xml:space="preserve">Cao &amp; Blutman (2023)</w:t>
+      </w:r>
+      <w:r>
+        <w:t xml:space="preserve">, la gobernanza institucional del CURZAS-UNCo se estructura en cuatro planos interdependientes:</w:t>
+      </w:r>
+    </w:p>
+    <w:p>
+      <w:pPr>
+        <w:pStyle w:val="Compact"/>
+        <w:numPr>
+          <w:ilvl w:val="0"/>
+          <w:numId w:val="1011"/>
+        </w:numPr>
+      </w:pPr>
+      <w:r>
+        <w:rPr>
+          <w:i/>
+          <w:iCs/>
+        </w:rPr>
+        <w:t xml:space="preserve">Nivel Macro (Central):</w:t>
+      </w:r>
+      <w:r>
+        <w:t xml:space="preserve"> </w:t>
+      </w:r>
+      <w:r>
+        <w:t xml:space="preserve">El Consejo Superior y el Rectorado de la UNCo (Neuquén), donde se regulan los marcos estatutarios generales y el régimen de Carrera Docente (Ord. CS N° 0988/2025 y Ord. CS N° 0910/1997).</w:t>
+      </w:r>
+    </w:p>
+    <w:p>
+      <w:pPr>
+        <w:pStyle w:val="Compact"/>
+        <w:numPr>
+          <w:ilvl w:val="0"/>
+          <w:numId w:val="1011"/>
+        </w:numPr>
+      </w:pPr>
+      <w:r>
+        <w:rPr>
+          <w:i/>
+          <w:iCs/>
+        </w:rPr>
+        <w:t xml:space="preserve">Nivel Meso (Regional):</w:t>
+      </w:r>
+      <w:r>
+        <w:t xml:space="preserve"> </w:t>
+      </w:r>
+      <w:r>
+        <w:t xml:space="preserve">El Consejo Directivo del CURZAS y la Dirección del Departamento de Administración Pública (Viedma), responsables de la coordinación operativa de las carreras y la definición de planes anuales de capacitación docente (Art. 76).</w:t>
+      </w:r>
+    </w:p>
+    <w:p>
+      <w:pPr>
+        <w:pStyle w:val="Compact"/>
+        <w:numPr>
+          <w:ilvl w:val="0"/>
+          <w:numId w:val="1011"/>
+        </w:numPr>
+      </w:pPr>
+      <w:r>
+        <w:rPr>
+          <w:i/>
+          <w:iCs/>
+        </w:rPr>
+        <w:t xml:space="preserve">Nivel Micro (Territorial):</w:t>
+      </w:r>
+      <w:r>
+        <w:t xml:space="preserve"> </w:t>
+      </w:r>
+      <w:r>
+        <w:t xml:space="preserve">La Red de Nodos Universitarios (Sierra Grande, Valcheta, Los Menucos y Ramos Mexía), donde las prácticas híbridas demandan acompañamiento tutorial virtual específico</w:t>
+      </w:r>
+      <w:r>
+        <w:t xml:space="preserve"> </w:t>
+      </w:r>
+      <w:r>
+        <w:t xml:space="preserve">(Consejo Directivo del CURZAS, 2022)</w:t>
+      </w:r>
+      <w:r>
+        <w:t xml:space="preserve">.</w:t>
+      </w:r>
+    </w:p>
+    <w:p>
+      <w:pPr>
+        <w:pStyle w:val="Compact"/>
+        <w:numPr>
+          <w:ilvl w:val="0"/>
+          <w:numId w:val="1011"/>
+        </w:numPr>
+      </w:pPr>
+      <w:r>
+        <w:rPr>
+          <w:i/>
+          <w:iCs/>
+        </w:rPr>
+        <w:t xml:space="preserve">Dimensión Transversal Sociolaboral:</w:t>
+      </w:r>
+      <w:r>
+        <w:t xml:space="preserve"> </w:t>
+      </w:r>
+      <w:r>
+        <w:t xml:space="preserve">La representación paritaria docente (ADUNC), encargada de salvaguardar las condiciones laborales y la estabilidad en el marco del Convenio Colectivo de Trabajo (Decreto N° 1246/2015).</w:t>
+      </w:r>
+    </w:p>
+    <w:bookmarkEnd w:id="34"/>
+    <w:bookmarkStart w:id="35" w:name="X06fb08f7e444eef45b7a0765efa6c79209c7fab"/>
+    <w:p>
+      <w:pPr>
+        <w:pStyle w:val="Heading4"/>
+      </w:pPr>
+      <w:r>
+        <w:t xml:space="preserve">Poder Compartido y Capacidades Estatales: Matus y Oszlak</w:t>
+      </w:r>
+    </w:p>
+    <w:p>
+      <w:pPr>
+        <w:pStyle w:val="FirstParagraph"/>
+      </w:pPr>
+      <w:r>
+        <w:t xml:space="preserve">Al interior de esta trama convergen los aportes conceptuales de Carlos Matus y Oscar Oszlak:</w:t>
+      </w:r>
+    </w:p>
+    <w:p>
+      <w:pPr>
+        <w:pStyle w:val="Compact"/>
+        <w:numPr>
+          <w:ilvl w:val="0"/>
+          <w:numId w:val="1012"/>
+        </w:numPr>
+      </w:pPr>
+      <w:r>
+        <w:rPr>
+          <w:i/>
+          <w:iCs/>
+        </w:rPr>
+        <w:t xml:space="preserve">Carlos Matus y la viabilidad en arenas de poder compartido:</w:t>
+      </w:r>
+      <w:r>
+        <w:t xml:space="preserve"> </w:t>
+      </w:r>
+      <w:r>
+        <w:t xml:space="preserve">Desde la Planificación Estratégica Situacional,</w:t>
+      </w:r>
+      <w:r>
+        <w:t xml:space="preserve"> </w:t>
+      </w:r>
+      <w:r>
+        <w:t xml:space="preserve">Matus (1993)</w:t>
+      </w:r>
+      <w:r>
+        <w:t xml:space="preserve"> </w:t>
+      </w:r>
+      <w:r>
+        <w:t xml:space="preserve">demuestra que en organizaciones complejas ningún actor concentra el monopolio del poder decisional. En el CURZAS, un modelo de retroalimentación solo es viable si se construye sobre variables de control compartido, concertando con la representación docente reglas claras de voluntariedad, confidencialidad y desvinculación de los jurados de permanencia sumativa.</w:t>
+      </w:r>
+    </w:p>
+    <w:p>
+      <w:pPr>
+        <w:pStyle w:val="Compact"/>
+        <w:numPr>
+          <w:ilvl w:val="0"/>
+          <w:numId w:val="1012"/>
+        </w:numPr>
+      </w:pPr>
+      <w:r>
+        <w:rPr>
+          <w:i/>
+          <w:iCs/>
+        </w:rPr>
+        <w:t xml:space="preserve">Oscar Oszlak y las capacidades estatales en la era digital:</w:t>
+      </w:r>
+      <w:r>
+        <w:t xml:space="preserve"> </w:t>
+      </w:r>
+      <w:r>
+        <w:t xml:space="preserve">Oszlak (2020)</w:t>
+      </w:r>
+      <w:r>
+        <w:t xml:space="preserve"> </w:t>
+      </w:r>
+      <w:r>
+        <w:t xml:space="preserve">fundamenta que las plataformas digitales institucionales (Moodle y SIU-Guaraní) deben ponerse al servicio del desarrollo de capacidades de gestión de personas</w:t>
+      </w:r>
+      <w:r>
+        <w:t xml:space="preserve"> </w:t>
+      </w:r>
+      <w:r>
+        <w:t xml:space="preserve">(Longo, 2006)</w:t>
+      </w:r>
+      <w:r>
+        <w:t xml:space="preserve">, evitando la fiscalización tecno-burocrática y garantizando el procesamiento anónimo de información para nutrir la capacitación continua.</w:t>
+      </w:r>
+    </w:p>
+    <w:bookmarkEnd w:id="35"/>
+    <w:bookmarkEnd w:id="36"/>
+    <w:bookmarkStart w:id="37" w:name="X120ce32e3a55bf3a66f31e165867e06e6d73a60"/>
+    <w:p>
+      <w:pPr>
+        <w:pStyle w:val="Heading3"/>
+        <w:keepNext/>
+        <w:spacing w:before="160" w:after="40" w:line="300" w:lineRule="auto"/>
+      </w:pPr>
+      <w:r>
+        <w:rPr>
+          <w:rFonts w:ascii="Arial" w:hAnsi="Arial"/>
+          <w:b/>
+          <w:i/>
+          <w:sz w:val="24"/>
+        </w:rPr>
+        <w:t xml:space="preserve">Precisión Categorial:</w:t>
+      </w:r>
+      <w:r>
+        <w:rPr>
+          <w:rFonts w:ascii="Arial" w:hAnsi="Arial"/>
+          <w:b/>
+          <w:i/>
+          <w:sz w:val="24"/>
+        </w:rPr>
+        <w:t xml:space="preserve"> </w:t>
+      </w:r>
+      <w:r>
+        <w:rPr>
+          <w:rFonts w:ascii="Arial" w:hAnsi="Arial"/>
+          <w:b/>
+          <w:i/>
+          <w:sz w:val="24"/>
+        </w:rPr>
+        <w:t xml:space="preserve">“Claustro”</w:t>
+      </w:r>
+      <w:r>
+        <w:rPr>
+          <w:rFonts w:ascii="Arial" w:hAnsi="Arial"/>
+          <w:b/>
+          <w:i/>
+          <w:sz w:val="24"/>
+        </w:rPr>
+        <w:t xml:space="preserve"> </w:t>
+      </w:r>
+      <w:r>
+        <w:rPr>
+          <w:rFonts w:ascii="Arial" w:hAnsi="Arial"/>
+          <w:b/>
+          <w:i/>
+          <w:sz w:val="24"/>
+        </w:rPr>
+        <w:t xml:space="preserve">frente a</w:t>
+      </w:r>
+      <w:r>
+        <w:rPr>
+          <w:rFonts w:ascii="Arial" w:hAnsi="Arial"/>
+          <w:b/>
+          <w:i/>
+          <w:sz w:val="24"/>
+        </w:rPr>
+        <w:t xml:space="preserve"> </w:t>
+      </w:r>
+      <w:r>
+        <w:rPr>
+          <w:rFonts w:ascii="Arial" w:hAnsi="Arial"/>
+          <w:b/>
+          <w:i/>
+          <w:sz w:val="24"/>
+        </w:rPr>
+        <w:t xml:space="preserve">“Actores Situados”</w:t>
+      </w:r>
+    </w:p>
+    <w:p>
+      <w:pPr>
+        <w:pStyle w:val="FirstParagraph"/>
+      </w:pPr>
+      <w:r>
+        <w:t xml:space="preserve">Para asegurar precisión analítica, la investigación distingue explícitamente entre dos categorías conceptuales:</w:t>
+      </w:r>
+    </w:p>
+    <w:p>
+      <w:pPr>
+        <w:pStyle w:val="Compact"/>
+        <w:numPr>
+          <w:ilvl w:val="0"/>
+          <w:numId w:val="1013"/>
+        </w:numPr>
+      </w:pPr>
+      <w:r>
+        <w:rPr>
+          <w:i/>
+          <w:iCs/>
+        </w:rPr>
+        <w:t xml:space="preserve">Claustros (categoría jurídico-institucional):</w:t>
+      </w:r>
+      <w:r>
+        <w:t xml:space="preserve"> </w:t>
+      </w:r>
+      <w:r>
+        <w:t xml:space="preserve">Estamentos de representación legal reglamentados por la Ley N° 24.521</w:t>
+      </w:r>
+      <w:r>
+        <w:t xml:space="preserve"> </w:t>
+      </w:r>
+      <w:r>
+        <w:t xml:space="preserve">(Ley N° 24.521 de Educación Superior, 1995)</w:t>
+      </w:r>
+      <w:r>
+        <w:t xml:space="preserve"> </w:t>
+      </w:r>
+      <w:r>
+        <w:t xml:space="preserve">y el Estatuto de la UNCo (docente, estudiantil, nodocente y graduados), cuya función reside en estructurar el cogobierno y la deliberación política en cuerpos colegiados.</w:t>
+      </w:r>
+    </w:p>
+    <w:p>
+      <w:pPr>
+        <w:pStyle w:val="Compact"/>
+        <w:numPr>
+          <w:ilvl w:val="0"/>
+          <w:numId w:val="1013"/>
+        </w:numPr>
+      </w:pPr>
+      <w:r>
+        <w:rPr>
+          <w:i/>
+          <w:iCs/>
+        </w:rPr>
+        <w:t xml:space="preserve">Actores situados (categoría analítica de la investigación):</w:t>
+      </w:r>
+      <w:r>
+        <w:t xml:space="preserve"> </w:t>
+      </w:r>
+      <w:r>
+        <w:t xml:space="preserve">Sujetos concretos que experimentan cotidianamente la práctica formativa: docentes de cátedra y tutores de nodos, estudiantes de diversas trayectorias, equipos de conducción académica y representantes gremiales paritarios. La evaluación formativa interpela a los actores en sus dinámicas reales de enseñanza y aprendizaje, más allá de la abstracción de los estamentos jurídicos formales.</w:t>
+      </w:r>
+    </w:p>
+    <w:bookmarkEnd w:id="37"/>
+    <w:bookmarkStart w:id="38" w:name="Xe4682b0903028e640f5cdf6dae8165b743875f4"/>
+    <w:p>
+      <w:pPr>
+        <w:pStyle w:val="Heading3"/>
+        <w:keepNext/>
+        <w:spacing w:before="160" w:after="40" w:line="300" w:lineRule="auto"/>
+      </w:pPr>
+      <w:r>
+        <w:rPr>
+          <w:rFonts w:ascii="Arial" w:hAnsi="Arial"/>
+          <w:b/>
+          <w:i/>
+          <w:sz w:val="24"/>
+        </w:rPr>
+        <w:t xml:space="preserve">Las Condiciones de Viabilidad como Hipótesis de Indagación Abierta</w:t>
+      </w:r>
+    </w:p>
+    <w:p>
+      <w:pPr>
+        <w:pStyle w:val="FirstParagraph"/>
+      </w:pPr>
+      <w:r>
+        <w:t xml:space="preserve">La investigación evita postular deductivamente las condiciones definitivas de viabilidad. Por el contrario, se formulan como hipótesis preliminares abiertas a contrastación empírica: corresponderá al trabajo de campo relevar en qué medida las garantías de voluntariedad, anonimato y finalidad formativa son valoradas como indispensables por la comunidad del CURZAS, o si emergen otros condicionantes culturales (como la visibilidad en cátedras unipersonales) o técnicos (fatiga evaluativa) que deban considerarse en la formulación de los lineamientos finales.</w:t>
+      </w:r>
+    </w:p>
+    <w:bookmarkEnd w:id="38"/>
+    <w:bookmarkEnd w:id="39"/>
+    <w:bookmarkStart w:id="44" w:name="X77155299af2def8333549b16a82948e9810ead2"/>
+    <w:p>
+      <w:pPr>
+        <w:pStyle w:val="Heading2"/>
+        <w:keepNext/>
+        <w:spacing w:before="200" w:after="80" w:line="300" w:lineRule="auto"/>
+      </w:pPr>
+      <w:r>
+        <w:rPr>
+          <w:rFonts w:ascii="Arial" w:hAnsi="Arial"/>
+          <w:b/>
+          <w:sz w:val="24"/>
+        </w:rPr>
+        <w:t xml:space="preserve">Antecedentes: Estado del Arte de la Cuestión</w:t>
+      </w:r>
+    </w:p>
+    <w:p>
+      <w:pPr>
+        <w:pStyle w:val="FirstParagraph"/>
+      </w:pPr>
+      <w:r>
+        <w:t xml:space="preserve">Conforme a las pautas metodológicas de</w:t>
+      </w:r>
+      <w:r>
+        <w:t xml:space="preserve"> </w:t>
+      </w:r>
+      <w:r>
+        <w:t xml:space="preserve">Torraco (2016)</w:t>
+      </w:r>
+      <w:r>
+        <w:t xml:space="preserve"> </w:t>
+      </w:r>
+      <w:r>
+        <w:t xml:space="preserve">y</w:t>
+      </w:r>
+      <w:r>
+        <w:t xml:space="preserve"> </w:t>
+      </w:r>
+      <w:r>
+        <w:t xml:space="preserve">Jiménez Becerra (2008)</w:t>
+      </w:r>
+      <w:r>
+        <w:t xml:space="preserve">, el relevamiento de antecedentes sistematiza la evidencia empírica acumulada y delimita la vacancia de conocimiento que justifica el proyecto, organizándose en tres escalas geográficas:</w:t>
+      </w:r>
+    </w:p>
+    <w:bookmarkStart w:id="40" w:name="antecedentes-internacionales"/>
+    <w:p>
+      <w:pPr>
+        <w:pStyle w:val="Heading3"/>
+        <w:keepNext/>
+        <w:spacing w:before="160" w:after="40" w:line="300" w:lineRule="auto"/>
+      </w:pPr>
+      <w:r>
+        <w:rPr>
+          <w:rFonts w:ascii="Arial" w:hAnsi="Arial"/>
+          <w:b/>
+          <w:i/>
+          <w:sz w:val="24"/>
+        </w:rPr>
+        <w:t xml:space="preserve">Antecedentes Internacionales</w:t>
+      </w:r>
+    </w:p>
+    <w:p>
+      <w:pPr>
+        <w:pStyle w:val="Compact"/>
+        <w:numPr>
+          <w:ilvl w:val="0"/>
+          <w:numId w:val="1014"/>
+        </w:numPr>
+      </w:pPr>
+      <w:r>
+        <w:rPr>
+          <w:b/>
+          <w:bCs/>
+        </w:rPr>
+        <w:t xml:space="preserve">Sifuentes Ocegueda et al. (2016)</w:t>
+      </w:r>
+      <w:r>
+        <w:t xml:space="preserve"> </w:t>
+      </w:r>
+      <w:r>
+        <w:t xml:space="preserve">evaluaron en México la aceptación de un instrumento 360° en docentes de educación superior mediante encuestas a profesores, directivos y alumnos. Concluyeron que el modelo alcanza una aceptación docente superior al 85% siempre que se asegure el estricto anonimato, la entrega de reportes individuales y la ausencia de sanciones administrativas.</w:t>
+      </w:r>
+    </w:p>
+    <w:p>
+      <w:pPr>
+        <w:pStyle w:val="Compact"/>
+        <w:numPr>
+          <w:ilvl w:val="0"/>
+          <w:numId w:val="1014"/>
+        </w:numPr>
+      </w:pPr>
+      <w:r>
+        <w:rPr>
+          <w:b/>
+          <w:bCs/>
+        </w:rPr>
+        <w:t xml:space="preserve">Obando Freire et al. (2014)</w:t>
+      </w:r>
+      <w:r>
+        <w:t xml:space="preserve"> </w:t>
+      </w:r>
+      <w:r>
+        <w:t xml:space="preserve">investigaron en Cuba un sistema de evaluación 360° articulado con portafolios electrónicos. Demostraron que la triangulación multiactoral mitiga sesgos de complacencia o desquite propios de las encuestas estudiantiles aisladas y estimula la autorreflexión docente, evidenciando la viabilidad técnica de procesar evaluaciones multidireccionales en entornos virtuales.</w:t>
+      </w:r>
+    </w:p>
+    <w:p>
+      <w:pPr>
+        <w:pStyle w:val="Compact"/>
+        <w:numPr>
+          <w:ilvl w:val="0"/>
+          <w:numId w:val="1014"/>
+        </w:numPr>
+      </w:pPr>
+      <w:r>
+        <w:rPr>
+          <w:b/>
+          <w:bCs/>
+        </w:rPr>
+        <w:t xml:space="preserve">Reyes &amp; Díaz (2020)</w:t>
+      </w:r>
+      <w:r>
+        <w:t xml:space="preserve"> </w:t>
+      </w:r>
+      <w:r>
+        <w:t xml:space="preserve">examinaron mediante metodología mixta el sistema de evaluación docente de una universidad pública mexicana. Constataron que las evaluaciones sumativas generan un cumplimiento meramente formal y desconfianza en el profesorado, advirtiendo que toda innovación evaluativa en la universidad pública requiere legitimación gremial y orientación explícita a la mejora formativa.</w:t>
+      </w:r>
+    </w:p>
+    <w:p>
+      <w:pPr>
+        <w:pStyle w:val="Compact"/>
+        <w:numPr>
+          <w:ilvl w:val="0"/>
+          <w:numId w:val="1014"/>
+        </w:numPr>
+      </w:pPr>
+      <w:r>
+        <w:rPr>
+          <w:b/>
+          <w:bCs/>
+        </w:rPr>
+        <w:t xml:space="preserve">Alvarado &amp; Morales (2019)</w:t>
+      </w:r>
+      <w:r>
+        <w:t xml:space="preserve"> </w:t>
+      </w:r>
+      <w:r>
+        <w:t xml:space="preserve">desarrollaron en la UNAM una propuesta 360° que pondera docencia, tutoría y gestión institucional, aportando criterios para operacionalizar cuestionarios estructurados y articularlos con planes de actualización pedagógica.</w:t>
+      </w:r>
+    </w:p>
+    <w:bookmarkEnd w:id="40"/>
+    <w:bookmarkStart w:id="41" w:name="antecedentes-nacionales"/>
+    <w:p>
+      <w:pPr>
+        <w:pStyle w:val="Heading3"/>
+        <w:keepNext/>
+        <w:spacing w:before="160" w:after="40" w:line="300" w:lineRule="auto"/>
+      </w:pPr>
+      <w:r>
+        <w:rPr>
+          <w:rFonts w:ascii="Arial" w:hAnsi="Arial"/>
+          <w:b/>
+          <w:i/>
+          <w:sz w:val="24"/>
+        </w:rPr>
+        <w:t xml:space="preserve">Antecedentes Nacionales</w:t>
+      </w:r>
+    </w:p>
+    <w:p>
+      <w:pPr>
+        <w:pStyle w:val="Compact"/>
+        <w:numPr>
+          <w:ilvl w:val="0"/>
+          <w:numId w:val="1015"/>
+        </w:numPr>
+      </w:pPr>
+      <w:r>
+        <w:rPr>
+          <w:b/>
+          <w:bCs/>
+        </w:rPr>
+        <w:t xml:space="preserve">Marquina (2012)</w:t>
+      </w:r>
+      <w:r>
+        <w:t xml:space="preserve"> </w:t>
+      </w:r>
+      <w:r>
+        <w:t xml:space="preserve">analizó cualitativamente las tensiones de la profesión académica en universidades públicas argentinas, constatando que los mecanismos tradicionales de permanencia suelen privilegiar la acreditación de posgrados y la producción científica en detrimento de la calidad didáctica en las aulas de grado. Este hallazgo fundamenta la necesidad de dispositivos orientados específicamente a la retroalimentación de la enseñanza.</w:t>
+      </w:r>
+    </w:p>
+    <w:p>
+      <w:pPr>
+        <w:pStyle w:val="Compact"/>
+        <w:numPr>
+          <w:ilvl w:val="0"/>
+          <w:numId w:val="1015"/>
+        </w:numPr>
+      </w:pPr>
+      <w:r>
+        <w:rPr>
+          <w:b/>
+          <w:bCs/>
+        </w:rPr>
+        <w:t xml:space="preserve">Pérez et al. (2021)</w:t>
+      </w:r>
+      <w:r>
+        <w:t xml:space="preserve"> </w:t>
+      </w:r>
+      <w:r>
+        <w:t xml:space="preserve">evaluaron la aplicación de la metodología 360° en tutorías presenciales y virtuales de universidades públicas. Concluyeron que el modelo multidireccional capta competencias pedagógicas y tutoriales (comunicación asertiva, acompañamiento digital) con mayor precisión que las rúbricas estandarizadas, aportando un antecedente relevante para entornos de enseñanza híbridos.</w:t>
+      </w:r>
+    </w:p>
+    <w:bookmarkEnd w:id="41"/>
+    <w:bookmarkStart w:id="42" w:name="Xd9ab4c3fa3d27cdc1a70efec5c56f421e0bf059"/>
+    <w:p>
+      <w:pPr>
+        <w:pStyle w:val="Heading3"/>
+        <w:keepNext/>
+        <w:spacing w:before="160" w:after="40" w:line="300" w:lineRule="auto"/>
+      </w:pPr>
+      <w:r>
+        <w:rPr>
+          <w:rFonts w:ascii="Arial" w:hAnsi="Arial"/>
+          <w:b/>
+          <w:i/>
+          <w:sz w:val="24"/>
+        </w:rPr>
+        <w:t xml:space="preserve">Antecedentes Regionales e Institucionales (UNCo y CURZAS)</w:t>
+      </w:r>
+    </w:p>
+    <w:p>
+      <w:pPr>
+        <w:pStyle w:val="Compact"/>
+        <w:numPr>
+          <w:ilvl w:val="0"/>
+          <w:numId w:val="1016"/>
+        </w:numPr>
+      </w:pPr>
+      <w:r>
+        <w:rPr>
+          <w:b/>
+          <w:bCs/>
+        </w:rPr>
+        <w:t xml:space="preserve">Estatuto UNCo (Ordenanza CS N° 0988/2025):</w:t>
+      </w:r>
+      <w:r>
+        <w:t xml:space="preserve"> </w:t>
+      </w:r>
+      <w:r>
+        <w:t xml:space="preserve">Define al CURZAS como Complejo Universitario Regional y consolida en su Título X la Carrera Docente mediante informes anuales (Art. 74) y evaluaciones cuatrienales de permanencia ante jurados externos (Art. 75), instituyendo en el Art. 76 la formulación de programas anuales de capacitación departamental</w:t>
+      </w:r>
+      <w:r>
+        <w:t xml:space="preserve"> </w:t>
+      </w:r>
+      <w:r>
+        <w:t xml:space="preserve">(Universidad Nacional del Comahue, 2025)</w:t>
+      </w:r>
+      <w:r>
+        <w:t xml:space="preserve">.</w:t>
+      </w:r>
+    </w:p>
+    <w:p>
+      <w:pPr>
+        <w:pStyle w:val="Compact"/>
+        <w:numPr>
+          <w:ilvl w:val="0"/>
+          <w:numId w:val="1016"/>
+        </w:numPr>
+      </w:pPr>
+      <w:r>
+        <w:rPr>
+          <w:b/>
+          <w:bCs/>
+        </w:rPr>
+        <w:t xml:space="preserve">Reglamento de Carrera Docente (Ordenanza CS N° 0910/1997 y modif.):</w:t>
+      </w:r>
+      <w:r>
+        <w:t xml:space="preserve"> </w:t>
+      </w:r>
+      <w:r>
+        <w:t xml:space="preserve">Norma los procedimientos de presentación de informes docentes y encuestas estudiantiles en armonía con el Convenio Colectivo de Trabajo Docente (Decreto N° 1246/2015)</w:t>
+      </w:r>
+      <w:r>
+        <w:t xml:space="preserve"> </w:t>
+      </w:r>
+      <w:r>
+        <w:t xml:space="preserve">(Decreto N° 1246/2015. Convenio Colectivo de Trabajo para los Docentes de las Instituciones Universitarias Nacionales, 2015; Universidad Nacional del Comahue, 1997)</w:t>
+      </w:r>
+      <w:r>
+        <w:t xml:space="preserve">. Si bien asegura solvencia jurídica en la acreditación de permanencia, los registros evidencian la ausencia de circuitos sistemáticos de retroalimentación formativa y confidencial.</w:t>
+      </w:r>
+    </w:p>
+    <w:p>
+      <w:pPr>
+        <w:pStyle w:val="Compact"/>
+        <w:numPr>
+          <w:ilvl w:val="0"/>
+          <w:numId w:val="1016"/>
         </w:numPr>
       </w:pPr>
       <w:r>
@@ -4827,15 +4942,15 @@
       <w:r>
         <w:t xml:space="preserve">El estudio presenta un alcance descriptivo, exploratorio y propositivo:</w:t>
       </w:r>
-      <w:r>
-        <w:t xml:space="preserve"> </w:t>
-      </w:r>
-      <w:r>
-        <w:t xml:space="preserve">*</w:t>
-      </w:r>
-      <w:r>
-        <w:t xml:space="preserve"> </w:t>
-      </w:r>
+    </w:p>
+    <w:p>
+      <w:pPr>
+        <w:pStyle w:val="Compact"/>
+        <w:numPr>
+          <w:ilvl w:val="0"/>
+          <w:numId w:val="1017"/>
+        </w:numPr>
+      </w:pPr>
       <w:r>
         <w:rPr>
           <w:i/>
@@ -4849,15 +4964,15 @@
       <w:r>
         <w:t xml:space="preserve">Sistematiza las normas y prácticas de evaluación docente vigentes en el Departamento.</w:t>
       </w:r>
-      <w:r>
-        <w:t xml:space="preserve"> </w:t>
-      </w:r>
-      <w:r>
-        <w:t xml:space="preserve">*</w:t>
-      </w:r>
-      <w:r>
-        <w:t xml:space="preserve"> </w:t>
-      </w:r>
+    </w:p>
+    <w:p>
+      <w:pPr>
+        <w:pStyle w:val="Compact"/>
+        <w:numPr>
+          <w:ilvl w:val="0"/>
+          <w:numId w:val="1017"/>
+        </w:numPr>
+      </w:pPr>
       <w:r>
         <w:rPr>
           <w:i/>
@@ -4871,15 +4986,15 @@
       <w:r>
         <w:t xml:space="preserve">Indaga la viabilidad de un modelo 360° en una unidad académica pública con cogobierno y modalidades híbridas en territorio.</w:t>
       </w:r>
-      <w:r>
-        <w:t xml:space="preserve"> </w:t>
-      </w:r>
-      <w:r>
-        <w:t xml:space="preserve">*</w:t>
-      </w:r>
-      <w:r>
-        <w:t xml:space="preserve"> </w:t>
-      </w:r>
+    </w:p>
+    <w:p>
+      <w:pPr>
+        <w:pStyle w:val="Compact"/>
+        <w:numPr>
+          <w:ilvl w:val="0"/>
+          <w:numId w:val="1017"/>
+        </w:numPr>
+      </w:pPr>
       <w:r>
         <w:rPr>
           <w:i/>
@@ -4896,7 +5011,7 @@
     </w:p>
     <w:p>
       <w:pPr>
-        <w:pStyle w:val="BodyText"/>
+        <w:pStyle w:val="FirstParagraph"/>
       </w:pPr>
       <w:r>
         <w:t xml:space="preserve">El diseño corresponde a un estudio de caso situado</w:t>
@@ -4959,7 +5074,7 @@
         <w:pStyle w:val="Compact"/>
         <w:numPr>
           <w:ilvl w:val="0"/>
-          <w:numId w:val="1009"/>
+          <w:numId w:val="1018"/>
         </w:numPr>
       </w:pPr>
       <w:r>
@@ -4990,7 +5105,7 @@
         <w:pStyle w:val="Compact"/>
         <w:numPr>
           <w:ilvl w:val="1"/>
-          <w:numId w:val="1010"/>
+          <w:numId w:val="1019"/>
         </w:numPr>
       </w:pPr>
       <w:r>
@@ -5002,7 +5117,7 @@
         <w:pStyle w:val="Compact"/>
         <w:numPr>
           <w:ilvl w:val="1"/>
-          <w:numId w:val="1010"/>
+          <w:numId w:val="1019"/>
         </w:numPr>
       </w:pPr>
       <w:r>
@@ -5014,7 +5129,7 @@
         <w:pStyle w:val="Compact"/>
         <w:numPr>
           <w:ilvl w:val="1"/>
-          <w:numId w:val="1010"/>
+          <w:numId w:val="1019"/>
         </w:numPr>
       </w:pPr>
       <w:r>
@@ -5026,7 +5141,7 @@
         <w:pStyle w:val="Compact"/>
         <w:numPr>
           <w:ilvl w:val="1"/>
-          <w:numId w:val="1010"/>
+          <w:numId w:val="1019"/>
         </w:numPr>
       </w:pPr>
       <w:r>
@@ -5053,7 +5168,7 @@
         <w:pStyle w:val="Compact"/>
         <w:numPr>
           <w:ilvl w:val="0"/>
-          <w:numId w:val="1009"/>
+          <w:numId w:val="1018"/>
         </w:numPr>
       </w:pPr>
       <w:r>
@@ -5084,7 +5199,7 @@
         <w:pStyle w:val="Compact"/>
         <w:numPr>
           <w:ilvl w:val="1"/>
-          <w:numId w:val="1011"/>
+          <w:numId w:val="1020"/>
         </w:numPr>
       </w:pPr>
       <w:r>
@@ -5096,7 +5211,7 @@
         <w:pStyle w:val="Compact"/>
         <w:numPr>
           <w:ilvl w:val="1"/>
-          <w:numId w:val="1011"/>
+          <w:numId w:val="1020"/>
         </w:numPr>
       </w:pPr>
       <w:r>
@@ -5134,15 +5249,15 @@
       <w:r>
         <w:t xml:space="preserve">Se articulan tres técnicas complementarias:</w:t>
       </w:r>
-      <w:r>
-        <w:t xml:space="preserve"> </w:t>
-      </w:r>
-      <w:r>
-        <w:t xml:space="preserve">1.</w:t>
-      </w:r>
-      <w:r>
-        <w:t xml:space="preserve"> </w:t>
-      </w:r>
+    </w:p>
+    <w:p>
+      <w:pPr>
+        <w:pStyle w:val="Compact"/>
+        <w:numPr>
+          <w:ilvl w:val="0"/>
+          <w:numId w:val="1021"/>
+        </w:numPr>
+      </w:pPr>
       <w:r>
         <w:rPr>
           <w:b/>
@@ -5172,15 +5287,15 @@
       <w:r>
         <w:t xml:space="preserve">Ficha de registro documental para sistematizar prescripciones reglamentarias y cláusulas de estabilidad laboral.</w:t>
       </w:r>
-      <w:r>
-        <w:t xml:space="preserve"> </w:t>
-      </w:r>
-      <w:r>
-        <w:t xml:space="preserve">2.</w:t>
-      </w:r>
-      <w:r>
-        <w:t xml:space="preserve"> </w:t>
-      </w:r>
+    </w:p>
+    <w:p>
+      <w:pPr>
+        <w:pStyle w:val="Compact"/>
+        <w:numPr>
+          <w:ilvl w:val="0"/>
+          <w:numId w:val="1021"/>
+        </w:numPr>
+      </w:pPr>
       <w:r>
         <w:rPr>
           <w:b/>
@@ -5210,15 +5325,15 @@
       <w:r>
         <w:t xml:space="preserve">Guía de entrevista temática adaptada al rol del entrevistado (Anexo I).</w:t>
       </w:r>
-      <w:r>
-        <w:t xml:space="preserve"> </w:t>
-      </w:r>
-      <w:r>
-        <w:t xml:space="preserve">3.</w:t>
-      </w:r>
-      <w:r>
-        <w:t xml:space="preserve"> </w:t>
-      </w:r>
+    </w:p>
+    <w:p>
+      <w:pPr>
+        <w:pStyle w:val="Compact"/>
+        <w:numPr>
+          <w:ilvl w:val="0"/>
+          <w:numId w:val="1021"/>
+        </w:numPr>
+      </w:pPr>
       <w:r>
         <w:rPr>
           <w:b/>
@@ -5695,6 +5810,18 @@
             <w:r>
               <w:t xml:space="preserve">• Agrupamiento de variables sociodemográficas.</w:t>
             </w:r>
+            <w:r>
+              <w:br/>
+            </w:r>
+            <w:r>
+              <w:t xml:space="preserve">• Protocolo de anonimización en origen (tokens aleatorios de un solo uso).</w:t>
+            </w:r>
+            <w:r>
+              <w:br/>
+            </w:r>
+            <w:r>
+              <w:t xml:space="preserve">• Custodia técnica neutral: procesamiento a cargo de una comisión ad-hoc o área pedagógica neutral externa a la Dirección, que entrega al Departamento reportes consolidados y al docente su reporte individual confidencial.</w:t>
+            </w:r>
           </w:p>
         </w:tc>
         <w:tc>
@@ -6391,7 +6518,7 @@
         <w:pStyle w:val="Compact"/>
         <w:numPr>
           <w:ilvl w:val="0"/>
-          <w:numId w:val="1012"/>
+          <w:numId w:val="1022"/>
         </w:numPr>
       </w:pPr>
       <w:r>
@@ -6429,7 +6556,7 @@
         <w:pStyle w:val="Compact"/>
         <w:numPr>
           <w:ilvl w:val="0"/>
-          <w:numId w:val="1012"/>
+          <w:numId w:val="1022"/>
         </w:numPr>
       </w:pPr>
       <w:r>
@@ -6467,7 +6594,7 @@
         <w:pStyle w:val="Compact"/>
         <w:numPr>
           <w:ilvl w:val="0"/>
-          <w:numId w:val="1012"/>
+          <w:numId w:val="1022"/>
         </w:numPr>
       </w:pPr>
       <w:r>
@@ -6505,7 +6632,7 @@
         <w:pStyle w:val="Compact"/>
         <w:numPr>
           <w:ilvl w:val="0"/>
-          <w:numId w:val="1012"/>
+          <w:numId w:val="1022"/>
         </w:numPr>
       </w:pPr>
       <w:r>
@@ -6543,7 +6670,7 @@
         <w:pStyle w:val="Compact"/>
         <w:numPr>
           <w:ilvl w:val="0"/>
-          <w:numId w:val="1012"/>
+          <w:numId w:val="1022"/>
         </w:numPr>
       </w:pPr>
       <w:r>
@@ -6581,7 +6708,7 @@
         <w:pStyle w:val="Compact"/>
         <w:numPr>
           <w:ilvl w:val="0"/>
-          <w:numId w:val="1012"/>
+          <w:numId w:val="1022"/>
         </w:numPr>
       </w:pPr>
       <w:r>
@@ -6637,7 +6764,7 @@
         <w:pStyle w:val="Compact"/>
         <w:numPr>
           <w:ilvl w:val="0"/>
-          <w:numId w:val="1013"/>
+          <w:numId w:val="1023"/>
         </w:numPr>
       </w:pPr>
       <w:r>
@@ -6668,7 +6795,7 @@
         <w:pStyle w:val="Compact"/>
         <w:numPr>
           <w:ilvl w:val="0"/>
-          <w:numId w:val="1013"/>
+          <w:numId w:val="1023"/>
         </w:numPr>
       </w:pPr>
       <w:r>
@@ -6690,7 +6817,7 @@
         <w:pStyle w:val="Compact"/>
         <w:numPr>
           <w:ilvl w:val="0"/>
-          <w:numId w:val="1013"/>
+          <w:numId w:val="1023"/>
         </w:numPr>
       </w:pPr>
       <w:r>
@@ -6753,21 +6880,21 @@
       <w:r>
         <w:t xml:space="preserve">El estudio se rige por las siguientes garantías institucionales y éticas:</w:t>
       </w:r>
-      <w:r>
-        <w:t xml:space="preserve"> </w:t>
-      </w:r>
-      <w:r>
-        <w:t xml:space="preserve">1.</w:t>
-      </w:r>
-      <w:r>
-        <w:t xml:space="preserve"> </w:t>
-      </w:r>
+    </w:p>
+    <w:p>
+      <w:pPr>
+        <w:pStyle w:val="Compact"/>
+        <w:numPr>
+          <w:ilvl w:val="0"/>
+          <w:numId w:val="1024"/>
+        </w:numPr>
+      </w:pPr>
       <w:r>
         <w:rPr>
           <w:b/>
           <w:bCs/>
         </w:rPr>
-        <w:t xml:space="preserve">Protección de datos y resguardo de identidad:</w:t>
+        <w:t xml:space="preserve">Protección de datos y resguardo de identidad (Custodia del Anonimato):</w:t>
       </w:r>
       <w:r>
         <w:t xml:space="preserve"> </w:t>
@@ -6782,13 +6909,7 @@
         <w:t xml:space="preserve">(Ley N° 25.326, 2000)</w:t>
       </w:r>
       <w:r>
-        <w:t xml:space="preserve">, se garantiza la estricta disociación entre las respuestas y la identidad de los participantes. El cuestionario digital se administra sin registrar correos electrónicos ni direcciones IP, y las variables sociodemográficas se agrupan en categorías amplias para impedir la identificación por deducción en cátedras con pocos integrantes.</w:t>
-      </w:r>
-      <w:r>
-        <w:t xml:space="preserve"> </w:t>
-      </w:r>
-      <w:r>
-        <w:t xml:space="preserve">2.</w:t>
+        <w:t xml:space="preserve">, se garantiza la estricta disociación entre las respuestas y la identidad de los participantes. El cuestionario digital se administra bajo un protocolo de</w:t>
       </w:r>
       <w:r>
         <w:t xml:space="preserve"> </w:t>
@@ -6798,6 +6919,28 @@
           <w:b/>
           <w:bCs/>
         </w:rPr>
+        <w:t xml:space="preserve">anonimización en origen</w:t>
+      </w:r>
+      <w:r>
+        <w:t xml:space="preserve"> </w:t>
+      </w:r>
+      <w:r>
+        <w:t xml:space="preserve">mediante tokens aleatorios de un solo uso, sin registrar correos electrónicos ni direcciones IP. Para disipar cualquier incertidumbre sobre cruce de horarios o permisos de administrador en servidores institucionales, la custodia y administración técnica del instrumento será gestionada por un área pedagógica neutral o comisión técnica ad-hoc independiente de la conducción ejecutiva del Departamento. Dicha custodia garantiza que el Departamento solo reciba informes diagnósticos agregados y globales, mientras que cada docente recibe de forma directa y confidencial su reporte individual de retroalimentación pedagógica, impidiendo cualquier reidentificación por deducción en cátedras unipersonales o con reducida matrícula.</w:t>
+      </w:r>
+    </w:p>
+    <w:p>
+      <w:pPr>
+        <w:pStyle w:val="Compact"/>
+        <w:numPr>
+          <w:ilvl w:val="0"/>
+          <w:numId w:val="1024"/>
+        </w:numPr>
+      </w:pPr>
+      <w:r>
+        <w:rPr>
+          <w:b/>
+          <w:bCs/>
+        </w:rPr>
         <w:t xml:space="preserve">Consentimiento informado:</w:t>
       </w:r>
       <w:r>
@@ -6806,15 +6949,15 @@
       <w:r>
         <w:t xml:space="preserve">La participación en entrevistas y sondeos es libre y voluntaria. Cada participante valida digitalmente el formulario de consentimiento informado (Anexo IV) previo a responder.</w:t>
       </w:r>
-      <w:r>
-        <w:t xml:space="preserve"> </w:t>
-      </w:r>
-      <w:r>
-        <w:t xml:space="preserve">3.</w:t>
-      </w:r>
-      <w:r>
-        <w:t xml:space="preserve"> </w:t>
-      </w:r>
+    </w:p>
+    <w:p>
+      <w:pPr>
+        <w:pStyle w:val="Compact"/>
+        <w:numPr>
+          <w:ilvl w:val="0"/>
+          <w:numId w:val="1024"/>
+        </w:numPr>
+      </w:pPr>
       <w:r>
         <w:rPr>
           <w:b/>
@@ -8192,7 +8335,7 @@
         <w:pStyle w:val="Compact"/>
         <w:numPr>
           <w:ilvl w:val="0"/>
-          <w:numId w:val="1014"/>
+          <w:numId w:val="1025"/>
         </w:numPr>
       </w:pPr>
       <w:r>
@@ -8214,7 +8357,7 @@
         <w:pStyle w:val="Compact"/>
         <w:numPr>
           <w:ilvl w:val="0"/>
-          <w:numId w:val="1014"/>
+          <w:numId w:val="1025"/>
         </w:numPr>
       </w:pPr>
       <w:r>
@@ -8236,7 +8379,7 @@
         <w:pStyle w:val="Compact"/>
         <w:numPr>
           <w:ilvl w:val="0"/>
-          <w:numId w:val="1014"/>
+          <w:numId w:val="1025"/>
         </w:numPr>
       </w:pPr>
       <w:r>
@@ -8258,7 +8401,7 @@
         <w:pStyle w:val="Compact"/>
         <w:numPr>
           <w:ilvl w:val="0"/>
-          <w:numId w:val="1014"/>
+          <w:numId w:val="1025"/>
         </w:numPr>
       </w:pPr>
       <w:r>
@@ -8298,7 +8441,7 @@
         <w:pStyle w:val="Compact"/>
         <w:numPr>
           <w:ilvl w:val="0"/>
-          <w:numId w:val="1015"/>
+          <w:numId w:val="1026"/>
         </w:numPr>
       </w:pPr>
       <w:r>
@@ -8310,7 +8453,7 @@
         <w:pStyle w:val="Compact"/>
         <w:numPr>
           <w:ilvl w:val="0"/>
-          <w:numId w:val="1015"/>
+          <w:numId w:val="1026"/>
         </w:numPr>
       </w:pPr>
       <w:r>
@@ -8322,7 +8465,7 @@
         <w:pStyle w:val="Compact"/>
         <w:numPr>
           <w:ilvl w:val="0"/>
-          <w:numId w:val="1015"/>
+          <w:numId w:val="1026"/>
         </w:numPr>
       </w:pPr>
       <w:r>
@@ -9453,7 +9596,7 @@
       </w:r>
     </w:p>
     <w:bookmarkEnd w:id="105"/>
-    <w:bookmarkStart w:id="110" w:name="anexos-metodológicos"/>
+    <w:bookmarkStart w:id="113" w:name="anexos-metodológicos"/>
     <w:p>
       <w:pPr>
         <w:pStyle w:val="Heading1"/>
@@ -9471,7 +9614,7 @@
         <w:t xml:space="preserve">Anexos Metodológicos</w:t>
       </w:r>
     </w:p>
-    <w:bookmarkStart w:id="106" w:name="X8a4bd6135b680293145e26a5b92e72f8957a555"/>
+    <w:bookmarkStart w:id="109" w:name="X8a4bd6135b680293145e26a5b92e72f8957a555"/>
     <w:p>
       <w:pPr>
         <w:pStyle w:val="Heading3"/>
@@ -9549,7 +9692,19 @@
         <w:t xml:space="preserve"> </w:t>
       </w:r>
       <w:r>
-        <w:t xml:space="preserve">Relevar opiniones sobre los mecanismos actuales de evaluación docente y las condiciones de factibilidad para un circuito formativo 360°.</w:t>
+        <w:t xml:space="preserve">Relevar opiniones, percepciones y juicios críticos sobre los mecanismos actuales de evaluación docente y las condiciones de factibilidad para un circuito formativo 360° adaptado a la singularidad institucional.</w:t>
+      </w:r>
+    </w:p>
+    <w:bookmarkStart w:id="106" w:name="X3d0159f788aeb954922d9917573028760542890"/>
+    <w:p>
+      <w:pPr>
+        <w:pStyle w:val="Heading4"/>
+        <w:spacing w:after="120"/>
+        <w:ind w:left="720" w:hanging="720"/>
+        <w:jc w:val="left"/>
+      </w:pPr>
+      <w:r>
+        <w:t xml:space="preserve">Bloque A: Guía Temática para Docentes de Cátedra y Autoridades Académicas</w:t>
       </w:r>
     </w:p>
     <w:p>
@@ -9557,7 +9712,7 @@
         <w:pStyle w:val="Compact"/>
         <w:numPr>
           <w:ilvl w:val="0"/>
-          <w:numId w:val="1016"/>
+          <w:numId w:val="1027"/>
         </w:numPr>
         <w:spacing w:after="120"/>
         <w:ind w:left="720" w:hanging="720"/>
@@ -9582,7 +9737,7 @@
         <w:pStyle w:val="Compact"/>
         <w:numPr>
           <w:ilvl w:val="0"/>
-          <w:numId w:val="1016"/>
+          <w:numId w:val="1027"/>
         </w:numPr>
         <w:spacing w:after="120"/>
         <w:ind w:left="720" w:hanging="720"/>
@@ -9607,7 +9762,7 @@
         <w:pStyle w:val="Compact"/>
         <w:numPr>
           <w:ilvl w:val="0"/>
-          <w:numId w:val="1016"/>
+          <w:numId w:val="1027"/>
         </w:numPr>
         <w:spacing w:after="120"/>
         <w:ind w:left="720" w:hanging="720"/>
@@ -9632,7 +9787,7 @@
         <w:pStyle w:val="Compact"/>
         <w:numPr>
           <w:ilvl w:val="0"/>
-          <w:numId w:val="1016"/>
+          <w:numId w:val="1027"/>
         </w:numPr>
         <w:spacing w:after="120"/>
         <w:ind w:left="720" w:hanging="720"/>
@@ -9643,13 +9798,13 @@
           <w:b/>
           <w:bCs/>
         </w:rPr>
-        <w:t xml:space="preserve">Mirada de pares:</w:t>
-      </w:r>
-      <w:r>
-        <w:t xml:space="preserve"> </w:t>
-      </w:r>
-      <w:r>
-        <w:t xml:space="preserve">¿Qué condiciones de confianza institucional considera necesarias para que la coevaluación entre colegas sea constructiva y no genere prevención?</w:t>
+        <w:t xml:space="preserve">Mirada de pares y cátedras unipersonales:</w:t>
+      </w:r>
+      <w:r>
+        <w:t xml:space="preserve"> </w:t>
+      </w:r>
+      <w:r>
+        <w:t xml:space="preserve">¿Qué condiciones de confianza institucional considera necesarias para que la coevaluación entre colegas sea constructiva? En asignaturas de docente único, ¿ve viable la coevaluación horizontal entre pares de materias afines del mismo tramo curricular?</w:t>
       </w:r>
     </w:p>
     <w:p>
@@ -9657,7 +9812,7 @@
         <w:pStyle w:val="Compact"/>
         <w:numPr>
           <w:ilvl w:val="0"/>
-          <w:numId w:val="1016"/>
+          <w:numId w:val="1027"/>
         </w:numPr>
         <w:spacing w:after="120"/>
         <w:ind w:left="720" w:hanging="720"/>
@@ -9682,7 +9837,7 @@
         <w:pStyle w:val="Compact"/>
         <w:numPr>
           <w:ilvl w:val="0"/>
-          <w:numId w:val="1016"/>
+          <w:numId w:val="1027"/>
         </w:numPr>
         <w:spacing w:after="120"/>
         <w:ind w:left="720" w:hanging="720"/>
@@ -9707,7 +9862,7 @@
         <w:pStyle w:val="Compact"/>
         <w:numPr>
           <w:ilvl w:val="0"/>
-          <w:numId w:val="1016"/>
+          <w:numId w:val="1027"/>
         </w:numPr>
         <w:spacing w:after="120"/>
         <w:ind w:left="720" w:hanging="720"/>
@@ -9727,13 +9882,140 @@
         <w:t xml:space="preserve">¿De qué forma deberían vincularse los resultados con el Programa Anual de Capacitación Docente (Art. 76 del Estatuto UNCo)?</w:t>
       </w:r>
     </w:p>
+    <w:bookmarkEnd w:id="106"/>
+    <w:bookmarkStart w:id="107" w:name="X0f5478bf378498a567f3b1fa4c8b45406ac87b1"/>
+    <w:p>
+      <w:pPr>
+        <w:pStyle w:val="Heading4"/>
+        <w:spacing w:after="120"/>
+        <w:ind w:left="720" w:hanging="720"/>
+        <w:jc w:val="left"/>
+      </w:pPr>
+      <w:r>
+        <w:t xml:space="preserve">Bloque B: Preguntas Específicas para la Representación Gremial Paritaria (ADUNC)</w:t>
+      </w:r>
+    </w:p>
+    <w:p>
+      <w:pPr>
+        <w:pStyle w:val="Compact"/>
+        <w:numPr>
+          <w:ilvl w:val="0"/>
+          <w:numId w:val="1028"/>
+        </w:numPr>
+        <w:spacing w:after="120"/>
+        <w:ind w:left="720" w:hanging="720"/>
+        <w:jc w:val="left"/>
+      </w:pPr>
+      <w:r>
+        <w:rPr>
+          <w:b/>
+          <w:bCs/>
+        </w:rPr>
+        <w:t xml:space="preserve">Compatibilidad normativa y estabilidad laboral:</w:t>
+      </w:r>
+      <w:r>
+        <w:t xml:space="preserve"> </w:t>
+      </w:r>
+      <w:r>
+        <w:t xml:space="preserve">¿Qué condiciones y salvaguardas paritarias considera prioritario establecer para asegurar la plena compatibilidad con los Arts. 74 y 75 del Estatuto UNCo y el Convenio Colectivo de Trabajo Docente (Decreto N° 1246/2015), blindando el carácter estrictamente formativo del modelo frente a cualquier uso sumativo o punitivo?</w:t>
+      </w:r>
+    </w:p>
+    <w:p>
+      <w:pPr>
+        <w:pStyle w:val="Compact"/>
+        <w:numPr>
+          <w:ilvl w:val="0"/>
+          <w:numId w:val="1028"/>
+        </w:numPr>
+        <w:spacing w:after="120"/>
+        <w:ind w:left="720" w:hanging="720"/>
+        <w:jc w:val="left"/>
+      </w:pPr>
+      <w:r>
+        <w:rPr>
+          <w:b/>
+          <w:bCs/>
+        </w:rPr>
+        <w:t xml:space="preserve">Veeduría y custodia de datos:</w:t>
+      </w:r>
+      <w:r>
+        <w:t xml:space="preserve"> </w:t>
+      </w:r>
+      <w:r>
+        <w:t xml:space="preserve">¿Qué mecanismos de veeduría y gobernanza gremial deberían incorporarse en la administración y custodia técnica de los formularios para otorgar plena certeza de que los datos diagnósticos no serán transferidos a legajos ni utilizados por jurados de permanencia o acreditación?</w:t>
+      </w:r>
+    </w:p>
+    <w:bookmarkEnd w:id="107"/>
+    <w:bookmarkStart w:id="108" w:name="Xd8dec2b8a7f90a67e87e467aa5930d6b0d4f51b"/>
+    <w:p>
+      <w:pPr>
+        <w:pStyle w:val="Heading4"/>
+        <w:spacing w:after="120"/>
+        <w:ind w:left="720" w:hanging="720"/>
+        <w:jc w:val="left"/>
+      </w:pPr>
+      <w:r>
+        <w:t xml:space="preserve">Bloque C: Preguntas Específicas para Estudiantes Avanzados</w:t>
+      </w:r>
+    </w:p>
+    <w:p>
+      <w:pPr>
+        <w:pStyle w:val="Compact"/>
+        <w:numPr>
+          <w:ilvl w:val="0"/>
+          <w:numId w:val="1029"/>
+        </w:numPr>
+        <w:spacing w:after="120"/>
+        <w:ind w:left="720" w:hanging="720"/>
+        <w:jc w:val="left"/>
+      </w:pPr>
+      <w:r>
+        <w:rPr>
+          <w:b/>
+          <w:bCs/>
+        </w:rPr>
+        <w:t xml:space="preserve">Utilidad percibida de la evaluación actual:</w:t>
+      </w:r>
+      <w:r>
+        <w:t xml:space="preserve"> </w:t>
+      </w:r>
+      <w:r>
+        <w:t xml:space="preserve">En base a su trayectoria, ¿qué balance realiza de la utilidad pedagógica real de las encuestas estudiantiles obligatorias que se completan en SIU-Guaraní al término de cada cursada? ¿Considera que sus aportes inciden efectivamente en cambios o mejoras en la enseñanza?</w:t>
+      </w:r>
+    </w:p>
+    <w:p>
+      <w:pPr>
+        <w:pStyle w:val="Compact"/>
+        <w:numPr>
+          <w:ilvl w:val="0"/>
+          <w:numId w:val="1029"/>
+        </w:numPr>
+        <w:spacing w:after="120"/>
+        <w:ind w:left="720" w:hanging="720"/>
+        <w:jc w:val="left"/>
+      </w:pPr>
+      <w:r>
+        <w:rPr>
+          <w:b/>
+          <w:bCs/>
+        </w:rPr>
+        <w:t xml:space="preserve">Condiciones para la retroalimentación constructiva:</w:t>
+      </w:r>
+      <w:r>
+        <w:t xml:space="preserve"> </w:t>
+      </w:r>
+      <w:r>
+        <w:t xml:space="preserve">¿Qué condiciones de anonimato y qué tipo de aspectos de la enseñanza (ej. claridad didáctica, acompañamiento tutorial virtual en Nodos, criterios de evaluación y devoluciones) considera más relevantes de incorporar en una retroalimentación formativa para opinar con sinceridad y compromiso?</w:t>
+      </w:r>
+    </w:p>
     <w:p>
       <w:r>
         <w:br w:type="page"/>
       </w:r>
     </w:p>
-    <w:bookmarkEnd w:id="106"/>
-    <w:bookmarkStart w:id="107" w:name="Xed927c32308fb922173a9e4e6308883f42ff086"/>
+    <w:bookmarkEnd w:id="108"/>
+    <w:bookmarkEnd w:id="109"/>
+    <w:bookmarkStart w:id="110" w:name="Xed927c32308fb922173a9e4e6308883f42ff086"/>
     <w:p>
       <w:pPr>
         <w:pStyle w:val="Heading3"/>
@@ -9789,13 +10071,13 @@
         </w:tblBorders>
       </w:tblPr>
       <w:tblGrid>
-        <w:gridCol w:w="1164"/>
-        <w:gridCol w:w="931"/>
-        <w:gridCol w:w="1164"/>
-        <w:gridCol w:w="1164"/>
-        <w:gridCol w:w="1164"/>
-        <w:gridCol w:w="1164"/>
-        <w:gridCol w:w="1164"/>
+        <w:gridCol w:w="528"/>
+        <w:gridCol w:w="5192"/>
+        <w:gridCol w:w="440"/>
+        <w:gridCol w:w="440"/>
+        <w:gridCol w:w="440"/>
+        <w:gridCol w:w="440"/>
+        <w:gridCol w:w="440"/>
       </w:tblGrid>
       <w:tr>
         <w:trPr>
@@ -11206,12 +11488,152 @@
       </w:tr>
     </w:tbl>
     <w:p>
+      <w:pPr>
+        <w:pStyle w:val="BodyText"/>
+        <w:spacing w:after="120"/>
+        <w:ind w:left="720" w:hanging="720"/>
+        <w:jc w:val="left"/>
+      </w:pPr>
+      <w:r>
+        <w:rPr>
+          <w:i/>
+          <w:iCs/>
+        </w:rPr>
+        <w:t xml:space="preserve">Nota.</w:t>
+      </w:r>
+      <w:r>
+        <w:t xml:space="preserve"> </w:t>
+      </w:r>
+      <w:r>
+        <w:t xml:space="preserve">En el formulario administrado al claustro estudiantil, los reactivos 8 y 9 se adaptan consultando sobre la utilidad percibida de la autoevaluación y coevaluación docente.</w:t>
+      </w:r>
+    </w:p>
+    <w:p>
+      <w:pPr>
+        <w:pStyle w:val="BodyText"/>
+        <w:spacing w:after="120"/>
+        <w:ind w:left="720" w:hanging="720"/>
+        <w:jc w:val="left"/>
+      </w:pPr>
+      <w:r>
+        <w:rPr>
+          <w:b/>
+          <w:bCs/>
+        </w:rPr>
+        <w:t xml:space="preserve">Preguntas Abiertas Complementarias:</w:t>
+      </w:r>
+    </w:p>
+    <w:p>
+      <w:pPr>
+        <w:numPr>
+          <w:ilvl w:val="0"/>
+          <w:numId w:val="1030"/>
+        </w:numPr>
+        <w:spacing w:after="120"/>
+        <w:ind w:left="720" w:hanging="720"/>
+        <w:jc w:val="left"/>
+      </w:pPr>
+      <w:r>
+        <w:rPr>
+          <w:b/>
+          <w:bCs/>
+        </w:rPr>
+        <w:t xml:space="preserve">Pregunta abierta 1:</w:t>
+      </w:r>
+      <w:r>
+        <w:t xml:space="preserve"> </w:t>
+      </w:r>
+      <w:r>
+        <w:t xml:space="preserve">¿Qué condición o resguardo considera prioritario garantizar para participar con confianza en una instancia de retroalimentación docente?</w:t>
+      </w:r>
+      <w:r>
+        <w:br/>
+      </w:r>
+      <w:r>
+        <w:rPr>
+          <w:i/>
+          <w:iCs/>
+        </w:rPr>
+        <w:t xml:space="preserve">Respuesta:</w:t>
+      </w:r>
+      <w:r>
+        <w:t xml:space="preserve"> </w:t>
+      </w:r>
+      <w:r>
+        <w:rPr>
+          <w:rStyle w:val="VerbatimChar"/>
+        </w:rPr>
+        <w:t xml:space="preserve">...........................................................................................................................................................</w:t>
+      </w:r>
+      <w:r>
+        <w:br/>
+      </w:r>
+      <w:r>
+        <w:rPr>
+          <w:rStyle w:val="VerbatimChar"/>
+        </w:rPr>
+        <w:t xml:space="preserve">...........................................................................................................................................................</w:t>
+      </w:r>
+    </w:p>
+    <w:p>
+      <w:pPr>
+        <w:numPr>
+          <w:ilvl w:val="0"/>
+          <w:numId w:val="1030"/>
+        </w:numPr>
+        <w:spacing w:after="120"/>
+        <w:ind w:left="720" w:hanging="720"/>
+        <w:jc w:val="left"/>
+      </w:pPr>
+      <w:r>
+        <w:rPr>
+          <w:b/>
+          <w:bCs/>
+        </w:rPr>
+        <w:t xml:space="preserve">Pregunta abierta 2:</w:t>
+      </w:r>
+      <w:r>
+        <w:t xml:space="preserve"> </w:t>
+      </w:r>
+      <w:r>
+        <w:t xml:space="preserve">¿Qué aspectos específicos de la cursada (presencial en sede o híbrida en Nodos Territoriales) cree que no están siendo captados por las encuestas actuales?</w:t>
+      </w:r>
+      <w:r>
+        <w:br/>
+      </w:r>
+      <w:r>
+        <w:rPr>
+          <w:i/>
+          <w:iCs/>
+        </w:rPr>
+        <w:t xml:space="preserve">Respuesta:</w:t>
+      </w:r>
+      <w:r>
+        <w:t xml:space="preserve"> </w:t>
+      </w:r>
+      <w:r>
+        <w:rPr>
+          <w:rStyle w:val="VerbatimChar"/>
+        </w:rPr>
+        <w:t xml:space="preserve">...........................................................................................................................................................</w:t>
+      </w:r>
+      <w:r>
+        <w:br/>
+      </w:r>
+      <w:r>
+        <w:rPr>
+          <w:rStyle w:val="VerbatimChar"/>
+        </w:rPr>
+        <w:t xml:space="preserve">...........................................................................................................................................................</w:t>
+      </w:r>
+    </w:p>
+    <w:p>
       <w:r>
         <w:br w:type="page"/>
       </w:r>
     </w:p>
-    <w:bookmarkEnd w:id="107"/>
-    <w:bookmarkStart w:id="108" w:name="X2fe5c967a6121280ba4c78ad136dc18f1f34381"/>
+    <w:bookmarkEnd w:id="110"/>
+    <w:bookmarkStart w:id="111" w:name="X2fe5c967a6121280ba4c78ad136dc18f1f34381"/>
     <w:p>
       <w:pPr>
         <w:pStyle w:val="Heading3"/>
@@ -11360,23 +11782,67 @@
       <w:r>
         <w:t xml:space="preserve">para llevar adelante las tareas de relevamiento previstas en el diseño:</w:t>
       </w:r>
+    </w:p>
+    <w:p>
+      <w:pPr>
+        <w:pStyle w:val="Compact"/>
+        <w:numPr>
+          <w:ilvl w:val="0"/>
+          <w:numId w:val="1031"/>
+        </w:numPr>
+        <w:spacing w:after="120"/>
+        <w:ind w:left="720" w:hanging="720"/>
+        <w:jc w:val="left"/>
+      </w:pPr>
+      <w:r>
+        <w:t xml:space="preserve">Consulta de documentación reglamentaria y programas de capacitación docente;</w:t>
+      </w:r>
       <w:r>
         <w:br/>
       </w:r>
-      <w:r>
-        <w:t xml:space="preserve">a) Consulta de documentación reglamentaria y programas de capacitación docente;</w:t>
+    </w:p>
+    <w:p>
+      <w:pPr>
+        <w:pStyle w:val="Compact"/>
+        <w:numPr>
+          <w:ilvl w:val="0"/>
+          <w:numId w:val="1031"/>
+        </w:numPr>
+        <w:spacing w:after="120"/>
+        <w:ind w:left="720" w:hanging="720"/>
+        <w:jc w:val="left"/>
+      </w:pPr>
+      <w:r>
+        <w:t xml:space="preserve">Realización de entrevistas a informantes clave (autoridades, docentes y representantes gremiales);</w:t>
       </w:r>
       <w:r>
         <w:br/>
       </w:r>
-      <w:r>
-        <w:t xml:space="preserve">b) Realización de entrevistas a informantes clave (autoridades, docentes y representantes gremiales);</w:t>
-      </w:r>
-      <w:r>
-        <w:br/>
-      </w:r>
-      <w:r>
-        <w:t xml:space="preserve">c) Administración de un sondeo digital anónimo y voluntario a docentes y estudiantes en sede Viedma y Nodos Territoriales.</w:t>
+    </w:p>
+    <w:p>
+      <w:pPr>
+        <w:pStyle w:val="Compact"/>
+        <w:numPr>
+          <w:ilvl w:val="0"/>
+          <w:numId w:val="1031"/>
+        </w:numPr>
+        <w:spacing w:after="120"/>
+        <w:ind w:left="720" w:hanging="720"/>
+        <w:jc w:val="left"/>
+      </w:pPr>
+      <w:r>
+        <w:t xml:space="preserve">Administración de un sondeo digital anónimo y voluntario a docentes y estudiantes en sede Viedma y Nodos Territoriales.</w:t>
+      </w:r>
+    </w:p>
+    <w:p>
+      <w:pPr>
+        <w:pStyle w:val="FirstParagraph"/>
+        <w:spacing w:after="120"/>
+        <w:ind w:left="720" w:hanging="720"/>
+        <w:jc w:val="left"/>
+      </w:pPr>
+      <w:r>
+        <w:t xml:space="preserve">Se garantiza que toda la información se tratará bajo estricto secreto estadístico (Ley N° 25.326) con fines exclusivamente diagnósticos y académicos, sin generar consecuencias laborales ni sumativas.</w:t>
       </w:r>
     </w:p>
     <w:p>
@@ -11387,7 +11853,21 @@
         <w:jc w:val="left"/>
       </w:pPr>
       <w:r>
-        <w:t xml:space="preserve">Se garantiza que toda la información se tratará bajo estricto secreto estadístico (Ley N° 25.326) con fines exclusivamente diagnósticos y académicos, sin generar consecuencias laborales ni sumativas.</w:t>
+        <w:t xml:space="preserve">Agradeciendo su atención, saludo a Usted atentamente.</w:t>
+      </w:r>
+    </w:p>
+    <w:p>
+      <w:pPr>
+        <w:pStyle w:val="BodyText"/>
+      </w:pPr>
+      <w:r>
+        <w:br/>
+      </w:r>
+      <w:r>
+        <w:t xml:space="preserve"> </w:t>
+      </w:r>
+      <w:r>
+        <w:br/>
       </w:r>
     </w:p>
     <w:p>
@@ -11398,31 +11878,11 @@
         <w:jc w:val="left"/>
       </w:pPr>
       <w:r>
-        <w:t xml:space="preserve">Agradeciendo su atención, saludo a Usted atentamente.</w:t>
-      </w:r>
-    </w:p>
-    <w:p>
-      <w:pPr>
-        <w:pStyle w:val="BodyText"/>
-      </w:pPr>
+        <w:t xml:space="preserve">………………………………………………………………………………………………….</w:t>
+      </w:r>
       <w:r>
         <w:br/>
       </w:r>
-    </w:p>
-    <w:p>
-      <w:r>
-        <w:pict>
-          <v:rect style="width:0;height:1.5pt" o:hralign="center" o:hrstd="t" o:hr="t"/>
-        </w:pict>
-      </w:r>
-    </w:p>
-    <w:p>
-      <w:pPr>
-        <w:pStyle w:val="FirstParagraph"/>
-        <w:spacing w:after="120"/>
-        <w:ind w:left="720" w:hanging="720"/>
-        <w:jc w:val="left"/>
-      </w:pPr>
       <w:r>
         <w:rPr>
           <w:b/>
@@ -11440,6 +11900,12 @@
         <w:br/>
       </w:r>
       <w:r>
+        <w:t xml:space="preserve">Estudiante del CCC de la Licenciatura en Gestión de Recursos Humanos</w:t>
+      </w:r>
+      <w:r>
+        <w:br/>
+      </w:r>
+      <w:r>
         <w:t xml:space="preserve">Departamento de Administración Pública — CURZAS-UNCo</w:t>
       </w:r>
     </w:p>
@@ -11448,8 +11914,8 @@
         <w:br w:type="page"/>
       </w:r>
     </w:p>
-    <w:bookmarkEnd w:id="108"/>
-    <w:bookmarkStart w:id="109" w:name="Xdd43486170bd3838ba53edb989ff446467f8d87"/>
+    <w:bookmarkEnd w:id="111"/>
+    <w:bookmarkStart w:id="112" w:name="Xdd43486170bd3838ba53edb989ff446467f8d87"/>
     <w:p>
       <w:pPr>
         <w:pStyle w:val="Heading3"/>
@@ -11485,10 +11951,9 @@
     </w:p>
     <w:p>
       <w:pPr>
-        <w:pStyle w:val="Compact"/>
         <w:numPr>
           <w:ilvl w:val="0"/>
-          <w:numId w:val="1017"/>
+          <w:numId w:val="1032"/>
         </w:numPr>
         <w:spacing w:after="120"/>
         <w:ind w:left="720" w:hanging="720"/>
@@ -11517,10 +11982,9 @@
     </w:p>
     <w:p>
       <w:pPr>
-        <w:pStyle w:val="Compact"/>
         <w:numPr>
           <w:ilvl w:val="0"/>
-          <w:numId w:val="1017"/>
+          <w:numId w:val="1032"/>
         </w:numPr>
         <w:spacing w:after="120"/>
         <w:ind w:left="720" w:hanging="720"/>
@@ -11542,10 +12006,9 @@
     </w:p>
     <w:p>
       <w:pPr>
-        <w:pStyle w:val="Compact"/>
         <w:numPr>
           <w:ilvl w:val="0"/>
-          <w:numId w:val="1017"/>
+          <w:numId w:val="1032"/>
         </w:numPr>
         <w:spacing w:after="120"/>
         <w:ind w:left="720" w:hanging="720"/>
@@ -11567,10 +12030,9 @@
     </w:p>
     <w:p>
       <w:pPr>
-        <w:pStyle w:val="Compact"/>
         <w:numPr>
           <w:ilvl w:val="0"/>
-          <w:numId w:val="1017"/>
+          <w:numId w:val="1032"/>
         </w:numPr>
         <w:spacing w:after="120"/>
         <w:ind w:left="720" w:hanging="720"/>
@@ -11589,7 +12051,7 @@
         <w:pStyle w:val="Compact"/>
         <w:numPr>
           <w:ilvl w:val="1"/>
-          <w:numId w:val="1018"/>
+          <w:numId w:val="1033"/>
         </w:numPr>
         <w:spacing w:after="120"/>
         <w:ind w:left="720" w:hanging="720"/>
@@ -11604,7 +12066,7 @@
         <w:pStyle w:val="Compact"/>
         <w:numPr>
           <w:ilvl w:val="1"/>
-          <w:numId w:val="1018"/>
+          <w:numId w:val="1033"/>
         </w:numPr>
         <w:spacing w:after="120"/>
         <w:ind w:left="720" w:hanging="720"/>
@@ -11619,7 +12081,7 @@
         <w:pStyle w:val="Compact"/>
         <w:numPr>
           <w:ilvl w:val="1"/>
-          <w:numId w:val="1018"/>
+          <w:numId w:val="1033"/>
         </w:numPr>
         <w:spacing w:after="120"/>
         <w:ind w:left="720" w:hanging="720"/>
@@ -11634,7 +12096,7 @@
         <w:pStyle w:val="Compact"/>
         <w:numPr>
           <w:ilvl w:val="1"/>
-          <w:numId w:val="1018"/>
+          <w:numId w:val="1033"/>
         </w:numPr>
         <w:spacing w:after="120"/>
         <w:ind w:left="720" w:hanging="720"/>
@@ -11823,14 +12285,14 @@
               <w:jc w:val="left"/>
             </w:pPr>
             <w:r>
-              <w:t xml:space="preserve">[ ] Docente      [ ] Estudiante      [ ] Autoridad</w:t>
+              <w:t xml:space="preserve">[ ] Docente      [ ] Estudiante      [ ] Autoridad      [ ] Representante Gremial</w:t>
             </w:r>
           </w:p>
         </w:tc>
       </w:tr>
     </w:tbl>
-    <w:bookmarkEnd w:id="109"/>
-    <w:bookmarkEnd w:id="110"/>
+    <w:bookmarkEnd w:id="112"/>
+    <w:bookmarkEnd w:id="113"/>
     <w:sectPr>
       <w:footerReference w:type="default" r:id="rId11"/>
       <w:footnotePr>
@@ -11968,6 +12430,91 @@
       </w:pPr>
     </w:lvl>
   </w:abstractNum>
+  <w:abstractNum w:abstractNumId="99411">
+    <w:nsid w:val="00A99411"/>
+    <w:multiLevelType w:val="multilevel"/>
+    <w:lvl w:ilvl="0">
+      <w:start w:val="1"/>
+      <w:numFmt w:val="decimal"/>
+      <w:lvlText w:val="%1."/>
+      <w:lvlJc w:val="left"/>
+      <w:pPr>
+        <w:ind w:left="720" w:hanging="360"/>
+      </w:pPr>
+    </w:lvl>
+    <w:lvl w:ilvl="1">
+      <w:start w:val="1"/>
+      <w:numFmt w:val="decimal"/>
+      <w:lvlText w:val="%2."/>
+      <w:lvlJc w:val="left"/>
+      <w:pPr>
+        <w:ind w:left="1440" w:hanging="360"/>
+      </w:pPr>
+    </w:lvl>
+    <w:lvl w:ilvl="2">
+      <w:start w:val="1"/>
+      <w:numFmt w:val="decimal"/>
+      <w:lvlText w:val="%3."/>
+      <w:lvlJc w:val="left"/>
+      <w:pPr>
+        <w:ind w:left="2160" w:hanging="360"/>
+      </w:pPr>
+    </w:lvl>
+    <w:lvl w:ilvl="3">
+      <w:start w:val="1"/>
+      <w:numFmt w:val="decimal"/>
+      <w:lvlText w:val="%4."/>
+      <w:lvlJc w:val="left"/>
+      <w:pPr>
+        <w:ind w:left="2880" w:hanging="360"/>
+      </w:pPr>
+    </w:lvl>
+    <w:lvl w:ilvl="4">
+      <w:start w:val="1"/>
+      <w:numFmt w:val="decimal"/>
+      <w:lvlText w:val="%5."/>
+      <w:lvlJc w:val="left"/>
+      <w:pPr>
+        <w:ind w:left="3600" w:hanging="360"/>
+      </w:pPr>
+    </w:lvl>
+    <w:lvl w:ilvl="5">
+      <w:start w:val="1"/>
+      <w:numFmt w:val="decimal"/>
+      <w:lvlText w:val="%6."/>
+      <w:lvlJc w:val="left"/>
+      <w:pPr>
+        <w:ind w:left="4320" w:hanging="360"/>
+      </w:pPr>
+    </w:lvl>
+    <w:lvl w:ilvl="6">
+      <w:start w:val="1"/>
+      <w:numFmt w:val="decimal"/>
+      <w:lvlText w:val="%7."/>
+      <w:lvlJc w:val="left"/>
+      <w:pPr>
+        <w:ind w:left="5040" w:hanging="360"/>
+      </w:pPr>
+    </w:lvl>
+    <w:lvl w:ilvl="7">
+      <w:start w:val="1"/>
+      <w:numFmt w:val="decimal"/>
+      <w:lvlText w:val="%8."/>
+      <w:lvlJc w:val="left"/>
+      <w:pPr>
+        <w:ind w:left="5760" w:hanging="360"/>
+      </w:pPr>
+    </w:lvl>
+    <w:lvl w:ilvl="8">
+      <w:start w:val="1"/>
+      <w:numFmt w:val="decimal"/>
+      <w:lvlText w:val="%9."/>
+      <w:lvlJc w:val="left"/>
+      <w:pPr>
+        <w:ind w:left="6480" w:hanging="360"/>
+      </w:pPr>
+    </w:lvl>
+  </w:abstractNum>
   <w:abstractNum w:abstractNumId="991">
     <w:nsid w:val="0000A991"/>
     <w:multiLevelType w:val="multilevel"/>
@@ -12071,13 +12618,13 @@
       </w:rPr>
     </w:lvl>
   </w:abstractNum>
-  <w:abstractNum w:abstractNumId="99411">
-    <w:nsid w:val="00A99411"/>
+  <w:abstractNum w:abstractNumId="99721">
+    <w:nsid w:val="00A99721"/>
     <w:multiLevelType w:val="multilevel"/>
     <w:lvl w:ilvl="0">
       <w:start w:val="1"/>
-      <w:numFmt w:val="decimal"/>
-      <w:lvlText w:val="%1."/>
+      <w:numFmt w:val="lowerLetter"/>
+      <w:lvlText w:val="%1)"/>
       <w:lvlJc w:val="left"/>
       <w:pPr>
         <w:ind w:left="720" w:hanging="360"/>
@@ -12085,8 +12632,8 @@
     </w:lvl>
     <w:lvl w:ilvl="1">
       <w:start w:val="1"/>
-      <w:numFmt w:val="decimal"/>
-      <w:lvlText w:val="%2."/>
+      <w:numFmt w:val="lowerLetter"/>
+      <w:lvlText w:val="%2)"/>
       <w:lvlJc w:val="left"/>
       <w:pPr>
         <w:ind w:left="1440" w:hanging="360"/>
@@ -12094,8 +12641,8 @@
     </w:lvl>
     <w:lvl w:ilvl="2">
       <w:start w:val="1"/>
-      <w:numFmt w:val="decimal"/>
-      <w:lvlText w:val="%3."/>
+      <w:numFmt w:val="lowerLetter"/>
+      <w:lvlText w:val="%3)"/>
       <w:lvlJc w:val="left"/>
       <w:pPr>
         <w:ind w:left="2160" w:hanging="360"/>
@@ -12103,8 +12650,8 @@
     </w:lvl>
     <w:lvl w:ilvl="3">
       <w:start w:val="1"/>
-      <w:numFmt w:val="decimal"/>
-      <w:lvlText w:val="%4."/>
+      <w:numFmt w:val="lowerLetter"/>
+      <w:lvlText w:val="%4)"/>
       <w:lvlJc w:val="left"/>
       <w:pPr>
         <w:ind w:left="2880" w:hanging="360"/>
@@ -12112,8 +12659,8 @@
     </w:lvl>
     <w:lvl w:ilvl="4">
       <w:start w:val="1"/>
-      <w:numFmt w:val="decimal"/>
-      <w:lvlText w:val="%5."/>
+      <w:numFmt w:val="lowerLetter"/>
+      <w:lvlText w:val="%5)"/>
       <w:lvlJc w:val="left"/>
       <w:pPr>
         <w:ind w:left="3600" w:hanging="360"/>
@@ -12121,8 +12668,8 @@
     </w:lvl>
     <w:lvl w:ilvl="5">
       <w:start w:val="1"/>
-      <w:numFmt w:val="decimal"/>
-      <w:lvlText w:val="%6."/>
+      <w:numFmt w:val="lowerLetter"/>
+      <w:lvlText w:val="%6)"/>
       <w:lvlJc w:val="left"/>
       <w:pPr>
         <w:ind w:left="4320" w:hanging="360"/>
@@ -12130,8 +12677,8 @@
     </w:lvl>
     <w:lvl w:ilvl="6">
       <w:start w:val="1"/>
-      <w:numFmt w:val="decimal"/>
-      <w:lvlText w:val="%7."/>
+      <w:numFmt w:val="lowerLetter"/>
+      <w:lvlText w:val="%7)"/>
       <w:lvlJc w:val="left"/>
       <w:pPr>
         <w:ind w:left="5040" w:hanging="360"/>
@@ -12139,8 +12686,8 @@
     </w:lvl>
     <w:lvl w:ilvl="7">
       <w:start w:val="1"/>
-      <w:numFmt w:val="decimal"/>
-      <w:lvlText w:val="%8."/>
+      <w:numFmt w:val="lowerLetter"/>
+      <w:lvlText w:val="%8)"/>
       <w:lvlJc w:val="left"/>
       <w:pPr>
         <w:ind w:left="5760" w:hanging="360"/>
@@ -12148,8 +12695,8 @@
     </w:lvl>
     <w:lvl w:ilvl="8">
       <w:start w:val="1"/>
-      <w:numFmt w:val="decimal"/>
-      <w:lvlText w:val="%9."/>
+      <w:numFmt w:val="lowerLetter"/>
+      <w:lvlText w:val="%9)"/>
       <w:lvlJc w:val="left"/>
       <w:pPr>
         <w:ind w:left="6480" w:hanging="360"/>
@@ -12160,9 +12707,6 @@
     <w:abstractNumId w:val="990"/>
   </w:num>
   <w:num w:numId="1001">
-    <w:abstractNumId w:val="991"/>
-  </w:num>
-  <w:num w:numId="1002">
     <w:abstractNumId w:val="99411"/>
     <w:lvlOverride w:ilvl="0">
       <w:startOverride w:val="1"/>
@@ -12192,13 +12736,10 @@
       <w:startOverride w:val="1"/>
     </w:lvlOverride>
   </w:num>
-  <w:num w:numId="1003">
+  <w:num w:numId="1002">
     <w:abstractNumId w:val="991"/>
   </w:num>
-  <w:num w:numId="1004">
-    <w:abstractNumId w:val="991"/>
-  </w:num>
-  <w:num w:numId="1005">
+  <w:num w:numId="1003">
     <w:abstractNumId w:val="99411"/>
     <w:lvlOverride w:ilvl="0">
       <w:startOverride w:val="1"/>
@@ -12228,37 +12769,13 @@
       <w:startOverride w:val="1"/>
     </w:lvlOverride>
   </w:num>
-  <w:num w:numId="1006">
+  <w:num w:numId="1004">
     <w:abstractNumId w:val="991"/>
   </w:num>
-  <w:num w:numId="1007">
+  <w:num w:numId="1005">
     <w:abstractNumId w:val="991"/>
   </w:num>
-  <w:num w:numId="1008">
-    <w:abstractNumId w:val="991"/>
-  </w:num>
-  <w:num w:numId="1009">
-    <w:abstractNumId w:val="991"/>
-  </w:num>
-  <w:num w:numId="1010">
-    <w:abstractNumId w:val="991"/>
-  </w:num>
-  <w:num w:numId="1011">
-    <w:abstractNumId w:val="991"/>
-  </w:num>
-  <w:num w:numId="1012">
-    <w:abstractNumId w:val="991"/>
-  </w:num>
-  <w:num w:numId="1013">
-    <w:abstractNumId w:val="991"/>
-  </w:num>
-  <w:num w:numId="1014">
-    <w:abstractNumId w:val="991"/>
-  </w:num>
-  <w:num w:numId="1015">
-    <w:abstractNumId w:val="991"/>
-  </w:num>
-  <w:num w:numId="1016">
+  <w:num w:numId="1006">
     <w:abstractNumId w:val="99411"/>
     <w:lvlOverride w:ilvl="0">
       <w:startOverride w:val="1"/>
@@ -12288,7 +12805,7 @@
       <w:startOverride w:val="1"/>
     </w:lvlOverride>
   </w:num>
-  <w:num w:numId="1017">
+  <w:num w:numId="1007">
     <w:abstractNumId w:val="99411"/>
     <w:lvlOverride w:ilvl="0">
       <w:startOverride w:val="1"/>
@@ -12318,7 +12835,325 @@
       <w:startOverride w:val="1"/>
     </w:lvlOverride>
   </w:num>
+  <w:num w:numId="1008">
+    <w:abstractNumId w:val="991"/>
+  </w:num>
+  <w:num w:numId="1009">
+    <w:abstractNumId w:val="99411"/>
+    <w:lvlOverride w:ilvl="0">
+      <w:startOverride w:val="1"/>
+    </w:lvlOverride>
+    <w:lvlOverride w:ilvl="1">
+      <w:startOverride w:val="1"/>
+    </w:lvlOverride>
+    <w:lvlOverride w:ilvl="2">
+      <w:startOverride w:val="1"/>
+    </w:lvlOverride>
+    <w:lvlOverride w:ilvl="3">
+      <w:startOverride w:val="1"/>
+    </w:lvlOverride>
+    <w:lvlOverride w:ilvl="4">
+      <w:startOverride w:val="1"/>
+    </w:lvlOverride>
+    <w:lvlOverride w:ilvl="5">
+      <w:startOverride w:val="1"/>
+    </w:lvlOverride>
+    <w:lvlOverride w:ilvl="6">
+      <w:startOverride w:val="1"/>
+    </w:lvlOverride>
+    <w:lvlOverride w:ilvl="7">
+      <w:startOverride w:val="1"/>
+    </w:lvlOverride>
+    <w:lvlOverride w:ilvl="8">
+      <w:startOverride w:val="1"/>
+    </w:lvlOverride>
+  </w:num>
+  <w:num w:numId="1010">
+    <w:abstractNumId w:val="991"/>
+  </w:num>
+  <w:num w:numId="1011">
+    <w:abstractNumId w:val="99411"/>
+    <w:lvlOverride w:ilvl="0">
+      <w:startOverride w:val="1"/>
+    </w:lvlOverride>
+    <w:lvlOverride w:ilvl="1">
+      <w:startOverride w:val="1"/>
+    </w:lvlOverride>
+    <w:lvlOverride w:ilvl="2">
+      <w:startOverride w:val="1"/>
+    </w:lvlOverride>
+    <w:lvlOverride w:ilvl="3">
+      <w:startOverride w:val="1"/>
+    </w:lvlOverride>
+    <w:lvlOverride w:ilvl="4">
+      <w:startOverride w:val="1"/>
+    </w:lvlOverride>
+    <w:lvlOverride w:ilvl="5">
+      <w:startOverride w:val="1"/>
+    </w:lvlOverride>
+    <w:lvlOverride w:ilvl="6">
+      <w:startOverride w:val="1"/>
+    </w:lvlOverride>
+    <w:lvlOverride w:ilvl="7">
+      <w:startOverride w:val="1"/>
+    </w:lvlOverride>
+    <w:lvlOverride w:ilvl="8">
+      <w:startOverride w:val="1"/>
+    </w:lvlOverride>
+  </w:num>
+  <w:num w:numId="1012">
+    <w:abstractNumId w:val="991"/>
+  </w:num>
+  <w:num w:numId="1013">
+    <w:abstractNumId w:val="991"/>
+  </w:num>
+  <w:num w:numId="1014">
+    <w:abstractNumId w:val="991"/>
+  </w:num>
+  <w:num w:numId="1015">
+    <w:abstractNumId w:val="991"/>
+  </w:num>
+  <w:num w:numId="1016">
+    <w:abstractNumId w:val="991"/>
+  </w:num>
+  <w:num w:numId="1017">
+    <w:abstractNumId w:val="991"/>
+  </w:num>
   <w:num w:numId="1018">
+    <w:abstractNumId w:val="991"/>
+  </w:num>
+  <w:num w:numId="1019">
+    <w:abstractNumId w:val="991"/>
+  </w:num>
+  <w:num w:numId="1020">
+    <w:abstractNumId w:val="991"/>
+  </w:num>
+  <w:num w:numId="1021">
+    <w:abstractNumId w:val="99411"/>
+    <w:lvlOverride w:ilvl="0">
+      <w:startOverride w:val="1"/>
+    </w:lvlOverride>
+    <w:lvlOverride w:ilvl="1">
+      <w:startOverride w:val="1"/>
+    </w:lvlOverride>
+    <w:lvlOverride w:ilvl="2">
+      <w:startOverride w:val="1"/>
+    </w:lvlOverride>
+    <w:lvlOverride w:ilvl="3">
+      <w:startOverride w:val="1"/>
+    </w:lvlOverride>
+    <w:lvlOverride w:ilvl="4">
+      <w:startOverride w:val="1"/>
+    </w:lvlOverride>
+    <w:lvlOverride w:ilvl="5">
+      <w:startOverride w:val="1"/>
+    </w:lvlOverride>
+    <w:lvlOverride w:ilvl="6">
+      <w:startOverride w:val="1"/>
+    </w:lvlOverride>
+    <w:lvlOverride w:ilvl="7">
+      <w:startOverride w:val="1"/>
+    </w:lvlOverride>
+    <w:lvlOverride w:ilvl="8">
+      <w:startOverride w:val="1"/>
+    </w:lvlOverride>
+  </w:num>
+  <w:num w:numId="1022">
+    <w:abstractNumId w:val="991"/>
+  </w:num>
+  <w:num w:numId="1023">
+    <w:abstractNumId w:val="991"/>
+  </w:num>
+  <w:num w:numId="1024">
+    <w:abstractNumId w:val="99411"/>
+    <w:lvlOverride w:ilvl="0">
+      <w:startOverride w:val="1"/>
+    </w:lvlOverride>
+    <w:lvlOverride w:ilvl="1">
+      <w:startOverride w:val="1"/>
+    </w:lvlOverride>
+    <w:lvlOverride w:ilvl="2">
+      <w:startOverride w:val="1"/>
+    </w:lvlOverride>
+    <w:lvlOverride w:ilvl="3">
+      <w:startOverride w:val="1"/>
+    </w:lvlOverride>
+    <w:lvlOverride w:ilvl="4">
+      <w:startOverride w:val="1"/>
+    </w:lvlOverride>
+    <w:lvlOverride w:ilvl="5">
+      <w:startOverride w:val="1"/>
+    </w:lvlOverride>
+    <w:lvlOverride w:ilvl="6">
+      <w:startOverride w:val="1"/>
+    </w:lvlOverride>
+    <w:lvlOverride w:ilvl="7">
+      <w:startOverride w:val="1"/>
+    </w:lvlOverride>
+    <w:lvlOverride w:ilvl="8">
+      <w:startOverride w:val="1"/>
+    </w:lvlOverride>
+  </w:num>
+  <w:num w:numId="1025">
+    <w:abstractNumId w:val="991"/>
+  </w:num>
+  <w:num w:numId="1026">
+    <w:abstractNumId w:val="991"/>
+  </w:num>
+  <w:num w:numId="1027">
+    <w:abstractNumId w:val="99411"/>
+    <w:lvlOverride w:ilvl="0">
+      <w:startOverride w:val="1"/>
+    </w:lvlOverride>
+    <w:lvlOverride w:ilvl="1">
+      <w:startOverride w:val="1"/>
+    </w:lvlOverride>
+    <w:lvlOverride w:ilvl="2">
+      <w:startOverride w:val="1"/>
+    </w:lvlOverride>
+    <w:lvlOverride w:ilvl="3">
+      <w:startOverride w:val="1"/>
+    </w:lvlOverride>
+    <w:lvlOverride w:ilvl="4">
+      <w:startOverride w:val="1"/>
+    </w:lvlOverride>
+    <w:lvlOverride w:ilvl="5">
+      <w:startOverride w:val="1"/>
+    </w:lvlOverride>
+    <w:lvlOverride w:ilvl="6">
+      <w:startOverride w:val="1"/>
+    </w:lvlOverride>
+    <w:lvlOverride w:ilvl="7">
+      <w:startOverride w:val="1"/>
+    </w:lvlOverride>
+    <w:lvlOverride w:ilvl="8">
+      <w:startOverride w:val="1"/>
+    </w:lvlOverride>
+  </w:num>
+  <w:num w:numId="1028">
+    <w:abstractNumId w:val="99411"/>
+    <w:lvlOverride w:ilvl="0">
+      <w:startOverride w:val="1"/>
+    </w:lvlOverride>
+    <w:lvlOverride w:ilvl="1">
+      <w:startOverride w:val="1"/>
+    </w:lvlOverride>
+    <w:lvlOverride w:ilvl="2">
+      <w:startOverride w:val="1"/>
+    </w:lvlOverride>
+    <w:lvlOverride w:ilvl="3">
+      <w:startOverride w:val="1"/>
+    </w:lvlOverride>
+    <w:lvlOverride w:ilvl="4">
+      <w:startOverride w:val="1"/>
+    </w:lvlOverride>
+    <w:lvlOverride w:ilvl="5">
+      <w:startOverride w:val="1"/>
+    </w:lvlOverride>
+    <w:lvlOverride w:ilvl="6">
+      <w:startOverride w:val="1"/>
+    </w:lvlOverride>
+    <w:lvlOverride w:ilvl="7">
+      <w:startOverride w:val="1"/>
+    </w:lvlOverride>
+    <w:lvlOverride w:ilvl="8">
+      <w:startOverride w:val="1"/>
+    </w:lvlOverride>
+  </w:num>
+  <w:num w:numId="1029">
+    <w:abstractNumId w:val="99411"/>
+    <w:lvlOverride w:ilvl="0">
+      <w:startOverride w:val="1"/>
+    </w:lvlOverride>
+    <w:lvlOverride w:ilvl="1">
+      <w:startOverride w:val="1"/>
+    </w:lvlOverride>
+    <w:lvlOverride w:ilvl="2">
+      <w:startOverride w:val="1"/>
+    </w:lvlOverride>
+    <w:lvlOverride w:ilvl="3">
+      <w:startOverride w:val="1"/>
+    </w:lvlOverride>
+    <w:lvlOverride w:ilvl="4">
+      <w:startOverride w:val="1"/>
+    </w:lvlOverride>
+    <w:lvlOverride w:ilvl="5">
+      <w:startOverride w:val="1"/>
+    </w:lvlOverride>
+    <w:lvlOverride w:ilvl="6">
+      <w:startOverride w:val="1"/>
+    </w:lvlOverride>
+    <w:lvlOverride w:ilvl="7">
+      <w:startOverride w:val="1"/>
+    </w:lvlOverride>
+    <w:lvlOverride w:ilvl="8">
+      <w:startOverride w:val="1"/>
+    </w:lvlOverride>
+  </w:num>
+  <w:num w:numId="1030">
+    <w:abstractNumId w:val="991"/>
+  </w:num>
+  <w:num w:numId="1031">
+    <w:abstractNumId w:val="99721"/>
+    <w:lvlOverride w:ilvl="0">
+      <w:startOverride w:val="1"/>
+    </w:lvlOverride>
+    <w:lvlOverride w:ilvl="1">
+      <w:startOverride w:val="1"/>
+    </w:lvlOverride>
+    <w:lvlOverride w:ilvl="2">
+      <w:startOverride w:val="1"/>
+    </w:lvlOverride>
+    <w:lvlOverride w:ilvl="3">
+      <w:startOverride w:val="1"/>
+    </w:lvlOverride>
+    <w:lvlOverride w:ilvl="4">
+      <w:startOverride w:val="1"/>
+    </w:lvlOverride>
+    <w:lvlOverride w:ilvl="5">
+      <w:startOverride w:val="1"/>
+    </w:lvlOverride>
+    <w:lvlOverride w:ilvl="6">
+      <w:startOverride w:val="1"/>
+    </w:lvlOverride>
+    <w:lvlOverride w:ilvl="7">
+      <w:startOverride w:val="1"/>
+    </w:lvlOverride>
+    <w:lvlOverride w:ilvl="8">
+      <w:startOverride w:val="1"/>
+    </w:lvlOverride>
+  </w:num>
+  <w:num w:numId="1032">
+    <w:abstractNumId w:val="99411"/>
+    <w:lvlOverride w:ilvl="0">
+      <w:startOverride w:val="1"/>
+    </w:lvlOverride>
+    <w:lvlOverride w:ilvl="1">
+      <w:startOverride w:val="1"/>
+    </w:lvlOverride>
+    <w:lvlOverride w:ilvl="2">
+      <w:startOverride w:val="1"/>
+    </w:lvlOverride>
+    <w:lvlOverride w:ilvl="3">
+      <w:startOverride w:val="1"/>
+    </w:lvlOverride>
+    <w:lvlOverride w:ilvl="4">
+      <w:startOverride w:val="1"/>
+    </w:lvlOverride>
+    <w:lvlOverride w:ilvl="5">
+      <w:startOverride w:val="1"/>
+    </w:lvlOverride>
+    <w:lvlOverride w:ilvl="6">
+      <w:startOverride w:val="1"/>
+    </w:lvlOverride>
+    <w:lvlOverride w:ilvl="7">
+      <w:startOverride w:val="1"/>
+    </w:lvlOverride>
+    <w:lvlOverride w:ilvl="8">
+      <w:startOverride w:val="1"/>
+    </w:lvlOverride>
+  </w:num>
+  <w:num w:numId="1033">
     <w:abstractNumId w:val="991"/>
   </w:num>
 </w:numbering>

--- a/Entregas/Actividad 4/TP4_Ayarachi_Fuentes.docx
+++ b/Entregas/Actividad 4/TP4_Ayarachi_Fuentes.docx
@@ -1185,7 +1185,7 @@
         <w:tabs>
           <w:tab w:val="right" w:leader="dot" w:pos="9026"/>
         </w:tabs>
-        <w:ind w:left="560"/>
+        <w:ind w:left="840"/>
         <w:spacing w:after="60"/>
       </w:pPr>
       <w:r>
@@ -1193,7 +1193,7 @@
           <w:rFonts w:ascii="Arial" w:hAnsi="Arial"/>
           <w:sz w:val="22"/>
         </w:rPr>
-        <w:t>Técnicas e Instrumentos de Recolección de Datos</w:t>
+        <w:t>Población o Universo de Estudio (N)</w:t>
       </w:r>
       <w:r>
         <w:tab/>
@@ -1203,7 +1203,88 @@
           <w:rFonts w:ascii="Arial" w:hAnsi="Arial"/>
           <w:sz w:val="22"/>
         </w:rPr>
+        <w:t>15</w:t>
+      </w:r>
+    </w:p>
+    <w:p>
+      <w:pPr>
+        <w:pStyle w:val="TOC3"/>
+        <w:tabs>
+          <w:tab w:val="right" w:leader="dot" w:pos="9026"/>
+        </w:tabs>
+        <w:ind w:left="840"/>
+        <w:spacing w:after="60"/>
+      </w:pPr>
+      <w:r>
+        <w:rPr>
+          <w:rFonts w:ascii="Arial" w:hAnsi="Arial"/>
+          <w:sz w:val="22"/>
+        </w:rPr>
+        <w:t>Precisión Epistemológica: Unidad de Análisis frente a Unidades de Observación</w:t>
+      </w:r>
+      <w:r>
+        <w:tab/>
+      </w:r>
+      <w:r>
+        <w:rPr>
+          <w:rFonts w:ascii="Arial" w:hAnsi="Arial"/>
+          <w:sz w:val="22"/>
+        </w:rPr>
         <w:t>16</w:t>
+      </w:r>
+    </w:p>
+    <w:p>
+      <w:pPr>
+        <w:pStyle w:val="TOC3"/>
+        <w:tabs>
+          <w:tab w:val="right" w:leader="dot" w:pos="9026"/>
+        </w:tabs>
+        <w:ind w:left="840"/>
+        <w:spacing w:after="60"/>
+      </w:pPr>
+      <w:r>
+        <w:rPr>
+          <w:rFonts w:ascii="Arial" w:hAnsi="Arial"/>
+          <w:sz w:val="22"/>
+        </w:rPr>
+        <w:t>Muestra y Tipos de Muestreo (N)</w:t>
+      </w:r>
+      <w:r>
+        <w:tab/>
+      </w:r>
+      <w:r>
+        <w:rPr>
+          <w:rFonts w:ascii="Arial" w:hAnsi="Arial"/>
+          <w:sz w:val="22"/>
+        </w:rPr>
+        <w:t>17</w:t>
+      </w:r>
+    </w:p>
+    <w:p>
+      <w:pPr>
+        <w:pStyle w:val="TOC3"/>
+        <w:tabs>
+          <w:tab w:val="right" w:leader="dot" w:pos="9026"/>
+        </w:tabs>
+        <w:ind w:left="840"/>
+        <w:spacing w:after="60"/>
+      </w:pPr>
+      <w:r>
+        <w:rPr>
+          <w:rFonts w:ascii="Arial" w:hAnsi="Arial"/>
+          <w:sz w:val="22"/>
+        </w:rPr>
+        <w:t>Criterios Taxativos de Inclusión y Exclusión</w:t>
+      </w:r>
+      <w:r>
+        <w:tab/>
+      </w:r>
+      <w:r>
+        <w:rPr>
+          <w:rFonts w:ascii="Arial" w:hAnsi="Arial"/>
+          <w:sz w:val="22"/>
+        </w:rPr>
+        <w:t>17</w:t>
       </w:r>
     </w:p>
     <w:p>
@@ -1220,7 +1301,7 @@
           <w:rFonts w:ascii="Arial" w:hAnsi="Arial"/>
           <w:sz w:val="22"/>
         </w:rPr>
-        <w:t>Matriz de Operacionalización</w:t>
+        <w:t>Técnicas e Instrumentos de Recolección de Datos</w:t>
       </w:r>
       <w:r>
         <w:tab/>
@@ -1230,7 +1311,7 @@
           <w:rFonts w:ascii="Arial" w:hAnsi="Arial"/>
           <w:sz w:val="22"/>
         </w:rPr>
-        <w:t>17</w:t>
+        <w:t>18</w:t>
       </w:r>
     </w:p>
     <w:p>
@@ -1247,7 +1328,7 @@
           <w:rFonts w:ascii="Arial" w:hAnsi="Arial"/>
           <w:sz w:val="22"/>
         </w:rPr>
-        <w:t>Procedimiento y Fases del Trabajo de Campo</w:t>
+        <w:t>Matriz de Operacionalización</w:t>
       </w:r>
       <w:r>
         <w:tab/>
@@ -1274,7 +1355,7 @@
           <w:rFonts w:ascii="Arial" w:hAnsi="Arial"/>
           <w:sz w:val="22"/>
         </w:rPr>
-        <w:t>Procesamiento y Análisis de Datos</w:t>
+        <w:t>Procedimiento y Fases del Trabajo de Campo</w:t>
       </w:r>
       <w:r>
         <w:tab/>
@@ -1284,7 +1365,7 @@
           <w:rFonts w:ascii="Arial" w:hAnsi="Arial"/>
           <w:sz w:val="22"/>
         </w:rPr>
-        <w:t>19</w:t>
+        <w:t>21</w:t>
       </w:r>
     </w:p>
     <w:p>
@@ -1301,6 +1382,33 @@
           <w:rFonts w:ascii="Arial" w:hAnsi="Arial"/>
           <w:sz w:val="22"/>
         </w:rPr>
+        <w:t>Procesamiento y Análisis de Datos</w:t>
+      </w:r>
+      <w:r>
+        <w:tab/>
+      </w:r>
+      <w:r>
+        <w:rPr>
+          <w:rFonts w:ascii="Arial" w:hAnsi="Arial"/>
+          <w:sz w:val="22"/>
+        </w:rPr>
+        <w:t>21</w:t>
+      </w:r>
+    </w:p>
+    <w:p>
+      <w:pPr>
+        <w:pStyle w:val="TOC3"/>
+        <w:tabs>
+          <w:tab w:val="right" w:leader="dot" w:pos="9026"/>
+        </w:tabs>
+        <w:ind w:left="560"/>
+        <w:spacing w:after="60"/>
+      </w:pPr>
+      <w:r>
+        <w:rPr>
+          <w:rFonts w:ascii="Arial" w:hAnsi="Arial"/>
+          <w:sz w:val="22"/>
+        </w:rPr>
         <w:t>Consideraciones Éticas</w:t>
       </w:r>
       <w:r>
@@ -1311,7 +1419,7 @@
           <w:rFonts w:ascii="Arial" w:hAnsi="Arial"/>
           <w:sz w:val="22"/>
         </w:rPr>
-        <w:t>20</w:t>
+        <w:t>22</w:t>
       </w:r>
     </w:p>
     <w:p>
@@ -1338,7 +1446,7 @@
           <w:rFonts w:ascii="Arial" w:hAnsi="Arial"/>
           <w:sz w:val="22"/>
         </w:rPr>
-        <w:t>21</w:t>
+        <w:t>23</w:t>
       </w:r>
     </w:p>
     <w:p>
@@ -1365,7 +1473,7 @@
           <w:rFonts w:ascii="Arial" w:hAnsi="Arial"/>
           <w:sz w:val="22"/>
         </w:rPr>
-        <w:t>23</w:t>
+        <w:t>25</w:t>
       </w:r>
     </w:p>
     <w:p>
@@ -1392,7 +1500,7 @@
           <w:rFonts w:ascii="Arial" w:hAnsi="Arial"/>
           <w:sz w:val="22"/>
         </w:rPr>
-        <w:t>23</w:t>
+        <w:t>25</w:t>
       </w:r>
     </w:p>
     <w:p>
@@ -1419,7 +1527,7 @@
           <w:rFonts w:ascii="Arial" w:hAnsi="Arial"/>
           <w:sz w:val="22"/>
         </w:rPr>
-        <w:t>23</w:t>
+        <w:t>25</w:t>
       </w:r>
     </w:p>
     <w:p>
@@ -1446,7 +1554,7 @@
           <w:rFonts w:ascii="Arial" w:hAnsi="Arial"/>
           <w:sz w:val="22"/>
         </w:rPr>
-        <w:t>23</w:t>
+        <w:t>25</w:t>
       </w:r>
     </w:p>
     <w:p>
@@ -1473,7 +1581,7 @@
           <w:rFonts w:ascii="Arial" w:hAnsi="Arial"/>
           <w:sz w:val="22"/>
         </w:rPr>
-        <w:t>24</w:t>
+        <w:t>26</w:t>
       </w:r>
     </w:p>
     <w:p>
@@ -1500,7 +1608,7 @@
           <w:rFonts w:ascii="Arial" w:hAnsi="Arial"/>
           <w:sz w:val="22"/>
         </w:rPr>
-        <w:t>25</w:t>
+        <w:t>27</w:t>
       </w:r>
     </w:p>
     <w:p>
@@ -1527,7 +1635,7 @@
           <w:rFonts w:ascii="Arial" w:hAnsi="Arial"/>
           <w:sz w:val="22"/>
         </w:rPr>
-        <w:t>28</w:t>
+        <w:t>30</w:t>
       </w:r>
     </w:p>
     <w:p>
@@ -1554,7 +1662,7 @@
           <w:rFonts w:ascii="Arial" w:hAnsi="Arial"/>
           <w:sz w:val="22"/>
         </w:rPr>
-        <w:t>28</w:t>
+        <w:t>30</w:t>
       </w:r>
     </w:p>
     <w:p>
@@ -1581,7 +1689,7 @@
           <w:rFonts w:ascii="Arial" w:hAnsi="Arial"/>
           <w:sz w:val="22"/>
         </w:rPr>
-        <w:t>28</w:t>
+        <w:t>30</w:t>
       </w:r>
     </w:p>
     <w:p>
@@ -1608,7 +1716,7 @@
           <w:rFonts w:ascii="Arial" w:hAnsi="Arial"/>
           <w:sz w:val="22"/>
         </w:rPr>
-        <w:t>28</w:t>
+        <w:t>30</w:t>
       </w:r>
     </w:p>
     <w:p>
@@ -1635,7 +1743,7 @@
           <w:rFonts w:ascii="Arial" w:hAnsi="Arial"/>
           <w:sz w:val="22"/>
         </w:rPr>
-        <w:t>29</w:t>
+        <w:t>31</w:t>
       </w:r>
     </w:p>
     <w:p>
@@ -1662,7 +1770,7 @@
           <w:rFonts w:ascii="Arial" w:hAnsi="Arial"/>
           <w:sz w:val="22"/>
         </w:rPr>
-        <w:t>30</w:t>
+        <w:t>32</w:t>
       </w:r>
     </w:p>
     <w:p>
@@ -1689,7 +1797,7 @@
           <w:rFonts w:ascii="Arial" w:hAnsi="Arial"/>
           <w:sz w:val="22"/>
         </w:rPr>
-        <w:t>31</w:t>
+        <w:t>33</w:t>
       </w:r>
     </w:p>
     <w:p>
@@ -1716,7 +1824,7 @@
           <w:rFonts w:ascii="Arial" w:hAnsi="Arial"/>
           <w:sz w:val="22"/>
         </w:rPr>
-        <w:t>32</w:t>
+        <w:t>34</w:t>
       </w:r>
     </w:p>
     <w:p>
@@ -4826,7 +4934,7 @@
     <w:bookmarkEnd w:id="43"/>
     <w:bookmarkEnd w:id="44"/>
     <w:bookmarkEnd w:id="45"/>
-    <w:bookmarkStart w:id="60" w:name="X939220d599d9f2e6ec6ec3fcbd9b7f02ab2b703"/>
+    <w:bookmarkStart w:id="64" w:name="X939220d599d9f2e6ec6ec3fcbd9b7f02ab2b703"/>
     <w:p>
       <w:pPr>
         <w:pStyle w:val="Heading1"/>
@@ -4842,7 +4950,7 @@
         <w:t xml:space="preserve">Tercera parte de la estructura del Proyecto de investigación de TFG</w:t>
       </w:r>
     </w:p>
-    <w:bookmarkStart w:id="53" w:name="X22c16082f4fb76f7871fc247d0300beb3151369"/>
+    <w:bookmarkStart w:id="57" w:name="X22c16082f4fb76f7871fc247d0300beb3151369"/>
     <w:p>
       <w:pPr>
         <w:pStyle w:val="Heading2"/>
@@ -5036,7 +5144,7 @@
       </w:r>
     </w:p>
     <w:bookmarkEnd w:id="46"/>
-    <w:bookmarkStart w:id="47" w:name="población-muestra-y-unidades-de-análisis"/>
+    <w:bookmarkStart w:id="51" w:name="población-muestra-y-unidades-de-análisis"/>
     <w:p>
       <w:pPr>
         <w:pStyle w:val="Heading3"/>
@@ -5058,15 +5166,55 @@
         <w:pStyle w:val="FirstParagraph"/>
       </w:pPr>
       <w:r>
-        <w:t xml:space="preserve">La unidad de análisis institucional es el Departamento de Administración Pública del CURZAS-UNCo. Las unidades de observación comprenden cuatro colectivos: docentes regulares e interinos, estudiantes regulares, autoridades académicas y representantes gremiales paritarios.</w:t>
-      </w:r>
-    </w:p>
-    <w:p>
-      <w:pPr>
-        <w:pStyle w:val="BodyText"/>
-      </w:pPr>
-      <w:r>
-        <w:t xml:space="preserve">Considerando que el proyecto es ejecutado por un único investigador y no persigue generalización estadística inferencial, el muestreo se diseña bajo criterios de rigurosidad y viabilidad operativa:</w:t>
+        <w:t xml:space="preserve">Conforme a las pautas metodológicas de la cátedra y a los criterios de</w:t>
+      </w:r>
+      <w:r>
+        <w:t xml:space="preserve"> </w:t>
+      </w:r>
+      <w:r>
+        <w:t xml:space="preserve">Sautu (2005)</w:t>
+      </w:r>
+      <w:r>
+        <w:t xml:space="preserve"> </w:t>
+      </w:r>
+      <w:r>
+        <w:t xml:space="preserve">y</w:t>
+      </w:r>
+      <w:r>
+        <w:t xml:space="preserve"> </w:t>
+      </w:r>
+      <w:r>
+        <w:t xml:space="preserve">Hernández Sampieri et al. (2014)</w:t>
+      </w:r>
+      <w:r>
+        <w:t xml:space="preserve">, los componentes empíricos del estudio se definen de manera taxativa y cuantitativamente delimitada:</w:t>
+      </w:r>
+    </w:p>
+    <w:bookmarkStart w:id="47" w:name="población-o-universo-de-estudio-n"/>
+    <w:p>
+      <w:pPr>
+        <w:pStyle w:val="Heading4"/>
+      </w:pPr>
+      <w:r>
+        <w:t xml:space="preserve">Población o Universo de Estudio (</w:t>
+      </w:r>
+      <w:r>
+        <w:rPr>
+          <w:i/>
+          <w:iCs/>
+        </w:rPr>
+        <w:t xml:space="preserve">N</w:t>
+      </w:r>
+      <w:r>
+        <w:t xml:space="preserve">)</w:t>
+      </w:r>
+    </w:p>
+    <w:p>
+      <w:pPr>
+        <w:pStyle w:val="FirstParagraph"/>
+      </w:pPr>
+      <w:r>
+        <w:t xml:space="preserve">El universo poblacional comprende a la totalidad de los agentes que integran la comunidad académica del Departamento de Administración Pública del CURZAS-UNCo (sede Viedma y Nodos Territoriales):</w:t>
       </w:r>
     </w:p>
     <w:p>
@@ -5082,85 +5230,44 @@
           <w:b/>
           <w:bCs/>
         </w:rPr>
-        <w:t xml:space="preserve">Muestra cualitativa:</w:t>
-      </w:r>
-      <w:r>
-        <w:t xml:space="preserve"> </w:t>
-      </w:r>
-      <w:r>
-        <w:t xml:space="preserve">Muestreo intencional no probabilístico por criterios teóricos</w:t>
-      </w:r>
-      <w:r>
-        <w:t xml:space="preserve"> </w:t>
-      </w:r>
-      <w:r>
-        <w:t xml:space="preserve">(Sautu, 2005)</w:t>
-      </w:r>
-      <w:r>
-        <w:t xml:space="preserve">. Comprende 8 entrevistas semiestructuradas a informantes clave:</w:t>
-      </w:r>
-    </w:p>
-    <w:p>
-      <w:pPr>
-        <w:pStyle w:val="Compact"/>
-        <w:numPr>
-          <w:ilvl w:val="1"/>
-          <w:numId w:val="1019"/>
-        </w:numPr>
-      </w:pPr>
-      <w:r>
-        <w:t xml:space="preserve">4 docentes de cátedra con diversas categorías, dedicaciones y modalidades (presencial en Viedma y tutoría híbrida en Nodos).</w:t>
-      </w:r>
-    </w:p>
-    <w:p>
-      <w:pPr>
-        <w:pStyle w:val="Compact"/>
-        <w:numPr>
-          <w:ilvl w:val="1"/>
-          <w:numId w:val="1019"/>
-        </w:numPr>
-      </w:pPr>
-      <w:r>
-        <w:t xml:space="preserve">2 autoridades académicas (Dirección departamental y Coordinación de carrera).</w:t>
-      </w:r>
-    </w:p>
-    <w:p>
-      <w:pPr>
-        <w:pStyle w:val="Compact"/>
-        <w:numPr>
-          <w:ilvl w:val="1"/>
-          <w:numId w:val="1019"/>
-        </w:numPr>
-      </w:pPr>
-      <w:r>
-        <w:t xml:space="preserve">1 representante gremial docente de la mesa paritaria local (ADUNC).</w:t>
-      </w:r>
-    </w:p>
-    <w:p>
-      <w:pPr>
-        <w:pStyle w:val="Compact"/>
-        <w:numPr>
-          <w:ilvl w:val="1"/>
-          <w:numId w:val="1019"/>
-        </w:numPr>
-      </w:pPr>
-      <w:r>
-        <w:t xml:space="preserve">1 estudiante avanzado con experiencia en cursadas presenciales y virtuales.</w:t>
-      </w:r>
-      <w:r>
-        <w:t xml:space="preserve"> </w:t>
-      </w:r>
-      <w:r>
-        <w:t xml:space="preserve">El número final se ajustará conforme al criterio de saturación temática</w:t>
-      </w:r>
-      <w:r>
-        <w:t xml:space="preserve"> </w:t>
-      </w:r>
-      <w:r>
-        <w:t xml:space="preserve">(Glaser &amp; Strauss, 1967)</w:t>
-      </w:r>
-      <w:r>
-        <w:t xml:space="preserve">.</w:t>
+        <w:t xml:space="preserve">Población Docente (</w:t>
+      </w:r>
+      <w:r>
+        <w:rPr>
+          <w:b/>
+          <w:bCs/>
+          <w:i/>
+          <w:iCs/>
+        </w:rPr>
+        <w:t xml:space="preserve">N</w:t>
+      </w:r>
+      <w:r>
+        <w:rPr>
+          <w:b/>
+          <w:bCs/>
+          <w:vertAlign w:val="subscript"/>
+        </w:rPr>
+        <w:t xml:space="preserve">doc</w:t>
+      </w:r>
+      <w:r>
+        <w:rPr>
+          <w:b/>
+          <w:bCs/>
+        </w:rPr>
+        <w:t xml:space="preserve"> </w:t>
+      </w:r>
+      <w:r>
+        <w:rPr>
+          <w:b/>
+          <w:bCs/>
+        </w:rPr>
+        <w:t xml:space="preserve">≈ 38 docentes):</w:t>
+      </w:r>
+      <w:r>
+        <w:t xml:space="preserve"> </w:t>
+      </w:r>
+      <w:r>
+        <w:t xml:space="preserve">Totalidad de los profesores y auxiliares docentes (regulares e interinos) con designación activa frente a cátedra en el Departamento de Administración Pública, distribuidos entre las asignaturas presenciales de sede Viedma y los espacios con mediación tecnológica y tutoría en la Red de Nodos Universitarios (Sierra Grande, Valcheta, Los Menucos y Ramos Mexía).</w:t>
       </w:r>
     </w:p>
     <w:p>
@@ -5176,22 +5283,341 @@
           <w:b/>
           <w:bCs/>
         </w:rPr>
-        <w:t xml:space="preserve">Sondeo cuantitativo exploratorio:</w:t>
-      </w:r>
-      <w:r>
-        <w:t xml:space="preserve"> </w:t>
-      </w:r>
-      <w:r>
-        <w:t xml:space="preserve">Muestreo no probabilístico por accesibilidad y participación voluntaria</w:t>
-      </w:r>
-      <w:r>
-        <w:t xml:space="preserve"> </w:t>
-      </w:r>
-      <w:r>
-        <w:t xml:space="preserve">(Hernández Sampieri et al., 2014)</w:t>
-      </w:r>
-      <w:r>
-        <w:t xml:space="preserve">. Se aplicará un cuestionario digital autoadministrado a una muestra diagnóstica acotada:</w:t>
+        <w:t xml:space="preserve">Población Estudiantil (</w:t>
+      </w:r>
+      <w:r>
+        <w:rPr>
+          <w:b/>
+          <w:bCs/>
+          <w:i/>
+          <w:iCs/>
+        </w:rPr>
+        <w:t xml:space="preserve">N</w:t>
+      </w:r>
+      <w:r>
+        <w:rPr>
+          <w:b/>
+          <w:bCs/>
+          <w:vertAlign w:val="subscript"/>
+        </w:rPr>
+        <w:t xml:space="preserve">est</w:t>
+      </w:r>
+      <w:r>
+        <w:rPr>
+          <w:b/>
+          <w:bCs/>
+        </w:rPr>
+        <w:t xml:space="preserve"> </w:t>
+      </w:r>
+      <w:r>
+        <w:rPr>
+          <w:b/>
+          <w:bCs/>
+        </w:rPr>
+        <w:t xml:space="preserve">≈ 130 estudiantes):</w:t>
+      </w:r>
+      <w:r>
+        <w:t xml:space="preserve"> </w:t>
+      </w:r>
+      <w:r>
+        <w:t xml:space="preserve">Total de estudiantes con condición regular activa matriculados en los tramos formativos avanzados de las dos carreras del Departamento: 3° y 4° año de la Licenciatura en Administración Pública (LAP) y la cohorte activa del Ciclo de Complementación Curricular de la Licenciatura en Gestión de Recursos Humanos (CCC-LGRH).</w:t>
+      </w:r>
+    </w:p>
+    <w:p>
+      <w:pPr>
+        <w:pStyle w:val="Compact"/>
+        <w:numPr>
+          <w:ilvl w:val="0"/>
+          <w:numId w:val="1018"/>
+        </w:numPr>
+      </w:pPr>
+      <w:r>
+        <w:rPr>
+          <w:b/>
+          <w:bCs/>
+        </w:rPr>
+        <w:t xml:space="preserve">Población de Gestión y Representación Institucional (</w:t>
+      </w:r>
+      <w:r>
+        <w:rPr>
+          <w:b/>
+          <w:bCs/>
+          <w:i/>
+          <w:iCs/>
+        </w:rPr>
+        <w:t xml:space="preserve">N</w:t>
+      </w:r>
+      <w:r>
+        <w:rPr>
+          <w:b/>
+          <w:bCs/>
+          <w:vertAlign w:val="subscript"/>
+        </w:rPr>
+        <w:t xml:space="preserve">inst</w:t>
+      </w:r>
+      <w:r>
+        <w:rPr>
+          <w:b/>
+          <w:bCs/>
+        </w:rPr>
+        <w:t xml:space="preserve"> </w:t>
+      </w:r>
+      <w:r>
+        <w:rPr>
+          <w:b/>
+          <w:bCs/>
+        </w:rPr>
+        <w:t xml:space="preserve">= 5 actores clave):</w:t>
+      </w:r>
+      <w:r>
+        <w:t xml:space="preserve"> </w:t>
+      </w:r>
+      <w:r>
+        <w:t xml:space="preserve">Integrada por la Dirección del Departamento de Administración Pública, las dos Coordinaciones de Carrera (LAP y CCC-LGRH) y dos representantes docentes paritarios de la asociación gremial de base (ADUNC) con competencia en la mesa local del CURZAS.</w:t>
+      </w:r>
+    </w:p>
+    <w:p>
+      <w:pPr>
+        <w:pStyle w:val="FirstParagraph"/>
+      </w:pPr>
+      <w:r>
+        <w:rPr>
+          <w:i/>
+          <w:iCs/>
+        </w:rPr>
+        <w:t xml:space="preserve">Nota metodológica sobre la cuantificación poblacional:</w:t>
+      </w:r>
+      <w:r>
+        <w:t xml:space="preserve"> </w:t>
+      </w:r>
+      <w:r>
+        <w:t xml:space="preserve">Dado que el presente documento constituye el Proyecto de TFG y el trabajo de campo empírico se proyecta para el ciclo lectivo 2027, las cifras poblacionales consignadas revisten carácter de</w:t>
+      </w:r>
+      <w:r>
+        <w:t xml:space="preserve"> </w:t>
+      </w:r>
+      <w:r>
+        <w:rPr>
+          <w:b/>
+          <w:bCs/>
+        </w:rPr>
+        <w:t xml:space="preserve">estimación preliminar de referencia</w:t>
+      </w:r>
+      <w:r>
+        <w:t xml:space="preserve">, calculadas a partir de la planta funcional docente habitual del Departamento y la matrícula histórica de las cursadas de tramos superiores. La determinación del número censal nominal exacto (</w:t>
+      </w:r>
+      <w:r>
+        <w:rPr>
+          <w:i/>
+          <w:iCs/>
+        </w:rPr>
+        <w:t xml:space="preserve">N</w:t>
+      </w:r>
+      <w:r>
+        <w:t xml:space="preserve">) se llevará a cabo formalmente en la</w:t>
+      </w:r>
+      <w:r>
+        <w:t xml:space="preserve"> </w:t>
+      </w:r>
+      <w:r>
+        <w:rPr>
+          <w:b/>
+          <w:bCs/>
+        </w:rPr>
+        <w:t xml:space="preserve">Fase 1 del trabajo de campo</w:t>
+      </w:r>
+      <w:r>
+        <w:t xml:space="preserve"> </w:t>
+      </w:r>
+      <w:r>
+        <w:t xml:space="preserve">(Mayo 2027), mediante el acceso a los registros oficiales del Departamento de Alumnos, la Secretaría Académica del CURZAS y las actas de cursada del sistema SIU-Guaraní, previa autorización formal de las autoridades departamentales a través de la solicitud de aval académico (Anexo III).</w:t>
+      </w:r>
+    </w:p>
+    <w:bookmarkEnd w:id="47"/>
+    <w:bookmarkStart w:id="48" w:name="Xc8ab29830eeae3f4bf036160f98f9333e6ab7f4"/>
+    <w:p>
+      <w:pPr>
+        <w:pStyle w:val="Heading4"/>
+      </w:pPr>
+      <w:r>
+        <w:t xml:space="preserve">Precisión Epistemológica: Unidad de Análisis frente a Unidades de Observación</w:t>
+      </w:r>
+    </w:p>
+    <w:p>
+      <w:pPr>
+        <w:pStyle w:val="FirstParagraph"/>
+      </w:pPr>
+      <w:r>
+        <w:t xml:space="preserve">Para evitar ambigüedades metodológicas</w:t>
+      </w:r>
+      <w:r>
+        <w:t xml:space="preserve"> </w:t>
+      </w:r>
+      <w:r>
+        <w:t xml:space="preserve">(Wainerman &amp; Sautu, 2011)</w:t>
+      </w:r>
+      <w:r>
+        <w:t xml:space="preserve">, se establece una clara diferenciación analítica:</w:t>
+      </w:r>
+    </w:p>
+    <w:p>
+      <w:pPr>
+        <w:pStyle w:val="Compact"/>
+        <w:numPr>
+          <w:ilvl w:val="0"/>
+          <w:numId w:val="1019"/>
+        </w:numPr>
+      </w:pPr>
+      <w:r>
+        <w:rPr>
+          <w:b/>
+          <w:bCs/>
+        </w:rPr>
+        <w:t xml:space="preserve">Unidad de Análisis (objeto central de estudio):</w:t>
+      </w:r>
+      <w:r>
+        <w:t xml:space="preserve"> </w:t>
+      </w:r>
+      <w:r>
+        <w:t xml:space="preserve">El sistema de evaluación del desempeño docente y las condiciones de factibilidad organizacional, técnica, normativa y de gobernanza multinivel para la eventual implementación de un circuito de retroalimentación 360° en el Departamento de Administración Pública del CURZAS-UNCo.</w:t>
+      </w:r>
+    </w:p>
+    <w:p>
+      <w:pPr>
+        <w:pStyle w:val="Compact"/>
+        <w:numPr>
+          <w:ilvl w:val="0"/>
+          <w:numId w:val="1019"/>
+        </w:numPr>
+      </w:pPr>
+      <w:r>
+        <w:rPr>
+          <w:b/>
+          <w:bCs/>
+        </w:rPr>
+        <w:t xml:space="preserve">Unidades de Observación (fuentes de recolección y respuesta):</w:t>
+      </w:r>
+      <w:r>
+        <w:t xml:space="preserve"> </w:t>
+      </w:r>
+      <w:r>
+        <w:t xml:space="preserve">Los actores situados individuales y colectivos que experimentan cotidianamente la práctica formativa y de gestión (docentes en ejercicio, directivos académicos, estudiantes avanzados y dirigentes paritarios).</w:t>
+      </w:r>
+    </w:p>
+    <w:bookmarkEnd w:id="48"/>
+    <w:bookmarkStart w:id="49" w:name="muestra-y-tipos-de-muestreo-n"/>
+    <w:p>
+      <w:pPr>
+        <w:pStyle w:val="Heading4"/>
+      </w:pPr>
+      <w:r>
+        <w:t xml:space="preserve">Muestra y Tipos de Muestreo (</w:t>
+      </w:r>
+      <w:r>
+        <w:rPr>
+          <w:i/>
+          <w:iCs/>
+        </w:rPr>
+        <w:t xml:space="preserve">N</w:t>
+      </w:r>
+      <w:r>
+        <w:t xml:space="preserve">)</w:t>
+      </w:r>
+    </w:p>
+    <w:p>
+      <w:pPr>
+        <w:pStyle w:val="FirstParagraph"/>
+      </w:pPr>
+      <w:r>
+        <w:t xml:space="preserve">Tratándose de una investigación con diseño mixto de predominio cualitativo (CUAL → cuan) ejecutada por un único tesista, se implementa un</w:t>
+      </w:r>
+      <w:r>
+        <w:t xml:space="preserve"> </w:t>
+      </w:r>
+      <w:r>
+        <w:rPr>
+          <w:b/>
+          <w:bCs/>
+        </w:rPr>
+        <w:t xml:space="preserve">muestreo no probabilístico</w:t>
+      </w:r>
+      <w:r>
+        <w:t xml:space="preserve"> </w:t>
+      </w:r>
+      <w:r>
+        <w:t xml:space="preserve">orientado a la representatividad sustantiva y teórica</w:t>
+      </w:r>
+      <w:r>
+        <w:t xml:space="preserve"> </w:t>
+      </w:r>
+      <w:r>
+        <w:t xml:space="preserve">(Glaser &amp; Strauss, 1967; Sautu, 2005)</w:t>
+      </w:r>
+      <w:r>
+        <w:t xml:space="preserve">:</w:t>
+      </w:r>
+    </w:p>
+    <w:p>
+      <w:pPr>
+        <w:pStyle w:val="Compact"/>
+        <w:numPr>
+          <w:ilvl w:val="0"/>
+          <w:numId w:val="1020"/>
+        </w:numPr>
+      </w:pPr>
+      <w:r>
+        <w:rPr>
+          <w:b/>
+          <w:bCs/>
+        </w:rPr>
+        <w:t xml:space="preserve">Submuestra Cualitativa (</w:t>
+      </w:r>
+      <w:r>
+        <w:rPr>
+          <w:b/>
+          <w:bCs/>
+          <w:i/>
+          <w:iCs/>
+        </w:rPr>
+        <w:t xml:space="preserve">n</w:t>
+      </w:r>
+      <w:r>
+        <w:rPr>
+          <w:b/>
+          <w:bCs/>
+        </w:rPr>
+        <w:t xml:space="preserve"> </w:t>
+      </w:r>
+      <w:r>
+        <w:rPr>
+          <w:b/>
+          <w:bCs/>
+        </w:rPr>
+        <w:t xml:space="preserve">= 8 informantes clave):</w:t>
+      </w:r>
+      <w:r>
+        <w:t xml:space="preserve"> </w:t>
+      </w:r>
+      <w:r>
+        <w:t xml:space="preserve">Muestreo intencional o por criterios teóricos</w:t>
+      </w:r>
+      <w:r>
+        <w:t xml:space="preserve"> </w:t>
+      </w:r>
+      <w:r>
+        <w:t xml:space="preserve">(Sautu, 2005)</w:t>
+      </w:r>
+      <w:r>
+        <w:t xml:space="preserve">, cuyo tamaño se ajustará durante el trabajo de campo bajo el principio de saturación temática</w:t>
+      </w:r>
+      <w:r>
+        <w:t xml:space="preserve"> </w:t>
+      </w:r>
+      <w:r>
+        <w:t xml:space="preserve">(Glaser &amp; Strauss, 1967)</w:t>
+      </w:r>
+      <w:r>
+        <w:t xml:space="preserve">:</w:t>
       </w:r>
     </w:p>
     <w:p>
@@ -5199,11 +5625,11 @@
         <w:pStyle w:val="Compact"/>
         <w:numPr>
           <w:ilvl w:val="1"/>
-          <w:numId w:val="1020"/>
+          <w:numId w:val="1021"/>
         </w:numPr>
       </w:pPr>
       <w:r>
-        <w:t xml:space="preserve">15 docentes del Departamento.</w:t>
+        <w:t xml:space="preserve">4 docentes de cátedra (seleccionados buscando heterogeneidad: cátedras unipersonales vs. colegiadas, dedicaciones simples vs. exclusivas, y modalidad presencial Viedma vs. tutoría virtual en Nodos).</w:t>
       </w:r>
     </w:p>
     <w:p>
@@ -5211,21 +5637,273 @@
         <w:pStyle w:val="Compact"/>
         <w:numPr>
           <w:ilvl w:val="1"/>
+          <w:numId w:val="1021"/>
+        </w:numPr>
+      </w:pPr>
+      <w:r>
+        <w:t xml:space="preserve">2 autoridades académicas (Dirección del Departamento y Coordinación de Carrera).</w:t>
+      </w:r>
+    </w:p>
+    <w:p>
+      <w:pPr>
+        <w:pStyle w:val="Compact"/>
+        <w:numPr>
+          <w:ilvl w:val="1"/>
+          <w:numId w:val="1021"/>
+        </w:numPr>
+      </w:pPr>
+      <w:r>
+        <w:t xml:space="preserve">1 representante paritario de ADUNC.</w:t>
+      </w:r>
+    </w:p>
+    <w:p>
+      <w:pPr>
+        <w:pStyle w:val="Compact"/>
+        <w:numPr>
+          <w:ilvl w:val="1"/>
+          <w:numId w:val="1021"/>
+        </w:numPr>
+      </w:pPr>
+      <w:r>
+        <w:t xml:space="preserve">1 estudiante avanzado con experiencia transitada en cursadas presenciales y virtuales.</w:t>
+      </w:r>
+    </w:p>
+    <w:p>
+      <w:pPr>
+        <w:pStyle w:val="Compact"/>
+        <w:numPr>
+          <w:ilvl w:val="0"/>
           <w:numId w:val="1020"/>
         </w:numPr>
       </w:pPr>
       <w:r>
-        <w:t xml:space="preserve">30 estudiantes de asignaturas de los últimos años de ambas carreras.</w:t>
-      </w:r>
-      <w:r>
-        <w:t xml:space="preserve"> </w:t>
-      </w:r>
-      <w:r>
-        <w:t xml:space="preserve">Este tamaño muestral (45 participantes en total) resulta plenamente manejable para un investigador individual y provee frecuencias descriptivas consistentes para triangular con las entrevistas.</w:t>
-      </w:r>
-    </w:p>
-    <w:bookmarkEnd w:id="47"/>
-    <w:bookmarkStart w:id="48" w:name="X8096e9b2347bf8942081b47ccb7c360d1ea8f9f"/>
+        <w:rPr>
+          <w:b/>
+          <w:bCs/>
+        </w:rPr>
+        <w:t xml:space="preserve">Submuestra Cuantitativa Diagnóstica (</w:t>
+      </w:r>
+      <w:r>
+        <w:rPr>
+          <w:b/>
+          <w:bCs/>
+          <w:i/>
+          <w:iCs/>
+        </w:rPr>
+        <w:t xml:space="preserve">n</w:t>
+      </w:r>
+      <w:r>
+        <w:rPr>
+          <w:b/>
+          <w:bCs/>
+        </w:rPr>
+        <w:t xml:space="preserve"> </w:t>
+      </w:r>
+      <w:r>
+        <w:rPr>
+          <w:b/>
+          <w:bCs/>
+        </w:rPr>
+        <w:t xml:space="preserve">= 45 participantes):</w:t>
+      </w:r>
+      <w:r>
+        <w:t xml:space="preserve"> </w:t>
+      </w:r>
+      <w:r>
+        <w:t xml:space="preserve">Muestreo por accesibilidad y participación voluntaria</w:t>
+      </w:r>
+      <w:r>
+        <w:t xml:space="preserve"> </w:t>
+      </w:r>
+      <w:r>
+        <w:t xml:space="preserve">(Hernández Sampieri et al., 2014)</w:t>
+      </w:r>
+      <w:r>
+        <w:t xml:space="preserve"> </w:t>
+      </w:r>
+      <w:r>
+        <w:t xml:space="preserve">para el cuestionario exploratorio autoadministrado:</w:t>
+      </w:r>
+    </w:p>
+    <w:p>
+      <w:pPr>
+        <w:pStyle w:val="Compact"/>
+        <w:numPr>
+          <w:ilvl w:val="1"/>
+          <w:numId w:val="1022"/>
+        </w:numPr>
+      </w:pPr>
+      <w:r>
+        <w:t xml:space="preserve">15 docentes del Departamento (representa aproximadamente el 40% del universo docente departamental).</w:t>
+      </w:r>
+    </w:p>
+    <w:p>
+      <w:pPr>
+        <w:pStyle w:val="Compact"/>
+        <w:numPr>
+          <w:ilvl w:val="1"/>
+          <w:numId w:val="1022"/>
+        </w:numPr>
+      </w:pPr>
+      <w:r>
+        <w:t xml:space="preserve">30 estudiantes regulares de tramos avanzados (representa cerca del 23% de la matrícula activa de ciclos superiores).</w:t>
+      </w:r>
+    </w:p>
+    <w:bookmarkEnd w:id="49"/>
+    <w:bookmarkStart w:id="50" w:name="X998a09b61a83e90f29025d20db168181e35de2d"/>
+    <w:p>
+      <w:pPr>
+        <w:pStyle w:val="Heading4"/>
+      </w:pPr>
+      <w:r>
+        <w:t xml:space="preserve">Criterios Taxativos de Inclusión y Exclusión</w:t>
+      </w:r>
+    </w:p>
+    <w:p>
+      <w:pPr>
+        <w:pStyle w:val="Compact"/>
+        <w:numPr>
+          <w:ilvl w:val="0"/>
+          <w:numId w:val="1023"/>
+        </w:numPr>
+      </w:pPr>
+      <w:r>
+        <w:rPr>
+          <w:b/>
+          <w:bCs/>
+        </w:rPr>
+        <w:t xml:space="preserve">Criterios de Inclusión:</w:t>
+      </w:r>
+    </w:p>
+    <w:p>
+      <w:pPr>
+        <w:pStyle w:val="Compact"/>
+        <w:numPr>
+          <w:ilvl w:val="1"/>
+          <w:numId w:val="1024"/>
+        </w:numPr>
+      </w:pPr>
+      <w:r>
+        <w:rPr>
+          <w:i/>
+          <w:iCs/>
+        </w:rPr>
+        <w:t xml:space="preserve">Docentes:</w:t>
+      </w:r>
+      <w:r>
+        <w:t xml:space="preserve"> </w:t>
+      </w:r>
+      <w:r>
+        <w:t xml:space="preserve">Designación vigente frente a cátedra con una antigüedad mínima de un (1) año en el Departamento, garantizando conocimiento situado de las prácticas evaluativas institucionales.</w:t>
+      </w:r>
+    </w:p>
+    <w:p>
+      <w:pPr>
+        <w:pStyle w:val="Compact"/>
+        <w:numPr>
+          <w:ilvl w:val="1"/>
+          <w:numId w:val="1024"/>
+        </w:numPr>
+      </w:pPr>
+      <w:r>
+        <w:rPr>
+          <w:i/>
+          <w:iCs/>
+        </w:rPr>
+        <w:t xml:space="preserve">Estudiantes:</w:t>
+      </w:r>
+      <w:r>
+        <w:t xml:space="preserve"> </w:t>
+      </w:r>
+      <w:r>
+        <w:t xml:space="preserve">Alumnos regulares activos con al menos el 50% de materias aprobadas en LAP o cursando el segundo cuatrimestre en el CCC-LGRH, asegurando experiencia previa en las encuestas y cursadas.</w:t>
+      </w:r>
+    </w:p>
+    <w:p>
+      <w:pPr>
+        <w:pStyle w:val="Compact"/>
+        <w:numPr>
+          <w:ilvl w:val="1"/>
+          <w:numId w:val="1024"/>
+        </w:numPr>
+      </w:pPr>
+      <w:r>
+        <w:rPr>
+          <w:i/>
+          <w:iCs/>
+        </w:rPr>
+        <w:t xml:space="preserve">Autoridades y dirigentes:</w:t>
+      </w:r>
+      <w:r>
+        <w:t xml:space="preserve"> </w:t>
+      </w:r>
+      <w:r>
+        <w:t xml:space="preserve">Ejercicio activo de funciones de gestión o representación paritaria durante el ciclo 2027.</w:t>
+      </w:r>
+    </w:p>
+    <w:p>
+      <w:pPr>
+        <w:pStyle w:val="Compact"/>
+        <w:numPr>
+          <w:ilvl w:val="0"/>
+          <w:numId w:val="1023"/>
+        </w:numPr>
+      </w:pPr>
+      <w:r>
+        <w:rPr>
+          <w:b/>
+          <w:bCs/>
+        </w:rPr>
+        <w:t xml:space="preserve">Criterios de Exclusión:</w:t>
+      </w:r>
+    </w:p>
+    <w:p>
+      <w:pPr>
+        <w:pStyle w:val="Compact"/>
+        <w:numPr>
+          <w:ilvl w:val="1"/>
+          <w:numId w:val="1025"/>
+        </w:numPr>
+      </w:pPr>
+      <w:r>
+        <w:rPr>
+          <w:i/>
+          <w:iCs/>
+        </w:rPr>
+        <w:t xml:space="preserve">Estudiantes ingresantes (1° año):</w:t>
+      </w:r>
+      <w:r>
+        <w:t xml:space="preserve"> </w:t>
+      </w:r>
+      <w:r>
+        <w:t xml:space="preserve">Quienes carecen de trayectoria en los circuitos de evaluación docente universitaria.</w:t>
+      </w:r>
+    </w:p>
+    <w:p>
+      <w:pPr>
+        <w:pStyle w:val="Compact"/>
+        <w:numPr>
+          <w:ilvl w:val="1"/>
+          <w:numId w:val="1025"/>
+        </w:numPr>
+      </w:pPr>
+      <w:r>
+        <w:rPr>
+          <w:i/>
+          <w:iCs/>
+        </w:rPr>
+        <w:t xml:space="preserve">Docentes en licencia reglamentaria prolongada:</w:t>
+      </w:r>
+      <w:r>
+        <w:t xml:space="preserve"> </w:t>
+      </w:r>
+      <w:r>
+        <w:t xml:space="preserve">Aquellos con licencia total (año sabático, maternidad o enfermedad prolongada) durante todo el período del relevamiento de campo.</w:t>
+      </w:r>
+    </w:p>
+    <w:bookmarkEnd w:id="50"/>
+    <w:bookmarkEnd w:id="51"/>
+    <w:bookmarkStart w:id="52" w:name="X8096e9b2347bf8942081b47ccb7c360d1ea8f9f"/>
     <w:p>
       <w:pPr>
         <w:pStyle w:val="Heading3"/>
@@ -5255,7 +5933,7 @@
         <w:pStyle w:val="Compact"/>
         <w:numPr>
           <w:ilvl w:val="0"/>
-          <w:numId w:val="1021"/>
+          <w:numId w:val="1026"/>
         </w:numPr>
       </w:pPr>
       <w:r>
@@ -5293,7 +5971,7 @@
         <w:pStyle w:val="Compact"/>
         <w:numPr>
           <w:ilvl w:val="0"/>
-          <w:numId w:val="1021"/>
+          <w:numId w:val="1026"/>
         </w:numPr>
       </w:pPr>
       <w:r>
@@ -5331,7 +6009,7 @@
         <w:pStyle w:val="Compact"/>
         <w:numPr>
           <w:ilvl w:val="0"/>
-          <w:numId w:val="1021"/>
+          <w:numId w:val="1026"/>
         </w:numPr>
       </w:pPr>
       <w:r>
@@ -5398,8 +6076,8 @@
         <w:br w:type="page"/>
       </w:r>
     </w:p>
-    <w:bookmarkEnd w:id="48"/>
-    <w:bookmarkStart w:id="49" w:name="matriz-de-operacionalización"/>
+    <w:bookmarkEnd w:id="52"/>
+    <w:bookmarkStart w:id="53" w:name="matriz-de-operacionalización"/>
     <w:p>
       <w:pPr>
         <w:pStyle w:val="Heading3"/>
@@ -6487,8 +7165,8 @@
         <w:br w:type="page"/>
       </w:r>
     </w:p>
-    <w:bookmarkEnd w:id="49"/>
-    <w:bookmarkStart w:id="50" w:name="X9c80af5c4be12b01258364981172ba0e73926b7"/>
+    <w:bookmarkEnd w:id="53"/>
+    <w:bookmarkStart w:id="54" w:name="X9c80af5c4be12b01258364981172ba0e73926b7"/>
     <w:p>
       <w:pPr>
         <w:pStyle w:val="Heading3"/>
@@ -6518,7 +7196,7 @@
         <w:pStyle w:val="Compact"/>
         <w:numPr>
           <w:ilvl w:val="0"/>
-          <w:numId w:val="1022"/>
+          <w:numId w:val="1027"/>
         </w:numPr>
       </w:pPr>
       <w:r>
@@ -6556,7 +7234,7 @@
         <w:pStyle w:val="Compact"/>
         <w:numPr>
           <w:ilvl w:val="0"/>
-          <w:numId w:val="1022"/>
+          <w:numId w:val="1027"/>
         </w:numPr>
       </w:pPr>
       <w:r>
@@ -6594,7 +7272,7 @@
         <w:pStyle w:val="Compact"/>
         <w:numPr>
           <w:ilvl w:val="0"/>
-          <w:numId w:val="1022"/>
+          <w:numId w:val="1027"/>
         </w:numPr>
       </w:pPr>
       <w:r>
@@ -6632,7 +7310,7 @@
         <w:pStyle w:val="Compact"/>
         <w:numPr>
           <w:ilvl w:val="0"/>
-          <w:numId w:val="1022"/>
+          <w:numId w:val="1027"/>
         </w:numPr>
       </w:pPr>
       <w:r>
@@ -6670,7 +7348,7 @@
         <w:pStyle w:val="Compact"/>
         <w:numPr>
           <w:ilvl w:val="0"/>
-          <w:numId w:val="1022"/>
+          <w:numId w:val="1027"/>
         </w:numPr>
       </w:pPr>
       <w:r>
@@ -6708,7 +7386,7 @@
         <w:pStyle w:val="Compact"/>
         <w:numPr>
           <w:ilvl w:val="0"/>
-          <w:numId w:val="1022"/>
+          <w:numId w:val="1027"/>
         </w:numPr>
       </w:pPr>
       <w:r>
@@ -6741,8 +7419,8 @@
         <w:t xml:space="preserve">Trabajo Final de Graduación aprobado.</w:t>
       </w:r>
     </w:p>
-    <w:bookmarkEnd w:id="50"/>
-    <w:bookmarkStart w:id="51" w:name="procesamiento-y-análisis-de-datos"/>
+    <w:bookmarkEnd w:id="54"/>
+    <w:bookmarkStart w:id="55" w:name="procesamiento-y-análisis-de-datos"/>
     <w:p>
       <w:pPr>
         <w:pStyle w:val="Heading3"/>
@@ -6764,7 +7442,7 @@
         <w:pStyle w:val="Compact"/>
         <w:numPr>
           <w:ilvl w:val="0"/>
-          <w:numId w:val="1023"/>
+          <w:numId w:val="1028"/>
         </w:numPr>
       </w:pPr>
       <w:r>
@@ -6795,7 +7473,7 @@
         <w:pStyle w:val="Compact"/>
         <w:numPr>
           <w:ilvl w:val="0"/>
-          <w:numId w:val="1023"/>
+          <w:numId w:val="1028"/>
         </w:numPr>
       </w:pPr>
       <w:r>
@@ -6817,7 +7495,7 @@
         <w:pStyle w:val="Compact"/>
         <w:numPr>
           <w:ilvl w:val="0"/>
-          <w:numId w:val="1023"/>
+          <w:numId w:val="1028"/>
         </w:numPr>
       </w:pPr>
       <w:r>
@@ -6855,8 +7533,8 @@
         <w:t xml:space="preserve">, se contrastan de manera sistemática los tres corpus de datos: las prescripciones estatutarias, los testimonios en profundidad y las frecuencias del sondeo. El propósito consiste en ponderar la coherencia entre lo normado, lo viable técnicamente y lo aceptado culturalmente por la comunidad académica.</w:t>
       </w:r>
     </w:p>
-    <w:bookmarkEnd w:id="51"/>
-    <w:bookmarkStart w:id="52" w:name="consideraciones-éticas"/>
+    <w:bookmarkEnd w:id="55"/>
+    <w:bookmarkStart w:id="56" w:name="consideraciones-éticas"/>
     <w:p>
       <w:pPr>
         <w:pStyle w:val="Heading3"/>
@@ -6886,7 +7564,7 @@
         <w:pStyle w:val="Compact"/>
         <w:numPr>
           <w:ilvl w:val="0"/>
-          <w:numId w:val="1024"/>
+          <w:numId w:val="1029"/>
         </w:numPr>
       </w:pPr>
       <w:r>
@@ -6933,7 +7611,7 @@
         <w:pStyle w:val="Compact"/>
         <w:numPr>
           <w:ilvl w:val="0"/>
-          <w:numId w:val="1024"/>
+          <w:numId w:val="1029"/>
         </w:numPr>
       </w:pPr>
       <w:r>
@@ -6955,7 +7633,7 @@
         <w:pStyle w:val="Compact"/>
         <w:numPr>
           <w:ilvl w:val="0"/>
-          <w:numId w:val="1024"/>
+          <w:numId w:val="1029"/>
         </w:numPr>
       </w:pPr>
       <w:r>
@@ -6977,9 +7655,9 @@
         <w:br w:type="page"/>
       </w:r>
     </w:p>
-    <w:bookmarkEnd w:id="52"/>
-    <w:bookmarkEnd w:id="53"/>
-    <w:bookmarkStart w:id="54" w:name="cronograma-de-actividades"/>
+    <w:bookmarkEnd w:id="56"/>
+    <w:bookmarkEnd w:id="57"/>
+    <w:bookmarkStart w:id="58" w:name="cronograma-de-actividades"/>
     <w:p>
       <w:pPr>
         <w:pStyle w:val="Heading2"/>
@@ -7817,8 +8495,8 @@
         <w:br w:type="page"/>
       </w:r>
     </w:p>
-    <w:bookmarkEnd w:id="54"/>
-    <w:bookmarkStart w:id="59" w:name="viabilidad-del-proyecto"/>
+    <w:bookmarkEnd w:id="58"/>
+    <w:bookmarkStart w:id="63" w:name="viabilidad-del-proyecto"/>
     <w:p>
       <w:pPr>
         <w:pStyle w:val="Heading2"/>
@@ -7842,7 +8520,7 @@
         <w:t xml:space="preserve">Conforme a la Resolución CD-CURZAS N° 266/23, se especifican los recursos económicos, humanos y técnicos requeridos:</w:t>
       </w:r>
     </w:p>
-    <w:bookmarkStart w:id="55" w:name="recursos-económicos-y-presupuesto"/>
+    <w:bookmarkStart w:id="59" w:name="recursos-económicos-y-presupuesto"/>
     <w:p>
       <w:pPr>
         <w:pStyle w:val="Heading3"/>
@@ -8312,8 +8990,8 @@
         <w:t xml:space="preserve">El relevamiento en los Nodos Universitarios (Sierra Grande, Valcheta, Los Menucos y Ramos Mexía) se realizará mediante formularios digitales y salas de videoconferencia institucionales, sin generar costos extraordinarios de traslado físico.</w:t>
       </w:r>
     </w:p>
-    <w:bookmarkEnd w:id="55"/>
-    <w:bookmarkStart w:id="56" w:name="recursos-humanos-y-dedicación"/>
+    <w:bookmarkEnd w:id="59"/>
+    <w:bookmarkStart w:id="60" w:name="recursos-humanos-y-dedicación"/>
     <w:p>
       <w:pPr>
         <w:pStyle w:val="Heading3"/>
@@ -8335,7 +9013,7 @@
         <w:pStyle w:val="Compact"/>
         <w:numPr>
           <w:ilvl w:val="0"/>
-          <w:numId w:val="1025"/>
+          <w:numId w:val="1030"/>
         </w:numPr>
       </w:pPr>
       <w:r>
@@ -8357,7 +9035,7 @@
         <w:pStyle w:val="Compact"/>
         <w:numPr>
           <w:ilvl w:val="0"/>
-          <w:numId w:val="1025"/>
+          <w:numId w:val="1030"/>
         </w:numPr>
       </w:pPr>
       <w:r>
@@ -8379,7 +9057,7 @@
         <w:pStyle w:val="Compact"/>
         <w:numPr>
           <w:ilvl w:val="0"/>
-          <w:numId w:val="1025"/>
+          <w:numId w:val="1030"/>
         </w:numPr>
       </w:pPr>
       <w:r>
@@ -8401,7 +9079,7 @@
         <w:pStyle w:val="Compact"/>
         <w:numPr>
           <w:ilvl w:val="0"/>
-          <w:numId w:val="1025"/>
+          <w:numId w:val="1030"/>
         </w:numPr>
       </w:pPr>
       <w:r>
@@ -8418,8 +9096,8 @@
         <w:t xml:space="preserve">Docentes, autoridades de departamento, consejeros y estudiantes que colaboren voluntariamente en entrevistas y sondeos.</w:t>
       </w:r>
     </w:p>
-    <w:bookmarkEnd w:id="56"/>
-    <w:bookmarkStart w:id="57" w:name="recursos-técnicos-y-materiales"/>
+    <w:bookmarkEnd w:id="60"/>
+    <w:bookmarkStart w:id="61" w:name="recursos-técnicos-y-materiales"/>
     <w:p>
       <w:pPr>
         <w:pStyle w:val="Heading3"/>
@@ -8441,7 +9119,7 @@
         <w:pStyle w:val="Compact"/>
         <w:numPr>
           <w:ilvl w:val="0"/>
-          <w:numId w:val="1026"/>
+          <w:numId w:val="1031"/>
         </w:numPr>
       </w:pPr>
       <w:r>
@@ -8453,7 +9131,7 @@
         <w:pStyle w:val="Compact"/>
         <w:numPr>
           <w:ilvl w:val="0"/>
-          <w:numId w:val="1026"/>
+          <w:numId w:val="1031"/>
         </w:numPr>
       </w:pPr>
       <w:r>
@@ -8465,7 +9143,7 @@
         <w:pStyle w:val="Compact"/>
         <w:numPr>
           <w:ilvl w:val="0"/>
-          <w:numId w:val="1026"/>
+          <w:numId w:val="1031"/>
         </w:numPr>
       </w:pPr>
       <w:r>
@@ -8488,8 +9166,8 @@
         <w:t xml:space="preserve">(Quarto, Typst, Pandoc) con estándares de formato APA 7ma Edición.</w:t>
       </w:r>
     </w:p>
-    <w:bookmarkEnd w:id="57"/>
-    <w:bookmarkStart w:id="58" w:name="X1839fa070b0cddb93485950ba93c69de9c2c78d"/>
+    <w:bookmarkEnd w:id="61"/>
+    <w:bookmarkStart w:id="62" w:name="X1839fa070b0cddb93485950ba93c69de9c2c78d"/>
     <w:p>
       <w:pPr>
         <w:pStyle w:val="Heading3"/>
@@ -8519,10 +9197,10 @@
         <w:br w:type="page"/>
       </w:r>
     </w:p>
-    <w:bookmarkEnd w:id="58"/>
-    <w:bookmarkEnd w:id="59"/>
-    <w:bookmarkEnd w:id="60"/>
-    <w:bookmarkStart w:id="105" w:name="referencias-bibliográficas"/>
+    <w:bookmarkEnd w:id="62"/>
+    <w:bookmarkEnd w:id="63"/>
+    <w:bookmarkEnd w:id="64"/>
+    <w:bookmarkStart w:id="109" w:name="referencias-bibliográficas"/>
     <w:p>
       <w:pPr>
         <w:pStyle w:val="Heading1"/>
@@ -8539,8 +9217,8 @@
         <w:t xml:space="preserve">Referencias Bibliográficas</w:t>
       </w:r>
     </w:p>
-    <w:bookmarkStart w:id="104" w:name="refs"/>
-    <w:bookmarkStart w:id="61" w:name="ref-aguilar2006"/>
+    <w:bookmarkStart w:id="108" w:name="refs"/>
+    <w:bookmarkStart w:id="65" w:name="ref-aguilar2006"/>
     <w:p>
       <w:pPr>
         <w:pStyle w:val="Bibliography"/>
@@ -8565,8 +9243,8 @@
         <w:t xml:space="preserve">. Fondo de Cultura Económica.</w:t>
       </w:r>
     </w:p>
-    <w:bookmarkEnd w:id="61"/>
-    <w:bookmarkStart w:id="63" w:name="ref-alvarado2019"/>
+    <w:bookmarkEnd w:id="65"/>
+    <w:bookmarkStart w:id="67" w:name="ref-alvarado2019"/>
     <w:p>
       <w:pPr>
         <w:pStyle w:val="Bibliography"/>
@@ -8593,7 +9271,7 @@
       <w:r>
         <w:t xml:space="preserve"> </w:t>
       </w:r>
-      <w:hyperlink r:id="rId62">
+      <w:hyperlink r:id="rId66">
         <w:r>
           <w:rPr>
             <w:rStyle w:val="Hyperlink"/>
@@ -8602,8 +9280,8 @@
         </w:r>
       </w:hyperlink>
     </w:p>
-    <w:bookmarkEnd w:id="63"/>
-    <w:bookmarkStart w:id="64" w:name="ref-bardin2002"/>
+    <w:bookmarkEnd w:id="67"/>
+    <w:bookmarkStart w:id="68" w:name="ref-bardin2002"/>
     <w:p>
       <w:pPr>
         <w:pStyle w:val="Bibliography"/>
@@ -8628,8 +9306,8 @@
         <w:t xml:space="preserve">. Ediciones Akal.</w:t>
       </w:r>
     </w:p>
-    <w:bookmarkEnd w:id="64"/>
-    <w:bookmarkStart w:id="65" w:name="ref-cao2021"/>
+    <w:bookmarkEnd w:id="68"/>
+    <w:bookmarkStart w:id="69" w:name="ref-cao2021"/>
     <w:p>
       <w:pPr>
         <w:pStyle w:val="Bibliography"/>
@@ -8654,8 +9332,8 @@
         <w:t xml:space="preserve">. Instituto Nacional de la Administración Pública (INAP).</w:t>
       </w:r>
     </w:p>
-    <w:bookmarkEnd w:id="65"/>
-    <w:bookmarkStart w:id="67" w:name="ref-cao2023"/>
+    <w:bookmarkEnd w:id="69"/>
+    <w:bookmarkStart w:id="71" w:name="ref-cao2023"/>
     <w:p>
       <w:pPr>
         <w:pStyle w:val="Bibliography"/>
@@ -8695,7 +9373,7 @@
       <w:r>
         <w:t xml:space="preserve"> </w:t>
       </w:r>
-      <w:hyperlink r:id="rId66">
+      <w:hyperlink r:id="rId70">
         <w:r>
           <w:rPr>
             <w:rStyle w:val="Hyperlink"/>
@@ -8704,8 +9382,8 @@
         </w:r>
       </w:hyperlink>
     </w:p>
-    <w:bookmarkEnd w:id="67"/>
-    <w:bookmarkStart w:id="68" w:name="ref-chiavenato2020"/>
+    <w:bookmarkEnd w:id="71"/>
+    <w:bookmarkStart w:id="72" w:name="ref-chiavenato2020"/>
     <w:p>
       <w:pPr>
         <w:pStyle w:val="Bibliography"/>
@@ -8733,8 +9411,8 @@
         <w:t xml:space="preserve">(5.ª ed.). McGraw-Hill Interamericana.</w:t>
       </w:r>
     </w:p>
-    <w:bookmarkEnd w:id="68"/>
-    <w:bookmarkStart w:id="70" w:name="ref-curza2022"/>
+    <w:bookmarkEnd w:id="72"/>
+    <w:bookmarkStart w:id="74" w:name="ref-curza2022"/>
     <w:p>
       <w:pPr>
         <w:pStyle w:val="Bibliography"/>
@@ -8761,7 +9439,7 @@
       <w:r>
         <w:t xml:space="preserve"> </w:t>
       </w:r>
-      <w:hyperlink r:id="rId69">
+      <w:hyperlink r:id="rId73">
         <w:r>
           <w:rPr>
             <w:rStyle w:val="Hyperlink"/>
@@ -8770,8 +9448,8 @@
         </w:r>
       </w:hyperlink>
     </w:p>
-    <w:bookmarkEnd w:id="70"/>
-    <w:bookmarkStart w:id="71" w:name="ref-uncocurzas2023"/>
+    <w:bookmarkEnd w:id="74"/>
+    <w:bookmarkStart w:id="75" w:name="ref-uncocurzas2023"/>
     <w:p>
       <w:pPr>
         <w:pStyle w:val="Bibliography"/>
@@ -8796,8 +9474,8 @@
         <w:t xml:space="preserve">. Universidad Nacional del Comahue.</w:t>
       </w:r>
     </w:p>
-    <w:bookmarkEnd w:id="71"/>
-    <w:bookmarkStart w:id="73" w:name="ref-delagarza2001"/>
+    <w:bookmarkEnd w:id="75"/>
+    <w:bookmarkStart w:id="77" w:name="ref-delagarza2001"/>
     <w:p>
       <w:pPr>
         <w:pStyle w:val="Bibliography"/>
@@ -8837,7 +9515,7 @@
       <w:r>
         <w:t xml:space="preserve"> </w:t>
       </w:r>
-      <w:hyperlink r:id="rId72">
+      <w:hyperlink r:id="rId76">
         <w:r>
           <w:rPr>
             <w:rStyle w:val="Hyperlink"/>
@@ -8846,8 +9524,8 @@
         </w:r>
       </w:hyperlink>
     </w:p>
-    <w:bookmarkEnd w:id="73"/>
-    <w:bookmarkStart w:id="74" w:name="ref-pen2015"/>
+    <w:bookmarkEnd w:id="77"/>
+    <w:bookmarkStart w:id="78" w:name="ref-pen2015"/>
     <w:p>
       <w:pPr>
         <w:pStyle w:val="Bibliography"/>
@@ -8859,8 +9537,8 @@
         <w:t xml:space="preserve">Decreto N° 1246/2015. Convenio Colectivo de Trabajo para los Docentes de las Instituciones Universitarias Nacionales (2015).</w:t>
       </w:r>
     </w:p>
-    <w:bookmarkEnd w:id="74"/>
-    <w:bookmarkStart w:id="75" w:name="ref-denzin1978"/>
+    <w:bookmarkEnd w:id="78"/>
+    <w:bookmarkStart w:id="79" w:name="ref-denzin1978"/>
     <w:p>
       <w:pPr>
         <w:pStyle w:val="Bibliography"/>
@@ -8888,8 +9566,8 @@
         <w:t xml:space="preserve">(2.ª ed.). McGraw-Hill.</w:t>
       </w:r>
     </w:p>
-    <w:bookmarkEnd w:id="75"/>
-    <w:bookmarkStart w:id="77" w:name="ref-flyvbjerg2005"/>
+    <w:bookmarkEnd w:id="79"/>
+    <w:bookmarkStart w:id="81" w:name="ref-flyvbjerg2005"/>
     <w:p>
       <w:pPr>
         <w:pStyle w:val="Bibliography"/>
@@ -8916,7 +9594,7 @@
       <w:r>
         <w:t xml:space="preserve"> </w:t>
       </w:r>
-      <w:hyperlink r:id="rId76">
+      <w:hyperlink r:id="rId80">
         <w:r>
           <w:rPr>
             <w:rStyle w:val="Hyperlink"/>
@@ -8925,8 +9603,8 @@
         </w:r>
       </w:hyperlink>
     </w:p>
-    <w:bookmarkEnd w:id="77"/>
-    <w:bookmarkStart w:id="78" w:name="ref-gimenez2012"/>
+    <w:bookmarkEnd w:id="81"/>
+    <w:bookmarkStart w:id="82" w:name="ref-gimenez2012"/>
     <w:p>
       <w:pPr>
         <w:pStyle w:val="Bibliography"/>
@@ -8964,8 +9642,8 @@
         <w:t xml:space="preserve">(13), 33-52.</w:t>
       </w:r>
     </w:p>
-    <w:bookmarkEnd w:id="78"/>
-    <w:bookmarkStart w:id="79" w:name="ref-glaser1967"/>
+    <w:bookmarkEnd w:id="82"/>
+    <w:bookmarkStart w:id="83" w:name="ref-glaser1967"/>
     <w:p>
       <w:pPr>
         <w:pStyle w:val="Bibliography"/>
@@ -8990,8 +9668,8 @@
         <w:t xml:space="preserve">. Aldine Publishing Company.</w:t>
       </w:r>
     </w:p>
-    <w:bookmarkEnd w:id="79"/>
-    <w:bookmarkStart w:id="80" w:name="ref-hernandezsampieri2014"/>
+    <w:bookmarkEnd w:id="83"/>
+    <w:bookmarkStart w:id="84" w:name="ref-hernandezsampieri2014"/>
     <w:p>
       <w:pPr>
         <w:pStyle w:val="Bibliography"/>
@@ -9019,8 +9697,8 @@
         <w:t xml:space="preserve">(6.ª ed.). McGraw-Hill Interamericana.</w:t>
       </w:r>
     </w:p>
-    <w:bookmarkEnd w:id="80"/>
-    <w:bookmarkStart w:id="81" w:name="ref-jimenez2008"/>
+    <w:bookmarkEnd w:id="84"/>
+    <w:bookmarkStart w:id="85" w:name="ref-jimenez2008"/>
     <w:p>
       <w:pPr>
         <w:pStyle w:val="Bibliography"/>
@@ -9048,8 +9726,8 @@
         <w:t xml:space="preserve">(pp. 27-42). Universidad Pedagógica Nacional / CLACSO.</w:t>
       </w:r>
     </w:p>
-    <w:bookmarkEnd w:id="81"/>
-    <w:bookmarkStart w:id="82" w:name="ref-lepsinger2009"/>
+    <w:bookmarkEnd w:id="85"/>
+    <w:bookmarkStart w:id="86" w:name="ref-lepsinger2009"/>
     <w:p>
       <w:pPr>
         <w:pStyle w:val="Bibliography"/>
@@ -9077,8 +9755,8 @@
         <w:t xml:space="preserve">(2.ª ed.). Pfeiffer.</w:t>
       </w:r>
     </w:p>
-    <w:bookmarkEnd w:id="82"/>
-    <w:bookmarkStart w:id="83" w:name="ref-ministerio1995"/>
+    <w:bookmarkEnd w:id="86"/>
+    <w:bookmarkStart w:id="87" w:name="ref-ministerio1995"/>
     <w:p>
       <w:pPr>
         <w:pStyle w:val="Bibliography"/>
@@ -9090,8 +9768,8 @@
         <w:t xml:space="preserve">Ley N° 24.521 de Educación Superior (1995).</w:t>
       </w:r>
     </w:p>
-    <w:bookmarkEnd w:id="83"/>
-    <w:bookmarkStart w:id="84" w:name="ref-ley25326"/>
+    <w:bookmarkEnd w:id="87"/>
+    <w:bookmarkStart w:id="88" w:name="ref-ley25326"/>
     <w:p>
       <w:pPr>
         <w:pStyle w:val="Bibliography"/>
@@ -9103,8 +9781,8 @@
         <w:t xml:space="preserve">Ley N° 25.326: Protección de los Datos Personales (2000).</w:t>
       </w:r>
     </w:p>
-    <w:bookmarkEnd w:id="84"/>
-    <w:bookmarkStart w:id="85" w:name="ref-longo2006"/>
+    <w:bookmarkEnd w:id="88"/>
+    <w:bookmarkStart w:id="89" w:name="ref-longo2006"/>
     <w:p>
       <w:pPr>
         <w:pStyle w:val="Bibliography"/>
@@ -9129,8 +9807,8 @@
         <w:t xml:space="preserve">. Paidós.</w:t>
       </w:r>
     </w:p>
-    <w:bookmarkEnd w:id="85"/>
-    <w:bookmarkStart w:id="86" w:name="ref-marquina2012"/>
+    <w:bookmarkEnd w:id="89"/>
+    <w:bookmarkStart w:id="90" w:name="ref-marquina2012"/>
     <w:p>
       <w:pPr>
         <w:pStyle w:val="Bibliography"/>
@@ -9168,8 +9846,8 @@
         <w:t xml:space="preserve">(15), 35-48.</w:t>
       </w:r>
     </w:p>
-    <w:bookmarkEnd w:id="86"/>
-    <w:bookmarkStart w:id="87" w:name="ref-matus1993"/>
+    <w:bookmarkEnd w:id="90"/>
+    <w:bookmarkStart w:id="91" w:name="ref-matus1993"/>
     <w:p>
       <w:pPr>
         <w:pStyle w:val="Bibliography"/>
@@ -9194,8 +9872,8 @@
         <w:t xml:space="preserve">. Fundación ALTIDIR.</w:t>
       </w:r>
     </w:p>
-    <w:bookmarkEnd w:id="87"/>
-    <w:bookmarkStart w:id="89" w:name="ref-obando2014"/>
+    <w:bookmarkEnd w:id="91"/>
+    <w:bookmarkStart w:id="93" w:name="ref-obando2014"/>
     <w:p>
       <w:pPr>
         <w:pStyle w:val="Bibliography"/>
@@ -9235,7 +9913,7 @@
       <w:r>
         <w:t xml:space="preserve"> </w:t>
       </w:r>
-      <w:hyperlink r:id="rId88">
+      <w:hyperlink r:id="rId92">
         <w:r>
           <w:rPr>
             <w:rStyle w:val="Hyperlink"/>
@@ -9244,8 +9922,8 @@
         </w:r>
       </w:hyperlink>
     </w:p>
-    <w:bookmarkEnd w:id="89"/>
-    <w:bookmarkStart w:id="90" w:name="ref-oszlak2020"/>
+    <w:bookmarkEnd w:id="93"/>
+    <w:bookmarkStart w:id="94" w:name="ref-oszlak2020"/>
     <w:p>
       <w:pPr>
         <w:pStyle w:val="Bibliography"/>
@@ -9270,8 +9948,8 @@
         <w:t xml:space="preserve">. Instituto Nacional de la Administración Pública.</w:t>
       </w:r>
     </w:p>
-    <w:bookmarkEnd w:id="90"/>
-    <w:bookmarkStart w:id="91" w:name="ref-perez2021"/>
+    <w:bookmarkEnd w:id="94"/>
+    <w:bookmarkStart w:id="95" w:name="ref-perez2021"/>
     <w:p>
       <w:pPr>
         <w:pStyle w:val="Bibliography"/>
@@ -9309,8 +9987,8 @@
         <w:t xml:space="preserve">(26), 45-58.</w:t>
       </w:r>
     </w:p>
-    <w:bookmarkEnd w:id="91"/>
-    <w:bookmarkStart w:id="93" w:name="ref-reyes2020"/>
+    <w:bookmarkEnd w:id="95"/>
+    <w:bookmarkStart w:id="97" w:name="ref-reyes2020"/>
     <w:p>
       <w:pPr>
         <w:pStyle w:val="Bibliography"/>
@@ -9350,7 +10028,7 @@
       <w:r>
         <w:t xml:space="preserve"> </w:t>
       </w:r>
-      <w:hyperlink r:id="rId92">
+      <w:hyperlink r:id="rId96">
         <w:r>
           <w:rPr>
             <w:rStyle w:val="Hyperlink"/>
@@ -9359,8 +10037,8 @@
         </w:r>
       </w:hyperlink>
     </w:p>
-    <w:bookmarkEnd w:id="93"/>
-    <w:bookmarkStart w:id="94" w:name="ref-sautu2005"/>
+    <w:bookmarkEnd w:id="97"/>
+    <w:bookmarkStart w:id="98" w:name="ref-sautu2005"/>
     <w:p>
       <w:pPr>
         <w:pStyle w:val="Bibliography"/>
@@ -9385,8 +10063,8 @@
         <w:t xml:space="preserve">. Lumiere.</w:t>
       </w:r>
     </w:p>
-    <w:bookmarkEnd w:id="94"/>
-    <w:bookmarkStart w:id="96" w:name="ref-sifuentes2016"/>
+    <w:bookmarkEnd w:id="98"/>
+    <w:bookmarkStart w:id="100" w:name="ref-sifuentes2016"/>
     <w:p>
       <w:pPr>
         <w:pStyle w:val="Bibliography"/>
@@ -9426,7 +10104,7 @@
       <w:r>
         <w:t xml:space="preserve"> </w:t>
       </w:r>
-      <w:hyperlink r:id="rId95">
+      <w:hyperlink r:id="rId99">
         <w:r>
           <w:rPr>
             <w:rStyle w:val="Hyperlink"/>
@@ -9435,8 +10113,8 @@
         </w:r>
       </w:hyperlink>
     </w:p>
-    <w:bookmarkEnd w:id="96"/>
-    <w:bookmarkStart w:id="98" w:name="ref-torraco2016"/>
+    <w:bookmarkEnd w:id="100"/>
+    <w:bookmarkStart w:id="102" w:name="ref-torraco2016"/>
     <w:p>
       <w:pPr>
         <w:pStyle w:val="Bibliography"/>
@@ -9476,7 +10154,7 @@
       <w:r>
         <w:t xml:space="preserve"> </w:t>
       </w:r>
-      <w:hyperlink r:id="rId97">
+      <w:hyperlink r:id="rId101">
         <w:r>
           <w:rPr>
             <w:rStyle w:val="Hyperlink"/>
@@ -9485,8 +10163,8 @@
         </w:r>
       </w:hyperlink>
     </w:p>
-    <w:bookmarkEnd w:id="98"/>
-    <w:bookmarkStart w:id="100" w:name="ref-unco1997"/>
+    <w:bookmarkEnd w:id="102"/>
+    <w:bookmarkStart w:id="104" w:name="ref-unco1997"/>
     <w:p>
       <w:pPr>
         <w:pStyle w:val="Bibliography"/>
@@ -9513,7 +10191,7 @@
       <w:r>
         <w:t xml:space="preserve"> </w:t>
       </w:r>
-      <w:hyperlink r:id="rId99">
+      <w:hyperlink r:id="rId103">
         <w:r>
           <w:rPr>
             <w:rStyle w:val="Hyperlink"/>
@@ -9522,8 +10200,8 @@
         </w:r>
       </w:hyperlink>
     </w:p>
-    <w:bookmarkEnd w:id="100"/>
-    <w:bookmarkStart w:id="102" w:name="ref-unco2025"/>
+    <w:bookmarkEnd w:id="104"/>
+    <w:bookmarkStart w:id="106" w:name="ref-unco2025"/>
     <w:p>
       <w:pPr>
         <w:pStyle w:val="Bibliography"/>
@@ -9550,7 +10228,7 @@
       <w:r>
         <w:t xml:space="preserve"> </w:t>
       </w:r>
-      <w:hyperlink r:id="rId101">
+      <w:hyperlink r:id="rId105">
         <w:r>
           <w:rPr>
             <w:rStyle w:val="Hyperlink"/>
@@ -9559,8 +10237,8 @@
         </w:r>
       </w:hyperlink>
     </w:p>
-    <w:bookmarkEnd w:id="102"/>
-    <w:bookmarkStart w:id="103" w:name="ref-wainerman2011"/>
+    <w:bookmarkEnd w:id="106"/>
+    <w:bookmarkStart w:id="107" w:name="ref-wainerman2011"/>
     <w:p>
       <w:pPr>
         <w:pStyle w:val="Bibliography"/>
@@ -9588,15 +10266,15 @@
         <w:t xml:space="preserve">(4.ª ed.). Manantial.</w:t>
       </w:r>
     </w:p>
-    <w:bookmarkEnd w:id="103"/>
-    <w:bookmarkEnd w:id="104"/>
+    <w:bookmarkEnd w:id="107"/>
+    <w:bookmarkEnd w:id="108"/>
     <w:p>
       <w:r>
         <w:br w:type="page"/>
       </w:r>
     </w:p>
-    <w:bookmarkEnd w:id="105"/>
-    <w:bookmarkStart w:id="113" w:name="anexos-metodológicos"/>
+    <w:bookmarkEnd w:id="109"/>
+    <w:bookmarkStart w:id="117" w:name="anexos-metodológicos"/>
     <w:p>
       <w:pPr>
         <w:pStyle w:val="Heading1"/>
@@ -9614,7 +10292,7 @@
         <w:t xml:space="preserve">Anexos Metodológicos</w:t>
       </w:r>
     </w:p>
-    <w:bookmarkStart w:id="109" w:name="X8a4bd6135b680293145e26a5b92e72f8957a555"/>
+    <w:bookmarkStart w:id="113" w:name="X8a4bd6135b680293145e26a5b92e72f8957a555"/>
     <w:p>
       <w:pPr>
         <w:pStyle w:val="Heading3"/>
@@ -9695,7 +10373,7 @@
         <w:t xml:space="preserve">Relevar opiniones, percepciones y juicios críticos sobre los mecanismos actuales de evaluación docente y las condiciones de factibilidad para un circuito formativo 360° adaptado a la singularidad institucional.</w:t>
       </w:r>
     </w:p>
-    <w:bookmarkStart w:id="106" w:name="X3d0159f788aeb954922d9917573028760542890"/>
+    <w:bookmarkStart w:id="110" w:name="X3d0159f788aeb954922d9917573028760542890"/>
     <w:p>
       <w:pPr>
         <w:pStyle w:val="Heading4"/>
@@ -9712,7 +10390,7 @@
         <w:pStyle w:val="Compact"/>
         <w:numPr>
           <w:ilvl w:val="0"/>
-          <w:numId w:val="1027"/>
+          <w:numId w:val="1032"/>
         </w:numPr>
         <w:spacing w:after="120"/>
         <w:ind w:left="720" w:hanging="720"/>
@@ -9737,7 +10415,7 @@
         <w:pStyle w:val="Compact"/>
         <w:numPr>
           <w:ilvl w:val="0"/>
-          <w:numId w:val="1027"/>
+          <w:numId w:val="1032"/>
         </w:numPr>
         <w:spacing w:after="120"/>
         <w:ind w:left="720" w:hanging="720"/>
@@ -9762,7 +10440,7 @@
         <w:pStyle w:val="Compact"/>
         <w:numPr>
           <w:ilvl w:val="0"/>
-          <w:numId w:val="1027"/>
+          <w:numId w:val="1032"/>
         </w:numPr>
         <w:spacing w:after="120"/>
         <w:ind w:left="720" w:hanging="720"/>
@@ -9787,7 +10465,7 @@
         <w:pStyle w:val="Compact"/>
         <w:numPr>
           <w:ilvl w:val="0"/>
-          <w:numId w:val="1027"/>
+          <w:numId w:val="1032"/>
         </w:numPr>
         <w:spacing w:after="120"/>
         <w:ind w:left="720" w:hanging="720"/>
@@ -9812,7 +10490,7 @@
         <w:pStyle w:val="Compact"/>
         <w:numPr>
           <w:ilvl w:val="0"/>
-          <w:numId w:val="1027"/>
+          <w:numId w:val="1032"/>
         </w:numPr>
         <w:spacing w:after="120"/>
         <w:ind w:left="720" w:hanging="720"/>
@@ -9837,7 +10515,7 @@
         <w:pStyle w:val="Compact"/>
         <w:numPr>
           <w:ilvl w:val="0"/>
-          <w:numId w:val="1027"/>
+          <w:numId w:val="1032"/>
         </w:numPr>
         <w:spacing w:after="120"/>
         <w:ind w:left="720" w:hanging="720"/>
@@ -9862,7 +10540,7 @@
         <w:pStyle w:val="Compact"/>
         <w:numPr>
           <w:ilvl w:val="0"/>
-          <w:numId w:val="1027"/>
+          <w:numId w:val="1032"/>
         </w:numPr>
         <w:spacing w:after="120"/>
         <w:ind w:left="720" w:hanging="720"/>
@@ -9882,8 +10560,8 @@
         <w:t xml:space="preserve">¿De qué forma deberían vincularse los resultados con el Programa Anual de Capacitación Docente (Art. 76 del Estatuto UNCo)?</w:t>
       </w:r>
     </w:p>
-    <w:bookmarkEnd w:id="106"/>
-    <w:bookmarkStart w:id="107" w:name="X0f5478bf378498a567f3b1fa4c8b45406ac87b1"/>
+    <w:bookmarkEnd w:id="110"/>
+    <w:bookmarkStart w:id="111" w:name="X0f5478bf378498a567f3b1fa4c8b45406ac87b1"/>
     <w:p>
       <w:pPr>
         <w:pStyle w:val="Heading4"/>
@@ -9900,7 +10578,7 @@
         <w:pStyle w:val="Compact"/>
         <w:numPr>
           <w:ilvl w:val="0"/>
-          <w:numId w:val="1028"/>
+          <w:numId w:val="1033"/>
         </w:numPr>
         <w:spacing w:after="120"/>
         <w:ind w:left="720" w:hanging="720"/>
@@ -9925,7 +10603,7 @@
         <w:pStyle w:val="Compact"/>
         <w:numPr>
           <w:ilvl w:val="0"/>
-          <w:numId w:val="1028"/>
+          <w:numId w:val="1033"/>
         </w:numPr>
         <w:spacing w:after="120"/>
         <w:ind w:left="720" w:hanging="720"/>
@@ -9945,8 +10623,8 @@
         <w:t xml:space="preserve">¿Qué mecanismos de veeduría y gobernanza gremial deberían incorporarse en la administración y custodia técnica de los formularios para otorgar plena certeza de que los datos diagnósticos no serán transferidos a legajos ni utilizados por jurados de permanencia o acreditación?</w:t>
       </w:r>
     </w:p>
-    <w:bookmarkEnd w:id="107"/>
-    <w:bookmarkStart w:id="108" w:name="Xd8dec2b8a7f90a67e87e467aa5930d6b0d4f51b"/>
+    <w:bookmarkEnd w:id="111"/>
+    <w:bookmarkStart w:id="112" w:name="Xd8dec2b8a7f90a67e87e467aa5930d6b0d4f51b"/>
     <w:p>
       <w:pPr>
         <w:pStyle w:val="Heading4"/>
@@ -9963,7 +10641,7 @@
         <w:pStyle w:val="Compact"/>
         <w:numPr>
           <w:ilvl w:val="0"/>
-          <w:numId w:val="1029"/>
+          <w:numId w:val="1034"/>
         </w:numPr>
         <w:spacing w:after="120"/>
         <w:ind w:left="720" w:hanging="720"/>
@@ -9988,7 +10666,7 @@
         <w:pStyle w:val="Compact"/>
         <w:numPr>
           <w:ilvl w:val="0"/>
-          <w:numId w:val="1029"/>
+          <w:numId w:val="1034"/>
         </w:numPr>
         <w:spacing w:after="120"/>
         <w:ind w:left="720" w:hanging="720"/>
@@ -10013,9 +10691,9 @@
         <w:br w:type="page"/>
       </w:r>
     </w:p>
-    <w:bookmarkEnd w:id="108"/>
-    <w:bookmarkEnd w:id="109"/>
-    <w:bookmarkStart w:id="110" w:name="Xed927c32308fb922173a9e4e6308883f42ff086"/>
+    <w:bookmarkEnd w:id="112"/>
+    <w:bookmarkEnd w:id="113"/>
+    <w:bookmarkStart w:id="114" w:name="Xed927c32308fb922173a9e4e6308883f42ff086"/>
     <w:p>
       <w:pPr>
         <w:pStyle w:val="Heading3"/>
@@ -11527,7 +12205,7 @@
       <w:pPr>
         <w:numPr>
           <w:ilvl w:val="0"/>
-          <w:numId w:val="1030"/>
+          <w:numId w:val="1035"/>
         </w:numPr>
         <w:spacing w:after="120"/>
         <w:ind w:left="720" w:hanging="720"/>
@@ -11579,7 +12257,7 @@
       <w:pPr>
         <w:numPr>
           <w:ilvl w:val="0"/>
-          <w:numId w:val="1030"/>
+          <w:numId w:val="1035"/>
         </w:numPr>
         <w:spacing w:after="120"/>
         <w:ind w:left="720" w:hanging="720"/>
@@ -11632,8 +12310,8 @@
         <w:br w:type="page"/>
       </w:r>
     </w:p>
-    <w:bookmarkEnd w:id="110"/>
-    <w:bookmarkStart w:id="111" w:name="X2fe5c967a6121280ba4c78ad136dc18f1f34381"/>
+    <w:bookmarkEnd w:id="114"/>
+    <w:bookmarkStart w:id="115" w:name="X2fe5c967a6121280ba4c78ad136dc18f1f34381"/>
     <w:p>
       <w:pPr>
         <w:pStyle w:val="Heading3"/>
@@ -11788,7 +12466,7 @@
         <w:pStyle w:val="Compact"/>
         <w:numPr>
           <w:ilvl w:val="0"/>
-          <w:numId w:val="1031"/>
+          <w:numId w:val="1036"/>
         </w:numPr>
         <w:spacing w:after="120"/>
         <w:ind w:left="720" w:hanging="720"/>
@@ -11806,7 +12484,7 @@
         <w:pStyle w:val="Compact"/>
         <w:numPr>
           <w:ilvl w:val="0"/>
-          <w:numId w:val="1031"/>
+          <w:numId w:val="1036"/>
         </w:numPr>
         <w:spacing w:after="120"/>
         <w:ind w:left="720" w:hanging="720"/>
@@ -11824,7 +12502,7 @@
         <w:pStyle w:val="Compact"/>
         <w:numPr>
           <w:ilvl w:val="0"/>
-          <w:numId w:val="1031"/>
+          <w:numId w:val="1036"/>
         </w:numPr>
         <w:spacing w:after="120"/>
         <w:ind w:left="720" w:hanging="720"/>
@@ -11914,8 +12592,8 @@
         <w:br w:type="page"/>
       </w:r>
     </w:p>
-    <w:bookmarkEnd w:id="111"/>
-    <w:bookmarkStart w:id="112" w:name="Xdd43486170bd3838ba53edb989ff446467f8d87"/>
+    <w:bookmarkEnd w:id="115"/>
+    <w:bookmarkStart w:id="116" w:name="Xdd43486170bd3838ba53edb989ff446467f8d87"/>
     <w:p>
       <w:pPr>
         <w:pStyle w:val="Heading3"/>
@@ -11953,7 +12631,7 @@
       <w:pPr>
         <w:numPr>
           <w:ilvl w:val="0"/>
-          <w:numId w:val="1032"/>
+          <w:numId w:val="1037"/>
         </w:numPr>
         <w:spacing w:after="120"/>
         <w:ind w:left="720" w:hanging="720"/>
@@ -11984,7 +12662,7 @@
       <w:pPr>
         <w:numPr>
           <w:ilvl w:val="0"/>
-          <w:numId w:val="1032"/>
+          <w:numId w:val="1037"/>
         </w:numPr>
         <w:spacing w:after="120"/>
         <w:ind w:left="720" w:hanging="720"/>
@@ -12008,7 +12686,7 @@
       <w:pPr>
         <w:numPr>
           <w:ilvl w:val="0"/>
-          <w:numId w:val="1032"/>
+          <w:numId w:val="1037"/>
         </w:numPr>
         <w:spacing w:after="120"/>
         <w:ind w:left="720" w:hanging="720"/>
@@ -12032,7 +12710,7 @@
       <w:pPr>
         <w:numPr>
           <w:ilvl w:val="0"/>
-          <w:numId w:val="1032"/>
+          <w:numId w:val="1037"/>
         </w:numPr>
         <w:spacing w:after="120"/>
         <w:ind w:left="720" w:hanging="720"/>
@@ -12051,7 +12729,7 @@
         <w:pStyle w:val="Compact"/>
         <w:numPr>
           <w:ilvl w:val="1"/>
-          <w:numId w:val="1033"/>
+          <w:numId w:val="1038"/>
         </w:numPr>
         <w:spacing w:after="120"/>
         <w:ind w:left="720" w:hanging="720"/>
@@ -12066,7 +12744,7 @@
         <w:pStyle w:val="Compact"/>
         <w:numPr>
           <w:ilvl w:val="1"/>
-          <w:numId w:val="1033"/>
+          <w:numId w:val="1038"/>
         </w:numPr>
         <w:spacing w:after="120"/>
         <w:ind w:left="720" w:hanging="720"/>
@@ -12081,7 +12759,7 @@
         <w:pStyle w:val="Compact"/>
         <w:numPr>
           <w:ilvl w:val="1"/>
-          <w:numId w:val="1033"/>
+          <w:numId w:val="1038"/>
         </w:numPr>
         <w:spacing w:after="120"/>
         <w:ind w:left="720" w:hanging="720"/>
@@ -12096,7 +12774,7 @@
         <w:pStyle w:val="Compact"/>
         <w:numPr>
           <w:ilvl w:val="1"/>
-          <w:numId w:val="1033"/>
+          <w:numId w:val="1038"/>
         </w:numPr>
         <w:spacing w:after="120"/>
         <w:ind w:left="720" w:hanging="720"/>
@@ -12291,8 +12969,8 @@
         </w:tc>
       </w:tr>
     </w:tbl>
-    <w:bookmarkEnd w:id="112"/>
-    <w:bookmarkEnd w:id="113"/>
+    <w:bookmarkEnd w:id="116"/>
+    <w:bookmarkEnd w:id="117"/>
     <w:sectPr>
       <w:footerReference w:type="default" r:id="rId11"/>
       <w:footnotePr>
@@ -12929,34 +13607,7 @@
     <w:abstractNumId w:val="991"/>
   </w:num>
   <w:num w:numId="1021">
-    <w:abstractNumId w:val="99411"/>
-    <w:lvlOverride w:ilvl="0">
-      <w:startOverride w:val="1"/>
-    </w:lvlOverride>
-    <w:lvlOverride w:ilvl="1">
-      <w:startOverride w:val="1"/>
-    </w:lvlOverride>
-    <w:lvlOverride w:ilvl="2">
-      <w:startOverride w:val="1"/>
-    </w:lvlOverride>
-    <w:lvlOverride w:ilvl="3">
-      <w:startOverride w:val="1"/>
-    </w:lvlOverride>
-    <w:lvlOverride w:ilvl="4">
-      <w:startOverride w:val="1"/>
-    </w:lvlOverride>
-    <w:lvlOverride w:ilvl="5">
-      <w:startOverride w:val="1"/>
-    </w:lvlOverride>
-    <w:lvlOverride w:ilvl="6">
-      <w:startOverride w:val="1"/>
-    </w:lvlOverride>
-    <w:lvlOverride w:ilvl="7">
-      <w:startOverride w:val="1"/>
-    </w:lvlOverride>
-    <w:lvlOverride w:ilvl="8">
-      <w:startOverride w:val="1"/>
-    </w:lvlOverride>
+    <w:abstractNumId w:val="991"/>
   </w:num>
   <w:num w:numId="1022">
     <w:abstractNumId w:val="991"/>
@@ -12995,12 +13646,6 @@
     </w:lvlOverride>
   </w:num>
   <w:num w:numId="1025">
-    <w:abstractNumId w:val="991"/>
-  </w:num>
-  <w:num w:numId="1026">
-    <w:abstractNumId w:val="991"/>
-  </w:num>
-  <w:num w:numId="1027">
     <w:abstractNumId w:val="99411"/>
     <w:lvlOverride w:ilvl="0">
       <w:startOverride w:val="1"/>
@@ -13030,7 +13675,7 @@
       <w:startOverride w:val="1"/>
     </w:lvlOverride>
   </w:num>
-  <w:num w:numId="1028">
+  <w:num w:numId="1026">
     <w:abstractNumId w:val="99411"/>
     <w:lvlOverride w:ilvl="0">
       <w:startOverride w:val="1"/>
@@ -13059,6 +13704,12 @@
     <w:lvlOverride w:ilvl="8">
       <w:startOverride w:val="1"/>
     </w:lvlOverride>
+  </w:num>
+  <w:num w:numId="1027">
+    <w:abstractNumId w:val="991"/>
+  </w:num>
+  <w:num w:numId="1028">
+    <w:abstractNumId w:val="991"/>
   </w:num>
   <w:num w:numId="1029">
     <w:abstractNumId w:val="99411"/>
@@ -13094,34 +13745,7 @@
     <w:abstractNumId w:val="991"/>
   </w:num>
   <w:num w:numId="1031">
-    <w:abstractNumId w:val="99721"/>
-    <w:lvlOverride w:ilvl="0">
-      <w:startOverride w:val="1"/>
-    </w:lvlOverride>
-    <w:lvlOverride w:ilvl="1">
-      <w:startOverride w:val="1"/>
-    </w:lvlOverride>
-    <w:lvlOverride w:ilvl="2">
-      <w:startOverride w:val="1"/>
-    </w:lvlOverride>
-    <w:lvlOverride w:ilvl="3">
-      <w:startOverride w:val="1"/>
-    </w:lvlOverride>
-    <w:lvlOverride w:ilvl="4">
-      <w:startOverride w:val="1"/>
-    </w:lvlOverride>
-    <w:lvlOverride w:ilvl="5">
-      <w:startOverride w:val="1"/>
-    </w:lvlOverride>
-    <w:lvlOverride w:ilvl="6">
-      <w:startOverride w:val="1"/>
-    </w:lvlOverride>
-    <w:lvlOverride w:ilvl="7">
-      <w:startOverride w:val="1"/>
-    </w:lvlOverride>
-    <w:lvlOverride w:ilvl="8">
-      <w:startOverride w:val="1"/>
-    </w:lvlOverride>
+    <w:abstractNumId w:val="991"/>
   </w:num>
   <w:num w:numId="1032">
     <w:abstractNumId w:val="99411"/>
@@ -13154,6 +13778,129 @@
     </w:lvlOverride>
   </w:num>
   <w:num w:numId="1033">
+    <w:abstractNumId w:val="99411"/>
+    <w:lvlOverride w:ilvl="0">
+      <w:startOverride w:val="1"/>
+    </w:lvlOverride>
+    <w:lvlOverride w:ilvl="1">
+      <w:startOverride w:val="1"/>
+    </w:lvlOverride>
+    <w:lvlOverride w:ilvl="2">
+      <w:startOverride w:val="1"/>
+    </w:lvlOverride>
+    <w:lvlOverride w:ilvl="3">
+      <w:startOverride w:val="1"/>
+    </w:lvlOverride>
+    <w:lvlOverride w:ilvl="4">
+      <w:startOverride w:val="1"/>
+    </w:lvlOverride>
+    <w:lvlOverride w:ilvl="5">
+      <w:startOverride w:val="1"/>
+    </w:lvlOverride>
+    <w:lvlOverride w:ilvl="6">
+      <w:startOverride w:val="1"/>
+    </w:lvlOverride>
+    <w:lvlOverride w:ilvl="7">
+      <w:startOverride w:val="1"/>
+    </w:lvlOverride>
+    <w:lvlOverride w:ilvl="8">
+      <w:startOverride w:val="1"/>
+    </w:lvlOverride>
+  </w:num>
+  <w:num w:numId="1034">
+    <w:abstractNumId w:val="99411"/>
+    <w:lvlOverride w:ilvl="0">
+      <w:startOverride w:val="1"/>
+    </w:lvlOverride>
+    <w:lvlOverride w:ilvl="1">
+      <w:startOverride w:val="1"/>
+    </w:lvlOverride>
+    <w:lvlOverride w:ilvl="2">
+      <w:startOverride w:val="1"/>
+    </w:lvlOverride>
+    <w:lvlOverride w:ilvl="3">
+      <w:startOverride w:val="1"/>
+    </w:lvlOverride>
+    <w:lvlOverride w:ilvl="4">
+      <w:startOverride w:val="1"/>
+    </w:lvlOverride>
+    <w:lvlOverride w:ilvl="5">
+      <w:startOverride w:val="1"/>
+    </w:lvlOverride>
+    <w:lvlOverride w:ilvl="6">
+      <w:startOverride w:val="1"/>
+    </w:lvlOverride>
+    <w:lvlOverride w:ilvl="7">
+      <w:startOverride w:val="1"/>
+    </w:lvlOverride>
+    <w:lvlOverride w:ilvl="8">
+      <w:startOverride w:val="1"/>
+    </w:lvlOverride>
+  </w:num>
+  <w:num w:numId="1035">
+    <w:abstractNumId w:val="991"/>
+  </w:num>
+  <w:num w:numId="1036">
+    <w:abstractNumId w:val="99721"/>
+    <w:lvlOverride w:ilvl="0">
+      <w:startOverride w:val="1"/>
+    </w:lvlOverride>
+    <w:lvlOverride w:ilvl="1">
+      <w:startOverride w:val="1"/>
+    </w:lvlOverride>
+    <w:lvlOverride w:ilvl="2">
+      <w:startOverride w:val="1"/>
+    </w:lvlOverride>
+    <w:lvlOverride w:ilvl="3">
+      <w:startOverride w:val="1"/>
+    </w:lvlOverride>
+    <w:lvlOverride w:ilvl="4">
+      <w:startOverride w:val="1"/>
+    </w:lvlOverride>
+    <w:lvlOverride w:ilvl="5">
+      <w:startOverride w:val="1"/>
+    </w:lvlOverride>
+    <w:lvlOverride w:ilvl="6">
+      <w:startOverride w:val="1"/>
+    </w:lvlOverride>
+    <w:lvlOverride w:ilvl="7">
+      <w:startOverride w:val="1"/>
+    </w:lvlOverride>
+    <w:lvlOverride w:ilvl="8">
+      <w:startOverride w:val="1"/>
+    </w:lvlOverride>
+  </w:num>
+  <w:num w:numId="1037">
+    <w:abstractNumId w:val="99411"/>
+    <w:lvlOverride w:ilvl="0">
+      <w:startOverride w:val="1"/>
+    </w:lvlOverride>
+    <w:lvlOverride w:ilvl="1">
+      <w:startOverride w:val="1"/>
+    </w:lvlOverride>
+    <w:lvlOverride w:ilvl="2">
+      <w:startOverride w:val="1"/>
+    </w:lvlOverride>
+    <w:lvlOverride w:ilvl="3">
+      <w:startOverride w:val="1"/>
+    </w:lvlOverride>
+    <w:lvlOverride w:ilvl="4">
+      <w:startOverride w:val="1"/>
+    </w:lvlOverride>
+    <w:lvlOverride w:ilvl="5">
+      <w:startOverride w:val="1"/>
+    </w:lvlOverride>
+    <w:lvlOverride w:ilvl="6">
+      <w:startOverride w:val="1"/>
+    </w:lvlOverride>
+    <w:lvlOverride w:ilvl="7">
+      <w:startOverride w:val="1"/>
+    </w:lvlOverride>
+    <w:lvlOverride w:ilvl="8">
+      <w:startOverride w:val="1"/>
+    </w:lvlOverride>
+  </w:num>
+  <w:num w:numId="1038">
     <w:abstractNumId w:val="991"/>
   </w:num>
 </w:numbering>

--- a/Entregas/Actividad 4/TP4_Ayarachi_Fuentes.docx
+++ b/Entregas/Actividad 4/TP4_Ayarachi_Fuentes.docx
@@ -474,7 +474,7 @@
           <w:rFonts w:ascii="Arial" w:hAnsi="Arial"/>
           <w:sz w:val="22"/>
         </w:rPr>
-        <w:t>4</w:t>
+        <w:t>5</w:t>
       </w:r>
     </w:p>
     <w:p>
@@ -1247,7 +1247,7 @@
           <w:rFonts w:ascii="Arial" w:hAnsi="Arial"/>
           <w:sz w:val="22"/>
         </w:rPr>
-        <w:t>Muestra y Tipos de Muestreo (N)</w:t>
+        <w:t>Muestra y Tipos de Muestreo (n)</w:t>
       </w:r>
       <w:r>
         <w:tab/>
@@ -2461,7 +2461,7 @@
         <w:t xml:space="preserve"> </w:t>
       </w:r>
       <w:r>
-        <w:t xml:space="preserve">La unidad institucional es el Departamento de Administración Pública. Los actores involucrados comprenden docentes (regulares e interinos), estudiantes regulares y autoridades académicas (Dirección departamental y miembros del Consejo Departamental).</w:t>
+        <w:t xml:space="preserve">La unidad institucional es el Departamento de Administración Pública. Los actores involucrados comprenden docentes (regulares e interinos), estudiantes regulares, autoridades académicas (Dirección departamental y miembros del Consejo Departamental) y representantes gremiales paritarios (ADUNC).</w:t>
       </w:r>
     </w:p>
     <w:bookmarkEnd w:id="20"/>
@@ -5518,7 +5518,7 @@
           <w:i/>
           <w:iCs/>
         </w:rPr>
-        <w:t xml:space="preserve">N</w:t>
+        <w:t xml:space="preserve">n</w:t>
       </w:r>
       <w:r>
         <w:t xml:space="preserve">)</w:t>

--- a/Entregas/Actividad 4/TP4_Ayarachi_Fuentes.docx
+++ b/Entregas/Actividad 4/TP4_Ayarachi_Fuentes.docx
@@ -393,7 +393,7 @@
           <w:rFonts w:ascii="Arial" w:hAnsi="Arial"/>
           <w:sz w:val="22"/>
         </w:rPr>
-        <w:t>3</w:t>
+        <w:t>4</w:t>
       </w:r>
     </w:p>
     <w:p>
@@ -420,7 +420,7 @@
           <w:rFonts w:ascii="Arial" w:hAnsi="Arial"/>
           <w:sz w:val="22"/>
         </w:rPr>
-        <w:t>3</w:t>
+        <w:t>4</w:t>
       </w:r>
     </w:p>
     <w:p>
@@ -447,7 +447,7 @@
           <w:rFonts w:ascii="Arial" w:hAnsi="Arial"/>
           <w:sz w:val="22"/>
         </w:rPr>
-        <w:t>4</w:t>
+        <w:t>5</w:t>
       </w:r>
     </w:p>
     <w:p>
@@ -501,7 +501,7 @@
           <w:rFonts w:ascii="Arial" w:hAnsi="Arial"/>
           <w:sz w:val="22"/>
         </w:rPr>
-        <w:t>5</w:t>
+        <w:t>6</w:t>
       </w:r>
     </w:p>
     <w:p>
@@ -528,7 +528,7 @@
           <w:rFonts w:ascii="Arial" w:hAnsi="Arial"/>
           <w:sz w:val="22"/>
         </w:rPr>
-        <w:t>5</w:t>
+        <w:t>6</w:t>
       </w:r>
     </w:p>
     <w:p>
@@ -555,7 +555,7 @@
           <w:rFonts w:ascii="Arial" w:hAnsi="Arial"/>
           <w:sz w:val="22"/>
         </w:rPr>
-        <w:t>6</w:t>
+        <w:t>7</w:t>
       </w:r>
     </w:p>
     <w:p>
@@ -582,7 +582,7 @@
           <w:rFonts w:ascii="Arial" w:hAnsi="Arial"/>
           <w:sz w:val="22"/>
         </w:rPr>
-        <w:t>6</w:t>
+        <w:t>7</w:t>
       </w:r>
     </w:p>
     <w:p>
@@ -609,7 +609,7 @@
           <w:rFonts w:ascii="Arial" w:hAnsi="Arial"/>
           <w:sz w:val="22"/>
         </w:rPr>
-        <w:t>6</w:t>
+        <w:t>7</w:t>
       </w:r>
     </w:p>
     <w:p>
@@ -636,7 +636,7 @@
           <w:rFonts w:ascii="Arial" w:hAnsi="Arial"/>
           <w:sz w:val="22"/>
         </w:rPr>
-        <w:t>7</w:t>
+        <w:t>8</w:t>
       </w:r>
     </w:p>
     <w:p>
@@ -663,7 +663,7 @@
           <w:rFonts w:ascii="Arial" w:hAnsi="Arial"/>
           <w:sz w:val="22"/>
         </w:rPr>
-        <w:t>8</w:t>
+        <w:t>9</w:t>
       </w:r>
     </w:p>
     <w:p>
@@ -690,7 +690,7 @@
           <w:rFonts w:ascii="Arial" w:hAnsi="Arial"/>
           <w:sz w:val="22"/>
         </w:rPr>
-        <w:t>8</w:t>
+        <w:t>9</w:t>
       </w:r>
     </w:p>
     <w:p>
@@ -717,7 +717,7 @@
           <w:rFonts w:ascii="Arial" w:hAnsi="Arial"/>
           <w:sz w:val="22"/>
         </w:rPr>
-        <w:t>8</w:t>
+        <w:t>9</w:t>
       </w:r>
     </w:p>
     <w:p>
@@ -744,7 +744,7 @@
           <w:rFonts w:ascii="Arial" w:hAnsi="Arial"/>
           <w:sz w:val="22"/>
         </w:rPr>
-        <w:t>8</w:t>
+        <w:t>9</w:t>
       </w:r>
     </w:p>
     <w:p>
@@ -771,7 +771,7 @@
           <w:rFonts w:ascii="Arial" w:hAnsi="Arial"/>
           <w:sz w:val="22"/>
         </w:rPr>
-        <w:t>9</w:t>
+        <w:t>10</w:t>
       </w:r>
     </w:p>
     <w:p>
@@ -798,7 +798,7 @@
           <w:rFonts w:ascii="Arial" w:hAnsi="Arial"/>
           <w:sz w:val="22"/>
         </w:rPr>
-        <w:t>10</w:t>
+        <w:t>11</w:t>
       </w:r>
     </w:p>
     <w:p>
@@ -825,7 +825,7 @@
           <w:rFonts w:ascii="Arial" w:hAnsi="Arial"/>
           <w:sz w:val="22"/>
         </w:rPr>
-        <w:t>10</w:t>
+        <w:t>11</w:t>
       </w:r>
     </w:p>
     <w:p>
@@ -852,7 +852,7 @@
           <w:rFonts w:ascii="Arial" w:hAnsi="Arial"/>
           <w:sz w:val="22"/>
         </w:rPr>
-        <w:t>11</w:t>
+        <w:t>12</w:t>
       </w:r>
     </w:p>
     <w:p>
@@ -879,7 +879,7 @@
           <w:rFonts w:ascii="Arial" w:hAnsi="Arial"/>
           <w:sz w:val="22"/>
         </w:rPr>
-        <w:t>11</w:t>
+        <w:t>12</w:t>
       </w:r>
     </w:p>
     <w:p>
@@ -906,7 +906,7 @@
           <w:rFonts w:ascii="Arial" w:hAnsi="Arial"/>
           <w:sz w:val="22"/>
         </w:rPr>
-        <w:t>11</w:t>
+        <w:t>12</w:t>
       </w:r>
     </w:p>
     <w:p>
@@ -933,7 +933,7 @@
           <w:rFonts w:ascii="Arial" w:hAnsi="Arial"/>
           <w:sz w:val="22"/>
         </w:rPr>
-        <w:t>12</w:t>
+        <w:t>13</w:t>
       </w:r>
     </w:p>
     <w:p>
@@ -960,7 +960,7 @@
           <w:rFonts w:ascii="Arial" w:hAnsi="Arial"/>
           <w:sz w:val="22"/>
         </w:rPr>
-        <w:t>12</w:t>
+        <w:t>13</w:t>
       </w:r>
     </w:p>
     <w:p>
@@ -987,7 +987,7 @@
           <w:rFonts w:ascii="Arial" w:hAnsi="Arial"/>
           <w:sz w:val="22"/>
         </w:rPr>
-        <w:t>12</w:t>
+        <w:t>13</w:t>
       </w:r>
     </w:p>
     <w:p>
@@ -1014,7 +1014,7 @@
           <w:rFonts w:ascii="Arial" w:hAnsi="Arial"/>
           <w:sz w:val="22"/>
         </w:rPr>
-        <w:t>13</w:t>
+        <w:t>14</w:t>
       </w:r>
     </w:p>
     <w:p>
@@ -1041,7 +1041,7 @@
           <w:rFonts w:ascii="Arial" w:hAnsi="Arial"/>
           <w:sz w:val="22"/>
         </w:rPr>
-        <w:t>13</w:t>
+        <w:t>14</w:t>
       </w:r>
     </w:p>
     <w:p>
@@ -1068,7 +1068,7 @@
           <w:rFonts w:ascii="Arial" w:hAnsi="Arial"/>
           <w:sz w:val="22"/>
         </w:rPr>
-        <w:t>14</w:t>
+        <w:t>15</w:t>
       </w:r>
     </w:p>
     <w:p>
@@ -1095,7 +1095,7 @@
           <w:rFonts w:ascii="Arial" w:hAnsi="Arial"/>
           <w:sz w:val="22"/>
         </w:rPr>
-        <w:t>15</w:t>
+        <w:t>16</w:t>
       </w:r>
     </w:p>
     <w:p>
@@ -1122,7 +1122,7 @@
           <w:rFonts w:ascii="Arial" w:hAnsi="Arial"/>
           <w:sz w:val="22"/>
         </w:rPr>
-        <w:t>15</w:t>
+        <w:t>16</w:t>
       </w:r>
     </w:p>
     <w:p>
@@ -1149,7 +1149,7 @@
           <w:rFonts w:ascii="Arial" w:hAnsi="Arial"/>
           <w:sz w:val="22"/>
         </w:rPr>
-        <w:t>15</w:t>
+        <w:t>16</w:t>
       </w:r>
     </w:p>
     <w:p>
@@ -1176,7 +1176,7 @@
           <w:rFonts w:ascii="Arial" w:hAnsi="Arial"/>
           <w:sz w:val="22"/>
         </w:rPr>
-        <w:t>15</w:t>
+        <w:t>16</w:t>
       </w:r>
     </w:p>
     <w:p>
@@ -1203,7 +1203,7 @@
           <w:rFonts w:ascii="Arial" w:hAnsi="Arial"/>
           <w:sz w:val="22"/>
         </w:rPr>
-        <w:t>15</w:t>
+        <w:t>16</w:t>
       </w:r>
     </w:p>
     <w:p>
@@ -1230,7 +1230,7 @@
           <w:rFonts w:ascii="Arial" w:hAnsi="Arial"/>
           <w:sz w:val="22"/>
         </w:rPr>
-        <w:t>16</w:t>
+        <w:t>17</w:t>
       </w:r>
     </w:p>
     <w:p>
@@ -1257,7 +1257,7 @@
           <w:rFonts w:ascii="Arial" w:hAnsi="Arial"/>
           <w:sz w:val="22"/>
         </w:rPr>
-        <w:t>17</w:t>
+        <w:t>18</w:t>
       </w:r>
     </w:p>
     <w:p>
@@ -1284,7 +1284,7 @@
           <w:rFonts w:ascii="Arial" w:hAnsi="Arial"/>
           <w:sz w:val="22"/>
         </w:rPr>
-        <w:t>17</w:t>
+        <w:t>18</w:t>
       </w:r>
     </w:p>
     <w:p>
@@ -1311,7 +1311,7 @@
           <w:rFonts w:ascii="Arial" w:hAnsi="Arial"/>
           <w:sz w:val="22"/>
         </w:rPr>
-        <w:t>18</w:t>
+        <w:t>19</w:t>
       </w:r>
     </w:p>
     <w:p>
@@ -1338,7 +1338,7 @@
           <w:rFonts w:ascii="Arial" w:hAnsi="Arial"/>
           <w:sz w:val="22"/>
         </w:rPr>
-        <w:t>19</w:t>
+        <w:t>20</w:t>
       </w:r>
     </w:p>
     <w:p>
@@ -1365,7 +1365,7 @@
           <w:rFonts w:ascii="Arial" w:hAnsi="Arial"/>
           <w:sz w:val="22"/>
         </w:rPr>
-        <w:t>21</w:t>
+        <w:t>22</w:t>
       </w:r>
     </w:p>
     <w:p>
@@ -1392,7 +1392,7 @@
           <w:rFonts w:ascii="Arial" w:hAnsi="Arial"/>
           <w:sz w:val="22"/>
         </w:rPr>
-        <w:t>21</w:t>
+        <w:t>22</w:t>
       </w:r>
     </w:p>
     <w:p>
@@ -1419,7 +1419,7 @@
           <w:rFonts w:ascii="Arial" w:hAnsi="Arial"/>
           <w:sz w:val="22"/>
         </w:rPr>
-        <w:t>22</w:t>
+        <w:t>23</w:t>
       </w:r>
     </w:p>
     <w:p>
@@ -1446,7 +1446,7 @@
           <w:rFonts w:ascii="Arial" w:hAnsi="Arial"/>
           <w:sz w:val="22"/>
         </w:rPr>
-        <w:t>23</w:t>
+        <w:t>24</w:t>
       </w:r>
     </w:p>
     <w:p>
@@ -1473,7 +1473,7 @@
           <w:rFonts w:ascii="Arial" w:hAnsi="Arial"/>
           <w:sz w:val="22"/>
         </w:rPr>
-        <w:t>25</w:t>
+        <w:t>26</w:t>
       </w:r>
     </w:p>
     <w:p>
@@ -1500,7 +1500,7 @@
           <w:rFonts w:ascii="Arial" w:hAnsi="Arial"/>
           <w:sz w:val="22"/>
         </w:rPr>
-        <w:t>25</w:t>
+        <w:t>26</w:t>
       </w:r>
     </w:p>
     <w:p>
@@ -1527,7 +1527,7 @@
           <w:rFonts w:ascii="Arial" w:hAnsi="Arial"/>
           <w:sz w:val="22"/>
         </w:rPr>
-        <w:t>25</w:t>
+        <w:t>26</w:t>
       </w:r>
     </w:p>
     <w:p>
@@ -1554,7 +1554,7 @@
           <w:rFonts w:ascii="Arial" w:hAnsi="Arial"/>
           <w:sz w:val="22"/>
         </w:rPr>
-        <w:t>25</w:t>
+        <w:t>26</w:t>
       </w:r>
     </w:p>
     <w:p>
@@ -1581,7 +1581,7 @@
           <w:rFonts w:ascii="Arial" w:hAnsi="Arial"/>
           <w:sz w:val="22"/>
         </w:rPr>
-        <w:t>26</w:t>
+        <w:t>27</w:t>
       </w:r>
     </w:p>
     <w:p>
@@ -1608,7 +1608,7 @@
           <w:rFonts w:ascii="Arial" w:hAnsi="Arial"/>
           <w:sz w:val="22"/>
         </w:rPr>
-        <w:t>27</w:t>
+        <w:t>28</w:t>
       </w:r>
     </w:p>
     <w:p>
@@ -1635,7 +1635,7 @@
           <w:rFonts w:ascii="Arial" w:hAnsi="Arial"/>
           <w:sz w:val="22"/>
         </w:rPr>
-        <w:t>30</w:t>
+        <w:t>31</w:t>
       </w:r>
     </w:p>
     <w:p>
@@ -1662,7 +1662,7 @@
           <w:rFonts w:ascii="Arial" w:hAnsi="Arial"/>
           <w:sz w:val="22"/>
         </w:rPr>
-        <w:t>30</w:t>
+        <w:t>31</w:t>
       </w:r>
     </w:p>
     <w:p>
@@ -1689,7 +1689,7 @@
           <w:rFonts w:ascii="Arial" w:hAnsi="Arial"/>
           <w:sz w:val="22"/>
         </w:rPr>
-        <w:t>30</w:t>
+        <w:t>31</w:t>
       </w:r>
     </w:p>
     <w:p>
@@ -1716,7 +1716,7 @@
           <w:rFonts w:ascii="Arial" w:hAnsi="Arial"/>
           <w:sz w:val="22"/>
         </w:rPr>
-        <w:t>30</w:t>
+        <w:t>31</w:t>
       </w:r>
     </w:p>
     <w:p>
@@ -1743,7 +1743,7 @@
           <w:rFonts w:ascii="Arial" w:hAnsi="Arial"/>
           <w:sz w:val="22"/>
         </w:rPr>
-        <w:t>31</w:t>
+        <w:t>32</w:t>
       </w:r>
     </w:p>
     <w:p>
@@ -1770,7 +1770,7 @@
           <w:rFonts w:ascii="Arial" w:hAnsi="Arial"/>
           <w:sz w:val="22"/>
         </w:rPr>
-        <w:t>32</w:t>
+        <w:t>33</w:t>
       </w:r>
     </w:p>
     <w:p>
@@ -1797,7 +1797,7 @@
           <w:rFonts w:ascii="Arial" w:hAnsi="Arial"/>
           <w:sz w:val="22"/>
         </w:rPr>
-        <w:t>33</w:t>
+        <w:t>34</w:t>
       </w:r>
     </w:p>
     <w:p>
@@ -1824,7 +1824,7 @@
           <w:rFonts w:ascii="Arial" w:hAnsi="Arial"/>
           <w:sz w:val="22"/>
         </w:rPr>
-        <w:t>34</w:t>
+        <w:t>35</w:t>
       </w:r>
     </w:p>
     <w:p>
@@ -1888,7 +1888,7 @@
         <w:t xml:space="preserve">Primera parte de la estructura del Proyecto de investigación de TFG</w:t>
       </w:r>
     </w:p>
-    <w:bookmarkStart w:id="18" w:name="tema-de-investigación"/>
+    <w:bookmarkStart w:id="21" w:name="tema-de-investigación"/>
     <w:p>
       <w:pPr>
         <w:pStyle w:val="Heading2"/>
@@ -2147,7 +2147,7 @@
       </w:r>
     </w:p>
     <w:bookmarkEnd w:id="16"/>
-    <w:bookmarkStart w:id="17" w:name="contexto-institucional-y-normativo"/>
+    <w:bookmarkStart w:id="20" w:name="contexto-institucional-y-normativo"/>
     <w:p>
       <w:pPr>
         <w:pStyle w:val="Heading3"/>
@@ -2169,7 +2169,7 @@
         <w:pStyle w:val="FirstParagraph"/>
       </w:pPr>
       <w:r>
-        <w:t xml:space="preserve">El estudio se desarrolla en el Departamento de Administración Pública del CURZAS-UNCo, unidad académica con sede central en la ciudad de Viedma (Río Negro). El Departamento coordina la Licenciatura en Administración Pública, el Ciclo de Complementación Curricular de la Licenciatura en Gestión de Recursos Humanos y diversos trayectos formativos para el sector público provincial y municipal. Su población estudiantil comprende tanto jóvenes de la comarca Viedma-Patagones como trabajadores estatales insertos en administraciones públicas. A ello se suma la expansión territorial a través de la Red de Nodos Universitarios en localidades de la Línea Sur y la Costa Atlántica rionegrina (Sierra Grande, Valcheta, Los Menucos y Ramos Mexía), donde se implementan modalidades de cursada híbrida reguladas por la Resolución CD-CURZA N° 196/2022</w:t>
+        <w:t xml:space="preserve">El estudio se desarrolla en el Departamento de Administración Pública del CURZAS-UNCo, unidad académica con sede central en la ciudad de Viedma (Río Negro). El Departamento coordina la Licenciatura en Administración Pública, el Ciclo de Complementación Curricular de la Licenciatura en Gestión de Recursos Humanos y diversos trayectos formativos para el sector público provincial y municipal. Su población estudiantil comprende tanto jóvenes de la comarca Viedma-Patagones como trabajadores estatales insertos en administraciones públicas. A ello se suma la expansión territorial a través de la Red Territorial de Nodos Universitarios distribuida en 10 localidades rionegrinas (Valcheta, Ramos Mexía, Sierra Colorada, Los Menucos, Maquinchao, Ingeniero Jacobacci, San Antonio Oeste / Las Grutas, Sierra Grande, General Conesa y Río Colorado), articuladas desde la sede central de Viedma bajo modalidades de cursada híbrida reguladas por la Resolución CD-CURZA N° 196/2022</w:t>
       </w:r>
       <w:r>
         <w:t xml:space="preserve"> </w:t>
@@ -2178,7 +2178,78 @@
         <w:t xml:space="preserve">(Consejo Directivo del CURZAS, 2022)</w:t>
       </w:r>
       <w:r>
-        <w:t xml:space="preserve">.</w:t>
+        <w:t xml:space="preserve"> </w:t>
+      </w:r>
+      <w:r>
+        <w:t xml:space="preserve">(ver Figura 2).</w:t>
+      </w:r>
+    </w:p>
+    <w:p>
+      <w:pPr>
+        <w:pStyle w:val="CaptionedFigure"/>
+      </w:pPr>
+      <w:r>
+        <w:drawing>
+          <wp:inline>
+            <wp:extent cx="4907280" cy="3336844"/>
+            <wp:effectExtent b="0" l="0" r="0" t="0"/>
+            <wp:docPr descr="Red Territorial de Nodos Universitarios del CURZAS-UNCo (Resolución CD-CURZA N° 196/2022)." title="" id="18" name="Picture"/>
+            <a:graphic>
+              <a:graphicData uri="http://schemas.openxmlformats.org/drawingml/2006/picture">
+                <pic:pic>
+                  <pic:nvPicPr>
+                    <pic:cNvPr descr="assets/red_territorial.svg" id="19" name="Picture"/>
+                    <pic:cNvPicPr>
+                      <a:picLocks noChangeArrowheads="1" noChangeAspect="1"/>
+                    </pic:cNvPicPr>
+                  </pic:nvPicPr>
+                  <pic:blipFill>
+                    <a:blip>
+                      <a:extLst>
+                        <a:ext uri="{28A0092B-C50C-407E-A947-70E740481C1C}">
+                          <a14:useLocalDpi xmlns:a14="http://schemas.microsoft.com/office/drawing/2010/main" val="0"/>
+                        </a:ext>
+                        <a:ext uri="{96DAC541-7B7A-43D3-8B79-37D633B846F1}">
+                          <asvg:svgBlip xmlns:asvg="http://schemas.microsoft.com/office/drawing/2016/SVG/main" r:embed="rId17"/>
+                        </a:ext>
+                      </a:extLst>
+                    </a:blip>
+                    <a:stretch>
+                      <a:fillRect/>
+                    </a:stretch>
+                  </pic:blipFill>
+                  <pic:spPr bwMode="auto">
+                    <a:xfrm>
+                      <a:off x="0" y="0"/>
+                      <a:ext cx="4907280" cy="3336844"/>
+                    </a:xfrm>
+                    <a:prstGeom prst="rect">
+                      <a:avLst/>
+                    </a:prstGeom>
+                    <a:noFill/>
+                    <a:ln w="9525">
+                      <a:noFill/>
+                      <a:headEnd/>
+                      <a:tailEnd/>
+                    </a:ln>
+                  </pic:spPr>
+                </pic:pic>
+              </a:graphicData>
+            </a:graphic>
+          </wp:inline>
+        </w:drawing>
+      </w:r>
+    </w:p>
+    <w:p>
+      <w:pPr>
+        <w:pStyle w:val="ImageCaption"/>
+      </w:pPr>
+      <w:r>
+        <w:rPr>
+          <w:i/>
+          <w:iCs/>
+        </w:rPr>
+        <w:t xml:space="preserve">Red Territorial de Nodos Universitarios del CURZAS-UNCo (Resolución CD-CURZA N° 196/2022).</w:t>
       </w:r>
     </w:p>
     <w:p>
@@ -2272,9 +2343,9 @@
         <w:t xml:space="preserve">plantea que estos dispositivos operan prioritariamente bajo una lógica de control administrativo-sumativo orientado a la acreditación del cargo, existiendo un área de vacancia institucional respecto a instancias de retroalimentación formativa y colegiada para el perfeccionamiento pedagógico.</w:t>
       </w:r>
     </w:p>
-    <w:bookmarkEnd w:id="17"/>
-    <w:bookmarkEnd w:id="18"/>
-    <w:bookmarkStart w:id="23" w:name="delimitación-del-objeto-problema"/>
+    <w:bookmarkEnd w:id="20"/>
+    <w:bookmarkEnd w:id="21"/>
+    <w:bookmarkStart w:id="26" w:name="delimitación-del-objeto-problema"/>
     <w:p>
       <w:pPr>
         <w:pStyle w:val="Heading2"/>
@@ -2290,7 +2361,7 @@
         <w:t xml:space="preserve">Delimitación del Objeto Problema</w:t>
       </w:r>
     </w:p>
-    <w:bookmarkStart w:id="19" w:name="X980636a51acd85172d6d0208c80bd39d305601a"/>
+    <w:bookmarkStart w:id="22" w:name="X980636a51acd85172d6d0208c80bd39d305601a"/>
     <w:p>
       <w:pPr>
         <w:pStyle w:val="Heading3"/>
@@ -2341,8 +2412,8 @@
         <w:t xml:space="preserve">. La singularidad de esta investigación radica en indagar la factibilidad de este dispositivo en una unidad académica signada por el cogobierno colegiado, la negociación paritaria y la dispersión territorial en entornos híbridos.</w:t>
       </w:r>
     </w:p>
-    <w:bookmarkEnd w:id="19"/>
-    <w:bookmarkStart w:id="20" w:name="delimitaciones-metodológicas"/>
+    <w:bookmarkEnd w:id="22"/>
+    <w:bookmarkStart w:id="23" w:name="delimitaciones-metodológicas"/>
     <w:p>
       <w:pPr>
         <w:pStyle w:val="Heading3"/>
@@ -2417,7 +2488,7 @@
         <w:t xml:space="preserve"> </w:t>
       </w:r>
       <w:r>
-        <w:t xml:space="preserve">Sede central del CURZAS (Viedma) y Red de Nodos Universitarios (Sierra Grande, Valcheta, Los Menucos y Ramos Mexía) donde el Departamento dicta asignaturas con mediación tecnológica y presencialidad distribuida.</w:t>
+        <w:t xml:space="preserve">Sede central del CURZAS (Viedma) y Red Territorial de Nodos Universitarios en sus 10 localidades (Valcheta, Ramos Mexía, Sierra Colorada, Los Menucos, Maquinchao, Ingeniero Jacobacci, San Antonio Oeste / Las Grutas, Sierra Grande, General Conesa y Río Colorado), donde el Departamento dicta asignaturas bajo modalidades presenciales e híbridas con mediación tecnológica y presencialidad distribuida.</w:t>
       </w:r>
     </w:p>
     <w:p>
@@ -2464,8 +2535,8 @@
         <w:t xml:space="preserve">La unidad institucional es el Departamento de Administración Pública. Los actores involucrados comprenden docentes (regulares e interinos), estudiantes regulares, autoridades académicas (Dirección departamental y miembros del Consejo Departamental) y representantes gremiales paritarios (ADUNC).</w:t>
       </w:r>
     </w:p>
-    <w:bookmarkEnd w:id="20"/>
-    <w:bookmarkStart w:id="21" w:name="X34b8878ee35a59a32f57e99ffb922f09a66d9ea"/>
+    <w:bookmarkEnd w:id="23"/>
+    <w:bookmarkStart w:id="24" w:name="X34b8878ee35a59a32f57e99ffb922f09a66d9ea"/>
     <w:p>
       <w:pPr>
         <w:pStyle w:val="Heading3"/>
@@ -2609,8 +2680,8 @@
         <w:t xml:space="preserve">Viabilidad política para deliberar y consensuar la propuesta en los órganos colegiados de gobierno y con la representación gremial docente (ADUNC).</w:t>
       </w:r>
     </w:p>
-    <w:bookmarkEnd w:id="21"/>
-    <w:bookmarkStart w:id="22" w:name="pregunta-general-de-investigación"/>
+    <w:bookmarkEnd w:id="24"/>
+    <w:bookmarkStart w:id="25" w:name="pregunta-general-de-investigación"/>
     <w:p>
       <w:pPr>
         <w:pStyle w:val="Heading3"/>
@@ -2635,9 +2706,9 @@
         <w:t xml:space="preserve">¿Cuáles son las condiciones de factibilidad organizacional, técnica, normativa y de gobernanza multinivel para la implementación de un modelo de retroalimentación multiactoral (360°) en la evaluación del desempeño docente en el Departamento de Administración Pública del CURZAS-UNCo durante el año 2027?</w:t>
       </w:r>
     </w:p>
-    <w:bookmarkEnd w:id="22"/>
-    <w:bookmarkEnd w:id="23"/>
-    <w:bookmarkStart w:id="24" w:name="X681cec084bc0b6c304e32f87344fd4265dfa7e1"/>
+    <w:bookmarkEnd w:id="25"/>
+    <w:bookmarkEnd w:id="26"/>
+    <w:bookmarkStart w:id="27" w:name="X681cec084bc0b6c304e32f87344fd4265dfa7e1"/>
     <w:p>
       <w:pPr>
         <w:pStyle w:val="Heading2"/>
@@ -2745,8 +2816,8 @@
         <w:t xml:space="preserve">Consolida la trayectoria del tesista integrando la formación de base como Técnico Superior en Recursos Humanos con el Ciclo de Complementación Curricular de la Licenciatura en Gestión de Recursos Humanos, aplicando herramientas de diagnóstico organizacional al fortalecimiento de la educación pública regional.</w:t>
       </w:r>
     </w:p>
-    <w:bookmarkEnd w:id="24"/>
-    <w:bookmarkStart w:id="28" w:name="definición-de-objetivos-del-tfg"/>
+    <w:bookmarkEnd w:id="27"/>
+    <w:bookmarkStart w:id="31" w:name="definición-de-objetivos-del-tfg"/>
     <w:p>
       <w:pPr>
         <w:pStyle w:val="Heading2"/>
@@ -2762,7 +2833,7 @@
         <w:t xml:space="preserve">Definición de Objetivos del TFG</w:t>
       </w:r>
     </w:p>
-    <w:bookmarkStart w:id="25" w:name="objetivo-general"/>
+    <w:bookmarkStart w:id="28" w:name="objetivo-general"/>
     <w:p>
       <w:pPr>
         <w:pStyle w:val="Heading3"/>
@@ -2791,8 +2862,8 @@
         <w:t xml:space="preserve">Determinar las condiciones de factibilidad organizacional, técnica, normativa y de gobernanza multinivel para la implementación de un modelo de retroalimentación multiactoral (360°) en la evaluación del desempeño docente en el Departamento de Administración Pública del CURZAS-UNCo (2027).</w:t>
       </w:r>
     </w:p>
-    <w:bookmarkEnd w:id="25"/>
-    <w:bookmarkStart w:id="26" w:name="objetivos-específicos"/>
+    <w:bookmarkEnd w:id="28"/>
+    <w:bookmarkStart w:id="29" w:name="objetivos-específicos"/>
     <w:p>
       <w:pPr>
         <w:pStyle w:val="Heading3"/>
@@ -2862,8 +2933,8 @@
         <w:br w:type="page"/>
       </w:r>
     </w:p>
-    <w:bookmarkEnd w:id="26"/>
-    <w:bookmarkStart w:id="27" w:name="X296c76344d338238a09b1d3109b3b1ec06ec08f"/>
+    <w:bookmarkEnd w:id="29"/>
+    <w:bookmarkStart w:id="30" w:name="X296c76344d338238a09b1d3109b3b1ec06ec08f"/>
     <w:p>
       <w:pPr>
         <w:pStyle w:val="Heading3"/>
@@ -3454,10 +3525,10 @@
         <w:br w:type="page"/>
       </w:r>
     </w:p>
-    <w:bookmarkEnd w:id="27"/>
-    <w:bookmarkEnd w:id="28"/>
-    <w:bookmarkEnd w:id="29"/>
-    <w:bookmarkStart w:id="45" w:name="Xef007dd282ae18f13df7a545a4430773f008bd7"/>
+    <w:bookmarkEnd w:id="30"/>
+    <w:bookmarkEnd w:id="31"/>
+    <w:bookmarkEnd w:id="32"/>
+    <w:bookmarkStart w:id="48" w:name="Xef007dd282ae18f13df7a545a4430773f008bd7"/>
     <w:p>
       <w:pPr>
         <w:pStyle w:val="Heading1"/>
@@ -3473,7 +3544,7 @@
         <w:t xml:space="preserve">Segunda parte de la estructura del Proyecto de investigación de TFG</w:t>
       </w:r>
     </w:p>
-    <w:bookmarkStart w:id="39" w:name="X26fd7edd3045b8a76e95745d23dedb33f2c164e"/>
+    <w:bookmarkStart w:id="42" w:name="X26fd7edd3045b8a76e95745d23dedb33f2c164e"/>
     <w:p>
       <w:pPr>
         <w:pStyle w:val="Heading2"/>
@@ -3489,7 +3560,7 @@
         <w:t xml:space="preserve">Marco Teórico: Posicionamiento Teórico y Conceptos Centrales</w:t>
       </w:r>
     </w:p>
-    <w:bookmarkStart w:id="30" w:name="Xb18223e7ab7e266bae13897adec2a6fe4848c02"/>
+    <w:bookmarkStart w:id="33" w:name="Xb18223e7ab7e266bae13897adec2a6fe4848c02"/>
     <w:p>
       <w:pPr>
         <w:pStyle w:val="Heading3"/>
@@ -3643,8 +3714,8 @@
         <w:t xml:space="preserve">hacia los conceptos específicos sobre evaluación multiactoral y gobernanza universitaria.</w:t>
       </w:r>
     </w:p>
-    <w:bookmarkEnd w:id="30"/>
-    <w:bookmarkStart w:id="31" w:name="Xb8875c50f8cca48579b6c9183d92a2c8c162b10"/>
+    <w:bookmarkEnd w:id="33"/>
+    <w:bookmarkStart w:id="34" w:name="Xb8875c50f8cca48579b6c9183d92a2c8c162b10"/>
     <w:p>
       <w:pPr>
         <w:pStyle w:val="Heading3"/>
@@ -3817,8 +3888,8 @@
         <w:t xml:space="preserve">Analiza el clima institucional, la confianza intersubjetiva y los canales de diálogo paritario docente. En instituciones cogobernadas, la evaluación incide en la percepción de estabilidad en el empleo; por ende, los acuerdos paritarios y los resguardos éticos de confidencialidad resultan indispensables para habilitar una disposición favorable hacia la coevaluación formativa.</w:t>
       </w:r>
     </w:p>
-    <w:bookmarkEnd w:id="31"/>
-    <w:bookmarkStart w:id="32" w:name="Xbe717e7d4a9ec277373b323803583edbc62981a"/>
+    <w:bookmarkEnd w:id="34"/>
+    <w:bookmarkStart w:id="35" w:name="Xbe717e7d4a9ec277373b323803583edbc62981a"/>
     <w:p>
       <w:pPr>
         <w:pStyle w:val="Heading3"/>
@@ -4025,8 +4096,8 @@
         <w:t xml:space="preserve">.</w:t>
       </w:r>
     </w:p>
-    <w:bookmarkEnd w:id="32"/>
-    <w:bookmarkStart w:id="36" w:name="Xd97e498e3d88442da002e9050d2761475d79c3a"/>
+    <w:bookmarkEnd w:id="35"/>
+    <w:bookmarkStart w:id="39" w:name="Xd97e498e3d88442da002e9050d2761475d79c3a"/>
     <w:p>
       <w:pPr>
         <w:pStyle w:val="Heading3"/>
@@ -4051,7 +4122,7 @@
         <w:t xml:space="preserve">La incorporación de un dispositivo 360° en una universidad pública no constituye un desafío meramente instrumental; requiere comprender la dinámica de la gobernanza universitaria en el Estado argentino:</w:t>
       </w:r>
     </w:p>
-    <w:bookmarkStart w:id="33" w:name="X441a00c0d254351c9a332b2c631a0519d33222b"/>
+    <w:bookmarkStart w:id="36" w:name="X441a00c0d254351c9a332b2c631a0519d33222b"/>
     <w:p>
       <w:pPr>
         <w:pStyle w:val="Heading4"/>
@@ -4174,8 +4245,8 @@
         <w:t xml:space="preserve">. En el CURZAS, implica superar las encuestas genéricas estandarizadas para captar las realidades específicas de cada cátedra y modalidad de cursada.</w:t>
       </w:r>
     </w:p>
-    <w:bookmarkEnd w:id="33"/>
-    <w:bookmarkStart w:id="34" w:name="X3b7f0cca9a35347f8fa298fc8173bc4a1360520"/>
+    <w:bookmarkEnd w:id="36"/>
+    <w:bookmarkStart w:id="37" w:name="X3b7f0cca9a35347f8fa298fc8173bc4a1360520"/>
     <w:p>
       <w:pPr>
         <w:pStyle w:val="Heading4"/>
@@ -4276,7 +4347,7 @@
         <w:t xml:space="preserve"> </w:t>
       </w:r>
       <w:r>
-        <w:t xml:space="preserve">La Red de Nodos Universitarios (Sierra Grande, Valcheta, Los Menucos y Ramos Mexía), donde las prácticas híbridas demandan acompañamiento tutorial virtual específico</w:t>
+        <w:t xml:space="preserve">La Red Territorial de Nodos Universitarios (10 localidades distribuidas en la Línea Sur, Valle Medio y Costa Atlántica), donde las prácticas híbridas demandan acompañamiento tutorial virtual específico</w:t>
       </w:r>
       <w:r>
         <w:t xml:space="preserve"> </w:t>
@@ -4310,8 +4381,8 @@
         <w:t xml:space="preserve">La representación paritaria docente (ADUNC), encargada de salvaguardar las condiciones laborales y la estabilidad en el marco del Convenio Colectivo de Trabajo (Decreto N° 1246/2015).</w:t>
       </w:r>
     </w:p>
-    <w:bookmarkEnd w:id="34"/>
-    <w:bookmarkStart w:id="35" w:name="X06fb08f7e444eef45b7a0765efa6c79209c7fab"/>
+    <w:bookmarkEnd w:id="37"/>
+    <w:bookmarkStart w:id="38" w:name="X06fb08f7e444eef45b7a0765efa6c79209c7fab"/>
     <w:p>
       <w:pPr>
         <w:pStyle w:val="Heading4"/>
@@ -4399,9 +4470,9 @@
         <w:t xml:space="preserve">, evitando la fiscalización tecno-burocrática y garantizando el procesamiento anónimo de información para nutrir la capacitación continua.</w:t>
       </w:r>
     </w:p>
-    <w:bookmarkEnd w:id="35"/>
-    <w:bookmarkEnd w:id="36"/>
-    <w:bookmarkStart w:id="37" w:name="X120ce32e3a55bf3a66f31e165867e06e6d73a60"/>
+    <w:bookmarkEnd w:id="38"/>
+    <w:bookmarkEnd w:id="39"/>
+    <w:bookmarkStart w:id="40" w:name="X120ce32e3a55bf3a66f31e165867e06e6d73a60"/>
     <w:p>
       <w:pPr>
         <w:pStyle w:val="Heading3"/>
@@ -4536,8 +4607,8 @@
         <w:t xml:space="preserve">Sujetos concretos que experimentan cotidianamente la práctica formativa: docentes de cátedra y tutores de nodos, estudiantes de diversas trayectorias, equipos de conducción académica y representantes gremiales paritarios. La evaluación formativa interpela a los actores en sus dinámicas reales de enseñanza y aprendizaje, más allá de la abstracción de los estamentos jurídicos formales.</w:t>
       </w:r>
     </w:p>
-    <w:bookmarkEnd w:id="37"/>
-    <w:bookmarkStart w:id="38" w:name="Xe4682b0903028e640f5cdf6dae8165b743875f4"/>
+    <w:bookmarkEnd w:id="40"/>
+    <w:bookmarkStart w:id="41" w:name="Xe4682b0903028e640f5cdf6dae8165b743875f4"/>
     <w:p>
       <w:pPr>
         <w:pStyle w:val="Heading3"/>
@@ -4562,9 +4633,9 @@
         <w:t xml:space="preserve">La investigación evita postular deductivamente las condiciones definitivas de viabilidad. Por el contrario, se formulan como hipótesis preliminares abiertas a contrastación empírica: corresponderá al trabajo de campo relevar en qué medida las garantías de voluntariedad, anonimato y finalidad formativa son valoradas como indispensables por la comunidad del CURZAS, o si emergen otros condicionantes culturales (como la visibilidad en cátedras unipersonales) o técnicos (fatiga evaluativa) que deban considerarse en la formulación de los lineamientos finales.</w:t>
       </w:r>
     </w:p>
-    <w:bookmarkEnd w:id="38"/>
-    <w:bookmarkEnd w:id="39"/>
-    <w:bookmarkStart w:id="44" w:name="X77155299af2def8333549b16a82948e9810ead2"/>
+    <w:bookmarkEnd w:id="41"/>
+    <w:bookmarkEnd w:id="42"/>
+    <w:bookmarkStart w:id="47" w:name="X77155299af2def8333549b16a82948e9810ead2"/>
     <w:p>
       <w:pPr>
         <w:pStyle w:val="Heading2"/>
@@ -4609,7 +4680,7 @@
         <w:t xml:space="preserve">, el relevamiento de antecedentes sistematiza la evidencia empírica acumulada y delimita la vacancia de conocimiento que justifica el proyecto, organizándose en tres escalas geográficas:</w:t>
       </w:r>
     </w:p>
-    <w:bookmarkStart w:id="40" w:name="antecedentes-internacionales"/>
+    <w:bookmarkStart w:id="43" w:name="antecedentes-internacionales"/>
     <w:p>
       <w:pPr>
         <w:pStyle w:val="Heading3"/>
@@ -4714,8 +4785,8 @@
         <w:t xml:space="preserve">desarrollaron en la UNAM una propuesta 360° que pondera docencia, tutoría y gestión institucional, aportando criterios para operacionalizar cuestionarios estructurados y articularlos con planes de actualización pedagógica.</w:t>
       </w:r>
     </w:p>
-    <w:bookmarkEnd w:id="40"/>
-    <w:bookmarkStart w:id="41" w:name="antecedentes-nacionales"/>
+    <w:bookmarkEnd w:id="43"/>
+    <w:bookmarkStart w:id="44" w:name="antecedentes-nacionales"/>
     <w:p>
       <w:pPr>
         <w:pStyle w:val="Heading3"/>
@@ -4776,8 +4847,8 @@
         <w:t xml:space="preserve">evaluaron la aplicación de la metodología 360° en tutorías presenciales y virtuales de universidades públicas. Concluyeron que el modelo multidireccional capta competencias pedagógicas y tutoriales (comunicación asertiva, acompañamiento digital) con mayor precisión que las rúbricas estandarizadas, aportando un antecedente relevante para entornos de enseñanza híbridos.</w:t>
       </w:r>
     </w:p>
-    <w:bookmarkEnd w:id="41"/>
-    <w:bookmarkStart w:id="42" w:name="Xd9ab4c3fa3d27cdc1a70efec5c56f421e0bf059"/>
+    <w:bookmarkEnd w:id="44"/>
+    <w:bookmarkStart w:id="45" w:name="Xd9ab4c3fa3d27cdc1a70efec5c56f421e0bf059"/>
     <w:p>
       <w:pPr>
         <w:pStyle w:val="Heading3"/>
@@ -4875,7 +4946,7 @@
         <w:t xml:space="preserve"> </w:t>
       </w:r>
       <w:r>
-        <w:t xml:space="preserve">Valida las mediaciones pedagógicas híbridas en las localidades de la Línea Sur y Costa Atlántica rionegrina</w:t>
+        <w:t xml:space="preserve">Valida las mediaciones pedagógicas híbridas en las 10 localidades que integran la red territorial en la Línea Sur, Valle Medio y Costa Atlántica rionegrina</w:t>
       </w:r>
       <w:r>
         <w:t xml:space="preserve"> </w:t>
@@ -4887,8 +4958,8 @@
         <w:t xml:space="preserve">, demandando competencias de tutoría virtual que actualmente no son ponderadas formativamente por los instrumentos evaluativos vigentes.</w:t>
       </w:r>
     </w:p>
-    <w:bookmarkEnd w:id="42"/>
-    <w:bookmarkStart w:id="43" w:name="Xdd2f1928b167b346feb3db91e0e80e813fe5a54"/>
+    <w:bookmarkEnd w:id="45"/>
+    <w:bookmarkStart w:id="46" w:name="Xdd2f1928b167b346feb3db91e0e80e813fe5a54"/>
     <w:p>
       <w:pPr>
         <w:pStyle w:val="Heading3"/>
@@ -4931,10 +5002,10 @@
         <w:br w:type="page"/>
       </w:r>
     </w:p>
-    <w:bookmarkEnd w:id="43"/>
-    <w:bookmarkEnd w:id="44"/>
-    <w:bookmarkEnd w:id="45"/>
-    <w:bookmarkStart w:id="64" w:name="X939220d599d9f2e6ec6ec3fcbd9b7f02ab2b703"/>
+    <w:bookmarkEnd w:id="46"/>
+    <w:bookmarkEnd w:id="47"/>
+    <w:bookmarkEnd w:id="48"/>
+    <w:bookmarkStart w:id="67" w:name="X939220d599d9f2e6ec6ec3fcbd9b7f02ab2b703"/>
     <w:p>
       <w:pPr>
         <w:pStyle w:val="Heading1"/>
@@ -4950,7 +5021,7 @@
         <w:t xml:space="preserve">Tercera parte de la estructura del Proyecto de investigación de TFG</w:t>
       </w:r>
     </w:p>
-    <w:bookmarkStart w:id="57" w:name="X22c16082f4fb76f7871fc247d0300beb3151369"/>
+    <w:bookmarkStart w:id="60" w:name="X22c16082f4fb76f7871fc247d0300beb3151369"/>
     <w:p>
       <w:pPr>
         <w:pStyle w:val="Heading2"/>
@@ -4974,7 +5045,7 @@
         <w:t xml:space="preserve">Este capítulo define el diseño metodológico, la muestra, los instrumentos de recolección y los procedimientos analíticos para evaluar las condiciones de factibilidad en el Departamento de Administración Pública del CURZAS-UNCo.</w:t>
       </w:r>
     </w:p>
-    <w:bookmarkStart w:id="46" w:name="enfoque-y-diseño-de-la-investigación"/>
+    <w:bookmarkStart w:id="49" w:name="enfoque-y-diseño-de-la-investigación"/>
     <w:p>
       <w:pPr>
         <w:pStyle w:val="Heading3"/>
@@ -5143,8 +5214,8 @@
         <w:t xml:space="preserve">, delimitado temporalmente al ciclo lectivo 2027.</w:t>
       </w:r>
     </w:p>
-    <w:bookmarkEnd w:id="46"/>
-    <w:bookmarkStart w:id="51" w:name="población-muestra-y-unidades-de-análisis"/>
+    <w:bookmarkEnd w:id="49"/>
+    <w:bookmarkStart w:id="54" w:name="población-muestra-y-unidades-de-análisis"/>
     <w:p>
       <w:pPr>
         <w:pStyle w:val="Heading3"/>
@@ -5190,7 +5261,7 @@
         <w:t xml:space="preserve">, los componentes empíricos del estudio se definen de manera taxativa y cuantitativamente delimitada:</w:t>
       </w:r>
     </w:p>
-    <w:bookmarkStart w:id="47" w:name="población-o-universo-de-estudio-n"/>
+    <w:bookmarkStart w:id="50" w:name="población-o-universo-de-estudio-n"/>
     <w:p>
       <w:pPr>
         <w:pStyle w:val="Heading4"/>
@@ -5267,7 +5338,7 @@
         <w:t xml:space="preserve"> </w:t>
       </w:r>
       <w:r>
-        <w:t xml:space="preserve">Totalidad de los profesores y auxiliares docentes (regulares e interinos) con designación activa frente a cátedra en el Departamento de Administración Pública, distribuidos entre las asignaturas presenciales de sede Viedma y los espacios con mediación tecnológica y tutoría en la Red de Nodos Universitarios (Sierra Grande, Valcheta, Los Menucos y Ramos Mexía).</w:t>
+        <w:t xml:space="preserve">Totalidad de los profesores y auxiliares docentes (regulares e interinos) con designación activa frente a cátedra en el Departamento de Administración Pública, distribuidos entre las asignaturas presenciales de sede Viedma y los espacios con mediación tecnológica y tutoría en los 10 Nodos Universitarios de la red territorial (Valcheta, Ramos Mexía, Sierra Colorada, Los Menucos, Maquinchao, Ingeniero Jacobacci, San Antonio Oeste / Las Grutas, Sierra Grande, General Conesa y Río Colorado).</w:t>
       </w:r>
     </w:p>
     <w:p>
@@ -5433,8 +5504,8 @@
         <w:t xml:space="preserve">(Mayo 2027), mediante el acceso a los registros oficiales del Departamento de Alumnos, la Secretaría Académica del CURZAS y las actas de cursada del sistema SIU-Guaraní, previa autorización formal de las autoridades departamentales a través de la solicitud de aval académico (Anexo III).</w:t>
       </w:r>
     </w:p>
-    <w:bookmarkEnd w:id="47"/>
-    <w:bookmarkStart w:id="48" w:name="Xc8ab29830eeae3f4bf036160f98f9333e6ab7f4"/>
+    <w:bookmarkEnd w:id="50"/>
+    <w:bookmarkStart w:id="51" w:name="Xc8ab29830eeae3f4bf036160f98f9333e6ab7f4"/>
     <w:p>
       <w:pPr>
         <w:pStyle w:val="Heading4"/>
@@ -5504,8 +5575,8 @@
         <w:t xml:space="preserve">Los actores situados individuales y colectivos que experimentan cotidianamente la práctica formativa y de gestión (docentes en ejercicio, directivos académicos, estudiantes avanzados y dirigentes paritarios).</w:t>
       </w:r>
     </w:p>
-    <w:bookmarkEnd w:id="48"/>
-    <w:bookmarkStart w:id="49" w:name="muestra-y-tipos-de-muestreo-n"/>
+    <w:bookmarkEnd w:id="51"/>
+    <w:bookmarkStart w:id="52" w:name="muestra-y-tipos-de-muestreo-n"/>
     <w:p>
       <w:pPr>
         <w:pStyle w:val="Heading4"/>
@@ -5749,8 +5820,8 @@
         <w:t xml:space="preserve">30 estudiantes regulares de tramos avanzados (representa cerca del 23% de la matrícula activa de ciclos superiores).</w:t>
       </w:r>
     </w:p>
-    <w:bookmarkEnd w:id="49"/>
-    <w:bookmarkStart w:id="50" w:name="X998a09b61a83e90f29025d20db168181e35de2d"/>
+    <w:bookmarkEnd w:id="52"/>
+    <w:bookmarkStart w:id="53" w:name="X998a09b61a83e90f29025d20db168181e35de2d"/>
     <w:p>
       <w:pPr>
         <w:pStyle w:val="Heading4"/>
@@ -5901,9 +5972,9 @@
         <w:t xml:space="preserve">Aquellos con licencia total (año sabático, maternidad o enfermedad prolongada) durante todo el período del relevamiento de campo.</w:t>
       </w:r>
     </w:p>
-    <w:bookmarkEnd w:id="50"/>
-    <w:bookmarkEnd w:id="51"/>
-    <w:bookmarkStart w:id="52" w:name="X8096e9b2347bf8942081b47ccb7c360d1ea8f9f"/>
+    <w:bookmarkEnd w:id="53"/>
+    <w:bookmarkEnd w:id="54"/>
+    <w:bookmarkStart w:id="55" w:name="X8096e9b2347bf8942081b47ccb7c360d1ea8f9f"/>
     <w:p>
       <w:pPr>
         <w:pStyle w:val="Heading3"/>
@@ -6076,8 +6147,8 @@
         <w:br w:type="page"/>
       </w:r>
     </w:p>
-    <w:bookmarkEnd w:id="52"/>
-    <w:bookmarkStart w:id="53" w:name="matriz-de-operacionalización"/>
+    <w:bookmarkEnd w:id="55"/>
+    <w:bookmarkStart w:id="56" w:name="matriz-de-operacionalización"/>
     <w:p>
       <w:pPr>
         <w:pStyle w:val="Heading3"/>
@@ -7165,8 +7236,8 @@
         <w:br w:type="page"/>
       </w:r>
     </w:p>
-    <w:bookmarkEnd w:id="53"/>
-    <w:bookmarkStart w:id="54" w:name="X9c80af5c4be12b01258364981172ba0e73926b7"/>
+    <w:bookmarkEnd w:id="56"/>
+    <w:bookmarkStart w:id="57" w:name="X9c80af5c4be12b01258364981172ba0e73926b7"/>
     <w:p>
       <w:pPr>
         <w:pStyle w:val="Heading3"/>
@@ -7419,8 +7490,8 @@
         <w:t xml:space="preserve">Trabajo Final de Graduación aprobado.</w:t>
       </w:r>
     </w:p>
-    <w:bookmarkEnd w:id="54"/>
-    <w:bookmarkStart w:id="55" w:name="procesamiento-y-análisis-de-datos"/>
+    <w:bookmarkEnd w:id="57"/>
+    <w:bookmarkStart w:id="58" w:name="procesamiento-y-análisis-de-datos"/>
     <w:p>
       <w:pPr>
         <w:pStyle w:val="Heading3"/>
@@ -7533,8 +7604,8 @@
         <w:t xml:space="preserve">, se contrastan de manera sistemática los tres corpus de datos: las prescripciones estatutarias, los testimonios en profundidad y las frecuencias del sondeo. El propósito consiste en ponderar la coherencia entre lo normado, lo viable técnicamente y lo aceptado culturalmente por la comunidad académica.</w:t>
       </w:r>
     </w:p>
-    <w:bookmarkEnd w:id="55"/>
-    <w:bookmarkStart w:id="56" w:name="consideraciones-éticas"/>
+    <w:bookmarkEnd w:id="58"/>
+    <w:bookmarkStart w:id="59" w:name="consideraciones-éticas"/>
     <w:p>
       <w:pPr>
         <w:pStyle w:val="Heading3"/>
@@ -7655,9 +7726,9 @@
         <w:br w:type="page"/>
       </w:r>
     </w:p>
-    <w:bookmarkEnd w:id="56"/>
-    <w:bookmarkEnd w:id="57"/>
-    <w:bookmarkStart w:id="58" w:name="cronograma-de-actividades"/>
+    <w:bookmarkEnd w:id="59"/>
+    <w:bookmarkEnd w:id="60"/>
+    <w:bookmarkStart w:id="61" w:name="cronograma-de-actividades"/>
     <w:p>
       <w:pPr>
         <w:pStyle w:val="Heading2"/>
@@ -8495,8 +8566,8 @@
         <w:br w:type="page"/>
       </w:r>
     </w:p>
-    <w:bookmarkEnd w:id="58"/>
-    <w:bookmarkStart w:id="63" w:name="viabilidad-del-proyecto"/>
+    <w:bookmarkEnd w:id="61"/>
+    <w:bookmarkStart w:id="66" w:name="viabilidad-del-proyecto"/>
     <w:p>
       <w:pPr>
         <w:pStyle w:val="Heading2"/>
@@ -8520,7 +8591,7 @@
         <w:t xml:space="preserve">Conforme a la Resolución CD-CURZAS N° 266/23, se especifican los recursos económicos, humanos y técnicos requeridos:</w:t>
       </w:r>
     </w:p>
-    <w:bookmarkStart w:id="59" w:name="recursos-económicos-y-presupuesto"/>
+    <w:bookmarkStart w:id="62" w:name="recursos-económicos-y-presupuesto"/>
     <w:p>
       <w:pPr>
         <w:pStyle w:val="Heading3"/>
@@ -8987,11 +9058,11 @@
         <w:t xml:space="preserve"> </w:t>
       </w:r>
       <w:r>
-        <w:t xml:space="preserve">El relevamiento en los Nodos Universitarios (Sierra Grande, Valcheta, Los Menucos y Ramos Mexía) se realizará mediante formularios digitales y salas de videoconferencia institucionales, sin generar costos extraordinarios de traslado físico.</w:t>
-      </w:r>
-    </w:p>
-    <w:bookmarkEnd w:id="59"/>
-    <w:bookmarkStart w:id="60" w:name="recursos-humanos-y-dedicación"/>
+        <w:t xml:space="preserve">El relevamiento en los 10 Nodos Universitarios de la red territorial se realizará mediante formularios digitales autoadministrados y salas de videoconferencia institucionales, sin generar costos extraordinarios de traslado físico.</w:t>
+      </w:r>
+    </w:p>
+    <w:bookmarkEnd w:id="62"/>
+    <w:bookmarkStart w:id="63" w:name="recursos-humanos-y-dedicación"/>
     <w:p>
       <w:pPr>
         <w:pStyle w:val="Heading3"/>
@@ -9096,8 +9167,8 @@
         <w:t xml:space="preserve">Docentes, autoridades de departamento, consejeros y estudiantes que colaboren voluntariamente en entrevistas y sondeos.</w:t>
       </w:r>
     </w:p>
-    <w:bookmarkEnd w:id="60"/>
-    <w:bookmarkStart w:id="61" w:name="recursos-técnicos-y-materiales"/>
+    <w:bookmarkEnd w:id="63"/>
+    <w:bookmarkStart w:id="64" w:name="recursos-técnicos-y-materiales"/>
     <w:p>
       <w:pPr>
         <w:pStyle w:val="Heading3"/>
@@ -9166,8 +9237,8 @@
         <w:t xml:space="preserve">(Quarto, Typst, Pandoc) con estándares de formato APA 7ma Edición.</w:t>
       </w:r>
     </w:p>
-    <w:bookmarkEnd w:id="61"/>
-    <w:bookmarkStart w:id="62" w:name="X1839fa070b0cddb93485950ba93c69de9c2c78d"/>
+    <w:bookmarkEnd w:id="64"/>
+    <w:bookmarkStart w:id="65" w:name="X1839fa070b0cddb93485950ba93c69de9c2c78d"/>
     <w:p>
       <w:pPr>
         <w:pStyle w:val="Heading3"/>
@@ -9197,10 +9268,10 @@
         <w:br w:type="page"/>
       </w:r>
     </w:p>
-    <w:bookmarkEnd w:id="62"/>
-    <w:bookmarkEnd w:id="63"/>
-    <w:bookmarkEnd w:id="64"/>
-    <w:bookmarkStart w:id="109" w:name="referencias-bibliográficas"/>
+    <w:bookmarkEnd w:id="65"/>
+    <w:bookmarkEnd w:id="66"/>
+    <w:bookmarkEnd w:id="67"/>
+    <w:bookmarkStart w:id="112" w:name="referencias-bibliográficas"/>
     <w:p>
       <w:pPr>
         <w:pStyle w:val="Heading1"/>
@@ -9217,8 +9288,8 @@
         <w:t xml:space="preserve">Referencias Bibliográficas</w:t>
       </w:r>
     </w:p>
-    <w:bookmarkStart w:id="108" w:name="refs"/>
-    <w:bookmarkStart w:id="65" w:name="ref-aguilar2006"/>
+    <w:bookmarkStart w:id="111" w:name="refs"/>
+    <w:bookmarkStart w:id="68" w:name="ref-aguilar2006"/>
     <w:p>
       <w:pPr>
         <w:pStyle w:val="Bibliography"/>
@@ -9243,8 +9314,8 @@
         <w:t xml:space="preserve">. Fondo de Cultura Económica.</w:t>
       </w:r>
     </w:p>
-    <w:bookmarkEnd w:id="65"/>
-    <w:bookmarkStart w:id="67" w:name="ref-alvarado2019"/>
+    <w:bookmarkEnd w:id="68"/>
+    <w:bookmarkStart w:id="70" w:name="ref-alvarado2019"/>
     <w:p>
       <w:pPr>
         <w:pStyle w:val="Bibliography"/>
@@ -9271,7 +9342,7 @@
       <w:r>
         <w:t xml:space="preserve"> </w:t>
       </w:r>
-      <w:hyperlink r:id="rId66">
+      <w:hyperlink r:id="rId69">
         <w:r>
           <w:rPr>
             <w:rStyle w:val="Hyperlink"/>
@@ -9280,8 +9351,8 @@
         </w:r>
       </w:hyperlink>
     </w:p>
-    <w:bookmarkEnd w:id="67"/>
-    <w:bookmarkStart w:id="68" w:name="ref-bardin2002"/>
+    <w:bookmarkEnd w:id="70"/>
+    <w:bookmarkStart w:id="71" w:name="ref-bardin2002"/>
     <w:p>
       <w:pPr>
         <w:pStyle w:val="Bibliography"/>
@@ -9306,8 +9377,8 @@
         <w:t xml:space="preserve">. Ediciones Akal.</w:t>
       </w:r>
     </w:p>
-    <w:bookmarkEnd w:id="68"/>
-    <w:bookmarkStart w:id="69" w:name="ref-cao2021"/>
+    <w:bookmarkEnd w:id="71"/>
+    <w:bookmarkStart w:id="72" w:name="ref-cao2021"/>
     <w:p>
       <w:pPr>
         <w:pStyle w:val="Bibliography"/>
@@ -9332,8 +9403,8 @@
         <w:t xml:space="preserve">. Instituto Nacional de la Administración Pública (INAP).</w:t>
       </w:r>
     </w:p>
-    <w:bookmarkEnd w:id="69"/>
-    <w:bookmarkStart w:id="71" w:name="ref-cao2023"/>
+    <w:bookmarkEnd w:id="72"/>
+    <w:bookmarkStart w:id="74" w:name="ref-cao2023"/>
     <w:p>
       <w:pPr>
         <w:pStyle w:val="Bibliography"/>
@@ -9373,7 +9444,7 @@
       <w:r>
         <w:t xml:space="preserve"> </w:t>
       </w:r>
-      <w:hyperlink r:id="rId70">
+      <w:hyperlink r:id="rId73">
         <w:r>
           <w:rPr>
             <w:rStyle w:val="Hyperlink"/>
@@ -9382,8 +9453,8 @@
         </w:r>
       </w:hyperlink>
     </w:p>
-    <w:bookmarkEnd w:id="71"/>
-    <w:bookmarkStart w:id="72" w:name="ref-chiavenato2020"/>
+    <w:bookmarkEnd w:id="74"/>
+    <w:bookmarkStart w:id="75" w:name="ref-chiavenato2020"/>
     <w:p>
       <w:pPr>
         <w:pStyle w:val="Bibliography"/>
@@ -9411,8 +9482,8 @@
         <w:t xml:space="preserve">(5.ª ed.). McGraw-Hill Interamericana.</w:t>
       </w:r>
     </w:p>
-    <w:bookmarkEnd w:id="72"/>
-    <w:bookmarkStart w:id="74" w:name="ref-curza2022"/>
+    <w:bookmarkEnd w:id="75"/>
+    <w:bookmarkStart w:id="77" w:name="ref-curza2022"/>
     <w:p>
       <w:pPr>
         <w:pStyle w:val="Bibliography"/>
@@ -9439,7 +9510,7 @@
       <w:r>
         <w:t xml:space="preserve"> </w:t>
       </w:r>
-      <w:hyperlink r:id="rId73">
+      <w:hyperlink r:id="rId76">
         <w:r>
           <w:rPr>
             <w:rStyle w:val="Hyperlink"/>
@@ -9448,8 +9519,8 @@
         </w:r>
       </w:hyperlink>
     </w:p>
-    <w:bookmarkEnd w:id="74"/>
-    <w:bookmarkStart w:id="75" w:name="ref-uncocurzas2023"/>
+    <w:bookmarkEnd w:id="77"/>
+    <w:bookmarkStart w:id="78" w:name="ref-uncocurzas2023"/>
     <w:p>
       <w:pPr>
         <w:pStyle w:val="Bibliography"/>
@@ -9474,8 +9545,8 @@
         <w:t xml:space="preserve">. Universidad Nacional del Comahue.</w:t>
       </w:r>
     </w:p>
-    <w:bookmarkEnd w:id="75"/>
-    <w:bookmarkStart w:id="77" w:name="ref-delagarza2001"/>
+    <w:bookmarkEnd w:id="78"/>
+    <w:bookmarkStart w:id="80" w:name="ref-delagarza2001"/>
     <w:p>
       <w:pPr>
         <w:pStyle w:val="Bibliography"/>
@@ -9515,7 +9586,7 @@
       <w:r>
         <w:t xml:space="preserve"> </w:t>
       </w:r>
-      <w:hyperlink r:id="rId76">
+      <w:hyperlink r:id="rId79">
         <w:r>
           <w:rPr>
             <w:rStyle w:val="Hyperlink"/>
@@ -9524,8 +9595,8 @@
         </w:r>
       </w:hyperlink>
     </w:p>
-    <w:bookmarkEnd w:id="77"/>
-    <w:bookmarkStart w:id="78" w:name="ref-pen2015"/>
+    <w:bookmarkEnd w:id="80"/>
+    <w:bookmarkStart w:id="81" w:name="ref-pen2015"/>
     <w:p>
       <w:pPr>
         <w:pStyle w:val="Bibliography"/>
@@ -9537,8 +9608,8 @@
         <w:t xml:space="preserve">Decreto N° 1246/2015. Convenio Colectivo de Trabajo para los Docentes de las Instituciones Universitarias Nacionales (2015).</w:t>
       </w:r>
     </w:p>
-    <w:bookmarkEnd w:id="78"/>
-    <w:bookmarkStart w:id="79" w:name="ref-denzin1978"/>
+    <w:bookmarkEnd w:id="81"/>
+    <w:bookmarkStart w:id="82" w:name="ref-denzin1978"/>
     <w:p>
       <w:pPr>
         <w:pStyle w:val="Bibliography"/>
@@ -9566,8 +9637,8 @@
         <w:t xml:space="preserve">(2.ª ed.). McGraw-Hill.</w:t>
       </w:r>
     </w:p>
-    <w:bookmarkEnd w:id="79"/>
-    <w:bookmarkStart w:id="81" w:name="ref-flyvbjerg2005"/>
+    <w:bookmarkEnd w:id="82"/>
+    <w:bookmarkStart w:id="84" w:name="ref-flyvbjerg2005"/>
     <w:p>
       <w:pPr>
         <w:pStyle w:val="Bibliography"/>
@@ -9594,7 +9665,7 @@
       <w:r>
         <w:t xml:space="preserve"> </w:t>
       </w:r>
-      <w:hyperlink r:id="rId80">
+      <w:hyperlink r:id="rId83">
         <w:r>
           <w:rPr>
             <w:rStyle w:val="Hyperlink"/>
@@ -9603,8 +9674,8 @@
         </w:r>
       </w:hyperlink>
     </w:p>
-    <w:bookmarkEnd w:id="81"/>
-    <w:bookmarkStart w:id="82" w:name="ref-gimenez2012"/>
+    <w:bookmarkEnd w:id="84"/>
+    <w:bookmarkStart w:id="85" w:name="ref-gimenez2012"/>
     <w:p>
       <w:pPr>
         <w:pStyle w:val="Bibliography"/>
@@ -9642,8 +9713,8 @@
         <w:t xml:space="preserve">(13), 33-52.</w:t>
       </w:r>
     </w:p>
-    <w:bookmarkEnd w:id="82"/>
-    <w:bookmarkStart w:id="83" w:name="ref-glaser1967"/>
+    <w:bookmarkEnd w:id="85"/>
+    <w:bookmarkStart w:id="86" w:name="ref-glaser1967"/>
     <w:p>
       <w:pPr>
         <w:pStyle w:val="Bibliography"/>
@@ -9668,8 +9739,8 @@
         <w:t xml:space="preserve">. Aldine Publishing Company.</w:t>
       </w:r>
     </w:p>
-    <w:bookmarkEnd w:id="83"/>
-    <w:bookmarkStart w:id="84" w:name="ref-hernandezsampieri2014"/>
+    <w:bookmarkEnd w:id="86"/>
+    <w:bookmarkStart w:id="87" w:name="ref-hernandezsampieri2014"/>
     <w:p>
       <w:pPr>
         <w:pStyle w:val="Bibliography"/>
@@ -9697,8 +9768,8 @@
         <w:t xml:space="preserve">(6.ª ed.). McGraw-Hill Interamericana.</w:t>
       </w:r>
     </w:p>
-    <w:bookmarkEnd w:id="84"/>
-    <w:bookmarkStart w:id="85" w:name="ref-jimenez2008"/>
+    <w:bookmarkEnd w:id="87"/>
+    <w:bookmarkStart w:id="88" w:name="ref-jimenez2008"/>
     <w:p>
       <w:pPr>
         <w:pStyle w:val="Bibliography"/>
@@ -9726,8 +9797,8 @@
         <w:t xml:space="preserve">(pp. 27-42). Universidad Pedagógica Nacional / CLACSO.</w:t>
       </w:r>
     </w:p>
-    <w:bookmarkEnd w:id="85"/>
-    <w:bookmarkStart w:id="86" w:name="ref-lepsinger2009"/>
+    <w:bookmarkEnd w:id="88"/>
+    <w:bookmarkStart w:id="89" w:name="ref-lepsinger2009"/>
     <w:p>
       <w:pPr>
         <w:pStyle w:val="Bibliography"/>
@@ -9755,8 +9826,8 @@
         <w:t xml:space="preserve">(2.ª ed.). Pfeiffer.</w:t>
       </w:r>
     </w:p>
-    <w:bookmarkEnd w:id="86"/>
-    <w:bookmarkStart w:id="87" w:name="ref-ministerio1995"/>
+    <w:bookmarkEnd w:id="89"/>
+    <w:bookmarkStart w:id="90" w:name="ref-ministerio1995"/>
     <w:p>
       <w:pPr>
         <w:pStyle w:val="Bibliography"/>
@@ -9768,8 +9839,8 @@
         <w:t xml:space="preserve">Ley N° 24.521 de Educación Superior (1995).</w:t>
       </w:r>
     </w:p>
-    <w:bookmarkEnd w:id="87"/>
-    <w:bookmarkStart w:id="88" w:name="ref-ley25326"/>
+    <w:bookmarkEnd w:id="90"/>
+    <w:bookmarkStart w:id="91" w:name="ref-ley25326"/>
     <w:p>
       <w:pPr>
         <w:pStyle w:val="Bibliography"/>
@@ -9781,8 +9852,8 @@
         <w:t xml:space="preserve">Ley N° 25.326: Protección de los Datos Personales (2000).</w:t>
       </w:r>
     </w:p>
-    <w:bookmarkEnd w:id="88"/>
-    <w:bookmarkStart w:id="89" w:name="ref-longo2006"/>
+    <w:bookmarkEnd w:id="91"/>
+    <w:bookmarkStart w:id="92" w:name="ref-longo2006"/>
     <w:p>
       <w:pPr>
         <w:pStyle w:val="Bibliography"/>
@@ -9807,8 +9878,8 @@
         <w:t xml:space="preserve">. Paidós.</w:t>
       </w:r>
     </w:p>
-    <w:bookmarkEnd w:id="89"/>
-    <w:bookmarkStart w:id="90" w:name="ref-marquina2012"/>
+    <w:bookmarkEnd w:id="92"/>
+    <w:bookmarkStart w:id="93" w:name="ref-marquina2012"/>
     <w:p>
       <w:pPr>
         <w:pStyle w:val="Bibliography"/>
@@ -9846,8 +9917,8 @@
         <w:t xml:space="preserve">(15), 35-48.</w:t>
       </w:r>
     </w:p>
-    <w:bookmarkEnd w:id="90"/>
-    <w:bookmarkStart w:id="91" w:name="ref-matus1993"/>
+    <w:bookmarkEnd w:id="93"/>
+    <w:bookmarkStart w:id="94" w:name="ref-matus1993"/>
     <w:p>
       <w:pPr>
         <w:pStyle w:val="Bibliography"/>
@@ -9872,8 +9943,8 @@
         <w:t xml:space="preserve">. Fundación ALTIDIR.</w:t>
       </w:r>
     </w:p>
-    <w:bookmarkEnd w:id="91"/>
-    <w:bookmarkStart w:id="93" w:name="ref-obando2014"/>
+    <w:bookmarkEnd w:id="94"/>
+    <w:bookmarkStart w:id="96" w:name="ref-obando2014"/>
     <w:p>
       <w:pPr>
         <w:pStyle w:val="Bibliography"/>
@@ -9913,7 +9984,7 @@
       <w:r>
         <w:t xml:space="preserve"> </w:t>
       </w:r>
-      <w:hyperlink r:id="rId92">
+      <w:hyperlink r:id="rId95">
         <w:r>
           <w:rPr>
             <w:rStyle w:val="Hyperlink"/>
@@ -9922,8 +9993,8 @@
         </w:r>
       </w:hyperlink>
     </w:p>
-    <w:bookmarkEnd w:id="93"/>
-    <w:bookmarkStart w:id="94" w:name="ref-oszlak2020"/>
+    <w:bookmarkEnd w:id="96"/>
+    <w:bookmarkStart w:id="97" w:name="ref-oszlak2020"/>
     <w:p>
       <w:pPr>
         <w:pStyle w:val="Bibliography"/>
@@ -9948,8 +10019,8 @@
         <w:t xml:space="preserve">. Instituto Nacional de la Administración Pública.</w:t>
       </w:r>
     </w:p>
-    <w:bookmarkEnd w:id="94"/>
-    <w:bookmarkStart w:id="95" w:name="ref-perez2021"/>
+    <w:bookmarkEnd w:id="97"/>
+    <w:bookmarkStart w:id="98" w:name="ref-perez2021"/>
     <w:p>
       <w:pPr>
         <w:pStyle w:val="Bibliography"/>
@@ -9987,8 +10058,8 @@
         <w:t xml:space="preserve">(26), 45-58.</w:t>
       </w:r>
     </w:p>
-    <w:bookmarkEnd w:id="95"/>
-    <w:bookmarkStart w:id="97" w:name="ref-reyes2020"/>
+    <w:bookmarkEnd w:id="98"/>
+    <w:bookmarkStart w:id="100" w:name="ref-reyes2020"/>
     <w:p>
       <w:pPr>
         <w:pStyle w:val="Bibliography"/>
@@ -10028,7 +10099,7 @@
       <w:r>
         <w:t xml:space="preserve"> </w:t>
       </w:r>
-      <w:hyperlink r:id="rId96">
+      <w:hyperlink r:id="rId99">
         <w:r>
           <w:rPr>
             <w:rStyle w:val="Hyperlink"/>
@@ -10037,8 +10108,8 @@
         </w:r>
       </w:hyperlink>
     </w:p>
-    <w:bookmarkEnd w:id="97"/>
-    <w:bookmarkStart w:id="98" w:name="ref-sautu2005"/>
+    <w:bookmarkEnd w:id="100"/>
+    <w:bookmarkStart w:id="101" w:name="ref-sautu2005"/>
     <w:p>
       <w:pPr>
         <w:pStyle w:val="Bibliography"/>
@@ -10063,8 +10134,8 @@
         <w:t xml:space="preserve">. Lumiere.</w:t>
       </w:r>
     </w:p>
-    <w:bookmarkEnd w:id="98"/>
-    <w:bookmarkStart w:id="100" w:name="ref-sifuentes2016"/>
+    <w:bookmarkEnd w:id="101"/>
+    <w:bookmarkStart w:id="103" w:name="ref-sifuentes2016"/>
     <w:p>
       <w:pPr>
         <w:pStyle w:val="Bibliography"/>
@@ -10104,7 +10175,7 @@
       <w:r>
         <w:t xml:space="preserve"> </w:t>
       </w:r>
-      <w:hyperlink r:id="rId99">
+      <w:hyperlink r:id="rId102">
         <w:r>
           <w:rPr>
             <w:rStyle w:val="Hyperlink"/>
@@ -10113,8 +10184,8 @@
         </w:r>
       </w:hyperlink>
     </w:p>
-    <w:bookmarkEnd w:id="100"/>
-    <w:bookmarkStart w:id="102" w:name="ref-torraco2016"/>
+    <w:bookmarkEnd w:id="103"/>
+    <w:bookmarkStart w:id="105" w:name="ref-torraco2016"/>
     <w:p>
       <w:pPr>
         <w:pStyle w:val="Bibliography"/>
@@ -10154,7 +10225,7 @@
       <w:r>
         <w:t xml:space="preserve"> </w:t>
       </w:r>
-      <w:hyperlink r:id="rId101">
+      <w:hyperlink r:id="rId104">
         <w:r>
           <w:rPr>
             <w:rStyle w:val="Hyperlink"/>
@@ -10163,8 +10234,8 @@
         </w:r>
       </w:hyperlink>
     </w:p>
-    <w:bookmarkEnd w:id="102"/>
-    <w:bookmarkStart w:id="104" w:name="ref-unco1997"/>
+    <w:bookmarkEnd w:id="105"/>
+    <w:bookmarkStart w:id="107" w:name="ref-unco1997"/>
     <w:p>
       <w:pPr>
         <w:pStyle w:val="Bibliography"/>
@@ -10191,7 +10262,7 @@
       <w:r>
         <w:t xml:space="preserve"> </w:t>
       </w:r>
-      <w:hyperlink r:id="rId103">
+      <w:hyperlink r:id="rId106">
         <w:r>
           <w:rPr>
             <w:rStyle w:val="Hyperlink"/>
@@ -10200,8 +10271,8 @@
         </w:r>
       </w:hyperlink>
     </w:p>
-    <w:bookmarkEnd w:id="104"/>
-    <w:bookmarkStart w:id="106" w:name="ref-unco2025"/>
+    <w:bookmarkEnd w:id="107"/>
+    <w:bookmarkStart w:id="109" w:name="ref-unco2025"/>
     <w:p>
       <w:pPr>
         <w:pStyle w:val="Bibliography"/>
@@ -10228,7 +10299,7 @@
       <w:r>
         <w:t xml:space="preserve"> </w:t>
       </w:r>
-      <w:hyperlink r:id="rId105">
+      <w:hyperlink r:id="rId108">
         <w:r>
           <w:rPr>
             <w:rStyle w:val="Hyperlink"/>
@@ -10237,8 +10308,8 @@
         </w:r>
       </w:hyperlink>
     </w:p>
-    <w:bookmarkEnd w:id="106"/>
-    <w:bookmarkStart w:id="107" w:name="ref-wainerman2011"/>
+    <w:bookmarkEnd w:id="109"/>
+    <w:bookmarkStart w:id="110" w:name="ref-wainerman2011"/>
     <w:p>
       <w:pPr>
         <w:pStyle w:val="Bibliography"/>
@@ -10266,15 +10337,15 @@
         <w:t xml:space="preserve">(4.ª ed.). Manantial.</w:t>
       </w:r>
     </w:p>
-    <w:bookmarkEnd w:id="107"/>
-    <w:bookmarkEnd w:id="108"/>
+    <w:bookmarkEnd w:id="110"/>
+    <w:bookmarkEnd w:id="111"/>
     <w:p>
       <w:r>
         <w:br w:type="page"/>
       </w:r>
     </w:p>
-    <w:bookmarkEnd w:id="109"/>
-    <w:bookmarkStart w:id="117" w:name="anexos-metodológicos"/>
+    <w:bookmarkEnd w:id="112"/>
+    <w:bookmarkStart w:id="120" w:name="anexos-metodológicos"/>
     <w:p>
       <w:pPr>
         <w:pStyle w:val="Heading1"/>
@@ -10292,7 +10363,7 @@
         <w:t xml:space="preserve">Anexos Metodológicos</w:t>
       </w:r>
     </w:p>
-    <w:bookmarkStart w:id="113" w:name="X8a4bd6135b680293145e26a5b92e72f8957a555"/>
+    <w:bookmarkStart w:id="116" w:name="X8a4bd6135b680293145e26a5b92e72f8957a555"/>
     <w:p>
       <w:pPr>
         <w:pStyle w:val="Heading3"/>
@@ -10373,7 +10444,7 @@
         <w:t xml:space="preserve">Relevar opiniones, percepciones y juicios críticos sobre los mecanismos actuales de evaluación docente y las condiciones de factibilidad para un circuito formativo 360° adaptado a la singularidad institucional.</w:t>
       </w:r>
     </w:p>
-    <w:bookmarkStart w:id="110" w:name="X3d0159f788aeb954922d9917573028760542890"/>
+    <w:bookmarkStart w:id="113" w:name="X3d0159f788aeb954922d9917573028760542890"/>
     <w:p>
       <w:pPr>
         <w:pStyle w:val="Heading4"/>
@@ -10560,8 +10631,8 @@
         <w:t xml:space="preserve">¿De qué forma deberían vincularse los resultados con el Programa Anual de Capacitación Docente (Art. 76 del Estatuto UNCo)?</w:t>
       </w:r>
     </w:p>
-    <w:bookmarkEnd w:id="110"/>
-    <w:bookmarkStart w:id="111" w:name="X0f5478bf378498a567f3b1fa4c8b45406ac87b1"/>
+    <w:bookmarkEnd w:id="113"/>
+    <w:bookmarkStart w:id="114" w:name="X0f5478bf378498a567f3b1fa4c8b45406ac87b1"/>
     <w:p>
       <w:pPr>
         <w:pStyle w:val="Heading4"/>
@@ -10623,8 +10694,8 @@
         <w:t xml:space="preserve">¿Qué mecanismos de veeduría y gobernanza gremial deberían incorporarse en la administración y custodia técnica de los formularios para otorgar plena certeza de que los datos diagnósticos no serán transferidos a legajos ni utilizados por jurados de permanencia o acreditación?</w:t>
       </w:r>
     </w:p>
-    <w:bookmarkEnd w:id="111"/>
-    <w:bookmarkStart w:id="112" w:name="Xd8dec2b8a7f90a67e87e467aa5930d6b0d4f51b"/>
+    <w:bookmarkEnd w:id="114"/>
+    <w:bookmarkStart w:id="115" w:name="Xd8dec2b8a7f90a67e87e467aa5930d6b0d4f51b"/>
     <w:p>
       <w:pPr>
         <w:pStyle w:val="Heading4"/>
@@ -10691,9 +10762,9 @@
         <w:br w:type="page"/>
       </w:r>
     </w:p>
-    <w:bookmarkEnd w:id="112"/>
-    <w:bookmarkEnd w:id="113"/>
-    <w:bookmarkStart w:id="114" w:name="Xed927c32308fb922173a9e4e6308883f42ff086"/>
+    <w:bookmarkEnd w:id="115"/>
+    <w:bookmarkEnd w:id="116"/>
+    <w:bookmarkStart w:id="117" w:name="Xed927c32308fb922173a9e4e6308883f42ff086"/>
     <w:p>
       <w:pPr>
         <w:pStyle w:val="Heading3"/>
@@ -12310,8 +12381,8 @@
         <w:br w:type="page"/>
       </w:r>
     </w:p>
-    <w:bookmarkEnd w:id="114"/>
-    <w:bookmarkStart w:id="115" w:name="X2fe5c967a6121280ba4c78ad136dc18f1f34381"/>
+    <w:bookmarkEnd w:id="117"/>
+    <w:bookmarkStart w:id="118" w:name="X2fe5c967a6121280ba4c78ad136dc18f1f34381"/>
     <w:p>
       <w:pPr>
         <w:pStyle w:val="Heading3"/>
@@ -12592,8 +12663,8 @@
         <w:br w:type="page"/>
       </w:r>
     </w:p>
-    <w:bookmarkEnd w:id="115"/>
-    <w:bookmarkStart w:id="116" w:name="Xdd43486170bd3838ba53edb989ff446467f8d87"/>
+    <w:bookmarkEnd w:id="118"/>
+    <w:bookmarkStart w:id="119" w:name="Xdd43486170bd3838ba53edb989ff446467f8d87"/>
     <w:p>
       <w:pPr>
         <w:pStyle w:val="Heading3"/>
@@ -12969,8 +13040,8 @@
         </w:tc>
       </w:tr>
     </w:tbl>
-    <w:bookmarkEnd w:id="116"/>
-    <w:bookmarkEnd w:id="117"/>
+    <w:bookmarkEnd w:id="119"/>
+    <w:bookmarkEnd w:id="120"/>
     <w:sectPr>
       <w:footerReference w:type="default" r:id="rId11"/>
       <w:footnotePr>

--- a/Entregas/Actividad 4/TP4_Ayarachi_Fuentes.docx
+++ b/Entregas/Actividad 4/TP4_Ayarachi_Fuentes.docx
@@ -2191,9 +2191,9 @@
       <w:r>
         <w:drawing>
           <wp:inline>
-            <wp:extent cx="4907280" cy="3336844"/>
+            <wp:extent cx="4907280" cy="3154680"/>
             <wp:effectExtent b="0" l="0" r="0" t="0"/>
-            <wp:docPr descr="Red Territorial de Nodos Universitarios del CURZAS-UNCo (Resolución CD-CURZA N° 196/2022)." title="" id="18" name="Picture"/>
+            <wp:docPr descr="Red Territorial de Nodos Universitarios del CURZAS-UNCo (Resolución CD-CURZA N° 196/2022). Elaboración propia." title="" id="18" name="Picture"/>
             <a:graphic>
               <a:graphicData uri="http://schemas.openxmlformats.org/drawingml/2006/picture">
                 <pic:pic>
@@ -2221,7 +2221,7 @@
                   <pic:spPr bwMode="auto">
                     <a:xfrm>
                       <a:off x="0" y="0"/>
-                      <a:ext cx="4907280" cy="3336844"/>
+                      <a:ext cx="4907280" cy="3154680"/>
                     </a:xfrm>
                     <a:prstGeom prst="rect">
                       <a:avLst/>
@@ -2249,7 +2249,7 @@
           <w:i/>
           <w:iCs/>
         </w:rPr>
-        <w:t xml:space="preserve">Red Territorial de Nodos Universitarios del CURZAS-UNCo (Resolución CD-CURZA N° 196/2022).</w:t>
+        <w:t xml:space="preserve">Red Territorial de Nodos Universitarios del CURZAS-UNCo (Resolución CD-CURZA N° 196/2022). Elaboración propia.</w:t>
       </w:r>
     </w:p>
     <w:p>
